--- a/2do-semestre/almacenamiento/tareas/Actividades/Hive/Actividad 5/Actividad_Hive_Tarea5_CarlosPulidoRosas.docx
+++ b/2do-semestre/almacenamiento/tareas/Actividades/Hive/Actividad 5/Actividad_Hive_Tarea5_CarlosPulidoRosas.docx
@@ -127,7 +127,14 @@
                 <w:color w:val="1A237E"/>
                 <w:lang w:val="es-MX"/>
               </w:rPr>
-              <w:t>Materia: [NOMBRE DE LA MATERIA]</w:t>
+              <w:t xml:space="preserve">Materia: </w:t>
+            </w:r>
+            <w:r>
+              <w:rPr>
+                <w:color w:val="1A237E"/>
+                <w:lang w:val="es-MX"/>
+              </w:rPr>
+              <w:t>Almacenamiento de Grandes Bases de Datos</w:t>
             </w:r>
           </w:p>
         </w:tc>
@@ -160,12 +167,32 @@
       </w:pPr>
       <w:r>
         <w:rPr>
-          <w:rFonts w:ascii="Calibri" w:hAnsi="Calibri"/>
           <w:b/>
           <w:color w:val="1F497D"/>
           <w:sz w:val="28"/>
+          <w:lang w:val="es-MX"/>
         </w:rPr>
-        <w:t>Optimización en Hive: Particionado por Mes de Archivos IMSS 2025</w:t>
+        <w:t xml:space="preserve">Optimización en </w:t>
+      </w:r>
+      <w:proofErr w:type="spellStart"/>
+      <w:r>
+        <w:rPr>
+          <w:b/>
+          <w:color w:val="1F497D"/>
+          <w:sz w:val="28"/>
+          <w:lang w:val="es-MX"/>
+        </w:rPr>
+        <w:t>Hive</w:t>
+      </w:r>
+      <w:proofErr w:type="spellEnd"/>
+      <w:r>
+        <w:rPr>
+          <w:b/>
+          <w:color w:val="1F497D"/>
+          <w:sz w:val="28"/>
+          <w:lang w:val="es-MX"/>
+        </w:rPr>
+        <w:t>: Particionado por Mes de Archivos IMSS 2025</w:t>
       </w:r>
     </w:p>
     <w:p>
@@ -436,30 +463,46 @@
           <w:p>
             <w:pPr>
               <w:spacing w:before="40" w:after="40"/>
-              <w:rPr>
-                <w:lang w:val="es-MX"/>
-              </w:rPr>
             </w:pPr>
+            <w:proofErr w:type="spellStart"/>
             <w:r>
               <w:rPr>
                 <w:color w:val="1A237E"/>
-                <w:lang w:val="es-MX"/>
-              </w:rPr>
-              <w:t>Homelab (ThinkPad T14 Gen 4) — Docker Compose</w:t>
+              </w:rPr>
+              <w:t>Homelab</w:t>
+            </w:r>
+            <w:proofErr w:type="spellEnd"/>
+            <w:r>
+              <w:rPr>
+                <w:color w:val="1A237E"/>
+              </w:rPr>
+              <w:t xml:space="preserve"> (ThinkPad T14 Gen </w:t>
+            </w:r>
+            <w:proofErr w:type="gramStart"/>
+            <w:r>
+              <w:rPr>
+                <w:color w:val="1A237E"/>
+              </w:rPr>
+              <w:t>4) —</w:t>
+            </w:r>
+            <w:proofErr w:type="gramEnd"/>
+            <w:r>
+              <w:rPr>
+                <w:color w:val="1A237E"/>
+              </w:rPr>
+              <w:t xml:space="preserve"> Docker </w:t>
             </w:r>
             <w:proofErr w:type="spellStart"/>
             <w:r>
               <w:rPr>
                 <w:color w:val="1A237E"/>
-                <w:lang w:val="es-MX"/>
-              </w:rPr>
-              <w:t>homelab</w:t>
+              </w:rPr>
+              <w:t>Composehomelab</w:t>
             </w:r>
             <w:proofErr w:type="spellEnd"/>
             <w:r>
               <w:rPr>
                 <w:color w:val="1A237E"/>
-                <w:lang w:val="es-MX"/>
               </w:rPr>
               <w:t>, Docker, etc.]</w:t>
             </w:r>
@@ -527,115 +570,267 @@
     <w:p>
       <w:pPr>
         <w:spacing w:before="240" w:after="0"/>
-        <w:jc w:val="left"/>
+        <w:rPr>
+          <w:lang w:val="es-MX"/>
+        </w:rPr>
       </w:pPr>
     </w:p>
     <w:p>
       <w:pPr>
-        <w:spacing w:before="240" w:after="80"/>
-        <w:jc w:val="left"/>
+        <w:spacing w:before="240"/>
+        <w:rPr>
+          <w:lang w:val="es-MX"/>
+        </w:rPr>
       </w:pPr>
       <w:r>
         <w:rPr>
-          <w:rFonts w:ascii="Calibri" w:hAnsi="Calibri"/>
           <w:b/>
-          <w:i w:val="0"/>
           <w:color w:val="1F497D"/>
           <w:sz w:val="26"/>
+          <w:lang w:val="es-MX"/>
         </w:rPr>
         <w:t>1. Introducción</w:t>
       </w:r>
     </w:p>
     <w:p>
       <w:pPr>
-        <w:spacing w:before="0" w:after="80"/>
-        <w:jc w:val="left"/>
+        <w:rPr>
+          <w:lang w:val="es-MX"/>
+        </w:rPr>
       </w:pPr>
       <w:r>
         <w:rPr>
-          <w:rFonts w:ascii="Calibri" w:hAnsi="Calibri"/>
-          <w:b w:val="0"/>
-          <w:i w:val="0"/>
           <w:sz w:val="20"/>
+          <w:lang w:val="es-MX"/>
         </w:rPr>
-        <w:t>El particionado es una de las principales técnicas de optimización en Apache Hive. Consiste en organizar los datos en subdirectorios dentro de HDFS según el valor de una o más columnas, de forma que una consulta que filtre por esa columna solo lea los bloques del subdirectorio correspondiente, sin escanear el dataset completo. Esto reduce drásticamente la cantidad de datos procesados (partition pruning) y mejora los tiempos de respuesta en tablas de gran tamaño.</w:t>
+        <w:t xml:space="preserve">El particionado es una de las principales técnicas de optimización en Apache </w:t>
+      </w:r>
+      <w:proofErr w:type="spellStart"/>
+      <w:r>
+        <w:rPr>
+          <w:sz w:val="20"/>
+          <w:lang w:val="es-MX"/>
+        </w:rPr>
+        <w:t>Hive</w:t>
+      </w:r>
+      <w:proofErr w:type="spellEnd"/>
+      <w:r>
+        <w:rPr>
+          <w:sz w:val="20"/>
+          <w:lang w:val="es-MX"/>
+        </w:rPr>
+        <w:t xml:space="preserve">. Consiste en organizar los datos en subdirectorios dentro de HDFS según el valor de una o más columnas, de forma que una consulta que filtre por esa columna solo lea los bloques del subdirectorio correspondiente, sin escanear el </w:t>
+      </w:r>
+      <w:proofErr w:type="spellStart"/>
+      <w:r>
+        <w:rPr>
+          <w:sz w:val="20"/>
+          <w:lang w:val="es-MX"/>
+        </w:rPr>
+        <w:t>dataset</w:t>
+      </w:r>
+      <w:proofErr w:type="spellEnd"/>
+      <w:r>
+        <w:rPr>
+          <w:sz w:val="20"/>
+          <w:lang w:val="es-MX"/>
+        </w:rPr>
+        <w:t xml:space="preserve"> completo. Esto reduce drásticamente la cantidad de datos procesados (</w:t>
+      </w:r>
+      <w:proofErr w:type="spellStart"/>
+      <w:r>
+        <w:rPr>
+          <w:sz w:val="20"/>
+          <w:lang w:val="es-MX"/>
+        </w:rPr>
+        <w:t>partition</w:t>
+      </w:r>
+      <w:proofErr w:type="spellEnd"/>
+      <w:r>
+        <w:rPr>
+          <w:sz w:val="20"/>
+          <w:lang w:val="es-MX"/>
+        </w:rPr>
+        <w:t xml:space="preserve"> </w:t>
+      </w:r>
+      <w:proofErr w:type="spellStart"/>
+      <w:r>
+        <w:rPr>
+          <w:sz w:val="20"/>
+          <w:lang w:val="es-MX"/>
+        </w:rPr>
+        <w:t>pruning</w:t>
+      </w:r>
+      <w:proofErr w:type="spellEnd"/>
+      <w:r>
+        <w:rPr>
+          <w:sz w:val="20"/>
+          <w:lang w:val="es-MX"/>
+        </w:rPr>
+        <w:t>) y mejora los tiempos de respuesta en tablas de gran tamaño.</w:t>
       </w:r>
     </w:p>
     <w:p>
       <w:pPr>
-        <w:spacing w:before="0" w:after="80"/>
-        <w:jc w:val="left"/>
+        <w:rPr>
+          <w:lang w:val="es-MX"/>
+        </w:rPr>
       </w:pPr>
       <w:r>
         <w:rPr>
-          <w:rFonts w:ascii="Calibri" w:hAnsi="Calibri"/>
-          <w:b w:val="0"/>
-          <w:i w:val="0"/>
           <w:sz w:val="20"/>
+          <w:lang w:val="es-MX"/>
         </w:rPr>
-        <w:t>En esta actividad se reorganiza la estructura de los archivos de asegurados IMSS del primer semestre de 2025 en HDFS, pasando de seis archivos planos en un mismo directorio a una estructura particionada por mes. Posteriormente, se reconstruye la tabla externa empleo en Hive como tabla particionada y se ejecuta una consulta de prueba sobre la partición de marzo para verificar el funcionamiento correcto del esquema de particionado.</w:t>
+        <w:t xml:space="preserve">En esta actividad se reorganiza la estructura de los archivos de asegurados IMSS del primer semestre de 2025 en HDFS, pasando de seis archivos planos en un mismo directorio a una estructura particionada por mes. Posteriormente, se reconstruye la tabla externa empleo en </w:t>
+      </w:r>
+      <w:proofErr w:type="spellStart"/>
+      <w:r>
+        <w:rPr>
+          <w:sz w:val="20"/>
+          <w:lang w:val="es-MX"/>
+        </w:rPr>
+        <w:t>Hive</w:t>
+      </w:r>
+      <w:proofErr w:type="spellEnd"/>
+      <w:r>
+        <w:rPr>
+          <w:sz w:val="20"/>
+          <w:lang w:val="es-MX"/>
+        </w:rPr>
+        <w:t xml:space="preserve"> como tabla particionada y se ejecuta una consulta de prueba sobre la partición de marzo para verificar el funcionamiento correcto del esquema de particionado.</w:t>
       </w:r>
     </w:p>
     <w:p>
       <w:pPr>
-        <w:spacing w:before="240" w:after="80"/>
-        <w:jc w:val="left"/>
+        <w:spacing w:before="240"/>
+        <w:rPr>
+          <w:lang w:val="es-MX"/>
+        </w:rPr>
       </w:pPr>
       <w:r>
         <w:rPr>
-          <w:rFonts w:ascii="Calibri" w:hAnsi="Calibri"/>
           <w:b/>
-          <w:i w:val="0"/>
           <w:color w:val="1F497D"/>
           <w:sz w:val="26"/>
+          <w:lang w:val="es-MX"/>
         </w:rPr>
         <w:t>2. Desarrollo</w:t>
       </w:r>
     </w:p>
     <w:p>
       <w:pPr>
-        <w:spacing w:before="160" w:after="80"/>
-        <w:jc w:val="left"/>
+        <w:spacing w:before="160"/>
+        <w:rPr>
+          <w:lang w:val="es-MX"/>
+        </w:rPr>
       </w:pPr>
+      <w:proofErr w:type="gramStart"/>
       <w:r>
         <w:rPr>
-          <w:rFonts w:ascii="Calibri" w:hAnsi="Calibri"/>
           <w:b/>
-          <w:i w:val="0"/>
           <w:color w:val="1F497D"/>
-          <w:sz w:val="22"/>
+          <w:lang w:val="es-MX"/>
         </w:rPr>
-        <w:t>2.1  Estructura inicial en HDFS</w:t>
+        <w:t>2.1  Estructura</w:t>
+      </w:r>
+      <w:proofErr w:type="gramEnd"/>
+      <w:r>
+        <w:rPr>
+          <w:b/>
+          <w:color w:val="1F497D"/>
+          <w:lang w:val="es-MX"/>
+        </w:rPr>
+        <w:t xml:space="preserve"> inicial en HDFS</w:t>
       </w:r>
     </w:p>
     <w:p>
-      <w:pPr>
-        <w:spacing w:before="0" w:after="80"/>
-        <w:jc w:val="left"/>
-      </w:pPr>
       <w:r>
         <w:rPr>
-          <w:rFonts w:ascii="Calibri" w:hAnsi="Calibri"/>
-          <w:b w:val="0"/>
-          <w:i w:val="0"/>
+          <w:sz w:val="20"/>
+          <w:lang w:val="es-MX"/>
+        </w:rPr>
+        <w:t>Antes de la reorganización, los seis archivos mensuales se encontraban en el directorio /</w:t>
+      </w:r>
+      <w:proofErr w:type="spellStart"/>
+      <w:r>
+        <w:rPr>
+          <w:sz w:val="20"/>
+          <w:lang w:val="es-MX"/>
+        </w:rPr>
+        <w:t>user</w:t>
+      </w:r>
+      <w:proofErr w:type="spellEnd"/>
+      <w:r>
+        <w:rPr>
+          <w:sz w:val="20"/>
+          <w:lang w:val="es-MX"/>
+        </w:rPr>
+        <w:t>/</w:t>
+      </w:r>
+      <w:proofErr w:type="spellStart"/>
+      <w:r>
+        <w:rPr>
+          <w:sz w:val="20"/>
+          <w:lang w:val="es-MX"/>
+        </w:rPr>
+        <w:t>oem</w:t>
+      </w:r>
+      <w:proofErr w:type="spellEnd"/>
+      <w:r>
+        <w:rPr>
+          <w:sz w:val="20"/>
+          <w:lang w:val="es-MX"/>
+        </w:rPr>
+        <w:t xml:space="preserve">/empleo/ sin subdivisión alguna. </w:t>
+      </w:r>
+      <w:r>
+        <w:rPr>
           <w:sz w:val="20"/>
         </w:rPr>
-        <w:t>Antes de la reorganización, los seis archivos mensuales se encontraban en el directorio /user/oem/empleo/ sin subdivisión alguna. La estructura inicial era:</w:t>
+        <w:t xml:space="preserve">La </w:t>
+      </w:r>
+      <w:proofErr w:type="spellStart"/>
+      <w:r>
+        <w:rPr>
+          <w:sz w:val="20"/>
+        </w:rPr>
+        <w:t>estructura</w:t>
+      </w:r>
+      <w:proofErr w:type="spellEnd"/>
+      <w:r>
+        <w:rPr>
+          <w:sz w:val="20"/>
+        </w:rPr>
+        <w:t xml:space="preserve"> </w:t>
+      </w:r>
+      <w:proofErr w:type="spellStart"/>
+      <w:r>
+        <w:rPr>
+          <w:sz w:val="20"/>
+        </w:rPr>
+        <w:t>inicial</w:t>
+      </w:r>
+      <w:proofErr w:type="spellEnd"/>
+      <w:r>
+        <w:rPr>
+          <w:sz w:val="20"/>
+        </w:rPr>
+        <w:t xml:space="preserve"> era:</w:t>
       </w:r>
     </w:p>
     <w:tbl>
       <w:tblPr>
         <w:tblStyle w:val="TableGrid"/>
-        <w:tblW w:type="auto" w:w="0"/>
-        <w:tblLook w:firstColumn="1" w:firstRow="1" w:lastColumn="0" w:lastRow="0" w:noHBand="0" w:noVBand="1" w:val="04A0"/>
+        <w:tblW w:w="0" w:type="auto"/>
+        <w:tblLook w:val="04A0" w:firstRow="1" w:lastRow="0" w:firstColumn="1" w:lastColumn="0" w:noHBand="0" w:noVBand="1"/>
       </w:tblPr>
       <w:tblGrid>
-        <w:gridCol w:w="10080"/>
+        <w:gridCol w:w="10070"/>
       </w:tblGrid>
       <w:tr>
         <w:tc>
           <w:tcPr>
-            <w:tcW w:type="dxa" w:w="10080"/>
+            <w:tcW w:w="10080" w:type="dxa"/>
             <w:shd w:val="clear" w:color="auto" w:fill="E8E8E8"/>
           </w:tcPr>
           <w:p>
@@ -649,18 +844,67 @@
                 <w:sz w:val="16"/>
               </w:rPr>
               <w:t>$ docker exec hadoop-namenode hdfs dfs -ls /user/oem/empleo/</w:t>
+            </w:r>
+            <w:r>
+              <w:rPr>
+                <w:rFonts w:ascii="Courier New" w:hAnsi="Courier New"/>
+                <w:color w:val="000000"/>
+                <w:sz w:val="16"/>
+              </w:rPr>
               <w:br/>
               <w:t>Found 6 items</w:t>
+            </w:r>
+            <w:r>
+              <w:rPr>
+                <w:rFonts w:ascii="Courier New" w:hAnsi="Courier New"/>
+                <w:color w:val="000000"/>
+                <w:sz w:val="16"/>
+              </w:rPr>
               <w:br/>
               <w:t>-rw-r--r--  3 root supergroup  385793272  /user/oem/empleo/asg-2025-01-31.csv</w:t>
+            </w:r>
+            <w:r>
+              <w:rPr>
+                <w:rFonts w:ascii="Courier New" w:hAnsi="Courier New"/>
+                <w:color w:val="000000"/>
+                <w:sz w:val="16"/>
+              </w:rPr>
               <w:br/>
               <w:t>-rw-r--r--  3 root supergroup  382721784  /user/oem/empleo/asg-2025-02-28.csv</w:t>
+            </w:r>
+            <w:r>
+              <w:rPr>
+                <w:rFonts w:ascii="Courier New" w:hAnsi="Courier New"/>
+                <w:color w:val="000000"/>
+                <w:sz w:val="16"/>
+              </w:rPr>
               <w:br/>
               <w:t>-rw-r--r--  3 root supergroup  382210436  /user/oem/empleo/asg-2025-03-31.csv</w:t>
+            </w:r>
+            <w:r>
+              <w:rPr>
+                <w:rFonts w:ascii="Courier New" w:hAnsi="Courier New"/>
+                <w:color w:val="000000"/>
+                <w:sz w:val="16"/>
+              </w:rPr>
               <w:br/>
               <w:t>-rw-r--r--  3 root supergroup  378943970  /user/oem/empleo/asg-2025-04-30.csv</w:t>
+            </w:r>
+            <w:r>
+              <w:rPr>
+                <w:rFonts w:ascii="Courier New" w:hAnsi="Courier New"/>
+                <w:color w:val="000000"/>
+                <w:sz w:val="16"/>
+              </w:rPr>
               <w:br/>
               <w:t>-rw-r--r--  3 root supergroup  383776233  /user/oem/empleo/asg-2025-05-31.csv</w:t>
+            </w:r>
+            <w:r>
+              <w:rPr>
+                <w:rFonts w:ascii="Courier New" w:hAnsi="Courier New"/>
+                <w:color w:val="000000"/>
+                <w:sz w:val="16"/>
+              </w:rPr>
               <w:br/>
               <w:t>-rw-r--r--  3 root supergroup  383951720  /user/oem/empleo/asg-2025-06-30.csv</w:t>
             </w:r>
@@ -676,63 +920,3373 @@
     <w:p>
       <w:pPr>
         <w:spacing w:before="40" w:after="160"/>
-        <w:jc w:val="left"/>
+        <w:rPr>
+          <w:i/>
+          <w:color w:val="404040"/>
+          <w:sz w:val="18"/>
+          <w:lang w:val="es-MX"/>
+        </w:rPr>
       </w:pPr>
       <w:r>
         <w:rPr>
-          <w:rFonts w:ascii="Calibri" w:hAnsi="Calibri"/>
-          <w:b w:val="0"/>
           <w:i/>
           <w:color w:val="404040"/>
           <w:sz w:val="18"/>
+          <w:lang w:val="es-MX"/>
         </w:rPr>
         <w:t>Listado HDFS antes del particionado — archivos planos sin estructura de directorios</w:t>
       </w:r>
     </w:p>
     <w:p>
       <w:pPr>
-        <w:spacing w:before="160" w:after="80"/>
-        <w:jc w:val="left"/>
+        <w:spacing w:before="40" w:after="160"/>
+        <w:rPr>
+          <w:lang w:val="es-MX"/>
+        </w:rPr>
+      </w:pPr>
+    </w:p>
+    <w:p>
+      <w:pPr>
+        <w:spacing w:before="160"/>
+        <w:rPr>
+          <w:lang w:val="es-MX"/>
+        </w:rPr>
       </w:pPr>
       <w:r>
         <w:rPr>
-          <w:rFonts w:ascii="Calibri" w:hAnsi="Calibri"/>
           <w:b/>
-          <w:i w:val="0"/>
           <w:color w:val="1F497D"/>
-          <w:sz w:val="22"/>
+          <w:lang w:val="es-MX"/>
         </w:rPr>
-        <w:t>2.2  Creación de directorios de partición y reorganización</w:t>
+        <w:lastRenderedPageBreak/>
+        <w:t>2.2 Creación</w:t>
+      </w:r>
+      <w:r>
+        <w:rPr>
+          <w:b/>
+          <w:color w:val="1F497D"/>
+          <w:lang w:val="es-MX"/>
+        </w:rPr>
+        <w:t xml:space="preserve"> de directorios de partición y reorganización</w:t>
       </w:r>
     </w:p>
     <w:p>
       <w:pPr>
-        <w:spacing w:before="0" w:after="80"/>
-        <w:jc w:val="left"/>
+        <w:rPr>
+          <w:lang w:val="es-MX"/>
+        </w:rPr>
       </w:pPr>
       <w:r>
         <w:rPr>
-          <w:rFonts w:ascii="Calibri" w:hAnsi="Calibri"/>
-          <w:b w:val="0"/>
-          <w:i w:val="0"/>
           <w:sz w:val="20"/>
+          <w:lang w:val="es-MX"/>
         </w:rPr>
-        <w:t>Se crearon seis subdirectorios con la convención mes=NN que Hive utiliza para reconocer automáticamente las particiones, y se movió cada archivo al directorio correspondiente a su mes:</w:t>
+        <w:t xml:space="preserve">Se crearon seis subdirectorios con la convención mes=NN que </w:t>
+      </w:r>
+      <w:proofErr w:type="spellStart"/>
+      <w:r>
+        <w:rPr>
+          <w:sz w:val="20"/>
+          <w:lang w:val="es-MX"/>
+        </w:rPr>
+        <w:t>Hive</w:t>
+      </w:r>
+      <w:proofErr w:type="spellEnd"/>
+      <w:r>
+        <w:rPr>
+          <w:sz w:val="20"/>
+          <w:lang w:val="es-MX"/>
+        </w:rPr>
+        <w:t xml:space="preserve"> utiliza para reconocer automáticamente las particiones, y se movió cada archivo al directorio correspondiente a su mes:</w:t>
       </w:r>
     </w:p>
     <w:tbl>
       <w:tblPr>
         <w:tblStyle w:val="TableGrid"/>
-        <w:tblW w:type="auto" w:w="0"/>
-        <w:tblLook w:firstColumn="1" w:firstRow="1" w:lastColumn="0" w:lastRow="0" w:noHBand="0" w:noVBand="1" w:val="04A0"/>
+        <w:tblW w:w="0" w:type="auto"/>
+        <w:tblLook w:val="04A0" w:firstRow="1" w:lastRow="0" w:firstColumn="1" w:lastColumn="0" w:noHBand="0" w:noVBand="1"/>
       </w:tblPr>
       <w:tblGrid>
-        <w:gridCol w:w="10080"/>
+        <w:gridCol w:w="10070"/>
       </w:tblGrid>
       <w:tr>
         <w:tc>
           <w:tcPr>
-            <w:tcW w:type="dxa" w:w="10080"/>
+            <w:tcW w:w="10080" w:type="dxa"/>
+            <w:shd w:val="clear" w:color="auto" w:fill="F2F2F2"/>
+          </w:tcPr>
+          <w:p>
+            <w:pPr>
+              <w:spacing w:before="40" w:after="40"/>
+              <w:rPr>
+                <w:lang w:val="es-MX"/>
+              </w:rPr>
+            </w:pPr>
+            <w:r>
+              <w:rPr>
+                <w:rFonts w:ascii="Courier New" w:hAnsi="Courier New"/>
+                <w:color w:val="000000"/>
+                <w:sz w:val="18"/>
+                <w:lang w:val="es-MX"/>
+              </w:rPr>
+              <w:t>-- Crear directorios de partición</w:t>
+            </w:r>
+            <w:r>
+              <w:rPr>
+                <w:rFonts w:ascii="Courier New" w:hAnsi="Courier New"/>
+                <w:color w:val="000000"/>
+                <w:sz w:val="18"/>
+                <w:lang w:val="es-MX"/>
+              </w:rPr>
+              <w:br/>
+            </w:r>
+            <w:proofErr w:type="spellStart"/>
+            <w:r>
+              <w:rPr>
+                <w:rFonts w:ascii="Courier New" w:hAnsi="Courier New"/>
+                <w:color w:val="000000"/>
+                <w:sz w:val="18"/>
+                <w:lang w:val="es-MX"/>
+              </w:rPr>
+              <w:t>for</w:t>
+            </w:r>
+            <w:proofErr w:type="spellEnd"/>
+            <w:r>
+              <w:rPr>
+                <w:rFonts w:ascii="Courier New" w:hAnsi="Courier New"/>
+                <w:color w:val="000000"/>
+                <w:sz w:val="18"/>
+                <w:lang w:val="es-MX"/>
+              </w:rPr>
+              <w:t xml:space="preserve"> mes in 01 02 03 04 05 06; do</w:t>
+            </w:r>
+            <w:r>
+              <w:rPr>
+                <w:rFonts w:ascii="Courier New" w:hAnsi="Courier New"/>
+                <w:color w:val="000000"/>
+                <w:sz w:val="18"/>
+                <w:lang w:val="es-MX"/>
+              </w:rPr>
+              <w:br/>
+              <w:t xml:space="preserve">  </w:t>
+            </w:r>
+            <w:proofErr w:type="spellStart"/>
+            <w:r>
+              <w:rPr>
+                <w:rFonts w:ascii="Courier New" w:hAnsi="Courier New"/>
+                <w:color w:val="000000"/>
+                <w:sz w:val="18"/>
+                <w:lang w:val="es-MX"/>
+              </w:rPr>
+              <w:t>docker</w:t>
+            </w:r>
+            <w:proofErr w:type="spellEnd"/>
+            <w:r>
+              <w:rPr>
+                <w:rFonts w:ascii="Courier New" w:hAnsi="Courier New"/>
+                <w:color w:val="000000"/>
+                <w:sz w:val="18"/>
+                <w:lang w:val="es-MX"/>
+              </w:rPr>
+              <w:t xml:space="preserve"> </w:t>
+            </w:r>
+            <w:proofErr w:type="spellStart"/>
+            <w:r>
+              <w:rPr>
+                <w:rFonts w:ascii="Courier New" w:hAnsi="Courier New"/>
+                <w:color w:val="000000"/>
+                <w:sz w:val="18"/>
+                <w:lang w:val="es-MX"/>
+              </w:rPr>
+              <w:t>exec</w:t>
+            </w:r>
+            <w:proofErr w:type="spellEnd"/>
+            <w:r>
+              <w:rPr>
+                <w:rFonts w:ascii="Courier New" w:hAnsi="Courier New"/>
+                <w:color w:val="000000"/>
+                <w:sz w:val="18"/>
+                <w:lang w:val="es-MX"/>
+              </w:rPr>
+              <w:t xml:space="preserve"> </w:t>
+            </w:r>
+            <w:proofErr w:type="spellStart"/>
+            <w:r>
+              <w:rPr>
+                <w:rFonts w:ascii="Courier New" w:hAnsi="Courier New"/>
+                <w:color w:val="000000"/>
+                <w:sz w:val="18"/>
+                <w:lang w:val="es-MX"/>
+              </w:rPr>
+              <w:t>hadoop-namenode</w:t>
+            </w:r>
+            <w:proofErr w:type="spellEnd"/>
+            <w:r>
+              <w:rPr>
+                <w:rFonts w:ascii="Courier New" w:hAnsi="Courier New"/>
+                <w:color w:val="000000"/>
+                <w:sz w:val="18"/>
+                <w:lang w:val="es-MX"/>
+              </w:rPr>
+              <w:t xml:space="preserve"> </w:t>
+            </w:r>
+            <w:proofErr w:type="spellStart"/>
+            <w:r>
+              <w:rPr>
+                <w:rFonts w:ascii="Courier New" w:hAnsi="Courier New"/>
+                <w:color w:val="000000"/>
+                <w:sz w:val="18"/>
+                <w:lang w:val="es-MX"/>
+              </w:rPr>
+              <w:t>hdfs</w:t>
+            </w:r>
+            <w:proofErr w:type="spellEnd"/>
+            <w:r>
+              <w:rPr>
+                <w:rFonts w:ascii="Courier New" w:hAnsi="Courier New"/>
+                <w:color w:val="000000"/>
+                <w:sz w:val="18"/>
+                <w:lang w:val="es-MX"/>
+              </w:rPr>
+              <w:t xml:space="preserve"> </w:t>
+            </w:r>
+            <w:proofErr w:type="spellStart"/>
+            <w:r>
+              <w:rPr>
+                <w:rFonts w:ascii="Courier New" w:hAnsi="Courier New"/>
+                <w:color w:val="000000"/>
+                <w:sz w:val="18"/>
+                <w:lang w:val="es-MX"/>
+              </w:rPr>
+              <w:t>dfs</w:t>
+            </w:r>
+            <w:proofErr w:type="spellEnd"/>
+            <w:r>
+              <w:rPr>
+                <w:rFonts w:ascii="Courier New" w:hAnsi="Courier New"/>
+                <w:color w:val="000000"/>
+                <w:sz w:val="18"/>
+                <w:lang w:val="es-MX"/>
+              </w:rPr>
+              <w:t xml:space="preserve"> -</w:t>
+            </w:r>
+            <w:proofErr w:type="spellStart"/>
+            <w:r>
+              <w:rPr>
+                <w:rFonts w:ascii="Courier New" w:hAnsi="Courier New"/>
+                <w:color w:val="000000"/>
+                <w:sz w:val="18"/>
+                <w:lang w:val="es-MX"/>
+              </w:rPr>
+              <w:t>mkdir</w:t>
+            </w:r>
+            <w:proofErr w:type="spellEnd"/>
+            <w:r>
+              <w:rPr>
+                <w:rFonts w:ascii="Courier New" w:hAnsi="Courier New"/>
+                <w:color w:val="000000"/>
+                <w:sz w:val="18"/>
+                <w:lang w:val="es-MX"/>
+              </w:rPr>
+              <w:t xml:space="preserve"> -p /</w:t>
+            </w:r>
+            <w:proofErr w:type="spellStart"/>
+            <w:r>
+              <w:rPr>
+                <w:rFonts w:ascii="Courier New" w:hAnsi="Courier New"/>
+                <w:color w:val="000000"/>
+                <w:sz w:val="18"/>
+                <w:lang w:val="es-MX"/>
+              </w:rPr>
+              <w:t>user</w:t>
+            </w:r>
+            <w:proofErr w:type="spellEnd"/>
+            <w:r>
+              <w:rPr>
+                <w:rFonts w:ascii="Courier New" w:hAnsi="Courier New"/>
+                <w:color w:val="000000"/>
+                <w:sz w:val="18"/>
+                <w:lang w:val="es-MX"/>
+              </w:rPr>
+              <w:t>/</w:t>
+            </w:r>
+            <w:proofErr w:type="spellStart"/>
+            <w:r>
+              <w:rPr>
+                <w:rFonts w:ascii="Courier New" w:hAnsi="Courier New"/>
+                <w:color w:val="000000"/>
+                <w:sz w:val="18"/>
+                <w:lang w:val="es-MX"/>
+              </w:rPr>
+              <w:t>oem</w:t>
+            </w:r>
+            <w:proofErr w:type="spellEnd"/>
+            <w:r>
+              <w:rPr>
+                <w:rFonts w:ascii="Courier New" w:hAnsi="Courier New"/>
+                <w:color w:val="000000"/>
+                <w:sz w:val="18"/>
+                <w:lang w:val="es-MX"/>
+              </w:rPr>
+              <w:t>/empleo/mes=${mes}</w:t>
+            </w:r>
+            <w:r>
+              <w:rPr>
+                <w:rFonts w:ascii="Courier New" w:hAnsi="Courier New"/>
+                <w:color w:val="000000"/>
+                <w:sz w:val="18"/>
+                <w:lang w:val="es-MX"/>
+              </w:rPr>
+              <w:br/>
+              <w:t>done</w:t>
+            </w:r>
+            <w:r>
+              <w:rPr>
+                <w:rFonts w:ascii="Courier New" w:hAnsi="Courier New"/>
+                <w:color w:val="000000"/>
+                <w:sz w:val="18"/>
+                <w:lang w:val="es-MX"/>
+              </w:rPr>
+              <w:br/>
+            </w:r>
+            <w:r>
+              <w:rPr>
+                <w:rFonts w:ascii="Courier New" w:hAnsi="Courier New"/>
+                <w:color w:val="000000"/>
+                <w:sz w:val="18"/>
+                <w:lang w:val="es-MX"/>
+              </w:rPr>
+              <w:br/>
+              <w:t>-- Mover cada archivo a su partición</w:t>
+            </w:r>
+            <w:r>
+              <w:rPr>
+                <w:rFonts w:ascii="Courier New" w:hAnsi="Courier New"/>
+                <w:color w:val="000000"/>
+                <w:sz w:val="18"/>
+                <w:lang w:val="es-MX"/>
+              </w:rPr>
+              <w:br/>
+            </w:r>
+            <w:proofErr w:type="spellStart"/>
+            <w:r>
+              <w:rPr>
+                <w:rFonts w:ascii="Courier New" w:hAnsi="Courier New"/>
+                <w:color w:val="000000"/>
+                <w:sz w:val="18"/>
+                <w:lang w:val="es-MX"/>
+              </w:rPr>
+              <w:t>docker</w:t>
+            </w:r>
+            <w:proofErr w:type="spellEnd"/>
+            <w:r>
+              <w:rPr>
+                <w:rFonts w:ascii="Courier New" w:hAnsi="Courier New"/>
+                <w:color w:val="000000"/>
+                <w:sz w:val="18"/>
+                <w:lang w:val="es-MX"/>
+              </w:rPr>
+              <w:t xml:space="preserve"> </w:t>
+            </w:r>
+            <w:proofErr w:type="spellStart"/>
+            <w:r>
+              <w:rPr>
+                <w:rFonts w:ascii="Courier New" w:hAnsi="Courier New"/>
+                <w:color w:val="000000"/>
+                <w:sz w:val="18"/>
+                <w:lang w:val="es-MX"/>
+              </w:rPr>
+              <w:t>exec</w:t>
+            </w:r>
+            <w:proofErr w:type="spellEnd"/>
+            <w:r>
+              <w:rPr>
+                <w:rFonts w:ascii="Courier New" w:hAnsi="Courier New"/>
+                <w:color w:val="000000"/>
+                <w:sz w:val="18"/>
+                <w:lang w:val="es-MX"/>
+              </w:rPr>
+              <w:t xml:space="preserve"> </w:t>
+            </w:r>
+            <w:proofErr w:type="spellStart"/>
+            <w:r>
+              <w:rPr>
+                <w:rFonts w:ascii="Courier New" w:hAnsi="Courier New"/>
+                <w:color w:val="000000"/>
+                <w:sz w:val="18"/>
+                <w:lang w:val="es-MX"/>
+              </w:rPr>
+              <w:t>hadoop-namenode</w:t>
+            </w:r>
+            <w:proofErr w:type="spellEnd"/>
+            <w:r>
+              <w:rPr>
+                <w:rFonts w:ascii="Courier New" w:hAnsi="Courier New"/>
+                <w:color w:val="000000"/>
+                <w:sz w:val="18"/>
+                <w:lang w:val="es-MX"/>
+              </w:rPr>
+              <w:t xml:space="preserve"> </w:t>
+            </w:r>
+            <w:proofErr w:type="spellStart"/>
+            <w:r>
+              <w:rPr>
+                <w:rFonts w:ascii="Courier New" w:hAnsi="Courier New"/>
+                <w:color w:val="000000"/>
+                <w:sz w:val="18"/>
+                <w:lang w:val="es-MX"/>
+              </w:rPr>
+              <w:t>hdfs</w:t>
+            </w:r>
+            <w:proofErr w:type="spellEnd"/>
+            <w:r>
+              <w:rPr>
+                <w:rFonts w:ascii="Courier New" w:hAnsi="Courier New"/>
+                <w:color w:val="000000"/>
+                <w:sz w:val="18"/>
+                <w:lang w:val="es-MX"/>
+              </w:rPr>
+              <w:t xml:space="preserve"> </w:t>
+            </w:r>
+            <w:proofErr w:type="spellStart"/>
+            <w:r>
+              <w:rPr>
+                <w:rFonts w:ascii="Courier New" w:hAnsi="Courier New"/>
+                <w:color w:val="000000"/>
+                <w:sz w:val="18"/>
+                <w:lang w:val="es-MX"/>
+              </w:rPr>
+              <w:t>dfs</w:t>
+            </w:r>
+            <w:proofErr w:type="spellEnd"/>
+            <w:r>
+              <w:rPr>
+                <w:rFonts w:ascii="Courier New" w:hAnsi="Courier New"/>
+                <w:color w:val="000000"/>
+                <w:sz w:val="18"/>
+                <w:lang w:val="es-MX"/>
+              </w:rPr>
+              <w:t xml:space="preserve"> -</w:t>
+            </w:r>
+            <w:proofErr w:type="spellStart"/>
+            <w:r>
+              <w:rPr>
+                <w:rFonts w:ascii="Courier New" w:hAnsi="Courier New"/>
+                <w:color w:val="000000"/>
+                <w:sz w:val="18"/>
+                <w:lang w:val="es-MX"/>
+              </w:rPr>
+              <w:t>mv</w:t>
+            </w:r>
+            <w:proofErr w:type="spellEnd"/>
+            <w:r>
+              <w:rPr>
+                <w:rFonts w:ascii="Courier New" w:hAnsi="Courier New"/>
+                <w:color w:val="000000"/>
+                <w:sz w:val="18"/>
+                <w:lang w:val="es-MX"/>
+              </w:rPr>
+              <w:t xml:space="preserve"> /</w:t>
+            </w:r>
+            <w:proofErr w:type="spellStart"/>
+            <w:r>
+              <w:rPr>
+                <w:rFonts w:ascii="Courier New" w:hAnsi="Courier New"/>
+                <w:color w:val="000000"/>
+                <w:sz w:val="18"/>
+                <w:lang w:val="es-MX"/>
+              </w:rPr>
+              <w:t>user</w:t>
+            </w:r>
+            <w:proofErr w:type="spellEnd"/>
+            <w:r>
+              <w:rPr>
+                <w:rFonts w:ascii="Courier New" w:hAnsi="Courier New"/>
+                <w:color w:val="000000"/>
+                <w:sz w:val="18"/>
+                <w:lang w:val="es-MX"/>
+              </w:rPr>
+              <w:t>/</w:t>
+            </w:r>
+            <w:proofErr w:type="spellStart"/>
+            <w:r>
+              <w:rPr>
+                <w:rFonts w:ascii="Courier New" w:hAnsi="Courier New"/>
+                <w:color w:val="000000"/>
+                <w:sz w:val="18"/>
+                <w:lang w:val="es-MX"/>
+              </w:rPr>
+              <w:t>oem</w:t>
+            </w:r>
+            <w:proofErr w:type="spellEnd"/>
+            <w:r>
+              <w:rPr>
+                <w:rFonts w:ascii="Courier New" w:hAnsi="Courier New"/>
+                <w:color w:val="000000"/>
+                <w:sz w:val="18"/>
+                <w:lang w:val="es-MX"/>
+              </w:rPr>
+              <w:t>/empleo/asg-2025-01-31.csv /</w:t>
+            </w:r>
+            <w:proofErr w:type="spellStart"/>
+            <w:r>
+              <w:rPr>
+                <w:rFonts w:ascii="Courier New" w:hAnsi="Courier New"/>
+                <w:color w:val="000000"/>
+                <w:sz w:val="18"/>
+                <w:lang w:val="es-MX"/>
+              </w:rPr>
+              <w:t>user</w:t>
+            </w:r>
+            <w:proofErr w:type="spellEnd"/>
+            <w:r>
+              <w:rPr>
+                <w:rFonts w:ascii="Courier New" w:hAnsi="Courier New"/>
+                <w:color w:val="000000"/>
+                <w:sz w:val="18"/>
+                <w:lang w:val="es-MX"/>
+              </w:rPr>
+              <w:t>/</w:t>
+            </w:r>
+            <w:proofErr w:type="spellStart"/>
+            <w:r>
+              <w:rPr>
+                <w:rFonts w:ascii="Courier New" w:hAnsi="Courier New"/>
+                <w:color w:val="000000"/>
+                <w:sz w:val="18"/>
+                <w:lang w:val="es-MX"/>
+              </w:rPr>
+              <w:t>oem</w:t>
+            </w:r>
+            <w:proofErr w:type="spellEnd"/>
+            <w:r>
+              <w:rPr>
+                <w:rFonts w:ascii="Courier New" w:hAnsi="Courier New"/>
+                <w:color w:val="000000"/>
+                <w:sz w:val="18"/>
+                <w:lang w:val="es-MX"/>
+              </w:rPr>
+              <w:t>/empleo/mes=01/</w:t>
+            </w:r>
+            <w:r>
+              <w:rPr>
+                <w:rFonts w:ascii="Courier New" w:hAnsi="Courier New"/>
+                <w:color w:val="000000"/>
+                <w:sz w:val="18"/>
+                <w:lang w:val="es-MX"/>
+              </w:rPr>
+              <w:br/>
+            </w:r>
+            <w:proofErr w:type="spellStart"/>
+            <w:r>
+              <w:rPr>
+                <w:rFonts w:ascii="Courier New" w:hAnsi="Courier New"/>
+                <w:color w:val="000000"/>
+                <w:sz w:val="18"/>
+                <w:lang w:val="es-MX"/>
+              </w:rPr>
+              <w:t>docker</w:t>
+            </w:r>
+            <w:proofErr w:type="spellEnd"/>
+            <w:r>
+              <w:rPr>
+                <w:rFonts w:ascii="Courier New" w:hAnsi="Courier New"/>
+                <w:color w:val="000000"/>
+                <w:sz w:val="18"/>
+                <w:lang w:val="es-MX"/>
+              </w:rPr>
+              <w:t xml:space="preserve"> </w:t>
+            </w:r>
+            <w:proofErr w:type="spellStart"/>
+            <w:r>
+              <w:rPr>
+                <w:rFonts w:ascii="Courier New" w:hAnsi="Courier New"/>
+                <w:color w:val="000000"/>
+                <w:sz w:val="18"/>
+                <w:lang w:val="es-MX"/>
+              </w:rPr>
+              <w:t>exec</w:t>
+            </w:r>
+            <w:proofErr w:type="spellEnd"/>
+            <w:r>
+              <w:rPr>
+                <w:rFonts w:ascii="Courier New" w:hAnsi="Courier New"/>
+                <w:color w:val="000000"/>
+                <w:sz w:val="18"/>
+                <w:lang w:val="es-MX"/>
+              </w:rPr>
+              <w:t xml:space="preserve"> </w:t>
+            </w:r>
+            <w:proofErr w:type="spellStart"/>
+            <w:r>
+              <w:rPr>
+                <w:rFonts w:ascii="Courier New" w:hAnsi="Courier New"/>
+                <w:color w:val="000000"/>
+                <w:sz w:val="18"/>
+                <w:lang w:val="es-MX"/>
+              </w:rPr>
+              <w:t>hadoop-namenode</w:t>
+            </w:r>
+            <w:proofErr w:type="spellEnd"/>
+            <w:r>
+              <w:rPr>
+                <w:rFonts w:ascii="Courier New" w:hAnsi="Courier New"/>
+                <w:color w:val="000000"/>
+                <w:sz w:val="18"/>
+                <w:lang w:val="es-MX"/>
+              </w:rPr>
+              <w:t xml:space="preserve"> </w:t>
+            </w:r>
+            <w:proofErr w:type="spellStart"/>
+            <w:r>
+              <w:rPr>
+                <w:rFonts w:ascii="Courier New" w:hAnsi="Courier New"/>
+                <w:color w:val="000000"/>
+                <w:sz w:val="18"/>
+                <w:lang w:val="es-MX"/>
+              </w:rPr>
+              <w:t>hdfs</w:t>
+            </w:r>
+            <w:proofErr w:type="spellEnd"/>
+            <w:r>
+              <w:rPr>
+                <w:rFonts w:ascii="Courier New" w:hAnsi="Courier New"/>
+                <w:color w:val="000000"/>
+                <w:sz w:val="18"/>
+                <w:lang w:val="es-MX"/>
+              </w:rPr>
+              <w:t xml:space="preserve"> </w:t>
+            </w:r>
+            <w:proofErr w:type="spellStart"/>
+            <w:r>
+              <w:rPr>
+                <w:rFonts w:ascii="Courier New" w:hAnsi="Courier New"/>
+                <w:color w:val="000000"/>
+                <w:sz w:val="18"/>
+                <w:lang w:val="es-MX"/>
+              </w:rPr>
+              <w:t>dfs</w:t>
+            </w:r>
+            <w:proofErr w:type="spellEnd"/>
+            <w:r>
+              <w:rPr>
+                <w:rFonts w:ascii="Courier New" w:hAnsi="Courier New"/>
+                <w:color w:val="000000"/>
+                <w:sz w:val="18"/>
+                <w:lang w:val="es-MX"/>
+              </w:rPr>
+              <w:t xml:space="preserve"> -</w:t>
+            </w:r>
+            <w:proofErr w:type="spellStart"/>
+            <w:r>
+              <w:rPr>
+                <w:rFonts w:ascii="Courier New" w:hAnsi="Courier New"/>
+                <w:color w:val="000000"/>
+                <w:sz w:val="18"/>
+                <w:lang w:val="es-MX"/>
+              </w:rPr>
+              <w:t>mv</w:t>
+            </w:r>
+            <w:proofErr w:type="spellEnd"/>
+            <w:r>
+              <w:rPr>
+                <w:rFonts w:ascii="Courier New" w:hAnsi="Courier New"/>
+                <w:color w:val="000000"/>
+                <w:sz w:val="18"/>
+                <w:lang w:val="es-MX"/>
+              </w:rPr>
+              <w:t xml:space="preserve"> /</w:t>
+            </w:r>
+            <w:proofErr w:type="spellStart"/>
+            <w:r>
+              <w:rPr>
+                <w:rFonts w:ascii="Courier New" w:hAnsi="Courier New"/>
+                <w:color w:val="000000"/>
+                <w:sz w:val="18"/>
+                <w:lang w:val="es-MX"/>
+              </w:rPr>
+              <w:t>user</w:t>
+            </w:r>
+            <w:proofErr w:type="spellEnd"/>
+            <w:r>
+              <w:rPr>
+                <w:rFonts w:ascii="Courier New" w:hAnsi="Courier New"/>
+                <w:color w:val="000000"/>
+                <w:sz w:val="18"/>
+                <w:lang w:val="es-MX"/>
+              </w:rPr>
+              <w:t>/</w:t>
+            </w:r>
+            <w:proofErr w:type="spellStart"/>
+            <w:r>
+              <w:rPr>
+                <w:rFonts w:ascii="Courier New" w:hAnsi="Courier New"/>
+                <w:color w:val="000000"/>
+                <w:sz w:val="18"/>
+                <w:lang w:val="es-MX"/>
+              </w:rPr>
+              <w:t>oem</w:t>
+            </w:r>
+            <w:proofErr w:type="spellEnd"/>
+            <w:r>
+              <w:rPr>
+                <w:rFonts w:ascii="Courier New" w:hAnsi="Courier New"/>
+                <w:color w:val="000000"/>
+                <w:sz w:val="18"/>
+                <w:lang w:val="es-MX"/>
+              </w:rPr>
+              <w:t>/empleo/asg-2025-02-28.csv /</w:t>
+            </w:r>
+            <w:proofErr w:type="spellStart"/>
+            <w:r>
+              <w:rPr>
+                <w:rFonts w:ascii="Courier New" w:hAnsi="Courier New"/>
+                <w:color w:val="000000"/>
+                <w:sz w:val="18"/>
+                <w:lang w:val="es-MX"/>
+              </w:rPr>
+              <w:t>user</w:t>
+            </w:r>
+            <w:proofErr w:type="spellEnd"/>
+            <w:r>
+              <w:rPr>
+                <w:rFonts w:ascii="Courier New" w:hAnsi="Courier New"/>
+                <w:color w:val="000000"/>
+                <w:sz w:val="18"/>
+                <w:lang w:val="es-MX"/>
+              </w:rPr>
+              <w:t>/</w:t>
+            </w:r>
+            <w:proofErr w:type="spellStart"/>
+            <w:r>
+              <w:rPr>
+                <w:rFonts w:ascii="Courier New" w:hAnsi="Courier New"/>
+                <w:color w:val="000000"/>
+                <w:sz w:val="18"/>
+                <w:lang w:val="es-MX"/>
+              </w:rPr>
+              <w:t>oem</w:t>
+            </w:r>
+            <w:proofErr w:type="spellEnd"/>
+            <w:r>
+              <w:rPr>
+                <w:rFonts w:ascii="Courier New" w:hAnsi="Courier New"/>
+                <w:color w:val="000000"/>
+                <w:sz w:val="18"/>
+                <w:lang w:val="es-MX"/>
+              </w:rPr>
+              <w:t>/empleo/mes=02/</w:t>
+            </w:r>
+            <w:r>
+              <w:rPr>
+                <w:rFonts w:ascii="Courier New" w:hAnsi="Courier New"/>
+                <w:color w:val="000000"/>
+                <w:sz w:val="18"/>
+                <w:lang w:val="es-MX"/>
+              </w:rPr>
+              <w:br/>
+            </w:r>
+            <w:proofErr w:type="spellStart"/>
+            <w:r>
+              <w:rPr>
+                <w:rFonts w:ascii="Courier New" w:hAnsi="Courier New"/>
+                <w:color w:val="000000"/>
+                <w:sz w:val="18"/>
+                <w:lang w:val="es-MX"/>
+              </w:rPr>
+              <w:t>docker</w:t>
+            </w:r>
+            <w:proofErr w:type="spellEnd"/>
+            <w:r>
+              <w:rPr>
+                <w:rFonts w:ascii="Courier New" w:hAnsi="Courier New"/>
+                <w:color w:val="000000"/>
+                <w:sz w:val="18"/>
+                <w:lang w:val="es-MX"/>
+              </w:rPr>
+              <w:t xml:space="preserve"> </w:t>
+            </w:r>
+            <w:proofErr w:type="spellStart"/>
+            <w:r>
+              <w:rPr>
+                <w:rFonts w:ascii="Courier New" w:hAnsi="Courier New"/>
+                <w:color w:val="000000"/>
+                <w:sz w:val="18"/>
+                <w:lang w:val="es-MX"/>
+              </w:rPr>
+              <w:t>exec</w:t>
+            </w:r>
+            <w:proofErr w:type="spellEnd"/>
+            <w:r>
+              <w:rPr>
+                <w:rFonts w:ascii="Courier New" w:hAnsi="Courier New"/>
+                <w:color w:val="000000"/>
+                <w:sz w:val="18"/>
+                <w:lang w:val="es-MX"/>
+              </w:rPr>
+              <w:t xml:space="preserve"> </w:t>
+            </w:r>
+            <w:proofErr w:type="spellStart"/>
+            <w:r>
+              <w:rPr>
+                <w:rFonts w:ascii="Courier New" w:hAnsi="Courier New"/>
+                <w:color w:val="000000"/>
+                <w:sz w:val="18"/>
+                <w:lang w:val="es-MX"/>
+              </w:rPr>
+              <w:t>hadoop-namenode</w:t>
+            </w:r>
+            <w:proofErr w:type="spellEnd"/>
+            <w:r>
+              <w:rPr>
+                <w:rFonts w:ascii="Courier New" w:hAnsi="Courier New"/>
+                <w:color w:val="000000"/>
+                <w:sz w:val="18"/>
+                <w:lang w:val="es-MX"/>
+              </w:rPr>
+              <w:t xml:space="preserve"> </w:t>
+            </w:r>
+            <w:proofErr w:type="spellStart"/>
+            <w:r>
+              <w:rPr>
+                <w:rFonts w:ascii="Courier New" w:hAnsi="Courier New"/>
+                <w:color w:val="000000"/>
+                <w:sz w:val="18"/>
+                <w:lang w:val="es-MX"/>
+              </w:rPr>
+              <w:t>hdfs</w:t>
+            </w:r>
+            <w:proofErr w:type="spellEnd"/>
+            <w:r>
+              <w:rPr>
+                <w:rFonts w:ascii="Courier New" w:hAnsi="Courier New"/>
+                <w:color w:val="000000"/>
+                <w:sz w:val="18"/>
+                <w:lang w:val="es-MX"/>
+              </w:rPr>
+              <w:t xml:space="preserve"> </w:t>
+            </w:r>
+            <w:proofErr w:type="spellStart"/>
+            <w:r>
+              <w:rPr>
+                <w:rFonts w:ascii="Courier New" w:hAnsi="Courier New"/>
+                <w:color w:val="000000"/>
+                <w:sz w:val="18"/>
+                <w:lang w:val="es-MX"/>
+              </w:rPr>
+              <w:t>dfs</w:t>
+            </w:r>
+            <w:proofErr w:type="spellEnd"/>
+            <w:r>
+              <w:rPr>
+                <w:rFonts w:ascii="Courier New" w:hAnsi="Courier New"/>
+                <w:color w:val="000000"/>
+                <w:sz w:val="18"/>
+                <w:lang w:val="es-MX"/>
+              </w:rPr>
+              <w:t xml:space="preserve"> -</w:t>
+            </w:r>
+            <w:proofErr w:type="spellStart"/>
+            <w:r>
+              <w:rPr>
+                <w:rFonts w:ascii="Courier New" w:hAnsi="Courier New"/>
+                <w:color w:val="000000"/>
+                <w:sz w:val="18"/>
+                <w:lang w:val="es-MX"/>
+              </w:rPr>
+              <w:t>mv</w:t>
+            </w:r>
+            <w:proofErr w:type="spellEnd"/>
+            <w:r>
+              <w:rPr>
+                <w:rFonts w:ascii="Courier New" w:hAnsi="Courier New"/>
+                <w:color w:val="000000"/>
+                <w:sz w:val="18"/>
+                <w:lang w:val="es-MX"/>
+              </w:rPr>
+              <w:t xml:space="preserve"> /</w:t>
+            </w:r>
+            <w:proofErr w:type="spellStart"/>
+            <w:r>
+              <w:rPr>
+                <w:rFonts w:ascii="Courier New" w:hAnsi="Courier New"/>
+                <w:color w:val="000000"/>
+                <w:sz w:val="18"/>
+                <w:lang w:val="es-MX"/>
+              </w:rPr>
+              <w:t>user</w:t>
+            </w:r>
+            <w:proofErr w:type="spellEnd"/>
+            <w:r>
+              <w:rPr>
+                <w:rFonts w:ascii="Courier New" w:hAnsi="Courier New"/>
+                <w:color w:val="000000"/>
+                <w:sz w:val="18"/>
+                <w:lang w:val="es-MX"/>
+              </w:rPr>
+              <w:t>/</w:t>
+            </w:r>
+            <w:proofErr w:type="spellStart"/>
+            <w:r>
+              <w:rPr>
+                <w:rFonts w:ascii="Courier New" w:hAnsi="Courier New"/>
+                <w:color w:val="000000"/>
+                <w:sz w:val="18"/>
+                <w:lang w:val="es-MX"/>
+              </w:rPr>
+              <w:t>oem</w:t>
+            </w:r>
+            <w:proofErr w:type="spellEnd"/>
+            <w:r>
+              <w:rPr>
+                <w:rFonts w:ascii="Courier New" w:hAnsi="Courier New"/>
+                <w:color w:val="000000"/>
+                <w:sz w:val="18"/>
+                <w:lang w:val="es-MX"/>
+              </w:rPr>
+              <w:t>/empleo/asg-2025-03-31.csv /</w:t>
+            </w:r>
+            <w:proofErr w:type="spellStart"/>
+            <w:r>
+              <w:rPr>
+                <w:rFonts w:ascii="Courier New" w:hAnsi="Courier New"/>
+                <w:color w:val="000000"/>
+                <w:sz w:val="18"/>
+                <w:lang w:val="es-MX"/>
+              </w:rPr>
+              <w:t>user</w:t>
+            </w:r>
+            <w:proofErr w:type="spellEnd"/>
+            <w:r>
+              <w:rPr>
+                <w:rFonts w:ascii="Courier New" w:hAnsi="Courier New"/>
+                <w:color w:val="000000"/>
+                <w:sz w:val="18"/>
+                <w:lang w:val="es-MX"/>
+              </w:rPr>
+              <w:t>/</w:t>
+            </w:r>
+            <w:proofErr w:type="spellStart"/>
+            <w:r>
+              <w:rPr>
+                <w:rFonts w:ascii="Courier New" w:hAnsi="Courier New"/>
+                <w:color w:val="000000"/>
+                <w:sz w:val="18"/>
+                <w:lang w:val="es-MX"/>
+              </w:rPr>
+              <w:t>oem</w:t>
+            </w:r>
+            <w:proofErr w:type="spellEnd"/>
+            <w:r>
+              <w:rPr>
+                <w:rFonts w:ascii="Courier New" w:hAnsi="Courier New"/>
+                <w:color w:val="000000"/>
+                <w:sz w:val="18"/>
+                <w:lang w:val="es-MX"/>
+              </w:rPr>
+              <w:t>/empleo/mes=03/</w:t>
+            </w:r>
+            <w:r>
+              <w:rPr>
+                <w:rFonts w:ascii="Courier New" w:hAnsi="Courier New"/>
+                <w:color w:val="000000"/>
+                <w:sz w:val="18"/>
+                <w:lang w:val="es-MX"/>
+              </w:rPr>
+              <w:br/>
+            </w:r>
+            <w:proofErr w:type="spellStart"/>
+            <w:r>
+              <w:rPr>
+                <w:rFonts w:ascii="Courier New" w:hAnsi="Courier New"/>
+                <w:color w:val="000000"/>
+                <w:sz w:val="18"/>
+                <w:lang w:val="es-MX"/>
+              </w:rPr>
+              <w:t>docker</w:t>
+            </w:r>
+            <w:proofErr w:type="spellEnd"/>
+            <w:r>
+              <w:rPr>
+                <w:rFonts w:ascii="Courier New" w:hAnsi="Courier New"/>
+                <w:color w:val="000000"/>
+                <w:sz w:val="18"/>
+                <w:lang w:val="es-MX"/>
+              </w:rPr>
+              <w:t xml:space="preserve"> </w:t>
+            </w:r>
+            <w:proofErr w:type="spellStart"/>
+            <w:r>
+              <w:rPr>
+                <w:rFonts w:ascii="Courier New" w:hAnsi="Courier New"/>
+                <w:color w:val="000000"/>
+                <w:sz w:val="18"/>
+                <w:lang w:val="es-MX"/>
+              </w:rPr>
+              <w:t>exec</w:t>
+            </w:r>
+            <w:proofErr w:type="spellEnd"/>
+            <w:r>
+              <w:rPr>
+                <w:rFonts w:ascii="Courier New" w:hAnsi="Courier New"/>
+                <w:color w:val="000000"/>
+                <w:sz w:val="18"/>
+                <w:lang w:val="es-MX"/>
+              </w:rPr>
+              <w:t xml:space="preserve"> </w:t>
+            </w:r>
+            <w:proofErr w:type="spellStart"/>
+            <w:r>
+              <w:rPr>
+                <w:rFonts w:ascii="Courier New" w:hAnsi="Courier New"/>
+                <w:color w:val="000000"/>
+                <w:sz w:val="18"/>
+                <w:lang w:val="es-MX"/>
+              </w:rPr>
+              <w:t>hadoop-namenode</w:t>
+            </w:r>
+            <w:proofErr w:type="spellEnd"/>
+            <w:r>
+              <w:rPr>
+                <w:rFonts w:ascii="Courier New" w:hAnsi="Courier New"/>
+                <w:color w:val="000000"/>
+                <w:sz w:val="18"/>
+                <w:lang w:val="es-MX"/>
+              </w:rPr>
+              <w:t xml:space="preserve"> </w:t>
+            </w:r>
+            <w:proofErr w:type="spellStart"/>
+            <w:r>
+              <w:rPr>
+                <w:rFonts w:ascii="Courier New" w:hAnsi="Courier New"/>
+                <w:color w:val="000000"/>
+                <w:sz w:val="18"/>
+                <w:lang w:val="es-MX"/>
+              </w:rPr>
+              <w:t>hdfs</w:t>
+            </w:r>
+            <w:proofErr w:type="spellEnd"/>
+            <w:r>
+              <w:rPr>
+                <w:rFonts w:ascii="Courier New" w:hAnsi="Courier New"/>
+                <w:color w:val="000000"/>
+                <w:sz w:val="18"/>
+                <w:lang w:val="es-MX"/>
+              </w:rPr>
+              <w:t xml:space="preserve"> </w:t>
+            </w:r>
+            <w:proofErr w:type="spellStart"/>
+            <w:r>
+              <w:rPr>
+                <w:rFonts w:ascii="Courier New" w:hAnsi="Courier New"/>
+                <w:color w:val="000000"/>
+                <w:sz w:val="18"/>
+                <w:lang w:val="es-MX"/>
+              </w:rPr>
+              <w:t>dfs</w:t>
+            </w:r>
+            <w:proofErr w:type="spellEnd"/>
+            <w:r>
+              <w:rPr>
+                <w:rFonts w:ascii="Courier New" w:hAnsi="Courier New"/>
+                <w:color w:val="000000"/>
+                <w:sz w:val="18"/>
+                <w:lang w:val="es-MX"/>
+              </w:rPr>
+              <w:t xml:space="preserve"> -</w:t>
+            </w:r>
+            <w:proofErr w:type="spellStart"/>
+            <w:r>
+              <w:rPr>
+                <w:rFonts w:ascii="Courier New" w:hAnsi="Courier New"/>
+                <w:color w:val="000000"/>
+                <w:sz w:val="18"/>
+                <w:lang w:val="es-MX"/>
+              </w:rPr>
+              <w:t>mv</w:t>
+            </w:r>
+            <w:proofErr w:type="spellEnd"/>
+            <w:r>
+              <w:rPr>
+                <w:rFonts w:ascii="Courier New" w:hAnsi="Courier New"/>
+                <w:color w:val="000000"/>
+                <w:sz w:val="18"/>
+                <w:lang w:val="es-MX"/>
+              </w:rPr>
+              <w:t xml:space="preserve"> /</w:t>
+            </w:r>
+            <w:proofErr w:type="spellStart"/>
+            <w:r>
+              <w:rPr>
+                <w:rFonts w:ascii="Courier New" w:hAnsi="Courier New"/>
+                <w:color w:val="000000"/>
+                <w:sz w:val="18"/>
+                <w:lang w:val="es-MX"/>
+              </w:rPr>
+              <w:t>user</w:t>
+            </w:r>
+            <w:proofErr w:type="spellEnd"/>
+            <w:r>
+              <w:rPr>
+                <w:rFonts w:ascii="Courier New" w:hAnsi="Courier New"/>
+                <w:color w:val="000000"/>
+                <w:sz w:val="18"/>
+                <w:lang w:val="es-MX"/>
+              </w:rPr>
+              <w:t>/</w:t>
+            </w:r>
+            <w:proofErr w:type="spellStart"/>
+            <w:r>
+              <w:rPr>
+                <w:rFonts w:ascii="Courier New" w:hAnsi="Courier New"/>
+                <w:color w:val="000000"/>
+                <w:sz w:val="18"/>
+                <w:lang w:val="es-MX"/>
+              </w:rPr>
+              <w:t>oem</w:t>
+            </w:r>
+            <w:proofErr w:type="spellEnd"/>
+            <w:r>
+              <w:rPr>
+                <w:rFonts w:ascii="Courier New" w:hAnsi="Courier New"/>
+                <w:color w:val="000000"/>
+                <w:sz w:val="18"/>
+                <w:lang w:val="es-MX"/>
+              </w:rPr>
+              <w:t>/empleo/asg-2025-04-30.csv /</w:t>
+            </w:r>
+            <w:proofErr w:type="spellStart"/>
+            <w:r>
+              <w:rPr>
+                <w:rFonts w:ascii="Courier New" w:hAnsi="Courier New"/>
+                <w:color w:val="000000"/>
+                <w:sz w:val="18"/>
+                <w:lang w:val="es-MX"/>
+              </w:rPr>
+              <w:t>user</w:t>
+            </w:r>
+            <w:proofErr w:type="spellEnd"/>
+            <w:r>
+              <w:rPr>
+                <w:rFonts w:ascii="Courier New" w:hAnsi="Courier New"/>
+                <w:color w:val="000000"/>
+                <w:sz w:val="18"/>
+                <w:lang w:val="es-MX"/>
+              </w:rPr>
+              <w:t>/</w:t>
+            </w:r>
+            <w:proofErr w:type="spellStart"/>
+            <w:r>
+              <w:rPr>
+                <w:rFonts w:ascii="Courier New" w:hAnsi="Courier New"/>
+                <w:color w:val="000000"/>
+                <w:sz w:val="18"/>
+                <w:lang w:val="es-MX"/>
+              </w:rPr>
+              <w:t>oem</w:t>
+            </w:r>
+            <w:proofErr w:type="spellEnd"/>
+            <w:r>
+              <w:rPr>
+                <w:rFonts w:ascii="Courier New" w:hAnsi="Courier New"/>
+                <w:color w:val="000000"/>
+                <w:sz w:val="18"/>
+                <w:lang w:val="es-MX"/>
+              </w:rPr>
+              <w:t>/empleo/mes=04/</w:t>
+            </w:r>
+            <w:r>
+              <w:rPr>
+                <w:rFonts w:ascii="Courier New" w:hAnsi="Courier New"/>
+                <w:color w:val="000000"/>
+                <w:sz w:val="18"/>
+                <w:lang w:val="es-MX"/>
+              </w:rPr>
+              <w:br/>
+            </w:r>
+            <w:proofErr w:type="spellStart"/>
+            <w:r>
+              <w:rPr>
+                <w:rFonts w:ascii="Courier New" w:hAnsi="Courier New"/>
+                <w:color w:val="000000"/>
+                <w:sz w:val="18"/>
+                <w:lang w:val="es-MX"/>
+              </w:rPr>
+              <w:t>docker</w:t>
+            </w:r>
+            <w:proofErr w:type="spellEnd"/>
+            <w:r>
+              <w:rPr>
+                <w:rFonts w:ascii="Courier New" w:hAnsi="Courier New"/>
+                <w:color w:val="000000"/>
+                <w:sz w:val="18"/>
+                <w:lang w:val="es-MX"/>
+              </w:rPr>
+              <w:t xml:space="preserve"> </w:t>
+            </w:r>
+            <w:proofErr w:type="spellStart"/>
+            <w:r>
+              <w:rPr>
+                <w:rFonts w:ascii="Courier New" w:hAnsi="Courier New"/>
+                <w:color w:val="000000"/>
+                <w:sz w:val="18"/>
+                <w:lang w:val="es-MX"/>
+              </w:rPr>
+              <w:t>exec</w:t>
+            </w:r>
+            <w:proofErr w:type="spellEnd"/>
+            <w:r>
+              <w:rPr>
+                <w:rFonts w:ascii="Courier New" w:hAnsi="Courier New"/>
+                <w:color w:val="000000"/>
+                <w:sz w:val="18"/>
+                <w:lang w:val="es-MX"/>
+              </w:rPr>
+              <w:t xml:space="preserve"> </w:t>
+            </w:r>
+            <w:proofErr w:type="spellStart"/>
+            <w:r>
+              <w:rPr>
+                <w:rFonts w:ascii="Courier New" w:hAnsi="Courier New"/>
+                <w:color w:val="000000"/>
+                <w:sz w:val="18"/>
+                <w:lang w:val="es-MX"/>
+              </w:rPr>
+              <w:t>hadoop-namenode</w:t>
+            </w:r>
+            <w:proofErr w:type="spellEnd"/>
+            <w:r>
+              <w:rPr>
+                <w:rFonts w:ascii="Courier New" w:hAnsi="Courier New"/>
+                <w:color w:val="000000"/>
+                <w:sz w:val="18"/>
+                <w:lang w:val="es-MX"/>
+              </w:rPr>
+              <w:t xml:space="preserve"> </w:t>
+            </w:r>
+            <w:proofErr w:type="spellStart"/>
+            <w:r>
+              <w:rPr>
+                <w:rFonts w:ascii="Courier New" w:hAnsi="Courier New"/>
+                <w:color w:val="000000"/>
+                <w:sz w:val="18"/>
+                <w:lang w:val="es-MX"/>
+              </w:rPr>
+              <w:t>hdfs</w:t>
+            </w:r>
+            <w:proofErr w:type="spellEnd"/>
+            <w:r>
+              <w:rPr>
+                <w:rFonts w:ascii="Courier New" w:hAnsi="Courier New"/>
+                <w:color w:val="000000"/>
+                <w:sz w:val="18"/>
+                <w:lang w:val="es-MX"/>
+              </w:rPr>
+              <w:t xml:space="preserve"> </w:t>
+            </w:r>
+            <w:proofErr w:type="spellStart"/>
+            <w:r>
+              <w:rPr>
+                <w:rFonts w:ascii="Courier New" w:hAnsi="Courier New"/>
+                <w:color w:val="000000"/>
+                <w:sz w:val="18"/>
+                <w:lang w:val="es-MX"/>
+              </w:rPr>
+              <w:t>dfs</w:t>
+            </w:r>
+            <w:proofErr w:type="spellEnd"/>
+            <w:r>
+              <w:rPr>
+                <w:rFonts w:ascii="Courier New" w:hAnsi="Courier New"/>
+                <w:color w:val="000000"/>
+                <w:sz w:val="18"/>
+                <w:lang w:val="es-MX"/>
+              </w:rPr>
+              <w:t xml:space="preserve"> -</w:t>
+            </w:r>
+            <w:proofErr w:type="spellStart"/>
+            <w:r>
+              <w:rPr>
+                <w:rFonts w:ascii="Courier New" w:hAnsi="Courier New"/>
+                <w:color w:val="000000"/>
+                <w:sz w:val="18"/>
+                <w:lang w:val="es-MX"/>
+              </w:rPr>
+              <w:t>mv</w:t>
+            </w:r>
+            <w:proofErr w:type="spellEnd"/>
+            <w:r>
+              <w:rPr>
+                <w:rFonts w:ascii="Courier New" w:hAnsi="Courier New"/>
+                <w:color w:val="000000"/>
+                <w:sz w:val="18"/>
+                <w:lang w:val="es-MX"/>
+              </w:rPr>
+              <w:t xml:space="preserve"> /</w:t>
+            </w:r>
+            <w:proofErr w:type="spellStart"/>
+            <w:r>
+              <w:rPr>
+                <w:rFonts w:ascii="Courier New" w:hAnsi="Courier New"/>
+                <w:color w:val="000000"/>
+                <w:sz w:val="18"/>
+                <w:lang w:val="es-MX"/>
+              </w:rPr>
+              <w:t>user</w:t>
+            </w:r>
+            <w:proofErr w:type="spellEnd"/>
+            <w:r>
+              <w:rPr>
+                <w:rFonts w:ascii="Courier New" w:hAnsi="Courier New"/>
+                <w:color w:val="000000"/>
+                <w:sz w:val="18"/>
+                <w:lang w:val="es-MX"/>
+              </w:rPr>
+              <w:t>/</w:t>
+            </w:r>
+            <w:proofErr w:type="spellStart"/>
+            <w:r>
+              <w:rPr>
+                <w:rFonts w:ascii="Courier New" w:hAnsi="Courier New"/>
+                <w:color w:val="000000"/>
+                <w:sz w:val="18"/>
+                <w:lang w:val="es-MX"/>
+              </w:rPr>
+              <w:t>oem</w:t>
+            </w:r>
+            <w:proofErr w:type="spellEnd"/>
+            <w:r>
+              <w:rPr>
+                <w:rFonts w:ascii="Courier New" w:hAnsi="Courier New"/>
+                <w:color w:val="000000"/>
+                <w:sz w:val="18"/>
+                <w:lang w:val="es-MX"/>
+              </w:rPr>
+              <w:t>/empleo/asg-2025-05-31.csv /</w:t>
+            </w:r>
+            <w:proofErr w:type="spellStart"/>
+            <w:r>
+              <w:rPr>
+                <w:rFonts w:ascii="Courier New" w:hAnsi="Courier New"/>
+                <w:color w:val="000000"/>
+                <w:sz w:val="18"/>
+                <w:lang w:val="es-MX"/>
+              </w:rPr>
+              <w:t>user</w:t>
+            </w:r>
+            <w:proofErr w:type="spellEnd"/>
+            <w:r>
+              <w:rPr>
+                <w:rFonts w:ascii="Courier New" w:hAnsi="Courier New"/>
+                <w:color w:val="000000"/>
+                <w:sz w:val="18"/>
+                <w:lang w:val="es-MX"/>
+              </w:rPr>
+              <w:t>/</w:t>
+            </w:r>
+            <w:proofErr w:type="spellStart"/>
+            <w:r>
+              <w:rPr>
+                <w:rFonts w:ascii="Courier New" w:hAnsi="Courier New"/>
+                <w:color w:val="000000"/>
+                <w:sz w:val="18"/>
+                <w:lang w:val="es-MX"/>
+              </w:rPr>
+              <w:t>oem</w:t>
+            </w:r>
+            <w:proofErr w:type="spellEnd"/>
+            <w:r>
+              <w:rPr>
+                <w:rFonts w:ascii="Courier New" w:hAnsi="Courier New"/>
+                <w:color w:val="000000"/>
+                <w:sz w:val="18"/>
+                <w:lang w:val="es-MX"/>
+              </w:rPr>
+              <w:t>/empleo/mes=05/</w:t>
+            </w:r>
+            <w:r>
+              <w:rPr>
+                <w:rFonts w:ascii="Courier New" w:hAnsi="Courier New"/>
+                <w:color w:val="000000"/>
+                <w:sz w:val="18"/>
+                <w:lang w:val="es-MX"/>
+              </w:rPr>
+              <w:br/>
+            </w:r>
+            <w:proofErr w:type="spellStart"/>
+            <w:r>
+              <w:rPr>
+                <w:rFonts w:ascii="Courier New" w:hAnsi="Courier New"/>
+                <w:color w:val="000000"/>
+                <w:sz w:val="18"/>
+                <w:lang w:val="es-MX"/>
+              </w:rPr>
+              <w:t>docker</w:t>
+            </w:r>
+            <w:proofErr w:type="spellEnd"/>
+            <w:r>
+              <w:rPr>
+                <w:rFonts w:ascii="Courier New" w:hAnsi="Courier New"/>
+                <w:color w:val="000000"/>
+                <w:sz w:val="18"/>
+                <w:lang w:val="es-MX"/>
+              </w:rPr>
+              <w:t xml:space="preserve"> </w:t>
+            </w:r>
+            <w:proofErr w:type="spellStart"/>
+            <w:r>
+              <w:rPr>
+                <w:rFonts w:ascii="Courier New" w:hAnsi="Courier New"/>
+                <w:color w:val="000000"/>
+                <w:sz w:val="18"/>
+                <w:lang w:val="es-MX"/>
+              </w:rPr>
+              <w:t>exec</w:t>
+            </w:r>
+            <w:proofErr w:type="spellEnd"/>
+            <w:r>
+              <w:rPr>
+                <w:rFonts w:ascii="Courier New" w:hAnsi="Courier New"/>
+                <w:color w:val="000000"/>
+                <w:sz w:val="18"/>
+                <w:lang w:val="es-MX"/>
+              </w:rPr>
+              <w:t xml:space="preserve"> </w:t>
+            </w:r>
+            <w:proofErr w:type="spellStart"/>
+            <w:r>
+              <w:rPr>
+                <w:rFonts w:ascii="Courier New" w:hAnsi="Courier New"/>
+                <w:color w:val="000000"/>
+                <w:sz w:val="18"/>
+                <w:lang w:val="es-MX"/>
+              </w:rPr>
+              <w:t>hadoop-namenode</w:t>
+            </w:r>
+            <w:proofErr w:type="spellEnd"/>
+            <w:r>
+              <w:rPr>
+                <w:rFonts w:ascii="Courier New" w:hAnsi="Courier New"/>
+                <w:color w:val="000000"/>
+                <w:sz w:val="18"/>
+                <w:lang w:val="es-MX"/>
+              </w:rPr>
+              <w:t xml:space="preserve"> </w:t>
+            </w:r>
+            <w:proofErr w:type="spellStart"/>
+            <w:r>
+              <w:rPr>
+                <w:rFonts w:ascii="Courier New" w:hAnsi="Courier New"/>
+                <w:color w:val="000000"/>
+                <w:sz w:val="18"/>
+                <w:lang w:val="es-MX"/>
+              </w:rPr>
+              <w:t>hdfs</w:t>
+            </w:r>
+            <w:proofErr w:type="spellEnd"/>
+            <w:r>
+              <w:rPr>
+                <w:rFonts w:ascii="Courier New" w:hAnsi="Courier New"/>
+                <w:color w:val="000000"/>
+                <w:sz w:val="18"/>
+                <w:lang w:val="es-MX"/>
+              </w:rPr>
+              <w:t xml:space="preserve"> </w:t>
+            </w:r>
+            <w:proofErr w:type="spellStart"/>
+            <w:r>
+              <w:rPr>
+                <w:rFonts w:ascii="Courier New" w:hAnsi="Courier New"/>
+                <w:color w:val="000000"/>
+                <w:sz w:val="18"/>
+                <w:lang w:val="es-MX"/>
+              </w:rPr>
+              <w:t>dfs</w:t>
+            </w:r>
+            <w:proofErr w:type="spellEnd"/>
+            <w:r>
+              <w:rPr>
+                <w:rFonts w:ascii="Courier New" w:hAnsi="Courier New"/>
+                <w:color w:val="000000"/>
+                <w:sz w:val="18"/>
+                <w:lang w:val="es-MX"/>
+              </w:rPr>
+              <w:t xml:space="preserve"> -</w:t>
+            </w:r>
+            <w:proofErr w:type="spellStart"/>
+            <w:r>
+              <w:rPr>
+                <w:rFonts w:ascii="Courier New" w:hAnsi="Courier New"/>
+                <w:color w:val="000000"/>
+                <w:sz w:val="18"/>
+                <w:lang w:val="es-MX"/>
+              </w:rPr>
+              <w:t>mv</w:t>
+            </w:r>
+            <w:proofErr w:type="spellEnd"/>
+            <w:r>
+              <w:rPr>
+                <w:rFonts w:ascii="Courier New" w:hAnsi="Courier New"/>
+                <w:color w:val="000000"/>
+                <w:sz w:val="18"/>
+                <w:lang w:val="es-MX"/>
+              </w:rPr>
+              <w:t xml:space="preserve"> /</w:t>
+            </w:r>
+            <w:proofErr w:type="spellStart"/>
+            <w:r>
+              <w:rPr>
+                <w:rFonts w:ascii="Courier New" w:hAnsi="Courier New"/>
+                <w:color w:val="000000"/>
+                <w:sz w:val="18"/>
+                <w:lang w:val="es-MX"/>
+              </w:rPr>
+              <w:t>user</w:t>
+            </w:r>
+            <w:proofErr w:type="spellEnd"/>
+            <w:r>
+              <w:rPr>
+                <w:rFonts w:ascii="Courier New" w:hAnsi="Courier New"/>
+                <w:color w:val="000000"/>
+                <w:sz w:val="18"/>
+                <w:lang w:val="es-MX"/>
+              </w:rPr>
+              <w:t>/</w:t>
+            </w:r>
+            <w:proofErr w:type="spellStart"/>
+            <w:r>
+              <w:rPr>
+                <w:rFonts w:ascii="Courier New" w:hAnsi="Courier New"/>
+                <w:color w:val="000000"/>
+                <w:sz w:val="18"/>
+                <w:lang w:val="es-MX"/>
+              </w:rPr>
+              <w:t>oem</w:t>
+            </w:r>
+            <w:proofErr w:type="spellEnd"/>
+            <w:r>
+              <w:rPr>
+                <w:rFonts w:ascii="Courier New" w:hAnsi="Courier New"/>
+                <w:color w:val="000000"/>
+                <w:sz w:val="18"/>
+                <w:lang w:val="es-MX"/>
+              </w:rPr>
+              <w:t>/empleo/asg-2025-06-30.csv /</w:t>
+            </w:r>
+            <w:proofErr w:type="spellStart"/>
+            <w:r>
+              <w:rPr>
+                <w:rFonts w:ascii="Courier New" w:hAnsi="Courier New"/>
+                <w:color w:val="000000"/>
+                <w:sz w:val="18"/>
+                <w:lang w:val="es-MX"/>
+              </w:rPr>
+              <w:t>user</w:t>
+            </w:r>
+            <w:proofErr w:type="spellEnd"/>
+            <w:r>
+              <w:rPr>
+                <w:rFonts w:ascii="Courier New" w:hAnsi="Courier New"/>
+                <w:color w:val="000000"/>
+                <w:sz w:val="18"/>
+                <w:lang w:val="es-MX"/>
+              </w:rPr>
+              <w:t>/</w:t>
+            </w:r>
+            <w:proofErr w:type="spellStart"/>
+            <w:r>
+              <w:rPr>
+                <w:rFonts w:ascii="Courier New" w:hAnsi="Courier New"/>
+                <w:color w:val="000000"/>
+                <w:sz w:val="18"/>
+                <w:lang w:val="es-MX"/>
+              </w:rPr>
+              <w:t>oem</w:t>
+            </w:r>
+            <w:proofErr w:type="spellEnd"/>
+            <w:r>
+              <w:rPr>
+                <w:rFonts w:ascii="Courier New" w:hAnsi="Courier New"/>
+                <w:color w:val="000000"/>
+                <w:sz w:val="18"/>
+                <w:lang w:val="es-MX"/>
+              </w:rPr>
+              <w:t>/empleo/mes=06/</w:t>
+            </w:r>
+          </w:p>
+        </w:tc>
+      </w:tr>
+    </w:tbl>
+    <w:p>
+      <w:pPr>
+        <w:spacing w:after="40"/>
+        <w:rPr>
+          <w:lang w:val="es-MX"/>
+        </w:rPr>
+      </w:pPr>
+    </w:p>
+    <w:p>
+      <w:pPr>
+        <w:spacing w:before="40" w:after="160"/>
+        <w:rPr>
+          <w:lang w:val="es-MX"/>
+        </w:rPr>
+      </w:pPr>
+      <w:r>
+        <w:rPr>
+          <w:i/>
+          <w:color w:val="404040"/>
+          <w:sz w:val="18"/>
+          <w:lang w:val="es-MX"/>
+        </w:rPr>
+        <w:t>Comandos HDFS para crear la estructura de particionado y reubicar los archivos</w:t>
+      </w:r>
+    </w:p>
+    <w:p>
+      <w:pPr>
+        <w:rPr>
+          <w:lang w:val="es-MX"/>
+        </w:rPr>
+      </w:pPr>
+      <w:r>
+        <w:rPr>
+          <w:sz w:val="20"/>
+          <w:lang w:val="es-MX"/>
+        </w:rPr>
+        <w:t>La estructura resultante en HDFS quedó de la siguiente forma:</w:t>
+      </w:r>
+    </w:p>
+    <w:tbl>
+      <w:tblPr>
+        <w:tblStyle w:val="TableGrid"/>
+        <w:tblW w:w="0" w:type="auto"/>
+        <w:tblLook w:val="04A0" w:firstRow="1" w:lastRow="0" w:firstColumn="1" w:lastColumn="0" w:noHBand="0" w:noVBand="1"/>
+      </w:tblPr>
+      <w:tblGrid>
+        <w:gridCol w:w="10070"/>
+      </w:tblGrid>
+      <w:tr>
+        <w:tc>
+          <w:tcPr>
+            <w:tcW w:w="10080" w:type="dxa"/>
+            <w:shd w:val="clear" w:color="auto" w:fill="E8E8E8"/>
+          </w:tcPr>
+          <w:p>
+            <w:pPr>
+              <w:spacing w:before="40" w:after="40"/>
+              <w:rPr>
+                <w:lang w:val="es-MX"/>
+              </w:rPr>
+            </w:pPr>
+            <w:r>
+              <w:rPr>
+                <w:rFonts w:ascii="Courier New" w:hAnsi="Courier New"/>
+                <w:color w:val="000000"/>
+                <w:sz w:val="16"/>
+                <w:lang w:val="es-MX"/>
+              </w:rPr>
+              <w:t xml:space="preserve">$ </w:t>
+            </w:r>
+            <w:proofErr w:type="spellStart"/>
+            <w:r>
+              <w:rPr>
+                <w:rFonts w:ascii="Courier New" w:hAnsi="Courier New"/>
+                <w:color w:val="000000"/>
+                <w:sz w:val="16"/>
+                <w:lang w:val="es-MX"/>
+              </w:rPr>
+              <w:t>docker</w:t>
+            </w:r>
+            <w:proofErr w:type="spellEnd"/>
+            <w:r>
+              <w:rPr>
+                <w:rFonts w:ascii="Courier New" w:hAnsi="Courier New"/>
+                <w:color w:val="000000"/>
+                <w:sz w:val="16"/>
+                <w:lang w:val="es-MX"/>
+              </w:rPr>
+              <w:t xml:space="preserve"> </w:t>
+            </w:r>
+            <w:proofErr w:type="spellStart"/>
+            <w:r>
+              <w:rPr>
+                <w:rFonts w:ascii="Courier New" w:hAnsi="Courier New"/>
+                <w:color w:val="000000"/>
+                <w:sz w:val="16"/>
+                <w:lang w:val="es-MX"/>
+              </w:rPr>
+              <w:t>exec</w:t>
+            </w:r>
+            <w:proofErr w:type="spellEnd"/>
+            <w:r>
+              <w:rPr>
+                <w:rFonts w:ascii="Courier New" w:hAnsi="Courier New"/>
+                <w:color w:val="000000"/>
+                <w:sz w:val="16"/>
+                <w:lang w:val="es-MX"/>
+              </w:rPr>
+              <w:t xml:space="preserve"> </w:t>
+            </w:r>
+            <w:proofErr w:type="spellStart"/>
+            <w:r>
+              <w:rPr>
+                <w:rFonts w:ascii="Courier New" w:hAnsi="Courier New"/>
+                <w:color w:val="000000"/>
+                <w:sz w:val="16"/>
+                <w:lang w:val="es-MX"/>
+              </w:rPr>
+              <w:t>hadoop-namenode</w:t>
+            </w:r>
+            <w:proofErr w:type="spellEnd"/>
+            <w:r>
+              <w:rPr>
+                <w:rFonts w:ascii="Courier New" w:hAnsi="Courier New"/>
+                <w:color w:val="000000"/>
+                <w:sz w:val="16"/>
+                <w:lang w:val="es-MX"/>
+              </w:rPr>
+              <w:t xml:space="preserve"> </w:t>
+            </w:r>
+            <w:proofErr w:type="spellStart"/>
+            <w:r>
+              <w:rPr>
+                <w:rFonts w:ascii="Courier New" w:hAnsi="Courier New"/>
+                <w:color w:val="000000"/>
+                <w:sz w:val="16"/>
+                <w:lang w:val="es-MX"/>
+              </w:rPr>
+              <w:t>hdfs</w:t>
+            </w:r>
+            <w:proofErr w:type="spellEnd"/>
+            <w:r>
+              <w:rPr>
+                <w:rFonts w:ascii="Courier New" w:hAnsi="Courier New"/>
+                <w:color w:val="000000"/>
+                <w:sz w:val="16"/>
+                <w:lang w:val="es-MX"/>
+              </w:rPr>
+              <w:t xml:space="preserve"> </w:t>
+            </w:r>
+            <w:proofErr w:type="spellStart"/>
+            <w:r>
+              <w:rPr>
+                <w:rFonts w:ascii="Courier New" w:hAnsi="Courier New"/>
+                <w:color w:val="000000"/>
+                <w:sz w:val="16"/>
+                <w:lang w:val="es-MX"/>
+              </w:rPr>
+              <w:t>dfs</w:t>
+            </w:r>
+            <w:proofErr w:type="spellEnd"/>
+            <w:r>
+              <w:rPr>
+                <w:rFonts w:ascii="Courier New" w:hAnsi="Courier New"/>
+                <w:color w:val="000000"/>
+                <w:sz w:val="16"/>
+                <w:lang w:val="es-MX"/>
+              </w:rPr>
+              <w:t xml:space="preserve"> -</w:t>
+            </w:r>
+            <w:proofErr w:type="spellStart"/>
+            <w:r>
+              <w:rPr>
+                <w:rFonts w:ascii="Courier New" w:hAnsi="Courier New"/>
+                <w:color w:val="000000"/>
+                <w:sz w:val="16"/>
+                <w:lang w:val="es-MX"/>
+              </w:rPr>
+              <w:t>ls</w:t>
+            </w:r>
+            <w:proofErr w:type="spellEnd"/>
+            <w:r>
+              <w:rPr>
+                <w:rFonts w:ascii="Courier New" w:hAnsi="Courier New"/>
+                <w:color w:val="000000"/>
+                <w:sz w:val="16"/>
+                <w:lang w:val="es-MX"/>
+              </w:rPr>
+              <w:t xml:space="preserve"> -R /</w:t>
+            </w:r>
+            <w:proofErr w:type="spellStart"/>
+            <w:r>
+              <w:rPr>
+                <w:rFonts w:ascii="Courier New" w:hAnsi="Courier New"/>
+                <w:color w:val="000000"/>
+                <w:sz w:val="16"/>
+                <w:lang w:val="es-MX"/>
+              </w:rPr>
+              <w:t>user</w:t>
+            </w:r>
+            <w:proofErr w:type="spellEnd"/>
+            <w:r>
+              <w:rPr>
+                <w:rFonts w:ascii="Courier New" w:hAnsi="Courier New"/>
+                <w:color w:val="000000"/>
+                <w:sz w:val="16"/>
+                <w:lang w:val="es-MX"/>
+              </w:rPr>
+              <w:t>/</w:t>
+            </w:r>
+            <w:proofErr w:type="spellStart"/>
+            <w:r>
+              <w:rPr>
+                <w:rFonts w:ascii="Courier New" w:hAnsi="Courier New"/>
+                <w:color w:val="000000"/>
+                <w:sz w:val="16"/>
+                <w:lang w:val="es-MX"/>
+              </w:rPr>
+              <w:t>oem</w:t>
+            </w:r>
+            <w:proofErr w:type="spellEnd"/>
+            <w:r>
+              <w:rPr>
+                <w:rFonts w:ascii="Courier New" w:hAnsi="Courier New"/>
+                <w:color w:val="000000"/>
+                <w:sz w:val="16"/>
+                <w:lang w:val="es-MX"/>
+              </w:rPr>
+              <w:t>/empleo/</w:t>
+            </w:r>
+            <w:r>
+              <w:rPr>
+                <w:rFonts w:ascii="Courier New" w:hAnsi="Courier New"/>
+                <w:color w:val="000000"/>
+                <w:sz w:val="16"/>
+                <w:lang w:val="es-MX"/>
+              </w:rPr>
+              <w:br/>
+            </w:r>
+            <w:proofErr w:type="spellStart"/>
+            <w:r>
+              <w:rPr>
+                <w:rFonts w:ascii="Courier New" w:hAnsi="Courier New"/>
+                <w:color w:val="000000"/>
+                <w:sz w:val="16"/>
+                <w:lang w:val="es-MX"/>
+              </w:rPr>
+              <w:t>drwxr</w:t>
+            </w:r>
+            <w:proofErr w:type="spellEnd"/>
+            <w:r>
+              <w:rPr>
+                <w:rFonts w:ascii="Courier New" w:hAnsi="Courier New"/>
+                <w:color w:val="000000"/>
+                <w:sz w:val="16"/>
+                <w:lang w:val="es-MX"/>
+              </w:rPr>
+              <w:t>-</w:t>
+            </w:r>
+            <w:proofErr w:type="spellStart"/>
+            <w:r>
+              <w:rPr>
+                <w:rFonts w:ascii="Courier New" w:hAnsi="Courier New"/>
+                <w:color w:val="000000"/>
+                <w:sz w:val="16"/>
+                <w:lang w:val="es-MX"/>
+              </w:rPr>
+              <w:t>xr</w:t>
+            </w:r>
+            <w:proofErr w:type="spellEnd"/>
+            <w:r>
+              <w:rPr>
+                <w:rFonts w:ascii="Courier New" w:hAnsi="Courier New"/>
+                <w:color w:val="000000"/>
+                <w:sz w:val="16"/>
+                <w:lang w:val="es-MX"/>
+              </w:rPr>
+              <w:t xml:space="preserve">-x  - </w:t>
+            </w:r>
+            <w:proofErr w:type="spellStart"/>
+            <w:r>
+              <w:rPr>
+                <w:rFonts w:ascii="Courier New" w:hAnsi="Courier New"/>
+                <w:color w:val="000000"/>
+                <w:sz w:val="16"/>
+                <w:lang w:val="es-MX"/>
+              </w:rPr>
+              <w:t>root</w:t>
+            </w:r>
+            <w:proofErr w:type="spellEnd"/>
+            <w:r>
+              <w:rPr>
+                <w:rFonts w:ascii="Courier New" w:hAnsi="Courier New"/>
+                <w:color w:val="000000"/>
+                <w:sz w:val="16"/>
+                <w:lang w:val="es-MX"/>
+              </w:rPr>
+              <w:t xml:space="preserve"> </w:t>
+            </w:r>
+            <w:proofErr w:type="spellStart"/>
+            <w:r>
+              <w:rPr>
+                <w:rFonts w:ascii="Courier New" w:hAnsi="Courier New"/>
+                <w:color w:val="000000"/>
+                <w:sz w:val="16"/>
+                <w:lang w:val="es-MX"/>
+              </w:rPr>
+              <w:t>supergroup</w:t>
+            </w:r>
+            <w:proofErr w:type="spellEnd"/>
+            <w:r>
+              <w:rPr>
+                <w:rFonts w:ascii="Courier New" w:hAnsi="Courier New"/>
+                <w:color w:val="000000"/>
+                <w:sz w:val="16"/>
+                <w:lang w:val="es-MX"/>
+              </w:rPr>
+              <w:t xml:space="preserve">          0  /</w:t>
+            </w:r>
+            <w:proofErr w:type="spellStart"/>
+            <w:r>
+              <w:rPr>
+                <w:rFonts w:ascii="Courier New" w:hAnsi="Courier New"/>
+                <w:color w:val="000000"/>
+                <w:sz w:val="16"/>
+                <w:lang w:val="es-MX"/>
+              </w:rPr>
+              <w:t>user</w:t>
+            </w:r>
+            <w:proofErr w:type="spellEnd"/>
+            <w:r>
+              <w:rPr>
+                <w:rFonts w:ascii="Courier New" w:hAnsi="Courier New"/>
+                <w:color w:val="000000"/>
+                <w:sz w:val="16"/>
+                <w:lang w:val="es-MX"/>
+              </w:rPr>
+              <w:t>/</w:t>
+            </w:r>
+            <w:proofErr w:type="spellStart"/>
+            <w:r>
+              <w:rPr>
+                <w:rFonts w:ascii="Courier New" w:hAnsi="Courier New"/>
+                <w:color w:val="000000"/>
+                <w:sz w:val="16"/>
+                <w:lang w:val="es-MX"/>
+              </w:rPr>
+              <w:t>oem</w:t>
+            </w:r>
+            <w:proofErr w:type="spellEnd"/>
+            <w:r>
+              <w:rPr>
+                <w:rFonts w:ascii="Courier New" w:hAnsi="Courier New"/>
+                <w:color w:val="000000"/>
+                <w:sz w:val="16"/>
+                <w:lang w:val="es-MX"/>
+              </w:rPr>
+              <w:t>/empleo/mes=01</w:t>
+            </w:r>
+            <w:r>
+              <w:rPr>
+                <w:rFonts w:ascii="Courier New" w:hAnsi="Courier New"/>
+                <w:color w:val="000000"/>
+                <w:sz w:val="16"/>
+                <w:lang w:val="es-MX"/>
+              </w:rPr>
+              <w:br/>
+              <w:t>-</w:t>
+            </w:r>
+            <w:proofErr w:type="spellStart"/>
+            <w:r>
+              <w:rPr>
+                <w:rFonts w:ascii="Courier New" w:hAnsi="Courier New"/>
+                <w:color w:val="000000"/>
+                <w:sz w:val="16"/>
+                <w:lang w:val="es-MX"/>
+              </w:rPr>
+              <w:t>rw</w:t>
+            </w:r>
+            <w:proofErr w:type="spellEnd"/>
+            <w:r>
+              <w:rPr>
+                <w:rFonts w:ascii="Courier New" w:hAnsi="Courier New"/>
+                <w:color w:val="000000"/>
+                <w:sz w:val="16"/>
+                <w:lang w:val="es-MX"/>
+              </w:rPr>
+              <w:t xml:space="preserve">-r--r--  3 </w:t>
+            </w:r>
+            <w:proofErr w:type="spellStart"/>
+            <w:r>
+              <w:rPr>
+                <w:rFonts w:ascii="Courier New" w:hAnsi="Courier New"/>
+                <w:color w:val="000000"/>
+                <w:sz w:val="16"/>
+                <w:lang w:val="es-MX"/>
+              </w:rPr>
+              <w:t>root</w:t>
+            </w:r>
+            <w:proofErr w:type="spellEnd"/>
+            <w:r>
+              <w:rPr>
+                <w:rFonts w:ascii="Courier New" w:hAnsi="Courier New"/>
+                <w:color w:val="000000"/>
+                <w:sz w:val="16"/>
+                <w:lang w:val="es-MX"/>
+              </w:rPr>
+              <w:t xml:space="preserve"> </w:t>
+            </w:r>
+            <w:proofErr w:type="spellStart"/>
+            <w:r>
+              <w:rPr>
+                <w:rFonts w:ascii="Courier New" w:hAnsi="Courier New"/>
+                <w:color w:val="000000"/>
+                <w:sz w:val="16"/>
+                <w:lang w:val="es-MX"/>
+              </w:rPr>
+              <w:t>supergroup</w:t>
+            </w:r>
+            <w:proofErr w:type="spellEnd"/>
+            <w:r>
+              <w:rPr>
+                <w:rFonts w:ascii="Courier New" w:hAnsi="Courier New"/>
+                <w:color w:val="000000"/>
+                <w:sz w:val="16"/>
+                <w:lang w:val="es-MX"/>
+              </w:rPr>
+              <w:t xml:space="preserve">  385793272  /</w:t>
+            </w:r>
+            <w:proofErr w:type="spellStart"/>
+            <w:r>
+              <w:rPr>
+                <w:rFonts w:ascii="Courier New" w:hAnsi="Courier New"/>
+                <w:color w:val="000000"/>
+                <w:sz w:val="16"/>
+                <w:lang w:val="es-MX"/>
+              </w:rPr>
+              <w:t>user</w:t>
+            </w:r>
+            <w:proofErr w:type="spellEnd"/>
+            <w:r>
+              <w:rPr>
+                <w:rFonts w:ascii="Courier New" w:hAnsi="Courier New"/>
+                <w:color w:val="000000"/>
+                <w:sz w:val="16"/>
+                <w:lang w:val="es-MX"/>
+              </w:rPr>
+              <w:t>/</w:t>
+            </w:r>
+            <w:proofErr w:type="spellStart"/>
+            <w:r>
+              <w:rPr>
+                <w:rFonts w:ascii="Courier New" w:hAnsi="Courier New"/>
+                <w:color w:val="000000"/>
+                <w:sz w:val="16"/>
+                <w:lang w:val="es-MX"/>
+              </w:rPr>
+              <w:t>oem</w:t>
+            </w:r>
+            <w:proofErr w:type="spellEnd"/>
+            <w:r>
+              <w:rPr>
+                <w:rFonts w:ascii="Courier New" w:hAnsi="Courier New"/>
+                <w:color w:val="000000"/>
+                <w:sz w:val="16"/>
+                <w:lang w:val="es-MX"/>
+              </w:rPr>
+              <w:t>/empleo/mes=01/asg-2025-01-31.csv</w:t>
+            </w:r>
+            <w:r>
+              <w:rPr>
+                <w:rFonts w:ascii="Courier New" w:hAnsi="Courier New"/>
+                <w:color w:val="000000"/>
+                <w:sz w:val="16"/>
+                <w:lang w:val="es-MX"/>
+              </w:rPr>
+              <w:br/>
+            </w:r>
+            <w:proofErr w:type="spellStart"/>
+            <w:r>
+              <w:rPr>
+                <w:rFonts w:ascii="Courier New" w:hAnsi="Courier New"/>
+                <w:color w:val="000000"/>
+                <w:sz w:val="16"/>
+                <w:lang w:val="es-MX"/>
+              </w:rPr>
+              <w:t>drwxr</w:t>
+            </w:r>
+            <w:proofErr w:type="spellEnd"/>
+            <w:r>
+              <w:rPr>
+                <w:rFonts w:ascii="Courier New" w:hAnsi="Courier New"/>
+                <w:color w:val="000000"/>
+                <w:sz w:val="16"/>
+                <w:lang w:val="es-MX"/>
+              </w:rPr>
+              <w:t>-</w:t>
+            </w:r>
+            <w:proofErr w:type="spellStart"/>
+            <w:r>
+              <w:rPr>
+                <w:rFonts w:ascii="Courier New" w:hAnsi="Courier New"/>
+                <w:color w:val="000000"/>
+                <w:sz w:val="16"/>
+                <w:lang w:val="es-MX"/>
+              </w:rPr>
+              <w:t>xr</w:t>
+            </w:r>
+            <w:proofErr w:type="spellEnd"/>
+            <w:r>
+              <w:rPr>
+                <w:rFonts w:ascii="Courier New" w:hAnsi="Courier New"/>
+                <w:color w:val="000000"/>
+                <w:sz w:val="16"/>
+                <w:lang w:val="es-MX"/>
+              </w:rPr>
+              <w:t xml:space="preserve">-x  - </w:t>
+            </w:r>
+            <w:proofErr w:type="spellStart"/>
+            <w:r>
+              <w:rPr>
+                <w:rFonts w:ascii="Courier New" w:hAnsi="Courier New"/>
+                <w:color w:val="000000"/>
+                <w:sz w:val="16"/>
+                <w:lang w:val="es-MX"/>
+              </w:rPr>
+              <w:t>root</w:t>
+            </w:r>
+            <w:proofErr w:type="spellEnd"/>
+            <w:r>
+              <w:rPr>
+                <w:rFonts w:ascii="Courier New" w:hAnsi="Courier New"/>
+                <w:color w:val="000000"/>
+                <w:sz w:val="16"/>
+                <w:lang w:val="es-MX"/>
+              </w:rPr>
+              <w:t xml:space="preserve"> </w:t>
+            </w:r>
+            <w:proofErr w:type="spellStart"/>
+            <w:r>
+              <w:rPr>
+                <w:rFonts w:ascii="Courier New" w:hAnsi="Courier New"/>
+                <w:color w:val="000000"/>
+                <w:sz w:val="16"/>
+                <w:lang w:val="es-MX"/>
+              </w:rPr>
+              <w:t>supergroup</w:t>
+            </w:r>
+            <w:proofErr w:type="spellEnd"/>
+            <w:r>
+              <w:rPr>
+                <w:rFonts w:ascii="Courier New" w:hAnsi="Courier New"/>
+                <w:color w:val="000000"/>
+                <w:sz w:val="16"/>
+                <w:lang w:val="es-MX"/>
+              </w:rPr>
+              <w:t xml:space="preserve">          0  /</w:t>
+            </w:r>
+            <w:proofErr w:type="spellStart"/>
+            <w:r>
+              <w:rPr>
+                <w:rFonts w:ascii="Courier New" w:hAnsi="Courier New"/>
+                <w:color w:val="000000"/>
+                <w:sz w:val="16"/>
+                <w:lang w:val="es-MX"/>
+              </w:rPr>
+              <w:t>user</w:t>
+            </w:r>
+            <w:proofErr w:type="spellEnd"/>
+            <w:r>
+              <w:rPr>
+                <w:rFonts w:ascii="Courier New" w:hAnsi="Courier New"/>
+                <w:color w:val="000000"/>
+                <w:sz w:val="16"/>
+                <w:lang w:val="es-MX"/>
+              </w:rPr>
+              <w:t>/</w:t>
+            </w:r>
+            <w:proofErr w:type="spellStart"/>
+            <w:r>
+              <w:rPr>
+                <w:rFonts w:ascii="Courier New" w:hAnsi="Courier New"/>
+                <w:color w:val="000000"/>
+                <w:sz w:val="16"/>
+                <w:lang w:val="es-MX"/>
+              </w:rPr>
+              <w:t>oem</w:t>
+            </w:r>
+            <w:proofErr w:type="spellEnd"/>
+            <w:r>
+              <w:rPr>
+                <w:rFonts w:ascii="Courier New" w:hAnsi="Courier New"/>
+                <w:color w:val="000000"/>
+                <w:sz w:val="16"/>
+                <w:lang w:val="es-MX"/>
+              </w:rPr>
+              <w:t>/empleo/mes=02</w:t>
+            </w:r>
+            <w:r>
+              <w:rPr>
+                <w:rFonts w:ascii="Courier New" w:hAnsi="Courier New"/>
+                <w:color w:val="000000"/>
+                <w:sz w:val="16"/>
+                <w:lang w:val="es-MX"/>
+              </w:rPr>
+              <w:br/>
+              <w:t>-</w:t>
+            </w:r>
+            <w:proofErr w:type="spellStart"/>
+            <w:r>
+              <w:rPr>
+                <w:rFonts w:ascii="Courier New" w:hAnsi="Courier New"/>
+                <w:color w:val="000000"/>
+                <w:sz w:val="16"/>
+                <w:lang w:val="es-MX"/>
+              </w:rPr>
+              <w:t>rw</w:t>
+            </w:r>
+            <w:proofErr w:type="spellEnd"/>
+            <w:r>
+              <w:rPr>
+                <w:rFonts w:ascii="Courier New" w:hAnsi="Courier New"/>
+                <w:color w:val="000000"/>
+                <w:sz w:val="16"/>
+                <w:lang w:val="es-MX"/>
+              </w:rPr>
+              <w:t xml:space="preserve">-r--r--  3 </w:t>
+            </w:r>
+            <w:proofErr w:type="spellStart"/>
+            <w:r>
+              <w:rPr>
+                <w:rFonts w:ascii="Courier New" w:hAnsi="Courier New"/>
+                <w:color w:val="000000"/>
+                <w:sz w:val="16"/>
+                <w:lang w:val="es-MX"/>
+              </w:rPr>
+              <w:t>root</w:t>
+            </w:r>
+            <w:proofErr w:type="spellEnd"/>
+            <w:r>
+              <w:rPr>
+                <w:rFonts w:ascii="Courier New" w:hAnsi="Courier New"/>
+                <w:color w:val="000000"/>
+                <w:sz w:val="16"/>
+                <w:lang w:val="es-MX"/>
+              </w:rPr>
+              <w:t xml:space="preserve"> </w:t>
+            </w:r>
+            <w:proofErr w:type="spellStart"/>
+            <w:r>
+              <w:rPr>
+                <w:rFonts w:ascii="Courier New" w:hAnsi="Courier New"/>
+                <w:color w:val="000000"/>
+                <w:sz w:val="16"/>
+                <w:lang w:val="es-MX"/>
+              </w:rPr>
+              <w:t>supergroup</w:t>
+            </w:r>
+            <w:proofErr w:type="spellEnd"/>
+            <w:r>
+              <w:rPr>
+                <w:rFonts w:ascii="Courier New" w:hAnsi="Courier New"/>
+                <w:color w:val="000000"/>
+                <w:sz w:val="16"/>
+                <w:lang w:val="es-MX"/>
+              </w:rPr>
+              <w:t xml:space="preserve">  382721784  /</w:t>
+            </w:r>
+            <w:proofErr w:type="spellStart"/>
+            <w:r>
+              <w:rPr>
+                <w:rFonts w:ascii="Courier New" w:hAnsi="Courier New"/>
+                <w:color w:val="000000"/>
+                <w:sz w:val="16"/>
+                <w:lang w:val="es-MX"/>
+              </w:rPr>
+              <w:t>user</w:t>
+            </w:r>
+            <w:proofErr w:type="spellEnd"/>
+            <w:r>
+              <w:rPr>
+                <w:rFonts w:ascii="Courier New" w:hAnsi="Courier New"/>
+                <w:color w:val="000000"/>
+                <w:sz w:val="16"/>
+                <w:lang w:val="es-MX"/>
+              </w:rPr>
+              <w:t>/</w:t>
+            </w:r>
+            <w:proofErr w:type="spellStart"/>
+            <w:r>
+              <w:rPr>
+                <w:rFonts w:ascii="Courier New" w:hAnsi="Courier New"/>
+                <w:color w:val="000000"/>
+                <w:sz w:val="16"/>
+                <w:lang w:val="es-MX"/>
+              </w:rPr>
+              <w:t>oem</w:t>
+            </w:r>
+            <w:proofErr w:type="spellEnd"/>
+            <w:r>
+              <w:rPr>
+                <w:rFonts w:ascii="Courier New" w:hAnsi="Courier New"/>
+                <w:color w:val="000000"/>
+                <w:sz w:val="16"/>
+                <w:lang w:val="es-MX"/>
+              </w:rPr>
+              <w:t>/empleo/mes=02/asg-2025-02-28.csv</w:t>
+            </w:r>
+            <w:r>
+              <w:rPr>
+                <w:rFonts w:ascii="Courier New" w:hAnsi="Courier New"/>
+                <w:color w:val="000000"/>
+                <w:sz w:val="16"/>
+                <w:lang w:val="es-MX"/>
+              </w:rPr>
+              <w:br/>
+            </w:r>
+            <w:proofErr w:type="spellStart"/>
+            <w:r>
+              <w:rPr>
+                <w:rFonts w:ascii="Courier New" w:hAnsi="Courier New"/>
+                <w:color w:val="000000"/>
+                <w:sz w:val="16"/>
+                <w:lang w:val="es-MX"/>
+              </w:rPr>
+              <w:t>drwxr</w:t>
+            </w:r>
+            <w:proofErr w:type="spellEnd"/>
+            <w:r>
+              <w:rPr>
+                <w:rFonts w:ascii="Courier New" w:hAnsi="Courier New"/>
+                <w:color w:val="000000"/>
+                <w:sz w:val="16"/>
+                <w:lang w:val="es-MX"/>
+              </w:rPr>
+              <w:t>-</w:t>
+            </w:r>
+            <w:proofErr w:type="spellStart"/>
+            <w:r>
+              <w:rPr>
+                <w:rFonts w:ascii="Courier New" w:hAnsi="Courier New"/>
+                <w:color w:val="000000"/>
+                <w:sz w:val="16"/>
+                <w:lang w:val="es-MX"/>
+              </w:rPr>
+              <w:t>xr</w:t>
+            </w:r>
+            <w:proofErr w:type="spellEnd"/>
+            <w:r>
+              <w:rPr>
+                <w:rFonts w:ascii="Courier New" w:hAnsi="Courier New"/>
+                <w:color w:val="000000"/>
+                <w:sz w:val="16"/>
+                <w:lang w:val="es-MX"/>
+              </w:rPr>
+              <w:t xml:space="preserve">-x  - </w:t>
+            </w:r>
+            <w:proofErr w:type="spellStart"/>
+            <w:r>
+              <w:rPr>
+                <w:rFonts w:ascii="Courier New" w:hAnsi="Courier New"/>
+                <w:color w:val="000000"/>
+                <w:sz w:val="16"/>
+                <w:lang w:val="es-MX"/>
+              </w:rPr>
+              <w:t>root</w:t>
+            </w:r>
+            <w:proofErr w:type="spellEnd"/>
+            <w:r>
+              <w:rPr>
+                <w:rFonts w:ascii="Courier New" w:hAnsi="Courier New"/>
+                <w:color w:val="000000"/>
+                <w:sz w:val="16"/>
+                <w:lang w:val="es-MX"/>
+              </w:rPr>
+              <w:t xml:space="preserve"> </w:t>
+            </w:r>
+            <w:proofErr w:type="spellStart"/>
+            <w:r>
+              <w:rPr>
+                <w:rFonts w:ascii="Courier New" w:hAnsi="Courier New"/>
+                <w:color w:val="000000"/>
+                <w:sz w:val="16"/>
+                <w:lang w:val="es-MX"/>
+              </w:rPr>
+              <w:t>supergroup</w:t>
+            </w:r>
+            <w:proofErr w:type="spellEnd"/>
+            <w:r>
+              <w:rPr>
+                <w:rFonts w:ascii="Courier New" w:hAnsi="Courier New"/>
+                <w:color w:val="000000"/>
+                <w:sz w:val="16"/>
+                <w:lang w:val="es-MX"/>
+              </w:rPr>
+              <w:t xml:space="preserve">          0  /</w:t>
+            </w:r>
+            <w:proofErr w:type="spellStart"/>
+            <w:r>
+              <w:rPr>
+                <w:rFonts w:ascii="Courier New" w:hAnsi="Courier New"/>
+                <w:color w:val="000000"/>
+                <w:sz w:val="16"/>
+                <w:lang w:val="es-MX"/>
+              </w:rPr>
+              <w:t>user</w:t>
+            </w:r>
+            <w:proofErr w:type="spellEnd"/>
+            <w:r>
+              <w:rPr>
+                <w:rFonts w:ascii="Courier New" w:hAnsi="Courier New"/>
+                <w:color w:val="000000"/>
+                <w:sz w:val="16"/>
+                <w:lang w:val="es-MX"/>
+              </w:rPr>
+              <w:t>/</w:t>
+            </w:r>
+            <w:proofErr w:type="spellStart"/>
+            <w:r>
+              <w:rPr>
+                <w:rFonts w:ascii="Courier New" w:hAnsi="Courier New"/>
+                <w:color w:val="000000"/>
+                <w:sz w:val="16"/>
+                <w:lang w:val="es-MX"/>
+              </w:rPr>
+              <w:t>oem</w:t>
+            </w:r>
+            <w:proofErr w:type="spellEnd"/>
+            <w:r>
+              <w:rPr>
+                <w:rFonts w:ascii="Courier New" w:hAnsi="Courier New"/>
+                <w:color w:val="000000"/>
+                <w:sz w:val="16"/>
+                <w:lang w:val="es-MX"/>
+              </w:rPr>
+              <w:t>/empleo/mes=03</w:t>
+            </w:r>
+            <w:r>
+              <w:rPr>
+                <w:rFonts w:ascii="Courier New" w:hAnsi="Courier New"/>
+                <w:color w:val="000000"/>
+                <w:sz w:val="16"/>
+                <w:lang w:val="es-MX"/>
+              </w:rPr>
+              <w:br/>
+              <w:t>-</w:t>
+            </w:r>
+            <w:proofErr w:type="spellStart"/>
+            <w:r>
+              <w:rPr>
+                <w:rFonts w:ascii="Courier New" w:hAnsi="Courier New"/>
+                <w:color w:val="000000"/>
+                <w:sz w:val="16"/>
+                <w:lang w:val="es-MX"/>
+              </w:rPr>
+              <w:t>rw</w:t>
+            </w:r>
+            <w:proofErr w:type="spellEnd"/>
+            <w:r>
+              <w:rPr>
+                <w:rFonts w:ascii="Courier New" w:hAnsi="Courier New"/>
+                <w:color w:val="000000"/>
+                <w:sz w:val="16"/>
+                <w:lang w:val="es-MX"/>
+              </w:rPr>
+              <w:t xml:space="preserve">-r--r--  3 </w:t>
+            </w:r>
+            <w:proofErr w:type="spellStart"/>
+            <w:r>
+              <w:rPr>
+                <w:rFonts w:ascii="Courier New" w:hAnsi="Courier New"/>
+                <w:color w:val="000000"/>
+                <w:sz w:val="16"/>
+                <w:lang w:val="es-MX"/>
+              </w:rPr>
+              <w:t>root</w:t>
+            </w:r>
+            <w:proofErr w:type="spellEnd"/>
+            <w:r>
+              <w:rPr>
+                <w:rFonts w:ascii="Courier New" w:hAnsi="Courier New"/>
+                <w:color w:val="000000"/>
+                <w:sz w:val="16"/>
+                <w:lang w:val="es-MX"/>
+              </w:rPr>
+              <w:t xml:space="preserve"> </w:t>
+            </w:r>
+            <w:proofErr w:type="spellStart"/>
+            <w:r>
+              <w:rPr>
+                <w:rFonts w:ascii="Courier New" w:hAnsi="Courier New"/>
+                <w:color w:val="000000"/>
+                <w:sz w:val="16"/>
+                <w:lang w:val="es-MX"/>
+              </w:rPr>
+              <w:t>supergroup</w:t>
+            </w:r>
+            <w:proofErr w:type="spellEnd"/>
+            <w:r>
+              <w:rPr>
+                <w:rFonts w:ascii="Courier New" w:hAnsi="Courier New"/>
+                <w:color w:val="000000"/>
+                <w:sz w:val="16"/>
+                <w:lang w:val="es-MX"/>
+              </w:rPr>
+              <w:t xml:space="preserve">  382210436  /</w:t>
+            </w:r>
+            <w:proofErr w:type="spellStart"/>
+            <w:r>
+              <w:rPr>
+                <w:rFonts w:ascii="Courier New" w:hAnsi="Courier New"/>
+                <w:color w:val="000000"/>
+                <w:sz w:val="16"/>
+                <w:lang w:val="es-MX"/>
+              </w:rPr>
+              <w:t>user</w:t>
+            </w:r>
+            <w:proofErr w:type="spellEnd"/>
+            <w:r>
+              <w:rPr>
+                <w:rFonts w:ascii="Courier New" w:hAnsi="Courier New"/>
+                <w:color w:val="000000"/>
+                <w:sz w:val="16"/>
+                <w:lang w:val="es-MX"/>
+              </w:rPr>
+              <w:t>/</w:t>
+            </w:r>
+            <w:proofErr w:type="spellStart"/>
+            <w:r>
+              <w:rPr>
+                <w:rFonts w:ascii="Courier New" w:hAnsi="Courier New"/>
+                <w:color w:val="000000"/>
+                <w:sz w:val="16"/>
+                <w:lang w:val="es-MX"/>
+              </w:rPr>
+              <w:t>oem</w:t>
+            </w:r>
+            <w:proofErr w:type="spellEnd"/>
+            <w:r>
+              <w:rPr>
+                <w:rFonts w:ascii="Courier New" w:hAnsi="Courier New"/>
+                <w:color w:val="000000"/>
+                <w:sz w:val="16"/>
+                <w:lang w:val="es-MX"/>
+              </w:rPr>
+              <w:t>/empleo/mes=03/asg-2025-03-31.csv</w:t>
+            </w:r>
+            <w:r>
+              <w:rPr>
+                <w:rFonts w:ascii="Courier New" w:hAnsi="Courier New"/>
+                <w:color w:val="000000"/>
+                <w:sz w:val="16"/>
+                <w:lang w:val="es-MX"/>
+              </w:rPr>
+              <w:br/>
+            </w:r>
+            <w:proofErr w:type="spellStart"/>
+            <w:r>
+              <w:rPr>
+                <w:rFonts w:ascii="Courier New" w:hAnsi="Courier New"/>
+                <w:color w:val="000000"/>
+                <w:sz w:val="16"/>
+                <w:lang w:val="es-MX"/>
+              </w:rPr>
+              <w:t>drwxr</w:t>
+            </w:r>
+            <w:proofErr w:type="spellEnd"/>
+            <w:r>
+              <w:rPr>
+                <w:rFonts w:ascii="Courier New" w:hAnsi="Courier New"/>
+                <w:color w:val="000000"/>
+                <w:sz w:val="16"/>
+                <w:lang w:val="es-MX"/>
+              </w:rPr>
+              <w:t>-</w:t>
+            </w:r>
+            <w:proofErr w:type="spellStart"/>
+            <w:r>
+              <w:rPr>
+                <w:rFonts w:ascii="Courier New" w:hAnsi="Courier New"/>
+                <w:color w:val="000000"/>
+                <w:sz w:val="16"/>
+                <w:lang w:val="es-MX"/>
+              </w:rPr>
+              <w:t>xr</w:t>
+            </w:r>
+            <w:proofErr w:type="spellEnd"/>
+            <w:r>
+              <w:rPr>
+                <w:rFonts w:ascii="Courier New" w:hAnsi="Courier New"/>
+                <w:color w:val="000000"/>
+                <w:sz w:val="16"/>
+                <w:lang w:val="es-MX"/>
+              </w:rPr>
+              <w:t xml:space="preserve">-x  - </w:t>
+            </w:r>
+            <w:proofErr w:type="spellStart"/>
+            <w:r>
+              <w:rPr>
+                <w:rFonts w:ascii="Courier New" w:hAnsi="Courier New"/>
+                <w:color w:val="000000"/>
+                <w:sz w:val="16"/>
+                <w:lang w:val="es-MX"/>
+              </w:rPr>
+              <w:t>root</w:t>
+            </w:r>
+            <w:proofErr w:type="spellEnd"/>
+            <w:r>
+              <w:rPr>
+                <w:rFonts w:ascii="Courier New" w:hAnsi="Courier New"/>
+                <w:color w:val="000000"/>
+                <w:sz w:val="16"/>
+                <w:lang w:val="es-MX"/>
+              </w:rPr>
+              <w:t xml:space="preserve"> </w:t>
+            </w:r>
+            <w:proofErr w:type="spellStart"/>
+            <w:r>
+              <w:rPr>
+                <w:rFonts w:ascii="Courier New" w:hAnsi="Courier New"/>
+                <w:color w:val="000000"/>
+                <w:sz w:val="16"/>
+                <w:lang w:val="es-MX"/>
+              </w:rPr>
+              <w:t>supergroup</w:t>
+            </w:r>
+            <w:proofErr w:type="spellEnd"/>
+            <w:r>
+              <w:rPr>
+                <w:rFonts w:ascii="Courier New" w:hAnsi="Courier New"/>
+                <w:color w:val="000000"/>
+                <w:sz w:val="16"/>
+                <w:lang w:val="es-MX"/>
+              </w:rPr>
+              <w:t xml:space="preserve">          0  /</w:t>
+            </w:r>
+            <w:proofErr w:type="spellStart"/>
+            <w:r>
+              <w:rPr>
+                <w:rFonts w:ascii="Courier New" w:hAnsi="Courier New"/>
+                <w:color w:val="000000"/>
+                <w:sz w:val="16"/>
+                <w:lang w:val="es-MX"/>
+              </w:rPr>
+              <w:t>user</w:t>
+            </w:r>
+            <w:proofErr w:type="spellEnd"/>
+            <w:r>
+              <w:rPr>
+                <w:rFonts w:ascii="Courier New" w:hAnsi="Courier New"/>
+                <w:color w:val="000000"/>
+                <w:sz w:val="16"/>
+                <w:lang w:val="es-MX"/>
+              </w:rPr>
+              <w:t>/</w:t>
+            </w:r>
+            <w:proofErr w:type="spellStart"/>
+            <w:r>
+              <w:rPr>
+                <w:rFonts w:ascii="Courier New" w:hAnsi="Courier New"/>
+                <w:color w:val="000000"/>
+                <w:sz w:val="16"/>
+                <w:lang w:val="es-MX"/>
+              </w:rPr>
+              <w:t>oem</w:t>
+            </w:r>
+            <w:proofErr w:type="spellEnd"/>
+            <w:r>
+              <w:rPr>
+                <w:rFonts w:ascii="Courier New" w:hAnsi="Courier New"/>
+                <w:color w:val="000000"/>
+                <w:sz w:val="16"/>
+                <w:lang w:val="es-MX"/>
+              </w:rPr>
+              <w:t>/empleo/mes=04</w:t>
+            </w:r>
+            <w:r>
+              <w:rPr>
+                <w:rFonts w:ascii="Courier New" w:hAnsi="Courier New"/>
+                <w:color w:val="000000"/>
+                <w:sz w:val="16"/>
+                <w:lang w:val="es-MX"/>
+              </w:rPr>
+              <w:br/>
+              <w:t>-</w:t>
+            </w:r>
+            <w:proofErr w:type="spellStart"/>
+            <w:r>
+              <w:rPr>
+                <w:rFonts w:ascii="Courier New" w:hAnsi="Courier New"/>
+                <w:color w:val="000000"/>
+                <w:sz w:val="16"/>
+                <w:lang w:val="es-MX"/>
+              </w:rPr>
+              <w:t>rw</w:t>
+            </w:r>
+            <w:proofErr w:type="spellEnd"/>
+            <w:r>
+              <w:rPr>
+                <w:rFonts w:ascii="Courier New" w:hAnsi="Courier New"/>
+                <w:color w:val="000000"/>
+                <w:sz w:val="16"/>
+                <w:lang w:val="es-MX"/>
+              </w:rPr>
+              <w:t xml:space="preserve">-r--r--  3 </w:t>
+            </w:r>
+            <w:proofErr w:type="spellStart"/>
+            <w:r>
+              <w:rPr>
+                <w:rFonts w:ascii="Courier New" w:hAnsi="Courier New"/>
+                <w:color w:val="000000"/>
+                <w:sz w:val="16"/>
+                <w:lang w:val="es-MX"/>
+              </w:rPr>
+              <w:t>root</w:t>
+            </w:r>
+            <w:proofErr w:type="spellEnd"/>
+            <w:r>
+              <w:rPr>
+                <w:rFonts w:ascii="Courier New" w:hAnsi="Courier New"/>
+                <w:color w:val="000000"/>
+                <w:sz w:val="16"/>
+                <w:lang w:val="es-MX"/>
+              </w:rPr>
+              <w:t xml:space="preserve"> </w:t>
+            </w:r>
+            <w:proofErr w:type="spellStart"/>
+            <w:r>
+              <w:rPr>
+                <w:rFonts w:ascii="Courier New" w:hAnsi="Courier New"/>
+                <w:color w:val="000000"/>
+                <w:sz w:val="16"/>
+                <w:lang w:val="es-MX"/>
+              </w:rPr>
+              <w:t>supergroup</w:t>
+            </w:r>
+            <w:proofErr w:type="spellEnd"/>
+            <w:r>
+              <w:rPr>
+                <w:rFonts w:ascii="Courier New" w:hAnsi="Courier New"/>
+                <w:color w:val="000000"/>
+                <w:sz w:val="16"/>
+                <w:lang w:val="es-MX"/>
+              </w:rPr>
+              <w:t xml:space="preserve">  378943970  /</w:t>
+            </w:r>
+            <w:proofErr w:type="spellStart"/>
+            <w:r>
+              <w:rPr>
+                <w:rFonts w:ascii="Courier New" w:hAnsi="Courier New"/>
+                <w:color w:val="000000"/>
+                <w:sz w:val="16"/>
+                <w:lang w:val="es-MX"/>
+              </w:rPr>
+              <w:t>user</w:t>
+            </w:r>
+            <w:proofErr w:type="spellEnd"/>
+            <w:r>
+              <w:rPr>
+                <w:rFonts w:ascii="Courier New" w:hAnsi="Courier New"/>
+                <w:color w:val="000000"/>
+                <w:sz w:val="16"/>
+                <w:lang w:val="es-MX"/>
+              </w:rPr>
+              <w:t>/</w:t>
+            </w:r>
+            <w:proofErr w:type="spellStart"/>
+            <w:r>
+              <w:rPr>
+                <w:rFonts w:ascii="Courier New" w:hAnsi="Courier New"/>
+                <w:color w:val="000000"/>
+                <w:sz w:val="16"/>
+                <w:lang w:val="es-MX"/>
+              </w:rPr>
+              <w:t>oem</w:t>
+            </w:r>
+            <w:proofErr w:type="spellEnd"/>
+            <w:r>
+              <w:rPr>
+                <w:rFonts w:ascii="Courier New" w:hAnsi="Courier New"/>
+                <w:color w:val="000000"/>
+                <w:sz w:val="16"/>
+                <w:lang w:val="es-MX"/>
+              </w:rPr>
+              <w:t>/empleo/mes=04/asg-2025-04-30.csv</w:t>
+            </w:r>
+            <w:r>
+              <w:rPr>
+                <w:rFonts w:ascii="Courier New" w:hAnsi="Courier New"/>
+                <w:color w:val="000000"/>
+                <w:sz w:val="16"/>
+                <w:lang w:val="es-MX"/>
+              </w:rPr>
+              <w:br/>
+            </w:r>
+            <w:proofErr w:type="spellStart"/>
+            <w:r>
+              <w:rPr>
+                <w:rFonts w:ascii="Courier New" w:hAnsi="Courier New"/>
+                <w:color w:val="000000"/>
+                <w:sz w:val="16"/>
+                <w:lang w:val="es-MX"/>
+              </w:rPr>
+              <w:t>drwxr</w:t>
+            </w:r>
+            <w:proofErr w:type="spellEnd"/>
+            <w:r>
+              <w:rPr>
+                <w:rFonts w:ascii="Courier New" w:hAnsi="Courier New"/>
+                <w:color w:val="000000"/>
+                <w:sz w:val="16"/>
+                <w:lang w:val="es-MX"/>
+              </w:rPr>
+              <w:t>-</w:t>
+            </w:r>
+            <w:proofErr w:type="spellStart"/>
+            <w:r>
+              <w:rPr>
+                <w:rFonts w:ascii="Courier New" w:hAnsi="Courier New"/>
+                <w:color w:val="000000"/>
+                <w:sz w:val="16"/>
+                <w:lang w:val="es-MX"/>
+              </w:rPr>
+              <w:t>xr</w:t>
+            </w:r>
+            <w:proofErr w:type="spellEnd"/>
+            <w:r>
+              <w:rPr>
+                <w:rFonts w:ascii="Courier New" w:hAnsi="Courier New"/>
+                <w:color w:val="000000"/>
+                <w:sz w:val="16"/>
+                <w:lang w:val="es-MX"/>
+              </w:rPr>
+              <w:t xml:space="preserve">-x  - </w:t>
+            </w:r>
+            <w:proofErr w:type="spellStart"/>
+            <w:r>
+              <w:rPr>
+                <w:rFonts w:ascii="Courier New" w:hAnsi="Courier New"/>
+                <w:color w:val="000000"/>
+                <w:sz w:val="16"/>
+                <w:lang w:val="es-MX"/>
+              </w:rPr>
+              <w:t>root</w:t>
+            </w:r>
+            <w:proofErr w:type="spellEnd"/>
+            <w:r>
+              <w:rPr>
+                <w:rFonts w:ascii="Courier New" w:hAnsi="Courier New"/>
+                <w:color w:val="000000"/>
+                <w:sz w:val="16"/>
+                <w:lang w:val="es-MX"/>
+              </w:rPr>
+              <w:t xml:space="preserve"> </w:t>
+            </w:r>
+            <w:proofErr w:type="spellStart"/>
+            <w:r>
+              <w:rPr>
+                <w:rFonts w:ascii="Courier New" w:hAnsi="Courier New"/>
+                <w:color w:val="000000"/>
+                <w:sz w:val="16"/>
+                <w:lang w:val="es-MX"/>
+              </w:rPr>
+              <w:t>supergroup</w:t>
+            </w:r>
+            <w:proofErr w:type="spellEnd"/>
+            <w:r>
+              <w:rPr>
+                <w:rFonts w:ascii="Courier New" w:hAnsi="Courier New"/>
+                <w:color w:val="000000"/>
+                <w:sz w:val="16"/>
+                <w:lang w:val="es-MX"/>
+              </w:rPr>
+              <w:t xml:space="preserve">          0  /</w:t>
+            </w:r>
+            <w:proofErr w:type="spellStart"/>
+            <w:r>
+              <w:rPr>
+                <w:rFonts w:ascii="Courier New" w:hAnsi="Courier New"/>
+                <w:color w:val="000000"/>
+                <w:sz w:val="16"/>
+                <w:lang w:val="es-MX"/>
+              </w:rPr>
+              <w:t>user</w:t>
+            </w:r>
+            <w:proofErr w:type="spellEnd"/>
+            <w:r>
+              <w:rPr>
+                <w:rFonts w:ascii="Courier New" w:hAnsi="Courier New"/>
+                <w:color w:val="000000"/>
+                <w:sz w:val="16"/>
+                <w:lang w:val="es-MX"/>
+              </w:rPr>
+              <w:t>/</w:t>
+            </w:r>
+            <w:proofErr w:type="spellStart"/>
+            <w:r>
+              <w:rPr>
+                <w:rFonts w:ascii="Courier New" w:hAnsi="Courier New"/>
+                <w:color w:val="000000"/>
+                <w:sz w:val="16"/>
+                <w:lang w:val="es-MX"/>
+              </w:rPr>
+              <w:t>oem</w:t>
+            </w:r>
+            <w:proofErr w:type="spellEnd"/>
+            <w:r>
+              <w:rPr>
+                <w:rFonts w:ascii="Courier New" w:hAnsi="Courier New"/>
+                <w:color w:val="000000"/>
+                <w:sz w:val="16"/>
+                <w:lang w:val="es-MX"/>
+              </w:rPr>
+              <w:t>/empleo/mes=05</w:t>
+            </w:r>
+            <w:r>
+              <w:rPr>
+                <w:rFonts w:ascii="Courier New" w:hAnsi="Courier New"/>
+                <w:color w:val="000000"/>
+                <w:sz w:val="16"/>
+                <w:lang w:val="es-MX"/>
+              </w:rPr>
+              <w:br/>
+              <w:t>-</w:t>
+            </w:r>
+            <w:proofErr w:type="spellStart"/>
+            <w:r>
+              <w:rPr>
+                <w:rFonts w:ascii="Courier New" w:hAnsi="Courier New"/>
+                <w:color w:val="000000"/>
+                <w:sz w:val="16"/>
+                <w:lang w:val="es-MX"/>
+              </w:rPr>
+              <w:t>rw</w:t>
+            </w:r>
+            <w:proofErr w:type="spellEnd"/>
+            <w:r>
+              <w:rPr>
+                <w:rFonts w:ascii="Courier New" w:hAnsi="Courier New"/>
+                <w:color w:val="000000"/>
+                <w:sz w:val="16"/>
+                <w:lang w:val="es-MX"/>
+              </w:rPr>
+              <w:t xml:space="preserve">-r--r--  3 </w:t>
+            </w:r>
+            <w:proofErr w:type="spellStart"/>
+            <w:r>
+              <w:rPr>
+                <w:rFonts w:ascii="Courier New" w:hAnsi="Courier New"/>
+                <w:color w:val="000000"/>
+                <w:sz w:val="16"/>
+                <w:lang w:val="es-MX"/>
+              </w:rPr>
+              <w:t>root</w:t>
+            </w:r>
+            <w:proofErr w:type="spellEnd"/>
+            <w:r>
+              <w:rPr>
+                <w:rFonts w:ascii="Courier New" w:hAnsi="Courier New"/>
+                <w:color w:val="000000"/>
+                <w:sz w:val="16"/>
+                <w:lang w:val="es-MX"/>
+              </w:rPr>
+              <w:t xml:space="preserve"> </w:t>
+            </w:r>
+            <w:proofErr w:type="spellStart"/>
+            <w:r>
+              <w:rPr>
+                <w:rFonts w:ascii="Courier New" w:hAnsi="Courier New"/>
+                <w:color w:val="000000"/>
+                <w:sz w:val="16"/>
+                <w:lang w:val="es-MX"/>
+              </w:rPr>
+              <w:t>supergroup</w:t>
+            </w:r>
+            <w:proofErr w:type="spellEnd"/>
+            <w:r>
+              <w:rPr>
+                <w:rFonts w:ascii="Courier New" w:hAnsi="Courier New"/>
+                <w:color w:val="000000"/>
+                <w:sz w:val="16"/>
+                <w:lang w:val="es-MX"/>
+              </w:rPr>
+              <w:t xml:space="preserve">  383776233  /</w:t>
+            </w:r>
+            <w:proofErr w:type="spellStart"/>
+            <w:r>
+              <w:rPr>
+                <w:rFonts w:ascii="Courier New" w:hAnsi="Courier New"/>
+                <w:color w:val="000000"/>
+                <w:sz w:val="16"/>
+                <w:lang w:val="es-MX"/>
+              </w:rPr>
+              <w:t>user</w:t>
+            </w:r>
+            <w:proofErr w:type="spellEnd"/>
+            <w:r>
+              <w:rPr>
+                <w:rFonts w:ascii="Courier New" w:hAnsi="Courier New"/>
+                <w:color w:val="000000"/>
+                <w:sz w:val="16"/>
+                <w:lang w:val="es-MX"/>
+              </w:rPr>
+              <w:t>/</w:t>
+            </w:r>
+            <w:proofErr w:type="spellStart"/>
+            <w:r>
+              <w:rPr>
+                <w:rFonts w:ascii="Courier New" w:hAnsi="Courier New"/>
+                <w:color w:val="000000"/>
+                <w:sz w:val="16"/>
+                <w:lang w:val="es-MX"/>
+              </w:rPr>
+              <w:t>oem</w:t>
+            </w:r>
+            <w:proofErr w:type="spellEnd"/>
+            <w:r>
+              <w:rPr>
+                <w:rFonts w:ascii="Courier New" w:hAnsi="Courier New"/>
+                <w:color w:val="000000"/>
+                <w:sz w:val="16"/>
+                <w:lang w:val="es-MX"/>
+              </w:rPr>
+              <w:t>/empleo/mes=05/asg-2025-05-31.csv</w:t>
+            </w:r>
+            <w:r>
+              <w:rPr>
+                <w:rFonts w:ascii="Courier New" w:hAnsi="Courier New"/>
+                <w:color w:val="000000"/>
+                <w:sz w:val="16"/>
+                <w:lang w:val="es-MX"/>
+              </w:rPr>
+              <w:br/>
+            </w:r>
+            <w:proofErr w:type="spellStart"/>
+            <w:r>
+              <w:rPr>
+                <w:rFonts w:ascii="Courier New" w:hAnsi="Courier New"/>
+                <w:color w:val="000000"/>
+                <w:sz w:val="16"/>
+                <w:lang w:val="es-MX"/>
+              </w:rPr>
+              <w:t>drwxr</w:t>
+            </w:r>
+            <w:proofErr w:type="spellEnd"/>
+            <w:r>
+              <w:rPr>
+                <w:rFonts w:ascii="Courier New" w:hAnsi="Courier New"/>
+                <w:color w:val="000000"/>
+                <w:sz w:val="16"/>
+                <w:lang w:val="es-MX"/>
+              </w:rPr>
+              <w:t>-</w:t>
+            </w:r>
+            <w:proofErr w:type="spellStart"/>
+            <w:r>
+              <w:rPr>
+                <w:rFonts w:ascii="Courier New" w:hAnsi="Courier New"/>
+                <w:color w:val="000000"/>
+                <w:sz w:val="16"/>
+                <w:lang w:val="es-MX"/>
+              </w:rPr>
+              <w:t>xr</w:t>
+            </w:r>
+            <w:proofErr w:type="spellEnd"/>
+            <w:r>
+              <w:rPr>
+                <w:rFonts w:ascii="Courier New" w:hAnsi="Courier New"/>
+                <w:color w:val="000000"/>
+                <w:sz w:val="16"/>
+                <w:lang w:val="es-MX"/>
+              </w:rPr>
+              <w:t xml:space="preserve">-x  - </w:t>
+            </w:r>
+            <w:proofErr w:type="spellStart"/>
+            <w:r>
+              <w:rPr>
+                <w:rFonts w:ascii="Courier New" w:hAnsi="Courier New"/>
+                <w:color w:val="000000"/>
+                <w:sz w:val="16"/>
+                <w:lang w:val="es-MX"/>
+              </w:rPr>
+              <w:t>root</w:t>
+            </w:r>
+            <w:proofErr w:type="spellEnd"/>
+            <w:r>
+              <w:rPr>
+                <w:rFonts w:ascii="Courier New" w:hAnsi="Courier New"/>
+                <w:color w:val="000000"/>
+                <w:sz w:val="16"/>
+                <w:lang w:val="es-MX"/>
+              </w:rPr>
+              <w:t xml:space="preserve"> </w:t>
+            </w:r>
+            <w:proofErr w:type="spellStart"/>
+            <w:r>
+              <w:rPr>
+                <w:rFonts w:ascii="Courier New" w:hAnsi="Courier New"/>
+                <w:color w:val="000000"/>
+                <w:sz w:val="16"/>
+                <w:lang w:val="es-MX"/>
+              </w:rPr>
+              <w:t>supergroup</w:t>
+            </w:r>
+            <w:proofErr w:type="spellEnd"/>
+            <w:r>
+              <w:rPr>
+                <w:rFonts w:ascii="Courier New" w:hAnsi="Courier New"/>
+                <w:color w:val="000000"/>
+                <w:sz w:val="16"/>
+                <w:lang w:val="es-MX"/>
+              </w:rPr>
+              <w:t xml:space="preserve">          0  /</w:t>
+            </w:r>
+            <w:proofErr w:type="spellStart"/>
+            <w:r>
+              <w:rPr>
+                <w:rFonts w:ascii="Courier New" w:hAnsi="Courier New"/>
+                <w:color w:val="000000"/>
+                <w:sz w:val="16"/>
+                <w:lang w:val="es-MX"/>
+              </w:rPr>
+              <w:t>user</w:t>
+            </w:r>
+            <w:proofErr w:type="spellEnd"/>
+            <w:r>
+              <w:rPr>
+                <w:rFonts w:ascii="Courier New" w:hAnsi="Courier New"/>
+                <w:color w:val="000000"/>
+                <w:sz w:val="16"/>
+                <w:lang w:val="es-MX"/>
+              </w:rPr>
+              <w:t>/</w:t>
+            </w:r>
+            <w:proofErr w:type="spellStart"/>
+            <w:r>
+              <w:rPr>
+                <w:rFonts w:ascii="Courier New" w:hAnsi="Courier New"/>
+                <w:color w:val="000000"/>
+                <w:sz w:val="16"/>
+                <w:lang w:val="es-MX"/>
+              </w:rPr>
+              <w:t>oem</w:t>
+            </w:r>
+            <w:proofErr w:type="spellEnd"/>
+            <w:r>
+              <w:rPr>
+                <w:rFonts w:ascii="Courier New" w:hAnsi="Courier New"/>
+                <w:color w:val="000000"/>
+                <w:sz w:val="16"/>
+                <w:lang w:val="es-MX"/>
+              </w:rPr>
+              <w:t>/empleo/mes=06</w:t>
+            </w:r>
+            <w:r>
+              <w:rPr>
+                <w:rFonts w:ascii="Courier New" w:hAnsi="Courier New"/>
+                <w:color w:val="000000"/>
+                <w:sz w:val="16"/>
+                <w:lang w:val="es-MX"/>
+              </w:rPr>
+              <w:br/>
+              <w:t>-</w:t>
+            </w:r>
+            <w:proofErr w:type="spellStart"/>
+            <w:r>
+              <w:rPr>
+                <w:rFonts w:ascii="Courier New" w:hAnsi="Courier New"/>
+                <w:color w:val="000000"/>
+                <w:sz w:val="16"/>
+                <w:lang w:val="es-MX"/>
+              </w:rPr>
+              <w:t>rw</w:t>
+            </w:r>
+            <w:proofErr w:type="spellEnd"/>
+            <w:r>
+              <w:rPr>
+                <w:rFonts w:ascii="Courier New" w:hAnsi="Courier New"/>
+                <w:color w:val="000000"/>
+                <w:sz w:val="16"/>
+                <w:lang w:val="es-MX"/>
+              </w:rPr>
+              <w:t xml:space="preserve">-r--r--  3 </w:t>
+            </w:r>
+            <w:proofErr w:type="spellStart"/>
+            <w:r>
+              <w:rPr>
+                <w:rFonts w:ascii="Courier New" w:hAnsi="Courier New"/>
+                <w:color w:val="000000"/>
+                <w:sz w:val="16"/>
+                <w:lang w:val="es-MX"/>
+              </w:rPr>
+              <w:t>root</w:t>
+            </w:r>
+            <w:proofErr w:type="spellEnd"/>
+            <w:r>
+              <w:rPr>
+                <w:rFonts w:ascii="Courier New" w:hAnsi="Courier New"/>
+                <w:color w:val="000000"/>
+                <w:sz w:val="16"/>
+                <w:lang w:val="es-MX"/>
+              </w:rPr>
+              <w:t xml:space="preserve"> </w:t>
+            </w:r>
+            <w:proofErr w:type="spellStart"/>
+            <w:r>
+              <w:rPr>
+                <w:rFonts w:ascii="Courier New" w:hAnsi="Courier New"/>
+                <w:color w:val="000000"/>
+                <w:sz w:val="16"/>
+                <w:lang w:val="es-MX"/>
+              </w:rPr>
+              <w:t>supergroup</w:t>
+            </w:r>
+            <w:proofErr w:type="spellEnd"/>
+            <w:r>
+              <w:rPr>
+                <w:rFonts w:ascii="Courier New" w:hAnsi="Courier New"/>
+                <w:color w:val="000000"/>
+                <w:sz w:val="16"/>
+                <w:lang w:val="es-MX"/>
+              </w:rPr>
+              <w:t xml:space="preserve">  383951720  /</w:t>
+            </w:r>
+            <w:proofErr w:type="spellStart"/>
+            <w:r>
+              <w:rPr>
+                <w:rFonts w:ascii="Courier New" w:hAnsi="Courier New"/>
+                <w:color w:val="000000"/>
+                <w:sz w:val="16"/>
+                <w:lang w:val="es-MX"/>
+              </w:rPr>
+              <w:t>user</w:t>
+            </w:r>
+            <w:proofErr w:type="spellEnd"/>
+            <w:r>
+              <w:rPr>
+                <w:rFonts w:ascii="Courier New" w:hAnsi="Courier New"/>
+                <w:color w:val="000000"/>
+                <w:sz w:val="16"/>
+                <w:lang w:val="es-MX"/>
+              </w:rPr>
+              <w:t>/</w:t>
+            </w:r>
+            <w:proofErr w:type="spellStart"/>
+            <w:r>
+              <w:rPr>
+                <w:rFonts w:ascii="Courier New" w:hAnsi="Courier New"/>
+                <w:color w:val="000000"/>
+                <w:sz w:val="16"/>
+                <w:lang w:val="es-MX"/>
+              </w:rPr>
+              <w:t>oem</w:t>
+            </w:r>
+            <w:proofErr w:type="spellEnd"/>
+            <w:r>
+              <w:rPr>
+                <w:rFonts w:ascii="Courier New" w:hAnsi="Courier New"/>
+                <w:color w:val="000000"/>
+                <w:sz w:val="16"/>
+                <w:lang w:val="es-MX"/>
+              </w:rPr>
+              <w:t>/empleo/mes=06/asg-2025-06-30.csv</w:t>
+            </w:r>
+          </w:p>
+        </w:tc>
+      </w:tr>
+    </w:tbl>
+    <w:p>
+      <w:pPr>
+        <w:spacing w:after="40"/>
+        <w:rPr>
+          <w:lang w:val="es-MX"/>
+        </w:rPr>
+      </w:pPr>
+    </w:p>
+    <w:p>
+      <w:pPr>
+        <w:spacing w:before="40" w:after="160"/>
+        <w:rPr>
+          <w:lang w:val="es-MX"/>
+        </w:rPr>
+      </w:pPr>
+      <w:r>
+        <w:rPr>
+          <w:i/>
+          <w:color w:val="404040"/>
+          <w:sz w:val="18"/>
+          <w:lang w:val="es-MX"/>
+        </w:rPr>
+        <w:t>Estructura HDFS final — cada archivo en su subdirectorio mes=NN correspondiente</w:t>
+      </w:r>
+    </w:p>
+    <w:p>
+      <w:pPr>
+        <w:spacing w:before="160"/>
+        <w:rPr>
+          <w:lang w:val="es-MX"/>
+        </w:rPr>
+      </w:pPr>
+      <w:r>
+        <w:rPr>
+          <w:b/>
+          <w:color w:val="1F497D"/>
+          <w:lang w:val="es-MX"/>
+        </w:rPr>
+        <w:t>2.3 Reconstrucción</w:t>
+      </w:r>
+      <w:r>
+        <w:rPr>
+          <w:b/>
+          <w:color w:val="1F497D"/>
+          <w:lang w:val="es-MX"/>
+        </w:rPr>
+        <w:t xml:space="preserve"> de la tabla empleo en </w:t>
+      </w:r>
+      <w:proofErr w:type="spellStart"/>
+      <w:r>
+        <w:rPr>
+          <w:b/>
+          <w:color w:val="1F497D"/>
+          <w:lang w:val="es-MX"/>
+        </w:rPr>
+        <w:t>Hive</w:t>
+      </w:r>
+      <w:proofErr w:type="spellEnd"/>
+    </w:p>
+    <w:p>
+      <w:pPr>
+        <w:rPr>
+          <w:lang w:val="es-MX"/>
+        </w:rPr>
+      </w:pPr>
+      <w:r>
+        <w:rPr>
+          <w:sz w:val="20"/>
+          <w:lang w:val="es-MX"/>
+        </w:rPr>
+        <w:t xml:space="preserve">Se eliminó la tabla existente y se recreó como tabla externa particionada por la columna mes. El delimitador de campo es el </w:t>
+      </w:r>
+      <w:proofErr w:type="spellStart"/>
+      <w:r>
+        <w:rPr>
+          <w:sz w:val="20"/>
+          <w:lang w:val="es-MX"/>
+        </w:rPr>
+        <w:t>caracter</w:t>
+      </w:r>
+      <w:proofErr w:type="spellEnd"/>
+      <w:r>
+        <w:rPr>
+          <w:sz w:val="20"/>
+          <w:lang w:val="es-MX"/>
+        </w:rPr>
+        <w:t xml:space="preserve"> pipe (|), confirmado al inspeccionar directamente el contenido de los archivos CSV en HDFS:</w:t>
+      </w:r>
+    </w:p>
+    <w:tbl>
+      <w:tblPr>
+        <w:tblStyle w:val="TableGrid"/>
+        <w:tblW w:w="0" w:type="auto"/>
+        <w:tblLook w:val="04A0" w:firstRow="1" w:lastRow="0" w:firstColumn="1" w:lastColumn="0" w:noHBand="0" w:noVBand="1"/>
+      </w:tblPr>
+      <w:tblGrid>
+        <w:gridCol w:w="10070"/>
+      </w:tblGrid>
+      <w:tr>
+        <w:tc>
+          <w:tcPr>
+            <w:tcW w:w="10080" w:type="dxa"/>
             <w:shd w:val="clear" w:color="auto" w:fill="F2F2F2"/>
           </w:tcPr>
           <w:p>
@@ -745,28 +4299,356 @@
                 <w:color w:val="000000"/>
                 <w:sz w:val="18"/>
               </w:rPr>
-              <w:t>-- Crear directorios de partición</w:t>
+              <w:t>DROP TABLE IF EXISTS empleo;</w:t>
+            </w:r>
+            <w:r>
+              <w:rPr>
+                <w:rFonts w:ascii="Courier New" w:hAnsi="Courier New"/>
+                <w:color w:val="000000"/>
+                <w:sz w:val="18"/>
+              </w:rPr>
               <w:br/>
-              <w:t>for mes in 01 02 03 04 05 06; do</w:t>
+            </w:r>
+            <w:r>
+              <w:rPr>
+                <w:rFonts w:ascii="Courier New" w:hAnsi="Courier New"/>
+                <w:color w:val="000000"/>
+                <w:sz w:val="18"/>
+              </w:rPr>
               <w:br/>
-              <w:t xml:space="preserve">  docker exec hadoop-namenode hdfs dfs -mkdir -p /user/oem/empleo/mes=${mes}</w:t>
+              <w:t>CREATE EXTERNAL TABLE empleo (</w:t>
+            </w:r>
+            <w:r>
+              <w:rPr>
+                <w:rFonts w:ascii="Courier New" w:hAnsi="Courier New"/>
+                <w:color w:val="000000"/>
+                <w:sz w:val="18"/>
+              </w:rPr>
               <w:br/>
-              <w:t>done</w:t>
+              <w:t xml:space="preserve">  cve_delegacion     STRING,</w:t>
+            </w:r>
+            <w:r>
+              <w:rPr>
+                <w:rFonts w:ascii="Courier New" w:hAnsi="Courier New"/>
+                <w:color w:val="000000"/>
+                <w:sz w:val="18"/>
+              </w:rPr>
               <w:br/>
+              <w:t xml:space="preserve">  cve_subdelegacion  STRING,</w:t>
+            </w:r>
+            <w:r>
+              <w:rPr>
+                <w:rFonts w:ascii="Courier New" w:hAnsi="Courier New"/>
+                <w:color w:val="000000"/>
+                <w:sz w:val="18"/>
+              </w:rPr>
               <w:br/>
-              <w:t>-- Mover cada archivo a su partición</w:t>
+              <w:t xml:space="preserve">  cve_entidad        STRING,</w:t>
+            </w:r>
+            <w:r>
+              <w:rPr>
+                <w:rFonts w:ascii="Courier New" w:hAnsi="Courier New"/>
+                <w:color w:val="000000"/>
+                <w:sz w:val="18"/>
+              </w:rPr>
               <w:br/>
-              <w:t>docker exec hadoop-namenode hdfs dfs -mv /user/oem/empleo/asg-2025-01-31.csv /user/oem/empleo/mes=01/</w:t>
+              <w:t xml:space="preserve">  cve_municipio      STRING,</w:t>
+            </w:r>
+            <w:r>
+              <w:rPr>
+                <w:rFonts w:ascii="Courier New" w:hAnsi="Courier New"/>
+                <w:color w:val="000000"/>
+                <w:sz w:val="18"/>
+              </w:rPr>
               <w:br/>
-              <w:t>docker exec hadoop-namenode hdfs dfs -mv /user/oem/empleo/asg-2025-02-28.csv /user/oem/empleo/mes=02/</w:t>
+              <w:t xml:space="preserve">  sector_economico_1 STRING,</w:t>
+            </w:r>
+            <w:r>
+              <w:rPr>
+                <w:rFonts w:ascii="Courier New" w:hAnsi="Courier New"/>
+                <w:color w:val="000000"/>
+                <w:sz w:val="18"/>
+              </w:rPr>
               <w:br/>
-              <w:t>docker exec hadoop-namenode hdfs dfs -mv /user/oem/empleo/asg-2025-03-31.csv /user/oem/empleo/mes=03/</w:t>
+              <w:t xml:space="preserve">  sector_economico_2 STRING,</w:t>
+            </w:r>
+            <w:r>
+              <w:rPr>
+                <w:rFonts w:ascii="Courier New" w:hAnsi="Courier New"/>
+                <w:color w:val="000000"/>
+                <w:sz w:val="18"/>
+              </w:rPr>
               <w:br/>
-              <w:t>docker exec hadoop-namenode hdfs dfs -mv /user/oem/empleo/asg-2025-04-30.csv /user/oem/empleo/mes=04/</w:t>
+              <w:t xml:space="preserve">  sector_economico_4 STRING,</w:t>
+            </w:r>
+            <w:r>
+              <w:rPr>
+                <w:rFonts w:ascii="Courier New" w:hAnsi="Courier New"/>
+                <w:color w:val="000000"/>
+                <w:sz w:val="18"/>
+              </w:rPr>
               <w:br/>
-              <w:t>docker exec hadoop-namenode hdfs dfs -mv /user/oem/empleo/asg-2025-05-31.csv /user/oem/empleo/mes=05/</w:t>
+              <w:t xml:space="preserve">  tamano_patron      STRING,</w:t>
+            </w:r>
+            <w:r>
+              <w:rPr>
+                <w:rFonts w:ascii="Courier New" w:hAnsi="Courier New"/>
+                <w:color w:val="000000"/>
+                <w:sz w:val="18"/>
+              </w:rPr>
               <w:br/>
-              <w:t>docker exec hadoop-namenode hdfs dfs -mv /user/oem/empleo/asg-2025-06-30.csv /user/oem/empleo/mes=06/</w:t>
+              <w:t xml:space="preserve">  sexo               STRING,</w:t>
+            </w:r>
+            <w:r>
+              <w:rPr>
+                <w:rFonts w:ascii="Courier New" w:hAnsi="Courier New"/>
+                <w:color w:val="000000"/>
+                <w:sz w:val="18"/>
+              </w:rPr>
+              <w:br/>
+              <w:t xml:space="preserve">  rango_edad         STRING,</w:t>
+            </w:r>
+            <w:r>
+              <w:rPr>
+                <w:rFonts w:ascii="Courier New" w:hAnsi="Courier New"/>
+                <w:color w:val="000000"/>
+                <w:sz w:val="18"/>
+              </w:rPr>
+              <w:br/>
+              <w:t xml:space="preserve">  rango_salarial     STRING,</w:t>
+            </w:r>
+            <w:r>
+              <w:rPr>
+                <w:rFonts w:ascii="Courier New" w:hAnsi="Courier New"/>
+                <w:color w:val="000000"/>
+                <w:sz w:val="18"/>
+              </w:rPr>
+              <w:br/>
+              <w:t xml:space="preserve">  rango_uma          STRING,</w:t>
+            </w:r>
+            <w:r>
+              <w:rPr>
+                <w:rFonts w:ascii="Courier New" w:hAnsi="Courier New"/>
+                <w:color w:val="000000"/>
+                <w:sz w:val="18"/>
+              </w:rPr>
+              <w:br/>
+              <w:t xml:space="preserve">  asegurados         STRING,</w:t>
+            </w:r>
+            <w:r>
+              <w:rPr>
+                <w:rFonts w:ascii="Courier New" w:hAnsi="Courier New"/>
+                <w:color w:val="000000"/>
+                <w:sz w:val="18"/>
+              </w:rPr>
+              <w:br/>
+            </w:r>
+            <w:r>
+              <w:rPr>
+                <w:rFonts w:ascii="Courier New" w:hAnsi="Courier New"/>
+                <w:color w:val="000000"/>
+                <w:sz w:val="18"/>
+              </w:rPr>
+              <w:lastRenderedPageBreak/>
+              <w:t xml:space="preserve">  no_trabajadores    STRING,</w:t>
+            </w:r>
+            <w:r>
+              <w:rPr>
+                <w:rFonts w:ascii="Courier New" w:hAnsi="Courier New"/>
+                <w:color w:val="000000"/>
+                <w:sz w:val="18"/>
+              </w:rPr>
+              <w:br/>
+              <w:t xml:space="preserve">  ta                 STRING,</w:t>
+            </w:r>
+            <w:r>
+              <w:rPr>
+                <w:rFonts w:ascii="Courier New" w:hAnsi="Courier New"/>
+                <w:color w:val="000000"/>
+                <w:sz w:val="18"/>
+              </w:rPr>
+              <w:br/>
+              <w:t xml:space="preserve">  teu                STRING,</w:t>
+            </w:r>
+            <w:r>
+              <w:rPr>
+                <w:rFonts w:ascii="Courier New" w:hAnsi="Courier New"/>
+                <w:color w:val="000000"/>
+                <w:sz w:val="18"/>
+              </w:rPr>
+              <w:br/>
+              <w:t xml:space="preserve">  tec                STRING,</w:t>
+            </w:r>
+            <w:r>
+              <w:rPr>
+                <w:rFonts w:ascii="Courier New" w:hAnsi="Courier New"/>
+                <w:color w:val="000000"/>
+                <w:sz w:val="18"/>
+              </w:rPr>
+              <w:br/>
+              <w:t xml:space="preserve">  tpu                STRING,</w:t>
+            </w:r>
+            <w:r>
+              <w:rPr>
+                <w:rFonts w:ascii="Courier New" w:hAnsi="Courier New"/>
+                <w:color w:val="000000"/>
+                <w:sz w:val="18"/>
+              </w:rPr>
+              <w:br/>
+              <w:t xml:space="preserve">  tpc                STRING,</w:t>
+            </w:r>
+            <w:r>
+              <w:rPr>
+                <w:rFonts w:ascii="Courier New" w:hAnsi="Courier New"/>
+                <w:color w:val="000000"/>
+                <w:sz w:val="18"/>
+              </w:rPr>
+              <w:br/>
+              <w:t xml:space="preserve">  ta_sal             STRING,</w:t>
+            </w:r>
+            <w:r>
+              <w:rPr>
+                <w:rFonts w:ascii="Courier New" w:hAnsi="Courier New"/>
+                <w:color w:val="000000"/>
+                <w:sz w:val="18"/>
+              </w:rPr>
+              <w:br/>
+              <w:t xml:space="preserve">  teu_sal            STRING,</w:t>
+            </w:r>
+            <w:r>
+              <w:rPr>
+                <w:rFonts w:ascii="Courier New" w:hAnsi="Courier New"/>
+                <w:color w:val="000000"/>
+                <w:sz w:val="18"/>
+              </w:rPr>
+              <w:br/>
+              <w:t xml:space="preserve">  tec_sal            STRING,</w:t>
+            </w:r>
+            <w:r>
+              <w:rPr>
+                <w:rFonts w:ascii="Courier New" w:hAnsi="Courier New"/>
+                <w:color w:val="000000"/>
+                <w:sz w:val="18"/>
+              </w:rPr>
+              <w:br/>
+              <w:t xml:space="preserve">  tpu_sal            STRING,</w:t>
+            </w:r>
+            <w:r>
+              <w:rPr>
+                <w:rFonts w:ascii="Courier New" w:hAnsi="Courier New"/>
+                <w:color w:val="000000"/>
+                <w:sz w:val="18"/>
+              </w:rPr>
+              <w:br/>
+              <w:t xml:space="preserve">  tpc_sal            STRING,</w:t>
+            </w:r>
+            <w:r>
+              <w:rPr>
+                <w:rFonts w:ascii="Courier New" w:hAnsi="Courier New"/>
+                <w:color w:val="000000"/>
+                <w:sz w:val="18"/>
+              </w:rPr>
+              <w:br/>
+              <w:t xml:space="preserve">  masa_sal_ta        STRING,</w:t>
+            </w:r>
+            <w:r>
+              <w:rPr>
+                <w:rFonts w:ascii="Courier New" w:hAnsi="Courier New"/>
+                <w:color w:val="000000"/>
+                <w:sz w:val="18"/>
+              </w:rPr>
+              <w:br/>
+              <w:t xml:space="preserve">  masa_sal_teu       STRING,</w:t>
+            </w:r>
+            <w:r>
+              <w:rPr>
+                <w:rFonts w:ascii="Courier New" w:hAnsi="Courier New"/>
+                <w:color w:val="000000"/>
+                <w:sz w:val="18"/>
+              </w:rPr>
+              <w:br/>
+              <w:t xml:space="preserve">  masa_sal_tec       STRING,</w:t>
+            </w:r>
+            <w:r>
+              <w:rPr>
+                <w:rFonts w:ascii="Courier New" w:hAnsi="Courier New"/>
+                <w:color w:val="000000"/>
+                <w:sz w:val="18"/>
+              </w:rPr>
+              <w:br/>
+              <w:t xml:space="preserve">  masa_sal_tpu       STRING,</w:t>
+            </w:r>
+            <w:r>
+              <w:rPr>
+                <w:rFonts w:ascii="Courier New" w:hAnsi="Courier New"/>
+                <w:color w:val="000000"/>
+                <w:sz w:val="18"/>
+              </w:rPr>
+              <w:br/>
+              <w:t xml:space="preserve">  masa_sal_tpc       STRING</w:t>
+            </w:r>
+            <w:r>
+              <w:rPr>
+                <w:rFonts w:ascii="Courier New" w:hAnsi="Courier New"/>
+                <w:color w:val="000000"/>
+                <w:sz w:val="18"/>
+              </w:rPr>
+              <w:br/>
+              <w:t>)</w:t>
+            </w:r>
+            <w:r>
+              <w:rPr>
+                <w:rFonts w:ascii="Courier New" w:hAnsi="Courier New"/>
+                <w:color w:val="000000"/>
+                <w:sz w:val="18"/>
+              </w:rPr>
+              <w:br/>
+              <w:t>PARTITIONED BY (mes STRING)</w:t>
+            </w:r>
+            <w:r>
+              <w:rPr>
+                <w:rFonts w:ascii="Courier New" w:hAnsi="Courier New"/>
+                <w:color w:val="000000"/>
+                <w:sz w:val="18"/>
+              </w:rPr>
+              <w:br/>
+              <w:t>ROW FORMAT DELIMITED</w:t>
+            </w:r>
+            <w:r>
+              <w:rPr>
+                <w:rFonts w:ascii="Courier New" w:hAnsi="Courier New"/>
+                <w:color w:val="000000"/>
+                <w:sz w:val="18"/>
+              </w:rPr>
+              <w:br/>
+              <w:t>FIELDS TERMINATED BY '|'</w:t>
+            </w:r>
+            <w:r>
+              <w:rPr>
+                <w:rFonts w:ascii="Courier New" w:hAnsi="Courier New"/>
+                <w:color w:val="000000"/>
+                <w:sz w:val="18"/>
+              </w:rPr>
+              <w:br/>
+              <w:t>STORED AS TEXTFILE</w:t>
+            </w:r>
+            <w:r>
+              <w:rPr>
+                <w:rFonts w:ascii="Courier New" w:hAnsi="Courier New"/>
+                <w:color w:val="000000"/>
+                <w:sz w:val="18"/>
+              </w:rPr>
+              <w:br/>
+              <w:t>LOCATION '/user/oem/empleo/'</w:t>
+            </w:r>
+            <w:r>
+              <w:rPr>
+                <w:rFonts w:ascii="Courier New" w:hAnsi="Courier New"/>
+                <w:color w:val="000000"/>
+                <w:sz w:val="18"/>
+              </w:rPr>
+              <w:br/>
+              <w:t>TBLPROPERTIES ('skip.header.line.count'='1');</w:t>
             </w:r>
           </w:p>
         </w:tc>
@@ -780,48 +4662,104 @@
     <w:p>
       <w:pPr>
         <w:spacing w:before="40" w:after="160"/>
-        <w:jc w:val="left"/>
+        <w:rPr>
+          <w:lang w:val="es-MX"/>
+        </w:rPr>
       </w:pPr>
       <w:r>
         <w:rPr>
-          <w:rFonts w:ascii="Calibri" w:hAnsi="Calibri"/>
-          <w:b w:val="0"/>
           <w:i/>
           <w:color w:val="404040"/>
           <w:sz w:val="18"/>
+          <w:lang w:val="es-MX"/>
         </w:rPr>
-        <w:t>Comandos HDFS para crear la estructura de particionado y reubicar los archivos</w:t>
+        <w:t>DDL — tabla externa empleo con particionado por mes y delimitador pipe</w:t>
       </w:r>
     </w:p>
     <w:p>
       <w:pPr>
-        <w:spacing w:before="0" w:after="80"/>
-        <w:jc w:val="left"/>
+        <w:spacing w:before="160"/>
+        <w:rPr>
+          <w:lang w:val="es-MX"/>
+        </w:rPr>
       </w:pPr>
       <w:r>
         <w:rPr>
-          <w:rFonts w:ascii="Calibri" w:hAnsi="Calibri"/>
-          <w:b w:val="0"/>
-          <w:i w:val="0"/>
+          <w:b/>
+          <w:color w:val="1F497D"/>
+          <w:lang w:val="es-MX"/>
+        </w:rPr>
+        <w:t>2.4 Registro</w:t>
+      </w:r>
+      <w:r>
+        <w:rPr>
+          <w:b/>
+          <w:color w:val="1F497D"/>
+          <w:lang w:val="es-MX"/>
+        </w:rPr>
+        <w:t xml:space="preserve"> de particiones con MSCK REPAIR TABLE</w:t>
+      </w:r>
+    </w:p>
+    <w:p>
+      <w:pPr>
+        <w:rPr>
+          <w:lang w:val="es-MX"/>
+        </w:rPr>
+      </w:pPr>
+      <w:r>
+        <w:rPr>
           <w:sz w:val="20"/>
+          <w:lang w:val="es-MX"/>
         </w:rPr>
-        <w:t>La estructura resultante en HDFS quedó de la siguiente forma:</w:t>
+        <w:t xml:space="preserve">Debido a que los subdirectorios fueron creados directamente en HDFS (fuera de </w:t>
+      </w:r>
+      <w:proofErr w:type="spellStart"/>
+      <w:r>
+        <w:rPr>
+          <w:sz w:val="20"/>
+          <w:lang w:val="es-MX"/>
+        </w:rPr>
+        <w:t>Hive</w:t>
+      </w:r>
+      <w:proofErr w:type="spellEnd"/>
+      <w:r>
+        <w:rPr>
+          <w:sz w:val="20"/>
+          <w:lang w:val="es-MX"/>
+        </w:rPr>
+        <w:t xml:space="preserve">), es necesario ejecutar MSCK REPAIR TABLE para que el </w:t>
+      </w:r>
+      <w:proofErr w:type="spellStart"/>
+      <w:r>
+        <w:rPr>
+          <w:sz w:val="20"/>
+          <w:lang w:val="es-MX"/>
+        </w:rPr>
+        <w:t>metastore</w:t>
+      </w:r>
+      <w:proofErr w:type="spellEnd"/>
+      <w:r>
+        <w:rPr>
+          <w:sz w:val="20"/>
+          <w:lang w:val="es-MX"/>
+        </w:rPr>
+        <w:t xml:space="preserve"> registre las particiones detectadas:</w:t>
       </w:r>
     </w:p>
     <w:tbl>
       <w:tblPr>
         <w:tblStyle w:val="TableGrid"/>
-        <w:tblW w:type="auto" w:w="0"/>
-        <w:tblLook w:firstColumn="1" w:firstRow="1" w:lastColumn="0" w:lastRow="0" w:noHBand="0" w:noVBand="1" w:val="04A0"/>
+        <w:tblW w:w="0" w:type="auto"/>
+        <w:tblLook w:val="04A0" w:firstRow="1" w:lastRow="0" w:firstColumn="1" w:lastColumn="0" w:noHBand="0" w:noVBand="1"/>
       </w:tblPr>
       <w:tblGrid>
-        <w:gridCol w:w="10080"/>
+        <w:gridCol w:w="10070"/>
       </w:tblGrid>
       <w:tr>
         <w:tc>
           <w:tcPr>
-            <w:tcW w:type="dxa" w:w="10080"/>
-            <w:shd w:val="clear" w:color="auto" w:fill="E8E8E8"/>
+            <w:tcW w:w="10080" w:type="dxa"/>
+            <w:shd w:val="clear" w:color="auto" w:fill="F2F2F2"/>
           </w:tcPr>
           <w:p>
             <w:pPr>
@@ -831,33 +4769,44 @@
               <w:rPr>
                 <w:rFonts w:ascii="Courier New" w:hAnsi="Courier New"/>
                 <w:color w:val="000000"/>
-                <w:sz w:val="16"/>
-              </w:rPr>
-              <w:t>$ docker exec hadoop-namenode hdfs dfs -ls -R /user/oem/empleo/</w:t>
+                <w:sz w:val="18"/>
+              </w:rPr>
+              <w:t xml:space="preserve">MSCK REPAIR TABLE </w:t>
+            </w:r>
+            <w:proofErr w:type="spellStart"/>
+            <w:r>
+              <w:rPr>
+                <w:rFonts w:ascii="Courier New" w:hAnsi="Courier New"/>
+                <w:color w:val="000000"/>
+                <w:sz w:val="18"/>
+              </w:rPr>
+              <w:t>empleo</w:t>
+            </w:r>
+            <w:proofErr w:type="spellEnd"/>
+            <w:r>
+              <w:rPr>
+                <w:rFonts w:ascii="Courier New" w:hAnsi="Courier New"/>
+                <w:color w:val="000000"/>
+                <w:sz w:val="18"/>
+              </w:rPr>
+              <w:t>;</w:t>
+            </w:r>
+            <w:r>
+              <w:rPr>
+                <w:rFonts w:ascii="Courier New" w:hAnsi="Courier New"/>
+                <w:color w:val="000000"/>
+                <w:sz w:val="18"/>
+              </w:rPr>
               <w:br/>
-              <w:t>drwxr-xr-x  - root supergroup          0  /user/oem/empleo/mes=01</w:t>
+            </w:r>
+            <w:r>
+              <w:rPr>
+                <w:rFonts w:ascii="Courier New" w:hAnsi="Courier New"/>
+                <w:color w:val="000000"/>
+                <w:sz w:val="18"/>
+              </w:rPr>
               <w:br/>
-              <w:t>-rw-r--r--  3 root supergroup  385793272  /user/oem/empleo/mes=01/asg-2025-01-31.csv</w:t>
-              <w:br/>
-              <w:t>drwxr-xr-x  - root supergroup          0  /user/oem/empleo/mes=02</w:t>
-              <w:br/>
-              <w:t>-rw-r--r--  3 root supergroup  382721784  /user/oem/empleo/mes=02/asg-2025-02-28.csv</w:t>
-              <w:br/>
-              <w:t>drwxr-xr-x  - root supergroup          0  /user/oem/empleo/mes=03</w:t>
-              <w:br/>
-              <w:t>-rw-r--r--  3 root supergroup  382210436  /user/oem/empleo/mes=03/asg-2025-03-31.csv</w:t>
-              <w:br/>
-              <w:t>drwxr-xr-x  - root supergroup          0  /user/oem/empleo/mes=04</w:t>
-              <w:br/>
-              <w:t>-rw-r--r--  3 root supergroup  378943970  /user/oem/empleo/mes=04/asg-2025-04-30.csv</w:t>
-              <w:br/>
-              <w:t>drwxr-xr-x  - root supergroup          0  /user/oem/empleo/mes=05</w:t>
-              <w:br/>
-              <w:t>-rw-r--r--  3 root supergroup  383776233  /user/oem/empleo/mes=05/asg-2025-05-31.csv</w:t>
-              <w:br/>
-              <w:t>drwxr-xr-x  - root supergroup          0  /user/oem/empleo/mes=06</w:t>
-              <w:br/>
-              <w:t>-rw-r--r--  3 root supergroup  383951720  /user/oem/empleo/mes=06/asg-2025-06-30.csv</w:t>
+              <w:t>SHOW PARTITIONS empleo;</w:t>
             </w:r>
           </w:p>
         </w:tc>
@@ -871,152 +4820,204 @@
     <w:p>
       <w:pPr>
         <w:spacing w:before="40" w:after="160"/>
-        <w:jc w:val="left"/>
+        <w:rPr>
+          <w:lang w:val="es-MX"/>
+        </w:rPr>
       </w:pPr>
       <w:r>
         <w:rPr>
-          <w:rFonts w:ascii="Calibri" w:hAnsi="Calibri"/>
-          <w:b w:val="0"/>
           <w:i/>
           <w:color w:val="404040"/>
           <w:sz w:val="18"/>
+          <w:lang w:val="es-MX"/>
         </w:rPr>
-        <w:t>Estructura HDFS final — cada archivo en su subdirectorio mes=NN correspondiente</w:t>
-      </w:r>
-    </w:p>
-    <w:p>
-      <w:pPr>
-        <w:spacing w:before="160" w:after="80"/>
-        <w:jc w:val="left"/>
-      </w:pPr>
-      <w:r>
-        <w:rPr>
-          <w:rFonts w:ascii="Calibri" w:hAnsi="Calibri"/>
-          <w:b/>
-          <w:i w:val="0"/>
-          <w:color w:val="1F497D"/>
-          <w:sz w:val="22"/>
-        </w:rPr>
-        <w:t>2.3  Reconstrucción de la tabla empleo en Hive</w:t>
-      </w:r>
-    </w:p>
-    <w:p>
-      <w:pPr>
-        <w:spacing w:before="0" w:after="80"/>
-        <w:jc w:val="left"/>
-      </w:pPr>
-      <w:r>
-        <w:rPr>
-          <w:rFonts w:ascii="Calibri" w:hAnsi="Calibri"/>
-          <w:b w:val="0"/>
-          <w:i w:val="0"/>
-          <w:sz w:val="20"/>
-        </w:rPr>
-        <w:t>Se eliminó la tabla existente y se recreó como tabla externa particionada por la columna mes. El delimitador de campo es el caracter pipe (|), confirmado al inspeccionar directamente el contenido de los archivos CSV en HDFS:</w:t>
+        <w:t>Registro automático de particiones desde la estructura de directorios HDFS</w:t>
       </w:r>
     </w:p>
     <w:tbl>
       <w:tblPr>
         <w:tblStyle w:val="TableGrid"/>
-        <w:tblW w:type="auto" w:w="0"/>
-        <w:tblLook w:firstColumn="1" w:firstRow="1" w:lastColumn="0" w:lastRow="0" w:noHBand="0" w:noVBand="1" w:val="04A0"/>
+        <w:tblW w:w="0" w:type="auto"/>
+        <w:tblLook w:val="04A0" w:firstRow="1" w:lastRow="0" w:firstColumn="1" w:lastColumn="0" w:noHBand="0" w:noVBand="1"/>
       </w:tblPr>
       <w:tblGrid>
-        <w:gridCol w:w="10080"/>
+        <w:gridCol w:w="10070"/>
       </w:tblGrid>
       <w:tr>
         <w:tc>
           <w:tcPr>
-            <w:tcW w:type="dxa" w:w="10080"/>
-            <w:shd w:val="clear" w:color="auto" w:fill="F2F2F2"/>
+            <w:tcW w:w="10080" w:type="dxa"/>
+            <w:shd w:val="clear" w:color="auto" w:fill="E8E8E8"/>
           </w:tcPr>
           <w:p>
             <w:pPr>
               <w:spacing w:before="40" w:after="40"/>
+              <w:rPr>
+                <w:lang w:val="es-MX"/>
+              </w:rPr>
             </w:pPr>
             <w:r>
               <w:rPr>
                 <w:rFonts w:ascii="Courier New" w:hAnsi="Courier New"/>
                 <w:color w:val="000000"/>
-                <w:sz w:val="18"/>
-              </w:rPr>
-              <w:t>DROP TABLE IF EXISTS empleo;</w:t>
+                <w:sz w:val="16"/>
+                <w:lang w:val="es-MX"/>
+              </w:rPr>
+              <w:t>+------------+</w:t>
+            </w:r>
+            <w:r>
+              <w:rPr>
+                <w:rFonts w:ascii="Courier New" w:hAnsi="Courier New"/>
+                <w:color w:val="000000"/>
+                <w:sz w:val="16"/>
+                <w:lang w:val="es-MX"/>
+              </w:rPr>
               <w:br/>
+              <w:t xml:space="preserve">| </w:t>
+            </w:r>
+            <w:proofErr w:type="spellStart"/>
+            <w:proofErr w:type="gramStart"/>
+            <w:r>
+              <w:rPr>
+                <w:rFonts w:ascii="Courier New" w:hAnsi="Courier New"/>
+                <w:color w:val="000000"/>
+                <w:sz w:val="16"/>
+                <w:lang w:val="es-MX"/>
+              </w:rPr>
+              <w:t>partition</w:t>
+            </w:r>
+            <w:proofErr w:type="spellEnd"/>
+            <w:r>
+              <w:rPr>
+                <w:rFonts w:ascii="Courier New" w:hAnsi="Courier New"/>
+                <w:color w:val="000000"/>
+                <w:sz w:val="16"/>
+                <w:lang w:val="es-MX"/>
+              </w:rPr>
+              <w:t xml:space="preserve">  |</w:t>
+            </w:r>
+            <w:proofErr w:type="gramEnd"/>
+            <w:r>
+              <w:rPr>
+                <w:rFonts w:ascii="Courier New" w:hAnsi="Courier New"/>
+                <w:color w:val="000000"/>
+                <w:sz w:val="16"/>
+                <w:lang w:val="es-MX"/>
+              </w:rPr>
               <w:br/>
-              <w:t>CREATE EXTERNAL TABLE empleo (</w:t>
+              <w:t>+------------+</w:t>
+            </w:r>
+            <w:r>
+              <w:rPr>
+                <w:rFonts w:ascii="Courier New" w:hAnsi="Courier New"/>
+                <w:color w:val="000000"/>
+                <w:sz w:val="16"/>
+                <w:lang w:val="es-MX"/>
+              </w:rPr>
               <w:br/>
-              <w:t xml:space="preserve">  cve_delegacion     STRING,</w:t>
+              <w:t>| mes=01     |</w:t>
+            </w:r>
+            <w:r>
+              <w:rPr>
+                <w:rFonts w:ascii="Courier New" w:hAnsi="Courier New"/>
+                <w:color w:val="000000"/>
+                <w:sz w:val="16"/>
+                <w:lang w:val="es-MX"/>
+              </w:rPr>
               <w:br/>
-              <w:t xml:space="preserve">  cve_subdelegacion  STRING,</w:t>
+              <w:t>| mes=02     |</w:t>
+            </w:r>
+            <w:r>
+              <w:rPr>
+                <w:rFonts w:ascii="Courier New" w:hAnsi="Courier New"/>
+                <w:color w:val="000000"/>
+                <w:sz w:val="16"/>
+                <w:lang w:val="es-MX"/>
+              </w:rPr>
               <w:br/>
-              <w:t xml:space="preserve">  cve_entidad        STRING,</w:t>
+              <w:t>| mes=03     |</w:t>
+            </w:r>
+            <w:r>
+              <w:rPr>
+                <w:rFonts w:ascii="Courier New" w:hAnsi="Courier New"/>
+                <w:color w:val="000000"/>
+                <w:sz w:val="16"/>
+                <w:lang w:val="es-MX"/>
+              </w:rPr>
               <w:br/>
-              <w:t xml:space="preserve">  cve_municipio      STRING,</w:t>
+              <w:t>| mes=04     |</w:t>
+            </w:r>
+            <w:r>
+              <w:rPr>
+                <w:rFonts w:ascii="Courier New" w:hAnsi="Courier New"/>
+                <w:color w:val="000000"/>
+                <w:sz w:val="16"/>
+                <w:lang w:val="es-MX"/>
+              </w:rPr>
               <w:br/>
-              <w:t xml:space="preserve">  sector_economico_1 STRING,</w:t>
+              <w:t>| mes=05     |</w:t>
+            </w:r>
+            <w:r>
+              <w:rPr>
+                <w:rFonts w:ascii="Courier New" w:hAnsi="Courier New"/>
+                <w:color w:val="000000"/>
+                <w:sz w:val="16"/>
+                <w:lang w:val="es-MX"/>
+              </w:rPr>
               <w:br/>
-              <w:t xml:space="preserve">  sector_economico_2 STRING,</w:t>
+              <w:t>| mes=06     |</w:t>
+            </w:r>
+            <w:r>
+              <w:rPr>
+                <w:rFonts w:ascii="Courier New" w:hAnsi="Courier New"/>
+                <w:color w:val="000000"/>
+                <w:sz w:val="16"/>
+                <w:lang w:val="es-MX"/>
+              </w:rPr>
               <w:br/>
-              <w:t xml:space="preserve">  sector_economico_4 STRING,</w:t>
+              <w:t>+------------+</w:t>
+            </w:r>
+            <w:r>
+              <w:rPr>
+                <w:rFonts w:ascii="Courier New" w:hAnsi="Courier New"/>
+                <w:color w:val="000000"/>
+                <w:sz w:val="16"/>
+                <w:lang w:val="es-MX"/>
+              </w:rPr>
               <w:br/>
-              <w:t xml:space="preserve">  tamano_patron      STRING,</w:t>
-              <w:br/>
-              <w:t xml:space="preserve">  sexo               STRING,</w:t>
-              <w:br/>
-              <w:t xml:space="preserve">  rango_edad         STRING,</w:t>
-              <w:br/>
-              <w:t xml:space="preserve">  rango_salarial     STRING,</w:t>
-              <w:br/>
-              <w:t xml:space="preserve">  rango_uma          STRING,</w:t>
-              <w:br/>
-              <w:t xml:space="preserve">  asegurados         STRING,</w:t>
-              <w:br/>
-              <w:t xml:space="preserve">  no_trabajadores    STRING,</w:t>
-              <w:br/>
-              <w:t xml:space="preserve">  ta                 STRING,</w:t>
-              <w:br/>
-              <w:t xml:space="preserve">  teu                STRING,</w:t>
-              <w:br/>
-              <w:t xml:space="preserve">  tec                STRING,</w:t>
-              <w:br/>
-              <w:t xml:space="preserve">  tpu                STRING,</w:t>
-              <w:br/>
-              <w:t xml:space="preserve">  tpc                STRING,</w:t>
-              <w:br/>
-              <w:t xml:space="preserve">  ta_sal             STRING,</w:t>
-              <w:br/>
-              <w:t xml:space="preserve">  teu_sal            STRING,</w:t>
-              <w:br/>
-              <w:t xml:space="preserve">  tec_sal            STRING,</w:t>
-              <w:br/>
-              <w:t xml:space="preserve">  tpu_sal            STRING,</w:t>
-              <w:br/>
-              <w:t xml:space="preserve">  tpc_sal            STRING,</w:t>
-              <w:br/>
-              <w:t xml:space="preserve">  masa_sal_ta        STRING,</w:t>
-              <w:br/>
-              <w:t xml:space="preserve">  masa_sal_teu       STRING,</w:t>
-              <w:br/>
-              <w:t xml:space="preserve">  masa_sal_tec       STRING,</w:t>
-              <w:br/>
-              <w:t xml:space="preserve">  masa_sal_tpu       STRING,</w:t>
-              <w:br/>
-              <w:t xml:space="preserve">  masa_sal_tpc       STRING</w:t>
-              <w:br/>
-              <w:t>)</w:t>
-              <w:br/>
-              <w:t>PARTITIONED BY (mes STRING)</w:t>
-              <w:br/>
-              <w:t>ROW FORMAT DELIMITED</w:t>
-              <w:br/>
-              <w:t>FIELDS TERMINATED BY '|'</w:t>
-              <w:br/>
-              <w:t>STORED AS TEXTFILE</w:t>
-              <w:br/>
-              <w:t>LOCATION '/user/oem/empleo/'</w:t>
-              <w:br/>
-              <w:t>TBLPROPERTIES ('skip.header.line.count'='1');</w:t>
-            </w:r>
+              <w:t xml:space="preserve">6 </w:t>
+            </w:r>
+            <w:proofErr w:type="spellStart"/>
+            <w:r>
+              <w:rPr>
+                <w:rFonts w:ascii="Courier New" w:hAnsi="Courier New"/>
+                <w:color w:val="000000"/>
+                <w:sz w:val="16"/>
+                <w:lang w:val="es-MX"/>
+              </w:rPr>
+              <w:t>rows</w:t>
+            </w:r>
+            <w:proofErr w:type="spellEnd"/>
+            <w:r>
+              <w:rPr>
+                <w:rFonts w:ascii="Courier New" w:hAnsi="Courier New"/>
+                <w:color w:val="000000"/>
+                <w:sz w:val="16"/>
+                <w:lang w:val="es-MX"/>
+              </w:rPr>
+              <w:t xml:space="preserve"> </w:t>
+            </w:r>
+            <w:proofErr w:type="spellStart"/>
+            <w:r>
+              <w:rPr>
+                <w:rFonts w:ascii="Courier New" w:hAnsi="Courier New"/>
+                <w:color w:val="000000"/>
+                <w:sz w:val="16"/>
+                <w:lang w:val="es-MX"/>
+              </w:rPr>
+              <w:t>selected</w:t>
+            </w:r>
+            <w:proofErr w:type="spellEnd"/>
           </w:p>
         </w:tc>
       </w:tr>
@@ -1024,84 +5025,287 @@
     <w:p>
       <w:pPr>
         <w:spacing w:after="40"/>
+        <w:rPr>
+          <w:lang w:val="es-MX"/>
+        </w:rPr>
       </w:pPr>
     </w:p>
     <w:p>
       <w:pPr>
         <w:spacing w:before="40" w:after="160"/>
-        <w:jc w:val="left"/>
+        <w:rPr>
+          <w:lang w:val="es-MX"/>
+        </w:rPr>
       </w:pPr>
       <w:r>
         <w:rPr>
-          <w:rFonts w:ascii="Calibri" w:hAnsi="Calibri"/>
-          <w:b w:val="0"/>
           <w:i/>
           <w:color w:val="404040"/>
           <w:sz w:val="18"/>
+          <w:lang w:val="es-MX"/>
         </w:rPr>
-        <w:t>DDL — tabla externa empleo con particionado por mes y delimitador pipe</w:t>
+        <w:t xml:space="preserve">Las seis particiones fueron detectadas y registradas correctamente en el </w:t>
+      </w:r>
+      <w:proofErr w:type="spellStart"/>
+      <w:r>
+        <w:rPr>
+          <w:i/>
+          <w:color w:val="404040"/>
+          <w:sz w:val="18"/>
+          <w:lang w:val="es-MX"/>
+        </w:rPr>
+        <w:t>metastore</w:t>
+      </w:r>
+      <w:proofErr w:type="spellEnd"/>
+    </w:p>
+    <w:p>
+      <w:pPr>
+        <w:spacing w:before="160"/>
+        <w:rPr>
+          <w:lang w:val="es-MX"/>
+        </w:rPr>
+      </w:pPr>
+      <w:r>
+        <w:rPr>
+          <w:b/>
+          <w:color w:val="1F497D"/>
+          <w:lang w:val="es-MX"/>
+        </w:rPr>
+        <w:t>2.5 Consulta</w:t>
+      </w:r>
+      <w:r>
+        <w:rPr>
+          <w:b/>
+          <w:color w:val="1F497D"/>
+          <w:lang w:val="es-MX"/>
+        </w:rPr>
+        <w:t xml:space="preserve"> de prueba — asegurados por entidad, marzo 2025</w:t>
       </w:r>
     </w:p>
     <w:p>
       <w:pPr>
-        <w:spacing w:before="160" w:after="80"/>
-        <w:jc w:val="left"/>
+        <w:rPr>
+          <w:lang w:val="es-MX"/>
+        </w:rPr>
       </w:pPr>
       <w:r>
         <w:rPr>
-          <w:rFonts w:ascii="Calibri" w:hAnsi="Calibri"/>
-          <w:b/>
-          <w:i w:val="0"/>
-          <w:color w:val="1F497D"/>
-          <w:sz w:val="22"/>
+          <w:sz w:val="20"/>
+          <w:lang w:val="es-MX"/>
         </w:rPr>
-        <w:t>2.4  Registro de particiones con MSCK REPAIR TABLE</w:t>
+        <w:t xml:space="preserve">Se ejecuta la consulta de validación sobre la partición mes='03'. </w:t>
       </w:r>
-    </w:p>
-    <w:p>
-      <w:pPr>
-        <w:spacing w:before="0" w:after="80"/>
-        <w:jc w:val="left"/>
-      </w:pPr>
+      <w:proofErr w:type="spellStart"/>
       <w:r>
         <w:rPr>
-          <w:rFonts w:ascii="Calibri" w:hAnsi="Calibri"/>
-          <w:b w:val="0"/>
-          <w:i w:val="0"/>
           <w:sz w:val="20"/>
+          <w:lang w:val="es-MX"/>
         </w:rPr>
-        <w:t>Debido a que los subdirectorios fueron creados directamente en HDFS (fuera de Hive), es necesario ejecutar MSCK REPAIR TABLE para que el metastore registre las particiones detectadas:</w:t>
+        <w:t>Hive</w:t>
+      </w:r>
+      <w:proofErr w:type="spellEnd"/>
+      <w:r>
+        <w:rPr>
+          <w:sz w:val="20"/>
+          <w:lang w:val="es-MX"/>
+        </w:rPr>
+        <w:t xml:space="preserve"> aplica </w:t>
+      </w:r>
+      <w:proofErr w:type="spellStart"/>
+      <w:r>
+        <w:rPr>
+          <w:sz w:val="20"/>
+          <w:lang w:val="es-MX"/>
+        </w:rPr>
+        <w:t>partition</w:t>
+      </w:r>
+      <w:proofErr w:type="spellEnd"/>
+      <w:r>
+        <w:rPr>
+          <w:sz w:val="20"/>
+          <w:lang w:val="es-MX"/>
+        </w:rPr>
+        <w:t xml:space="preserve"> </w:t>
+      </w:r>
+      <w:proofErr w:type="spellStart"/>
+      <w:r>
+        <w:rPr>
+          <w:sz w:val="20"/>
+          <w:lang w:val="es-MX"/>
+        </w:rPr>
+        <w:t>pruning</w:t>
+      </w:r>
+      <w:proofErr w:type="spellEnd"/>
+      <w:r>
+        <w:rPr>
+          <w:sz w:val="20"/>
+          <w:lang w:val="es-MX"/>
+        </w:rPr>
+        <w:t xml:space="preserve"> y procesa únicamente el archivo de marzo, sin leer los otros cinco meses:</w:t>
       </w:r>
     </w:p>
     <w:tbl>
       <w:tblPr>
         <w:tblStyle w:val="TableGrid"/>
-        <w:tblW w:type="auto" w:w="0"/>
-        <w:tblLook w:firstColumn="1" w:firstRow="1" w:lastColumn="0" w:lastRow="0" w:noHBand="0" w:noVBand="1" w:val="04A0"/>
+        <w:tblW w:w="0" w:type="auto"/>
+        <w:tblLook w:val="04A0" w:firstRow="1" w:lastRow="0" w:firstColumn="1" w:lastColumn="0" w:noHBand="0" w:noVBand="1"/>
       </w:tblPr>
       <w:tblGrid>
-        <w:gridCol w:w="10080"/>
+        <w:gridCol w:w="10070"/>
       </w:tblGrid>
       <w:tr>
         <w:tc>
           <w:tcPr>
-            <w:tcW w:type="dxa" w:w="10080"/>
+            <w:tcW w:w="10080" w:type="dxa"/>
             <w:shd w:val="clear" w:color="auto" w:fill="F2F2F2"/>
           </w:tcPr>
           <w:p>
             <w:pPr>
               <w:spacing w:before="40" w:after="40"/>
+              <w:rPr>
+                <w:lang w:val="es-MX"/>
+              </w:rPr>
             </w:pPr>
             <w:r>
               <w:rPr>
                 <w:rFonts w:ascii="Courier New" w:hAnsi="Courier New"/>
                 <w:color w:val="000000"/>
                 <w:sz w:val="18"/>
-              </w:rPr>
-              <w:t>MSCK REPAIR TABLE empleo;</w:t>
+                <w:lang w:val="es-MX"/>
+              </w:rPr>
+              <w:t xml:space="preserve">SELECT </w:t>
+            </w:r>
+            <w:proofErr w:type="spellStart"/>
+            <w:r>
+              <w:rPr>
+                <w:rFonts w:ascii="Courier New" w:hAnsi="Courier New"/>
+                <w:color w:val="000000"/>
+                <w:sz w:val="18"/>
+                <w:lang w:val="es-MX"/>
+              </w:rPr>
+              <w:t>cve_entidad</w:t>
+            </w:r>
+            <w:proofErr w:type="spellEnd"/>
+            <w:r>
+              <w:rPr>
+                <w:rFonts w:ascii="Courier New" w:hAnsi="Courier New"/>
+                <w:color w:val="000000"/>
+                <w:sz w:val="18"/>
+                <w:lang w:val="es-MX"/>
+              </w:rPr>
+              <w:t>,</w:t>
+            </w:r>
+            <w:r>
+              <w:rPr>
+                <w:rFonts w:ascii="Courier New" w:hAnsi="Courier New"/>
+                <w:color w:val="000000"/>
+                <w:sz w:val="18"/>
+                <w:lang w:val="es-MX"/>
+              </w:rPr>
               <w:br/>
+              <w:t xml:space="preserve">       </w:t>
+            </w:r>
+            <w:proofErr w:type="gramStart"/>
+            <w:r>
+              <w:rPr>
+                <w:rFonts w:ascii="Courier New" w:hAnsi="Courier New"/>
+                <w:color w:val="000000"/>
+                <w:sz w:val="18"/>
+                <w:lang w:val="es-MX"/>
+              </w:rPr>
+              <w:t>SUM(CAST(</w:t>
+            </w:r>
+            <w:proofErr w:type="gramEnd"/>
+            <w:r>
+              <w:rPr>
+                <w:rFonts w:ascii="Courier New" w:hAnsi="Courier New"/>
+                <w:color w:val="000000"/>
+                <w:sz w:val="18"/>
+                <w:lang w:val="es-MX"/>
+              </w:rPr>
+              <w:t xml:space="preserve">asegurados AS BIGINT)) AS </w:t>
+            </w:r>
+            <w:proofErr w:type="spellStart"/>
+            <w:r>
+              <w:rPr>
+                <w:rFonts w:ascii="Courier New" w:hAnsi="Courier New"/>
+                <w:color w:val="000000"/>
+                <w:sz w:val="18"/>
+                <w:lang w:val="es-MX"/>
+              </w:rPr>
+              <w:t>total_asegurados</w:t>
+            </w:r>
+            <w:proofErr w:type="spellEnd"/>
+            <w:r>
+              <w:rPr>
+                <w:rFonts w:ascii="Courier New" w:hAnsi="Courier New"/>
+                <w:color w:val="000000"/>
+                <w:sz w:val="18"/>
+                <w:lang w:val="es-MX"/>
+              </w:rPr>
               <w:br/>
-              <w:t>SHOW PARTITIONS empleo;</w:t>
+              <w:t>FROM empleo</w:t>
+            </w:r>
+            <w:r>
+              <w:rPr>
+                <w:rFonts w:ascii="Courier New" w:hAnsi="Courier New"/>
+                <w:color w:val="000000"/>
+                <w:sz w:val="18"/>
+                <w:lang w:val="es-MX"/>
+              </w:rPr>
+              <w:br/>
+              <w:t>WHERE mes = '03'</w:t>
+            </w:r>
+            <w:r>
+              <w:rPr>
+                <w:rFonts w:ascii="Courier New" w:hAnsi="Courier New"/>
+                <w:color w:val="000000"/>
+                <w:sz w:val="18"/>
+                <w:lang w:val="es-MX"/>
+              </w:rPr>
+              <w:br/>
+              <w:t xml:space="preserve">GROUP BY </w:t>
+            </w:r>
+            <w:proofErr w:type="spellStart"/>
+            <w:r>
+              <w:rPr>
+                <w:rFonts w:ascii="Courier New" w:hAnsi="Courier New"/>
+                <w:color w:val="000000"/>
+                <w:sz w:val="18"/>
+                <w:lang w:val="es-MX"/>
+              </w:rPr>
+              <w:t>cve_entidad</w:t>
+            </w:r>
+            <w:proofErr w:type="spellEnd"/>
+            <w:r>
+              <w:rPr>
+                <w:rFonts w:ascii="Courier New" w:hAnsi="Courier New"/>
+                <w:color w:val="000000"/>
+                <w:sz w:val="18"/>
+                <w:lang w:val="es-MX"/>
+              </w:rPr>
+              <w:br/>
+              <w:t xml:space="preserve">ORDER BY </w:t>
+            </w:r>
+            <w:proofErr w:type="spellStart"/>
+            <w:r>
+              <w:rPr>
+                <w:rFonts w:ascii="Courier New" w:hAnsi="Courier New"/>
+                <w:color w:val="000000"/>
+                <w:sz w:val="18"/>
+                <w:lang w:val="es-MX"/>
+              </w:rPr>
+              <w:t>total_asegurados</w:t>
+            </w:r>
+            <w:proofErr w:type="spellEnd"/>
+            <w:r>
+              <w:rPr>
+                <w:rFonts w:ascii="Courier New" w:hAnsi="Courier New"/>
+                <w:color w:val="000000"/>
+                <w:sz w:val="18"/>
+                <w:lang w:val="es-MX"/>
+              </w:rPr>
+              <w:t xml:space="preserve"> DESC;</w:t>
             </w:r>
           </w:p>
         </w:tc>
@@ -1110,71 +5314,491 @@
     <w:p>
       <w:pPr>
         <w:spacing w:after="40"/>
+        <w:rPr>
+          <w:lang w:val="es-MX"/>
+        </w:rPr>
       </w:pPr>
     </w:p>
     <w:p>
       <w:pPr>
         <w:spacing w:before="40" w:after="160"/>
-        <w:jc w:val="left"/>
+        <w:rPr>
+          <w:lang w:val="es-MX"/>
+        </w:rPr>
       </w:pPr>
       <w:r>
         <w:rPr>
-          <w:rFonts w:ascii="Calibri" w:hAnsi="Calibri"/>
-          <w:b w:val="0"/>
           <w:i/>
           <w:color w:val="404040"/>
           <w:sz w:val="18"/>
+          <w:lang w:val="es-MX"/>
         </w:rPr>
-        <w:t>Registro automático de particiones desde la estructura de directorios HDFS</w:t>
+        <w:lastRenderedPageBreak/>
+        <w:t>Consulta de prueba — filtro sobre partición mes='03', agrupación por entidad federativa</w:t>
       </w:r>
     </w:p>
     <w:tbl>
       <w:tblPr>
         <w:tblStyle w:val="TableGrid"/>
-        <w:tblW w:type="auto" w:w="0"/>
-        <w:tblLook w:firstColumn="1" w:firstRow="1" w:lastColumn="0" w:lastRow="0" w:noHBand="0" w:noVBand="1" w:val="04A0"/>
+        <w:tblW w:w="0" w:type="auto"/>
+        <w:tblLook w:val="04A0" w:firstRow="1" w:lastRow="0" w:firstColumn="1" w:lastColumn="0" w:noHBand="0" w:noVBand="1"/>
       </w:tblPr>
       <w:tblGrid>
-        <w:gridCol w:w="10080"/>
+        <w:gridCol w:w="10070"/>
       </w:tblGrid>
       <w:tr>
         <w:tc>
           <w:tcPr>
-            <w:tcW w:type="dxa" w:w="10080"/>
+            <w:tcW w:w="10080" w:type="dxa"/>
             <w:shd w:val="clear" w:color="auto" w:fill="E8E8E8"/>
           </w:tcPr>
           <w:p>
             <w:pPr>
               <w:spacing w:before="40" w:after="40"/>
+              <w:rPr>
+                <w:lang w:val="es-MX"/>
+              </w:rPr>
             </w:pPr>
             <w:r>
               <w:rPr>
                 <w:rFonts w:ascii="Courier New" w:hAnsi="Courier New"/>
                 <w:color w:val="000000"/>
                 <w:sz w:val="16"/>
-              </w:rPr>
-              <w:t>+------------+</w:t>
+                <w:lang w:val="es-MX"/>
+              </w:rPr>
+              <w:t>+--------------+-------------------+</w:t>
+            </w:r>
+            <w:r>
+              <w:rPr>
+                <w:rFonts w:ascii="Courier New" w:hAnsi="Courier New"/>
+                <w:color w:val="000000"/>
+                <w:sz w:val="16"/>
+                <w:lang w:val="es-MX"/>
+              </w:rPr>
               <w:br/>
-              <w:t>| partition  |</w:t>
+              <w:t xml:space="preserve">| </w:t>
+            </w:r>
+            <w:proofErr w:type="spellStart"/>
+            <w:r>
+              <w:rPr>
+                <w:rFonts w:ascii="Courier New" w:hAnsi="Courier New"/>
+                <w:color w:val="000000"/>
+                <w:sz w:val="16"/>
+                <w:lang w:val="es-MX"/>
+              </w:rPr>
+              <w:t>cve_entidad</w:t>
+            </w:r>
+            <w:proofErr w:type="spellEnd"/>
+            <w:r>
+              <w:rPr>
+                <w:rFonts w:ascii="Courier New" w:hAnsi="Courier New"/>
+                <w:color w:val="000000"/>
+                <w:sz w:val="16"/>
+                <w:lang w:val="es-MX"/>
+              </w:rPr>
+              <w:t xml:space="preserve">  | </w:t>
+            </w:r>
+            <w:proofErr w:type="spellStart"/>
+            <w:r>
+              <w:rPr>
+                <w:rFonts w:ascii="Courier New" w:hAnsi="Courier New"/>
+                <w:color w:val="000000"/>
+                <w:sz w:val="16"/>
+                <w:lang w:val="es-MX"/>
+              </w:rPr>
+              <w:t>total_asegurados</w:t>
+            </w:r>
+            <w:proofErr w:type="spellEnd"/>
+            <w:r>
+              <w:rPr>
+                <w:rFonts w:ascii="Courier New" w:hAnsi="Courier New"/>
+                <w:color w:val="000000"/>
+                <w:sz w:val="16"/>
+                <w:lang w:val="es-MX"/>
+              </w:rPr>
+              <w:t xml:space="preserve">  |</w:t>
+            </w:r>
+            <w:r>
+              <w:rPr>
+                <w:rFonts w:ascii="Courier New" w:hAnsi="Courier New"/>
+                <w:color w:val="000000"/>
+                <w:sz w:val="16"/>
+                <w:lang w:val="es-MX"/>
+              </w:rPr>
               <w:br/>
-              <w:t>+------------+</w:t>
+              <w:t>+--------------+-------------------+</w:t>
+            </w:r>
+            <w:r>
+              <w:rPr>
+                <w:rFonts w:ascii="Courier New" w:hAnsi="Courier New"/>
+                <w:color w:val="000000"/>
+                <w:sz w:val="16"/>
+                <w:lang w:val="es-MX"/>
+              </w:rPr>
               <w:br/>
-              <w:t>| mes=01     |</w:t>
+              <w:t>| 9            |         4,787,763 |</w:t>
+            </w:r>
+            <w:r>
+              <w:rPr>
+                <w:rFonts w:ascii="Courier New" w:hAnsi="Courier New"/>
+                <w:color w:val="000000"/>
+                <w:sz w:val="16"/>
+                <w:lang w:val="es-MX"/>
+              </w:rPr>
               <w:br/>
-              <w:t>| mes=02     |</w:t>
+              <w:t>| 15           |         2,906,089 |</w:t>
+            </w:r>
+            <w:r>
+              <w:rPr>
+                <w:rFonts w:ascii="Courier New" w:hAnsi="Courier New"/>
+                <w:color w:val="000000"/>
+                <w:sz w:val="16"/>
+                <w:lang w:val="es-MX"/>
+              </w:rPr>
               <w:br/>
-              <w:t>| mes=03     |</w:t>
+              <w:t>| 14           |         2,673,316 |</w:t>
+            </w:r>
+            <w:r>
+              <w:rPr>
+                <w:rFonts w:ascii="Courier New" w:hAnsi="Courier New"/>
+                <w:color w:val="000000"/>
+                <w:sz w:val="16"/>
+                <w:lang w:val="es-MX"/>
+              </w:rPr>
               <w:br/>
-              <w:t>| mes=04     |</w:t>
+              <w:t>| 19           |         2,218,222 |</w:t>
+            </w:r>
+            <w:r>
+              <w:rPr>
+                <w:rFonts w:ascii="Courier New" w:hAnsi="Courier New"/>
+                <w:color w:val="000000"/>
+                <w:sz w:val="16"/>
+                <w:lang w:val="es-MX"/>
+              </w:rPr>
               <w:br/>
-              <w:t>| mes=05     |</w:t>
+              <w:t>| 11           |         1,419,876 |</w:t>
+            </w:r>
+            <w:r>
+              <w:rPr>
+                <w:rFonts w:ascii="Courier New" w:hAnsi="Courier New"/>
+                <w:color w:val="000000"/>
+                <w:sz w:val="16"/>
+                <w:lang w:val="es-MX"/>
+              </w:rPr>
               <w:br/>
-              <w:t>| mes=06     |</w:t>
+              <w:t>| 30           |         1,243,637 |</w:t>
+            </w:r>
+            <w:r>
+              <w:rPr>
+                <w:rFonts w:ascii="Courier New" w:hAnsi="Courier New"/>
+                <w:color w:val="000000"/>
+                <w:sz w:val="16"/>
+                <w:lang w:val="es-MX"/>
+              </w:rPr>
               <w:br/>
-              <w:t>+------------+</w:t>
+              <w:t>| 2            |         1,223,245 |</w:t>
+            </w:r>
+            <w:r>
+              <w:rPr>
+                <w:rFonts w:ascii="Courier New" w:hAnsi="Courier New"/>
+                <w:color w:val="000000"/>
+                <w:sz w:val="16"/>
+                <w:lang w:val="es-MX"/>
+              </w:rPr>
               <w:br/>
-              <w:t>6 rows selected</w:t>
-            </w:r>
+              <w:t>| 8            |         1,194,937 |</w:t>
+            </w:r>
+            <w:r>
+              <w:rPr>
+                <w:rFonts w:ascii="Courier New" w:hAnsi="Courier New"/>
+                <w:color w:val="000000"/>
+                <w:sz w:val="16"/>
+                <w:lang w:val="es-MX"/>
+              </w:rPr>
+              <w:br/>
+              <w:t>| 21           |         1,154,123 |</w:t>
+            </w:r>
+            <w:r>
+              <w:rPr>
+                <w:rFonts w:ascii="Courier New" w:hAnsi="Courier New"/>
+                <w:color w:val="000000"/>
+                <w:sz w:val="16"/>
+                <w:lang w:val="es-MX"/>
+              </w:rPr>
+              <w:br/>
+              <w:t>| 5            |         1,007,865 |</w:t>
+            </w:r>
+            <w:r>
+              <w:rPr>
+                <w:rFonts w:ascii="Courier New" w:hAnsi="Courier New"/>
+                <w:color w:val="000000"/>
+                <w:sz w:val="16"/>
+                <w:lang w:val="es-MX"/>
+              </w:rPr>
+              <w:br/>
+              <w:t>| 22           |           898,634 |</w:t>
+            </w:r>
+            <w:r>
+              <w:rPr>
+                <w:rFonts w:ascii="Courier New" w:hAnsi="Courier New"/>
+                <w:color w:val="000000"/>
+                <w:sz w:val="16"/>
+                <w:lang w:val="es-MX"/>
+              </w:rPr>
+              <w:br/>
+              <w:t>| 26           |           891,216 |</w:t>
+            </w:r>
+            <w:r>
+              <w:rPr>
+                <w:rFonts w:ascii="Courier New" w:hAnsi="Courier New"/>
+                <w:color w:val="000000"/>
+                <w:sz w:val="16"/>
+                <w:lang w:val="es-MX"/>
+              </w:rPr>
+              <w:br/>
+              <w:t>| 28           |           888,986 |</w:t>
+            </w:r>
+            <w:r>
+              <w:rPr>
+                <w:rFonts w:ascii="Courier New" w:hAnsi="Courier New"/>
+                <w:color w:val="000000"/>
+                <w:sz w:val="16"/>
+                <w:lang w:val="es-MX"/>
+              </w:rPr>
+              <w:br/>
+              <w:t>| 25           |           872,715 |</w:t>
+            </w:r>
+            <w:r>
+              <w:rPr>
+                <w:rFonts w:ascii="Courier New" w:hAnsi="Courier New"/>
+                <w:color w:val="000000"/>
+                <w:sz w:val="16"/>
+                <w:lang w:val="es-MX"/>
+              </w:rPr>
+              <w:br/>
+              <w:t>| 16           |           764,014 |</w:t>
+            </w:r>
+            <w:r>
+              <w:rPr>
+                <w:rFonts w:ascii="Courier New" w:hAnsi="Courier New"/>
+                <w:color w:val="000000"/>
+                <w:sz w:val="16"/>
+                <w:lang w:val="es-MX"/>
+              </w:rPr>
+              <w:br/>
+              <w:t>| 24           |           651,159 |</w:t>
+            </w:r>
+            <w:r>
+              <w:rPr>
+                <w:rFonts w:ascii="Courier New" w:hAnsi="Courier New"/>
+                <w:color w:val="000000"/>
+                <w:sz w:val="16"/>
+                <w:lang w:val="es-MX"/>
+              </w:rPr>
+              <w:br/>
+              <w:t>| 23           |           643,716 |</w:t>
+            </w:r>
+            <w:r>
+              <w:rPr>
+                <w:rFonts w:ascii="Courier New" w:hAnsi="Courier New"/>
+                <w:color w:val="000000"/>
+                <w:sz w:val="16"/>
+                <w:lang w:val="es-MX"/>
+              </w:rPr>
+              <w:br/>
+              <w:t>| 31           |           584,517 |</w:t>
+            </w:r>
+            <w:r>
+              <w:rPr>
+                <w:rFonts w:ascii="Courier New" w:hAnsi="Courier New"/>
+                <w:color w:val="000000"/>
+                <w:sz w:val="16"/>
+                <w:lang w:val="es-MX"/>
+              </w:rPr>
+              <w:br/>
+              <w:t>| 7            |           551,163 |</w:t>
+            </w:r>
+            <w:r>
+              <w:rPr>
+                <w:rFonts w:ascii="Courier New" w:hAnsi="Courier New"/>
+                <w:color w:val="000000"/>
+                <w:sz w:val="16"/>
+                <w:lang w:val="es-MX"/>
+              </w:rPr>
+              <w:br/>
+              <w:t>| 13           |           517,319 |</w:t>
+            </w:r>
+            <w:r>
+              <w:rPr>
+                <w:rFonts w:ascii="Courier New" w:hAnsi="Courier New"/>
+                <w:color w:val="000000"/>
+                <w:sz w:val="16"/>
+                <w:lang w:val="es-MX"/>
+              </w:rPr>
+              <w:br/>
+              <w:t>| 1            |           485,794 |</w:t>
+            </w:r>
+            <w:r>
+              <w:rPr>
+                <w:rFonts w:ascii="Courier New" w:hAnsi="Courier New"/>
+                <w:color w:val="000000"/>
+                <w:sz w:val="16"/>
+                <w:lang w:val="es-MX"/>
+              </w:rPr>
+              <w:br/>
+              <w:t>| 20           |           426,939 |</w:t>
+            </w:r>
+            <w:r>
+              <w:rPr>
+                <w:rFonts w:ascii="Courier New" w:hAnsi="Courier New"/>
+                <w:color w:val="000000"/>
+                <w:sz w:val="16"/>
+                <w:lang w:val="es-MX"/>
+              </w:rPr>
+              <w:br/>
+              <w:t>| 27           |           380,691 |</w:t>
+            </w:r>
+            <w:r>
+              <w:rPr>
+                <w:rFonts w:ascii="Courier New" w:hAnsi="Courier New"/>
+                <w:color w:val="000000"/>
+                <w:sz w:val="16"/>
+                <w:lang w:val="es-MX"/>
+              </w:rPr>
+              <w:br/>
+              <w:t>| 12           |           346,279 |</w:t>
+            </w:r>
+            <w:r>
+              <w:rPr>
+                <w:rFonts w:ascii="Courier New" w:hAnsi="Courier New"/>
+                <w:color w:val="000000"/>
+                <w:sz w:val="16"/>
+                <w:lang w:val="es-MX"/>
+              </w:rPr>
+              <w:br/>
+              <w:t>| 17           |           338,220 |</w:t>
+            </w:r>
+            <w:r>
+              <w:rPr>
+                <w:rFonts w:ascii="Courier New" w:hAnsi="Courier New"/>
+                <w:color w:val="000000"/>
+                <w:sz w:val="16"/>
+                <w:lang w:val="es-MX"/>
+              </w:rPr>
+              <w:br/>
+              <w:t>| 10           |           334,954 |</w:t>
+            </w:r>
+            <w:r>
+              <w:rPr>
+                <w:rFonts w:ascii="Courier New" w:hAnsi="Courier New"/>
+                <w:color w:val="000000"/>
+                <w:sz w:val="16"/>
+                <w:lang w:val="es-MX"/>
+              </w:rPr>
+              <w:br/>
+              <w:t>| 32           |           302,789 |</w:t>
+            </w:r>
+            <w:r>
+              <w:rPr>
+                <w:rFonts w:ascii="Courier New" w:hAnsi="Courier New"/>
+                <w:color w:val="000000"/>
+                <w:sz w:val="16"/>
+                <w:lang w:val="es-MX"/>
+              </w:rPr>
+              <w:br/>
+              <w:t>| 3            |           280,072 |</w:t>
+            </w:r>
+            <w:r>
+              <w:rPr>
+                <w:rFonts w:ascii="Courier New" w:hAnsi="Courier New"/>
+                <w:color w:val="000000"/>
+                <w:sz w:val="16"/>
+                <w:lang w:val="es-MX"/>
+              </w:rPr>
+              <w:br/>
+              <w:t>| 18           |           272,889 |</w:t>
+            </w:r>
+            <w:r>
+              <w:rPr>
+                <w:rFonts w:ascii="Courier New" w:hAnsi="Courier New"/>
+                <w:color w:val="000000"/>
+                <w:sz w:val="16"/>
+                <w:lang w:val="es-MX"/>
+              </w:rPr>
+              <w:br/>
+              <w:t>| 29           |           218,975 |</w:t>
+            </w:r>
+            <w:r>
+              <w:rPr>
+                <w:rFonts w:ascii="Courier New" w:hAnsi="Courier New"/>
+                <w:color w:val="000000"/>
+                <w:sz w:val="16"/>
+                <w:lang w:val="es-MX"/>
+              </w:rPr>
+              <w:br/>
+              <w:t>| 6            |           213,200 |</w:t>
+            </w:r>
+            <w:r>
+              <w:rPr>
+                <w:rFonts w:ascii="Courier New" w:hAnsi="Courier New"/>
+                <w:color w:val="000000"/>
+                <w:sz w:val="16"/>
+                <w:lang w:val="es-MX"/>
+              </w:rPr>
+              <w:br/>
+              <w:t>| 4            |           205,643 |</w:t>
+            </w:r>
+            <w:r>
+              <w:rPr>
+                <w:rFonts w:ascii="Courier New" w:hAnsi="Courier New"/>
+                <w:color w:val="000000"/>
+                <w:sz w:val="16"/>
+                <w:lang w:val="es-MX"/>
+              </w:rPr>
+              <w:br/>
+              <w:t>+--------------+-------------------+</w:t>
+            </w:r>
+            <w:r>
+              <w:rPr>
+                <w:rFonts w:ascii="Courier New" w:hAnsi="Courier New"/>
+                <w:color w:val="000000"/>
+                <w:sz w:val="16"/>
+                <w:lang w:val="es-MX"/>
+              </w:rPr>
+              <w:br/>
+              <w:t xml:space="preserve">32 </w:t>
+            </w:r>
+            <w:proofErr w:type="spellStart"/>
+            <w:r>
+              <w:rPr>
+                <w:rFonts w:ascii="Courier New" w:hAnsi="Courier New"/>
+                <w:color w:val="000000"/>
+                <w:sz w:val="16"/>
+                <w:lang w:val="es-MX"/>
+              </w:rPr>
+              <w:t>rows</w:t>
+            </w:r>
+            <w:proofErr w:type="spellEnd"/>
+            <w:r>
+              <w:rPr>
+                <w:rFonts w:ascii="Courier New" w:hAnsi="Courier New"/>
+                <w:color w:val="000000"/>
+                <w:sz w:val="16"/>
+                <w:lang w:val="es-MX"/>
+              </w:rPr>
+              <w:t xml:space="preserve"> </w:t>
+            </w:r>
+            <w:proofErr w:type="spellStart"/>
+            <w:r>
+              <w:rPr>
+                <w:rFonts w:ascii="Courier New" w:hAnsi="Courier New"/>
+                <w:color w:val="000000"/>
+                <w:sz w:val="16"/>
+                <w:lang w:val="es-MX"/>
+              </w:rPr>
+              <w:t>selected</w:t>
+            </w:r>
+            <w:proofErr w:type="spellEnd"/>
           </w:p>
         </w:tc>
       </w:tr>
@@ -1182,269 +5806,57 @@
     <w:p>
       <w:pPr>
         <w:spacing w:after="40"/>
+        <w:rPr>
+          <w:lang w:val="es-MX"/>
+        </w:rPr>
       </w:pPr>
     </w:p>
     <w:p>
       <w:pPr>
         <w:spacing w:before="40" w:after="160"/>
-        <w:jc w:val="left"/>
+        <w:rPr>
+          <w:lang w:val="es-MX"/>
+        </w:rPr>
       </w:pPr>
       <w:r>
         <w:rPr>
-          <w:rFonts w:ascii="Calibri" w:hAnsi="Calibri"/>
-          <w:b w:val="0"/>
           <w:i/>
           <w:color w:val="404040"/>
           <w:sz w:val="18"/>
-        </w:rPr>
-        <w:t>Las seis particiones fueron detectadas y registradas correctamente en el metastore</w:t>
-      </w:r>
-    </w:p>
-    <w:p>
-      <w:pPr>
-        <w:spacing w:before="160" w:after="80"/>
-        <w:jc w:val="left"/>
-      </w:pPr>
-      <w:r>
-        <w:rPr>
-          <w:rFonts w:ascii="Calibri" w:hAnsi="Calibri"/>
-          <w:b/>
-          <w:i w:val="0"/>
-          <w:color w:val="1F497D"/>
-          <w:sz w:val="22"/>
-        </w:rPr>
-        <w:t>2.5  Consulta de prueba — asegurados por entidad, marzo 2025</w:t>
-      </w:r>
-    </w:p>
-    <w:p>
-      <w:pPr>
-        <w:spacing w:before="0" w:after="80"/>
-        <w:jc w:val="left"/>
-      </w:pPr>
-      <w:r>
-        <w:rPr>
-          <w:rFonts w:ascii="Calibri" w:hAnsi="Calibri"/>
-          <w:b w:val="0"/>
-          <w:i w:val="0"/>
-          <w:sz w:val="20"/>
-        </w:rPr>
-        <w:t>Se ejecuta la consulta de validación sobre la partición mes='03'. Hive aplica partition pruning y procesa únicamente el archivo de marzo, sin leer los otros cinco meses:</w:t>
-      </w:r>
-    </w:p>
-    <w:tbl>
-      <w:tblPr>
-        <w:tblStyle w:val="TableGrid"/>
-        <w:tblW w:type="auto" w:w="0"/>
-        <w:tblLook w:firstColumn="1" w:firstRow="1" w:lastColumn="0" w:lastRow="0" w:noHBand="0" w:noVBand="1" w:val="04A0"/>
-      </w:tblPr>
-      <w:tblGrid>
-        <w:gridCol w:w="10080"/>
-      </w:tblGrid>
-      <w:tr>
-        <w:tc>
-          <w:tcPr>
-            <w:tcW w:type="dxa" w:w="10080"/>
-            <w:shd w:val="clear" w:color="auto" w:fill="F2F2F2"/>
-          </w:tcPr>
-          <w:p>
-            <w:pPr>
-              <w:spacing w:before="40" w:after="40"/>
-            </w:pPr>
-            <w:r>
-              <w:rPr>
-                <w:rFonts w:ascii="Courier New" w:hAnsi="Courier New"/>
-                <w:color w:val="000000"/>
-                <w:sz w:val="18"/>
-              </w:rPr>
-              <w:t>SELECT cve_entidad,</w:t>
-              <w:br/>
-              <w:t xml:space="preserve">       SUM(CAST(asegurados AS BIGINT)) AS total_asegurados</w:t>
-              <w:br/>
-              <w:t>FROM empleo</w:t>
-              <w:br/>
-              <w:t>WHERE mes = '03'</w:t>
-              <w:br/>
-              <w:t>GROUP BY cve_entidad</w:t>
-              <w:br/>
-              <w:t>ORDER BY total_asegurados DESC;</w:t>
-            </w:r>
-          </w:p>
-        </w:tc>
-      </w:tr>
-    </w:tbl>
-    <w:p>
-      <w:pPr>
-        <w:spacing w:after="40"/>
-      </w:pPr>
-    </w:p>
-    <w:p>
-      <w:pPr>
-        <w:spacing w:before="40" w:after="160"/>
-        <w:jc w:val="left"/>
-      </w:pPr>
-      <w:r>
-        <w:rPr>
-          <w:rFonts w:ascii="Calibri" w:hAnsi="Calibri"/>
-          <w:b w:val="0"/>
-          <w:i/>
-          <w:color w:val="404040"/>
-          <w:sz w:val="18"/>
-        </w:rPr>
-        <w:t>Consulta de prueba — filtro sobre partición mes='03', agrupación por entidad federativa</w:t>
-      </w:r>
-    </w:p>
-    <w:tbl>
-      <w:tblPr>
-        <w:tblStyle w:val="TableGrid"/>
-        <w:tblW w:type="auto" w:w="0"/>
-        <w:tblLook w:firstColumn="1" w:firstRow="1" w:lastColumn="0" w:lastRow="0" w:noHBand="0" w:noVBand="1" w:val="04A0"/>
-      </w:tblPr>
-      <w:tblGrid>
-        <w:gridCol w:w="10080"/>
-      </w:tblGrid>
-      <w:tr>
-        <w:tc>
-          <w:tcPr>
-            <w:tcW w:type="dxa" w:w="10080"/>
-            <w:shd w:val="clear" w:color="auto" w:fill="E8E8E8"/>
-          </w:tcPr>
-          <w:p>
-            <w:pPr>
-              <w:spacing w:before="40" w:after="40"/>
-            </w:pPr>
-            <w:r>
-              <w:rPr>
-                <w:rFonts w:ascii="Courier New" w:hAnsi="Courier New"/>
-                <w:color w:val="000000"/>
-                <w:sz w:val="16"/>
-              </w:rPr>
-              <w:t>+--------------+-------------------+</w:t>
-              <w:br/>
-              <w:t>| cve_entidad  | total_asegurados  |</w:t>
-              <w:br/>
-              <w:t>+--------------+-------------------+</w:t>
-              <w:br/>
-              <w:t>| 9            |         4,787,763 |</w:t>
-              <w:br/>
-              <w:t>| 15           |         2,906,089 |</w:t>
-              <w:br/>
-              <w:t>| 14           |         2,673,316 |</w:t>
-              <w:br/>
-              <w:t>| 19           |         2,218,222 |</w:t>
-              <w:br/>
-              <w:t>| 11           |         1,419,876 |</w:t>
-              <w:br/>
-              <w:t>| 30           |         1,243,637 |</w:t>
-              <w:br/>
-              <w:t>| 2            |         1,223,245 |</w:t>
-              <w:br/>
-              <w:t>| 8            |         1,194,937 |</w:t>
-              <w:br/>
-              <w:t>| 21           |         1,154,123 |</w:t>
-              <w:br/>
-              <w:t>| 5            |         1,007,865 |</w:t>
-              <w:br/>
-              <w:t>| 22           |           898,634 |</w:t>
-              <w:br/>
-              <w:t>| 26           |           891,216 |</w:t>
-              <w:br/>
-              <w:t>| 28           |           888,986 |</w:t>
-              <w:br/>
-              <w:t>| 25           |           872,715 |</w:t>
-              <w:br/>
-              <w:t>| 16           |           764,014 |</w:t>
-              <w:br/>
-              <w:t>| 24           |           651,159 |</w:t>
-              <w:br/>
-              <w:t>| 23           |           643,716 |</w:t>
-              <w:br/>
-              <w:t>| 31           |           584,517 |</w:t>
-              <w:br/>
-              <w:t>| 7            |           551,163 |</w:t>
-              <w:br/>
-              <w:t>| 13           |           517,319 |</w:t>
-              <w:br/>
-              <w:t>| 1            |           485,794 |</w:t>
-              <w:br/>
-              <w:t>| 20           |           426,939 |</w:t>
-              <w:br/>
-              <w:t>| 27           |           380,691 |</w:t>
-              <w:br/>
-              <w:t>| 12           |           346,279 |</w:t>
-              <w:br/>
-              <w:t>| 17           |           338,220 |</w:t>
-              <w:br/>
-              <w:t>| 10           |           334,954 |</w:t>
-              <w:br/>
-              <w:t>| 32           |           302,789 |</w:t>
-              <w:br/>
-              <w:t>| 3            |           280,072 |</w:t>
-              <w:br/>
-              <w:t>| 18           |           272,889 |</w:t>
-              <w:br/>
-              <w:t>| 29           |           218,975 |</w:t>
-              <w:br/>
-              <w:t>| 6            |           213,200 |</w:t>
-              <w:br/>
-              <w:t>| 4            |           205,643 |</w:t>
-              <w:br/>
-              <w:t>+--------------+-------------------+</w:t>
-              <w:br/>
-              <w:t>32 rows selected</w:t>
-            </w:r>
-          </w:p>
-        </w:tc>
-      </w:tr>
-    </w:tbl>
-    <w:p>
-      <w:pPr>
-        <w:spacing w:after="40"/>
-      </w:pPr>
-    </w:p>
-    <w:p>
-      <w:pPr>
-        <w:spacing w:before="40" w:after="160"/>
-        <w:jc w:val="left"/>
-      </w:pPr>
-      <w:r>
-        <w:rPr>
-          <w:rFonts w:ascii="Calibri" w:hAnsi="Calibri"/>
-          <w:b w:val="0"/>
-          <w:i/>
-          <w:color w:val="404040"/>
-          <w:sz w:val="18"/>
+          <w:lang w:val="es-MX"/>
         </w:rPr>
         <w:t>Resultado — 32 entidades federativas con total de asegurados en marzo 2025</w:t>
       </w:r>
     </w:p>
     <w:p>
       <w:pPr>
-        <w:spacing w:before="240" w:after="80"/>
-        <w:jc w:val="left"/>
+        <w:spacing w:before="240"/>
+        <w:rPr>
+          <w:lang w:val="es-MX"/>
+        </w:rPr>
       </w:pPr>
       <w:r>
         <w:rPr>
-          <w:rFonts w:ascii="Calibri" w:hAnsi="Calibri"/>
           <w:b/>
-          <w:i w:val="0"/>
           <w:color w:val="1F497D"/>
           <w:sz w:val="26"/>
+          <w:lang w:val="es-MX"/>
         </w:rPr>
         <w:t>3. Resultados</w:t>
       </w:r>
     </w:p>
     <w:p>
       <w:pPr>
-        <w:spacing w:before="160" w:after="80"/>
-        <w:jc w:val="left"/>
+        <w:spacing w:before="160"/>
+        <w:rPr>
+          <w:lang w:val="es-MX"/>
+        </w:rPr>
       </w:pPr>
       <w:r>
         <w:rPr>
-          <w:rFonts w:ascii="Calibri" w:hAnsi="Calibri"/>
           <w:b/>
-          <w:i w:val="0"/>
           <w:color w:val="1F497D"/>
-          <w:sz w:val="22"/>
+          <w:lang w:val="es-MX"/>
         </w:rPr>
         <w:t>Tabla 1 — Estructura de particionado en HDFS</w:t>
       </w:r>
@@ -1452,39 +5864,43 @@
     <w:tbl>
       <w:tblPr>
         <w:tblStyle w:val="TableGrid"/>
-        <w:tblW w:type="auto" w:w="0"/>
+        <w:tblW w:w="0" w:type="auto"/>
         <w:jc w:val="center"/>
-        <w:tblLook w:firstColumn="1" w:firstRow="1" w:lastColumn="0" w:lastRow="0" w:noHBand="0" w:noVBand="1" w:val="04A0"/>
+        <w:tblLook w:val="04A0" w:firstRow="1" w:lastRow="0" w:firstColumn="1" w:lastColumn="0" w:noHBand="0" w:noVBand="1"/>
       </w:tblPr>
       <w:tblGrid>
-        <w:gridCol w:w="3360"/>
-        <w:gridCol w:w="3360"/>
-        <w:gridCol w:w="3360"/>
+        <w:gridCol w:w="3357"/>
+        <w:gridCol w:w="3356"/>
+        <w:gridCol w:w="3357"/>
       </w:tblGrid>
       <w:tr>
+        <w:trPr>
+          <w:jc w:val="center"/>
+        </w:trPr>
         <w:tc>
           <w:tcPr>
-            <w:tcW w:type="dxa" w:w="3360"/>
+            <w:tcW w:w="3360" w:type="dxa"/>
             <w:shd w:val="clear" w:color="auto" w:fill="1F497D"/>
           </w:tcPr>
           <w:p>
             <w:pPr>
               <w:jc w:val="center"/>
             </w:pPr>
-            <w:r>
-              <w:rPr>
-                <w:rFonts w:ascii="Calibri" w:hAnsi="Calibri"/>
+            <w:proofErr w:type="spellStart"/>
+            <w:r>
+              <w:rPr>
                 <w:b/>
                 <w:color w:val="FFFFFF"/>
                 <w:sz w:val="18"/>
               </w:rPr>
               <w:t>Partición</w:t>
             </w:r>
+            <w:proofErr w:type="spellEnd"/>
           </w:p>
         </w:tc>
         <w:tc>
           <w:tcPr>
-            <w:tcW w:type="dxa" w:w="3360"/>
+            <w:tcW w:w="3360" w:type="dxa"/>
             <w:shd w:val="clear" w:color="auto" w:fill="1F497D"/>
           </w:tcPr>
           <w:p>
@@ -1493,7 +5909,6 @@
             </w:pPr>
             <w:r>
               <w:rPr>
-                <w:rFonts w:ascii="Calibri" w:hAnsi="Calibri"/>
                 <w:b/>
                 <w:color w:val="FFFFFF"/>
                 <w:sz w:val="18"/>
@@ -1504,7 +5919,7 @@
         </w:tc>
         <w:tc>
           <w:tcPr>
-            <w:tcW w:type="dxa" w:w="3360"/>
+            <w:tcW w:w="3360" w:type="dxa"/>
             <w:shd w:val="clear" w:color="auto" w:fill="1F497D"/>
           </w:tcPr>
           <w:p>
@@ -1513,7 +5928,6 @@
             </w:pPr>
             <w:r>
               <w:rPr>
-                <w:rFonts w:ascii="Calibri" w:hAnsi="Calibri"/>
                 <w:b/>
                 <w:color w:val="FFFFFF"/>
                 <w:sz w:val="18"/>
@@ -1524,18 +5938,17 @@
         </w:tc>
       </w:tr>
       <w:tr>
+        <w:trPr>
+          <w:jc w:val="center"/>
+        </w:trPr>
         <w:tc>
           <w:tcPr>
-            <w:tcW w:type="dxa" w:w="3360"/>
+            <w:tcW w:w="3360" w:type="dxa"/>
             <w:shd w:val="clear" w:color="auto" w:fill="FFFFFF"/>
           </w:tcPr>
           <w:p>
-            <w:pPr>
-              <w:jc w:val="left"/>
-            </w:pPr>
-            <w:r>
-              <w:rPr>
-                <w:rFonts w:ascii="Calibri" w:hAnsi="Calibri"/>
+            <w:r>
+              <w:rPr>
                 <w:sz w:val="18"/>
               </w:rPr>
               <w:t>mes=01</w:t>
@@ -1544,7 +5957,7 @@
         </w:tc>
         <w:tc>
           <w:tcPr>
-            <w:tcW w:type="dxa" w:w="3360"/>
+            <w:tcW w:w="3360" w:type="dxa"/>
             <w:shd w:val="clear" w:color="auto" w:fill="FFFFFF"/>
           </w:tcPr>
           <w:p>
@@ -1553,7 +5966,6 @@
             </w:pPr>
             <w:r>
               <w:rPr>
-                <w:rFonts w:ascii="Calibri" w:hAnsi="Calibri"/>
                 <w:sz w:val="18"/>
               </w:rPr>
               <w:t>asg-2025-01-31.csv</w:t>
@@ -1562,7 +5974,7 @@
         </w:tc>
         <w:tc>
           <w:tcPr>
-            <w:tcW w:type="dxa" w:w="3360"/>
+            <w:tcW w:w="3360" w:type="dxa"/>
             <w:shd w:val="clear" w:color="auto" w:fill="FFFFFF"/>
           </w:tcPr>
           <w:p>
@@ -1571,7 +5983,6 @@
             </w:pPr>
             <w:r>
               <w:rPr>
-                <w:rFonts w:ascii="Calibri" w:hAnsi="Calibri"/>
                 <w:sz w:val="18"/>
               </w:rPr>
               <w:t>385,793,272</w:t>
@@ -1580,18 +5991,17 @@
         </w:tc>
       </w:tr>
       <w:tr>
+        <w:trPr>
+          <w:jc w:val="center"/>
+        </w:trPr>
         <w:tc>
           <w:tcPr>
-            <w:tcW w:type="dxa" w:w="3360"/>
+            <w:tcW w:w="3360" w:type="dxa"/>
             <w:shd w:val="clear" w:color="auto" w:fill="F2F2F2"/>
           </w:tcPr>
           <w:p>
-            <w:pPr>
-              <w:jc w:val="left"/>
-            </w:pPr>
-            <w:r>
-              <w:rPr>
-                <w:rFonts w:ascii="Calibri" w:hAnsi="Calibri"/>
+            <w:r>
+              <w:rPr>
                 <w:sz w:val="18"/>
               </w:rPr>
               <w:t>mes=02</w:t>
@@ -1600,7 +6010,7 @@
         </w:tc>
         <w:tc>
           <w:tcPr>
-            <w:tcW w:type="dxa" w:w="3360"/>
+            <w:tcW w:w="3360" w:type="dxa"/>
             <w:shd w:val="clear" w:color="auto" w:fill="F2F2F2"/>
           </w:tcPr>
           <w:p>
@@ -1609,7 +6019,6 @@
             </w:pPr>
             <w:r>
               <w:rPr>
-                <w:rFonts w:ascii="Calibri" w:hAnsi="Calibri"/>
                 <w:sz w:val="18"/>
               </w:rPr>
               <w:t>asg-2025-02-28.csv</w:t>
@@ -1618,7 +6027,7 @@
         </w:tc>
         <w:tc>
           <w:tcPr>
-            <w:tcW w:type="dxa" w:w="3360"/>
+            <w:tcW w:w="3360" w:type="dxa"/>
             <w:shd w:val="clear" w:color="auto" w:fill="F2F2F2"/>
           </w:tcPr>
           <w:p>
@@ -1627,7 +6036,6 @@
             </w:pPr>
             <w:r>
               <w:rPr>
-                <w:rFonts w:ascii="Calibri" w:hAnsi="Calibri"/>
                 <w:sz w:val="18"/>
               </w:rPr>
               <w:t>382,721,784</w:t>
@@ -1636,18 +6044,17 @@
         </w:tc>
       </w:tr>
       <w:tr>
+        <w:trPr>
+          <w:jc w:val="center"/>
+        </w:trPr>
         <w:tc>
           <w:tcPr>
-            <w:tcW w:type="dxa" w:w="3360"/>
+            <w:tcW w:w="3360" w:type="dxa"/>
             <w:shd w:val="clear" w:color="auto" w:fill="FFFFFF"/>
           </w:tcPr>
           <w:p>
-            <w:pPr>
-              <w:jc w:val="left"/>
-            </w:pPr>
-            <w:r>
-              <w:rPr>
-                <w:rFonts w:ascii="Calibri" w:hAnsi="Calibri"/>
+            <w:r>
+              <w:rPr>
                 <w:sz w:val="18"/>
               </w:rPr>
               <w:t>mes=03</w:t>
@@ -1656,7 +6063,7 @@
         </w:tc>
         <w:tc>
           <w:tcPr>
-            <w:tcW w:type="dxa" w:w="3360"/>
+            <w:tcW w:w="3360" w:type="dxa"/>
             <w:shd w:val="clear" w:color="auto" w:fill="FFFFFF"/>
           </w:tcPr>
           <w:p>
@@ -1665,7 +6072,6 @@
             </w:pPr>
             <w:r>
               <w:rPr>
-                <w:rFonts w:ascii="Calibri" w:hAnsi="Calibri"/>
                 <w:sz w:val="18"/>
               </w:rPr>
               <w:t>asg-2025-03-31.csv</w:t>
@@ -1674,7 +6080,7 @@
         </w:tc>
         <w:tc>
           <w:tcPr>
-            <w:tcW w:type="dxa" w:w="3360"/>
+            <w:tcW w:w="3360" w:type="dxa"/>
             <w:shd w:val="clear" w:color="auto" w:fill="FFFFFF"/>
           </w:tcPr>
           <w:p>
@@ -1683,7 +6089,6 @@
             </w:pPr>
             <w:r>
               <w:rPr>
-                <w:rFonts w:ascii="Calibri" w:hAnsi="Calibri"/>
                 <w:sz w:val="18"/>
               </w:rPr>
               <w:t>382,210,436</w:t>
@@ -1692,18 +6097,17 @@
         </w:tc>
       </w:tr>
       <w:tr>
+        <w:trPr>
+          <w:jc w:val="center"/>
+        </w:trPr>
         <w:tc>
           <w:tcPr>
-            <w:tcW w:type="dxa" w:w="3360"/>
+            <w:tcW w:w="3360" w:type="dxa"/>
             <w:shd w:val="clear" w:color="auto" w:fill="F2F2F2"/>
           </w:tcPr>
           <w:p>
-            <w:pPr>
-              <w:jc w:val="left"/>
-            </w:pPr>
-            <w:r>
-              <w:rPr>
-                <w:rFonts w:ascii="Calibri" w:hAnsi="Calibri"/>
+            <w:r>
+              <w:rPr>
                 <w:sz w:val="18"/>
               </w:rPr>
               <w:t>mes=04</w:t>
@@ -1712,7 +6116,7 @@
         </w:tc>
         <w:tc>
           <w:tcPr>
-            <w:tcW w:type="dxa" w:w="3360"/>
+            <w:tcW w:w="3360" w:type="dxa"/>
             <w:shd w:val="clear" w:color="auto" w:fill="F2F2F2"/>
           </w:tcPr>
           <w:p>
@@ -1721,7 +6125,6 @@
             </w:pPr>
             <w:r>
               <w:rPr>
-                <w:rFonts w:ascii="Calibri" w:hAnsi="Calibri"/>
                 <w:sz w:val="18"/>
               </w:rPr>
               <w:t>asg-2025-04-30.csv</w:t>
@@ -1730,7 +6133,7 @@
         </w:tc>
         <w:tc>
           <w:tcPr>
-            <w:tcW w:type="dxa" w:w="3360"/>
+            <w:tcW w:w="3360" w:type="dxa"/>
             <w:shd w:val="clear" w:color="auto" w:fill="F2F2F2"/>
           </w:tcPr>
           <w:p>
@@ -1739,7 +6142,6 @@
             </w:pPr>
             <w:r>
               <w:rPr>
-                <w:rFonts w:ascii="Calibri" w:hAnsi="Calibri"/>
                 <w:sz w:val="18"/>
               </w:rPr>
               <w:t>378,943,970</w:t>
@@ -1748,18 +6150,17 @@
         </w:tc>
       </w:tr>
       <w:tr>
+        <w:trPr>
+          <w:jc w:val="center"/>
+        </w:trPr>
         <w:tc>
           <w:tcPr>
-            <w:tcW w:type="dxa" w:w="3360"/>
+            <w:tcW w:w="3360" w:type="dxa"/>
             <w:shd w:val="clear" w:color="auto" w:fill="FFFFFF"/>
           </w:tcPr>
           <w:p>
-            <w:pPr>
-              <w:jc w:val="left"/>
-            </w:pPr>
-            <w:r>
-              <w:rPr>
-                <w:rFonts w:ascii="Calibri" w:hAnsi="Calibri"/>
+            <w:r>
+              <w:rPr>
                 <w:sz w:val="18"/>
               </w:rPr>
               <w:t>mes=05</w:t>
@@ -1768,7 +6169,7 @@
         </w:tc>
         <w:tc>
           <w:tcPr>
-            <w:tcW w:type="dxa" w:w="3360"/>
+            <w:tcW w:w="3360" w:type="dxa"/>
             <w:shd w:val="clear" w:color="auto" w:fill="FFFFFF"/>
           </w:tcPr>
           <w:p>
@@ -1777,7 +6178,6 @@
             </w:pPr>
             <w:r>
               <w:rPr>
-                <w:rFonts w:ascii="Calibri" w:hAnsi="Calibri"/>
                 <w:sz w:val="18"/>
               </w:rPr>
               <w:t>asg-2025-05-31.csv</w:t>
@@ -1786,7 +6186,7 @@
         </w:tc>
         <w:tc>
           <w:tcPr>
-            <w:tcW w:type="dxa" w:w="3360"/>
+            <w:tcW w:w="3360" w:type="dxa"/>
             <w:shd w:val="clear" w:color="auto" w:fill="FFFFFF"/>
           </w:tcPr>
           <w:p>
@@ -1795,7 +6195,6 @@
             </w:pPr>
             <w:r>
               <w:rPr>
-                <w:rFonts w:ascii="Calibri" w:hAnsi="Calibri"/>
                 <w:sz w:val="18"/>
               </w:rPr>
               <w:t>383,776,233</w:t>
@@ -1804,18 +6203,17 @@
         </w:tc>
       </w:tr>
       <w:tr>
+        <w:trPr>
+          <w:jc w:val="center"/>
+        </w:trPr>
         <w:tc>
           <w:tcPr>
-            <w:tcW w:type="dxa" w:w="3360"/>
+            <w:tcW w:w="3360" w:type="dxa"/>
             <w:shd w:val="clear" w:color="auto" w:fill="F2F2F2"/>
           </w:tcPr>
           <w:p>
-            <w:pPr>
-              <w:jc w:val="left"/>
-            </w:pPr>
-            <w:r>
-              <w:rPr>
-                <w:rFonts w:ascii="Calibri" w:hAnsi="Calibri"/>
+            <w:r>
+              <w:rPr>
                 <w:sz w:val="18"/>
               </w:rPr>
               <w:t>mes=06</w:t>
@@ -1824,7 +6222,7 @@
         </w:tc>
         <w:tc>
           <w:tcPr>
-            <w:tcW w:type="dxa" w:w="3360"/>
+            <w:tcW w:w="3360" w:type="dxa"/>
             <w:shd w:val="clear" w:color="auto" w:fill="F2F2F2"/>
           </w:tcPr>
           <w:p>
@@ -1833,7 +6231,6 @@
             </w:pPr>
             <w:r>
               <w:rPr>
-                <w:rFonts w:ascii="Calibri" w:hAnsi="Calibri"/>
                 <w:sz w:val="18"/>
               </w:rPr>
               <w:t>asg-2025-06-30.csv</w:t>
@@ -1842,7 +6239,7 @@
         </w:tc>
         <w:tc>
           <w:tcPr>
-            <w:tcW w:type="dxa" w:w="3360"/>
+            <w:tcW w:w="3360" w:type="dxa"/>
             <w:shd w:val="clear" w:color="auto" w:fill="F2F2F2"/>
           </w:tcPr>
           <w:p>
@@ -1851,7 +6248,6 @@
             </w:pPr>
             <w:r>
               <w:rPr>
-                <w:rFonts w:ascii="Calibri" w:hAnsi="Calibri"/>
                 <w:sz w:val="18"/>
               </w:rPr>
               <w:t>383,951,720</w:t>
@@ -1863,31 +6259,32 @@
     <w:p>
       <w:pPr>
         <w:spacing w:before="40" w:after="160"/>
-        <w:jc w:val="left"/>
+        <w:rPr>
+          <w:lang w:val="es-MX"/>
+        </w:rPr>
       </w:pPr>
       <w:r>
         <w:rPr>
-          <w:rFonts w:ascii="Calibri" w:hAnsi="Calibri"/>
-          <w:b w:val="0"/>
           <w:i/>
           <w:color w:val="404040"/>
           <w:sz w:val="18"/>
+          <w:lang w:val="es-MX"/>
         </w:rPr>
         <w:t>Tabla 1. Estructura de particionado: un archivo por mes en su subdirectorio HDFS correspondiente.</w:t>
       </w:r>
     </w:p>
     <w:p>
       <w:pPr>
-        <w:spacing w:before="160" w:after="80"/>
-        <w:jc w:val="left"/>
+        <w:spacing w:before="160"/>
+        <w:rPr>
+          <w:lang w:val="es-MX"/>
+        </w:rPr>
       </w:pPr>
       <w:r>
         <w:rPr>
-          <w:rFonts w:ascii="Calibri" w:hAnsi="Calibri"/>
           <w:b/>
-          <w:i w:val="0"/>
           <w:color w:val="1F497D"/>
-          <w:sz w:val="22"/>
+          <w:lang w:val="es-MX"/>
         </w:rPr>
         <w:t>Tabla 2 — Asegurados por entidad federativa, marzo 2025 (top 10)</w:t>
       </w:r>
@@ -1895,20 +6292,23 @@
     <w:tbl>
       <w:tblPr>
         <w:tblStyle w:val="TableGrid"/>
-        <w:tblW w:type="auto" w:w="0"/>
+        <w:tblW w:w="0" w:type="auto"/>
         <w:jc w:val="center"/>
-        <w:tblLook w:firstColumn="1" w:firstRow="1" w:lastColumn="0" w:lastRow="0" w:noHBand="0" w:noVBand="1" w:val="04A0"/>
+        <w:tblLook w:val="04A0" w:firstRow="1" w:lastRow="0" w:firstColumn="1" w:lastColumn="0" w:noHBand="0" w:noVBand="1"/>
       </w:tblPr>
       <w:tblGrid>
-        <w:gridCol w:w="2520"/>
-        <w:gridCol w:w="2520"/>
-        <w:gridCol w:w="2520"/>
-        <w:gridCol w:w="2520"/>
+        <w:gridCol w:w="2517"/>
+        <w:gridCol w:w="2517"/>
+        <w:gridCol w:w="2518"/>
+        <w:gridCol w:w="2518"/>
       </w:tblGrid>
       <w:tr>
+        <w:trPr>
+          <w:jc w:val="center"/>
+        </w:trPr>
         <w:tc>
           <w:tcPr>
-            <w:tcW w:type="dxa" w:w="2520"/>
+            <w:tcW w:w="2520" w:type="dxa"/>
             <w:shd w:val="clear" w:color="auto" w:fill="1F497D"/>
           </w:tcPr>
           <w:p>
@@ -1917,7 +6317,6 @@
             </w:pPr>
             <w:r>
               <w:rPr>
-                <w:rFonts w:ascii="Calibri" w:hAnsi="Calibri"/>
                 <w:b/>
                 <w:color w:val="FFFFFF"/>
                 <w:sz w:val="18"/>
@@ -1928,7 +6327,7 @@
         </w:tc>
         <w:tc>
           <w:tcPr>
-            <w:tcW w:type="dxa" w:w="2520"/>
+            <w:tcW w:w="2520" w:type="dxa"/>
             <w:shd w:val="clear" w:color="auto" w:fill="1F497D"/>
           </w:tcPr>
           <w:p>
@@ -1937,7 +6336,6 @@
             </w:pPr>
             <w:r>
               <w:rPr>
-                <w:rFonts w:ascii="Calibri" w:hAnsi="Calibri"/>
                 <w:b/>
                 <w:color w:val="FFFFFF"/>
                 <w:sz w:val="18"/>
@@ -1948,7 +6346,7 @@
         </w:tc>
         <w:tc>
           <w:tcPr>
-            <w:tcW w:type="dxa" w:w="2520"/>
+            <w:tcW w:w="2520" w:type="dxa"/>
             <w:shd w:val="clear" w:color="auto" w:fill="1F497D"/>
           </w:tcPr>
           <w:p>
@@ -1957,7 +6355,6 @@
             </w:pPr>
             <w:r>
               <w:rPr>
-                <w:rFonts w:ascii="Calibri" w:hAnsi="Calibri"/>
                 <w:b/>
                 <w:color w:val="FFFFFF"/>
                 <w:sz w:val="18"/>
@@ -1968,7 +6365,7 @@
         </w:tc>
         <w:tc>
           <w:tcPr>
-            <w:tcW w:type="dxa" w:w="2520"/>
+            <w:tcW w:w="2520" w:type="dxa"/>
             <w:shd w:val="clear" w:color="auto" w:fill="1F497D"/>
           </w:tcPr>
           <w:p>
@@ -1977,7 +6374,6 @@
             </w:pPr>
             <w:r>
               <w:rPr>
-                <w:rFonts w:ascii="Calibri" w:hAnsi="Calibri"/>
                 <w:b/>
                 <w:color w:val="FFFFFF"/>
                 <w:sz w:val="18"/>
@@ -1988,18 +6384,17 @@
         </w:tc>
       </w:tr>
       <w:tr>
+        <w:trPr>
+          <w:jc w:val="center"/>
+        </w:trPr>
         <w:tc>
           <w:tcPr>
-            <w:tcW w:type="dxa" w:w="2520"/>
+            <w:tcW w:w="2520" w:type="dxa"/>
             <w:shd w:val="clear" w:color="auto" w:fill="FFFFFF"/>
           </w:tcPr>
           <w:p>
-            <w:pPr>
-              <w:jc w:val="left"/>
-            </w:pPr>
-            <w:r>
-              <w:rPr>
-                <w:rFonts w:ascii="Calibri" w:hAnsi="Calibri"/>
+            <w:r>
+              <w:rPr>
                 <w:sz w:val="18"/>
               </w:rPr>
               <w:t>1</w:t>
@@ -2008,7 +6403,7 @@
         </w:tc>
         <w:tc>
           <w:tcPr>
-            <w:tcW w:type="dxa" w:w="2520"/>
+            <w:tcW w:w="2520" w:type="dxa"/>
             <w:shd w:val="clear" w:color="auto" w:fill="FFFFFF"/>
           </w:tcPr>
           <w:p>
@@ -2017,7 +6412,6 @@
             </w:pPr>
             <w:r>
               <w:rPr>
-                <w:rFonts w:ascii="Calibri" w:hAnsi="Calibri"/>
                 <w:sz w:val="18"/>
               </w:rPr>
               <w:t>9</w:t>
@@ -2026,7 +6420,7 @@
         </w:tc>
         <w:tc>
           <w:tcPr>
-            <w:tcW w:type="dxa" w:w="2520"/>
+            <w:tcW w:w="2520" w:type="dxa"/>
             <w:shd w:val="clear" w:color="auto" w:fill="FFFFFF"/>
           </w:tcPr>
           <w:p>
@@ -2035,7 +6429,6 @@
             </w:pPr>
             <w:r>
               <w:rPr>
-                <w:rFonts w:ascii="Calibri" w:hAnsi="Calibri"/>
                 <w:sz w:val="18"/>
               </w:rPr>
               <w:t>Ciudad de México</w:t>
@@ -2044,7 +6437,7 @@
         </w:tc>
         <w:tc>
           <w:tcPr>
-            <w:tcW w:type="dxa" w:w="2520"/>
+            <w:tcW w:w="2520" w:type="dxa"/>
             <w:shd w:val="clear" w:color="auto" w:fill="FFFFFF"/>
           </w:tcPr>
           <w:p>
@@ -2053,7 +6446,6 @@
             </w:pPr>
             <w:r>
               <w:rPr>
-                <w:rFonts w:ascii="Calibri" w:hAnsi="Calibri"/>
                 <w:sz w:val="18"/>
               </w:rPr>
               <w:t>4,787,763</w:t>
@@ -2062,18 +6454,17 @@
         </w:tc>
       </w:tr>
       <w:tr>
+        <w:trPr>
+          <w:jc w:val="center"/>
+        </w:trPr>
         <w:tc>
           <w:tcPr>
-            <w:tcW w:type="dxa" w:w="2520"/>
+            <w:tcW w:w="2520" w:type="dxa"/>
             <w:shd w:val="clear" w:color="auto" w:fill="F2F2F2"/>
           </w:tcPr>
           <w:p>
-            <w:pPr>
-              <w:jc w:val="left"/>
-            </w:pPr>
-            <w:r>
-              <w:rPr>
-                <w:rFonts w:ascii="Calibri" w:hAnsi="Calibri"/>
+            <w:r>
+              <w:rPr>
                 <w:sz w:val="18"/>
               </w:rPr>
               <w:t>2</w:t>
@@ -2082,7 +6473,7 @@
         </w:tc>
         <w:tc>
           <w:tcPr>
-            <w:tcW w:type="dxa" w:w="2520"/>
+            <w:tcW w:w="2520" w:type="dxa"/>
             <w:shd w:val="clear" w:color="auto" w:fill="F2F2F2"/>
           </w:tcPr>
           <w:p>
@@ -2091,7 +6482,6 @@
             </w:pPr>
             <w:r>
               <w:rPr>
-                <w:rFonts w:ascii="Calibri" w:hAnsi="Calibri"/>
                 <w:sz w:val="18"/>
               </w:rPr>
               <w:t>15</w:t>
@@ -2100,7 +6490,7 @@
         </w:tc>
         <w:tc>
           <w:tcPr>
-            <w:tcW w:type="dxa" w:w="2520"/>
+            <w:tcW w:w="2520" w:type="dxa"/>
             <w:shd w:val="clear" w:color="auto" w:fill="F2F2F2"/>
           </w:tcPr>
           <w:p>
@@ -2109,7 +6499,6 @@
             </w:pPr>
             <w:r>
               <w:rPr>
-                <w:rFonts w:ascii="Calibri" w:hAnsi="Calibri"/>
                 <w:sz w:val="18"/>
               </w:rPr>
               <w:t>Estado de México</w:t>
@@ -2118,7 +6507,7 @@
         </w:tc>
         <w:tc>
           <w:tcPr>
-            <w:tcW w:type="dxa" w:w="2520"/>
+            <w:tcW w:w="2520" w:type="dxa"/>
             <w:shd w:val="clear" w:color="auto" w:fill="F2F2F2"/>
           </w:tcPr>
           <w:p>
@@ -2127,7 +6516,6 @@
             </w:pPr>
             <w:r>
               <w:rPr>
-                <w:rFonts w:ascii="Calibri" w:hAnsi="Calibri"/>
                 <w:sz w:val="18"/>
               </w:rPr>
               <w:t>2,906,089</w:t>
@@ -2136,18 +6524,17 @@
         </w:tc>
       </w:tr>
       <w:tr>
+        <w:trPr>
+          <w:jc w:val="center"/>
+        </w:trPr>
         <w:tc>
           <w:tcPr>
-            <w:tcW w:type="dxa" w:w="2520"/>
+            <w:tcW w:w="2520" w:type="dxa"/>
             <w:shd w:val="clear" w:color="auto" w:fill="FFFFFF"/>
           </w:tcPr>
           <w:p>
-            <w:pPr>
-              <w:jc w:val="left"/>
-            </w:pPr>
-            <w:r>
-              <w:rPr>
-                <w:rFonts w:ascii="Calibri" w:hAnsi="Calibri"/>
+            <w:r>
+              <w:rPr>
                 <w:sz w:val="18"/>
               </w:rPr>
               <w:t>3</w:t>
@@ -2156,7 +6543,7 @@
         </w:tc>
         <w:tc>
           <w:tcPr>
-            <w:tcW w:type="dxa" w:w="2520"/>
+            <w:tcW w:w="2520" w:type="dxa"/>
             <w:shd w:val="clear" w:color="auto" w:fill="FFFFFF"/>
           </w:tcPr>
           <w:p>
@@ -2165,7 +6552,6 @@
             </w:pPr>
             <w:r>
               <w:rPr>
-                <w:rFonts w:ascii="Calibri" w:hAnsi="Calibri"/>
                 <w:sz w:val="18"/>
               </w:rPr>
               <w:t>14</w:t>
@@ -2174,7 +6560,7 @@
         </w:tc>
         <w:tc>
           <w:tcPr>
-            <w:tcW w:type="dxa" w:w="2520"/>
+            <w:tcW w:w="2520" w:type="dxa"/>
             <w:shd w:val="clear" w:color="auto" w:fill="FFFFFF"/>
           </w:tcPr>
           <w:p>
@@ -2183,7 +6569,6 @@
             </w:pPr>
             <w:r>
               <w:rPr>
-                <w:rFonts w:ascii="Calibri" w:hAnsi="Calibri"/>
                 <w:sz w:val="18"/>
               </w:rPr>
               <w:t>Jalisco</w:t>
@@ -2192,7 +6577,7 @@
         </w:tc>
         <w:tc>
           <w:tcPr>
-            <w:tcW w:type="dxa" w:w="2520"/>
+            <w:tcW w:w="2520" w:type="dxa"/>
             <w:shd w:val="clear" w:color="auto" w:fill="FFFFFF"/>
           </w:tcPr>
           <w:p>
@@ -2201,7 +6586,6 @@
             </w:pPr>
             <w:r>
               <w:rPr>
-                <w:rFonts w:ascii="Calibri" w:hAnsi="Calibri"/>
                 <w:sz w:val="18"/>
               </w:rPr>
               <w:t>2,673,316</w:t>
@@ -2210,18 +6594,17 @@
         </w:tc>
       </w:tr>
       <w:tr>
+        <w:trPr>
+          <w:jc w:val="center"/>
+        </w:trPr>
         <w:tc>
           <w:tcPr>
-            <w:tcW w:type="dxa" w:w="2520"/>
+            <w:tcW w:w="2520" w:type="dxa"/>
             <w:shd w:val="clear" w:color="auto" w:fill="F2F2F2"/>
           </w:tcPr>
           <w:p>
-            <w:pPr>
-              <w:jc w:val="left"/>
-            </w:pPr>
-            <w:r>
-              <w:rPr>
-                <w:rFonts w:ascii="Calibri" w:hAnsi="Calibri"/>
+            <w:r>
+              <w:rPr>
                 <w:sz w:val="18"/>
               </w:rPr>
               <w:t>4</w:t>
@@ -2230,7 +6613,7 @@
         </w:tc>
         <w:tc>
           <w:tcPr>
-            <w:tcW w:type="dxa" w:w="2520"/>
+            <w:tcW w:w="2520" w:type="dxa"/>
             <w:shd w:val="clear" w:color="auto" w:fill="F2F2F2"/>
           </w:tcPr>
           <w:p>
@@ -2239,7 +6622,6 @@
             </w:pPr>
             <w:r>
               <w:rPr>
-                <w:rFonts w:ascii="Calibri" w:hAnsi="Calibri"/>
                 <w:sz w:val="18"/>
               </w:rPr>
               <w:t>19</w:t>
@@ -2248,7 +6630,7 @@
         </w:tc>
         <w:tc>
           <w:tcPr>
-            <w:tcW w:type="dxa" w:w="2520"/>
+            <w:tcW w:w="2520" w:type="dxa"/>
             <w:shd w:val="clear" w:color="auto" w:fill="F2F2F2"/>
           </w:tcPr>
           <w:p>
@@ -2257,7 +6639,6 @@
             </w:pPr>
             <w:r>
               <w:rPr>
-                <w:rFonts w:ascii="Calibri" w:hAnsi="Calibri"/>
                 <w:sz w:val="18"/>
               </w:rPr>
               <w:t>Nuevo León</w:t>
@@ -2266,7 +6647,7 @@
         </w:tc>
         <w:tc>
           <w:tcPr>
-            <w:tcW w:type="dxa" w:w="2520"/>
+            <w:tcW w:w="2520" w:type="dxa"/>
             <w:shd w:val="clear" w:color="auto" w:fill="F2F2F2"/>
           </w:tcPr>
           <w:p>
@@ -2275,7 +6656,6 @@
             </w:pPr>
             <w:r>
               <w:rPr>
-                <w:rFonts w:ascii="Calibri" w:hAnsi="Calibri"/>
                 <w:sz w:val="18"/>
               </w:rPr>
               <w:t>2,218,222</w:t>
@@ -2284,27 +6664,27 @@
         </w:tc>
       </w:tr>
       <w:tr>
+        <w:trPr>
+          <w:jc w:val="center"/>
+        </w:trPr>
         <w:tc>
           <w:tcPr>
-            <w:tcW w:type="dxa" w:w="2520"/>
+            <w:tcW w:w="2520" w:type="dxa"/>
             <w:shd w:val="clear" w:color="auto" w:fill="FFFFFF"/>
           </w:tcPr>
           <w:p>
-            <w:pPr>
-              <w:jc w:val="left"/>
-            </w:pPr>
-            <w:r>
-              <w:rPr>
-                <w:rFonts w:ascii="Calibri" w:hAnsi="Calibri"/>
-                <w:sz w:val="18"/>
-              </w:rPr>
+            <w:r>
+              <w:rPr>
+                <w:sz w:val="18"/>
+              </w:rPr>
+              <w:lastRenderedPageBreak/>
               <w:t>5</w:t>
             </w:r>
           </w:p>
         </w:tc>
         <w:tc>
           <w:tcPr>
-            <w:tcW w:type="dxa" w:w="2520"/>
+            <w:tcW w:w="2520" w:type="dxa"/>
             <w:shd w:val="clear" w:color="auto" w:fill="FFFFFF"/>
           </w:tcPr>
           <w:p>
@@ -2313,7 +6693,6 @@
             </w:pPr>
             <w:r>
               <w:rPr>
-                <w:rFonts w:ascii="Calibri" w:hAnsi="Calibri"/>
                 <w:sz w:val="18"/>
               </w:rPr>
               <w:t>11</w:t>
@@ -2322,7 +6701,7 @@
         </w:tc>
         <w:tc>
           <w:tcPr>
-            <w:tcW w:type="dxa" w:w="2520"/>
+            <w:tcW w:w="2520" w:type="dxa"/>
             <w:shd w:val="clear" w:color="auto" w:fill="FFFFFF"/>
           </w:tcPr>
           <w:p>
@@ -2331,7 +6710,6 @@
             </w:pPr>
             <w:r>
               <w:rPr>
-                <w:rFonts w:ascii="Calibri" w:hAnsi="Calibri"/>
                 <w:sz w:val="18"/>
               </w:rPr>
               <w:t>Guanajuato</w:t>
@@ -2340,7 +6718,7 @@
         </w:tc>
         <w:tc>
           <w:tcPr>
-            <w:tcW w:type="dxa" w:w="2520"/>
+            <w:tcW w:w="2520" w:type="dxa"/>
             <w:shd w:val="clear" w:color="auto" w:fill="FFFFFF"/>
           </w:tcPr>
           <w:p>
@@ -2349,7 +6727,6 @@
             </w:pPr>
             <w:r>
               <w:rPr>
-                <w:rFonts w:ascii="Calibri" w:hAnsi="Calibri"/>
                 <w:sz w:val="18"/>
               </w:rPr>
               <w:t>1,419,876</w:t>
@@ -2358,18 +6735,17 @@
         </w:tc>
       </w:tr>
       <w:tr>
+        <w:trPr>
+          <w:jc w:val="center"/>
+        </w:trPr>
         <w:tc>
           <w:tcPr>
-            <w:tcW w:type="dxa" w:w="2520"/>
+            <w:tcW w:w="2520" w:type="dxa"/>
             <w:shd w:val="clear" w:color="auto" w:fill="F2F2F2"/>
           </w:tcPr>
           <w:p>
-            <w:pPr>
-              <w:jc w:val="left"/>
-            </w:pPr>
-            <w:r>
-              <w:rPr>
-                <w:rFonts w:ascii="Calibri" w:hAnsi="Calibri"/>
+            <w:r>
+              <w:rPr>
                 <w:sz w:val="18"/>
               </w:rPr>
               <w:t>6</w:t>
@@ -2378,7 +6754,7 @@
         </w:tc>
         <w:tc>
           <w:tcPr>
-            <w:tcW w:type="dxa" w:w="2520"/>
+            <w:tcW w:w="2520" w:type="dxa"/>
             <w:shd w:val="clear" w:color="auto" w:fill="F2F2F2"/>
           </w:tcPr>
           <w:p>
@@ -2387,7 +6763,6 @@
             </w:pPr>
             <w:r>
               <w:rPr>
-                <w:rFonts w:ascii="Calibri" w:hAnsi="Calibri"/>
                 <w:sz w:val="18"/>
               </w:rPr>
               <w:t>30</w:t>
@@ -2396,7 +6771,7 @@
         </w:tc>
         <w:tc>
           <w:tcPr>
-            <w:tcW w:type="dxa" w:w="2520"/>
+            <w:tcW w:w="2520" w:type="dxa"/>
             <w:shd w:val="clear" w:color="auto" w:fill="F2F2F2"/>
           </w:tcPr>
           <w:p>
@@ -2405,7 +6780,6 @@
             </w:pPr>
             <w:r>
               <w:rPr>
-                <w:rFonts w:ascii="Calibri" w:hAnsi="Calibri"/>
                 <w:sz w:val="18"/>
               </w:rPr>
               <w:t>Veracruz</w:t>
@@ -2414,7 +6788,7 @@
         </w:tc>
         <w:tc>
           <w:tcPr>
-            <w:tcW w:type="dxa" w:w="2520"/>
+            <w:tcW w:w="2520" w:type="dxa"/>
             <w:shd w:val="clear" w:color="auto" w:fill="F2F2F2"/>
           </w:tcPr>
           <w:p>
@@ -2423,7 +6797,6 @@
             </w:pPr>
             <w:r>
               <w:rPr>
-                <w:rFonts w:ascii="Calibri" w:hAnsi="Calibri"/>
                 <w:sz w:val="18"/>
               </w:rPr>
               <w:t>1,243,637</w:t>
@@ -2432,18 +6805,17 @@
         </w:tc>
       </w:tr>
       <w:tr>
+        <w:trPr>
+          <w:jc w:val="center"/>
+        </w:trPr>
         <w:tc>
           <w:tcPr>
-            <w:tcW w:type="dxa" w:w="2520"/>
+            <w:tcW w:w="2520" w:type="dxa"/>
             <w:shd w:val="clear" w:color="auto" w:fill="FFFFFF"/>
           </w:tcPr>
           <w:p>
-            <w:pPr>
-              <w:jc w:val="left"/>
-            </w:pPr>
-            <w:r>
-              <w:rPr>
-                <w:rFonts w:ascii="Calibri" w:hAnsi="Calibri"/>
+            <w:r>
+              <w:rPr>
                 <w:sz w:val="18"/>
               </w:rPr>
               <w:t>7</w:t>
@@ -2452,7 +6824,7 @@
         </w:tc>
         <w:tc>
           <w:tcPr>
-            <w:tcW w:type="dxa" w:w="2520"/>
+            <w:tcW w:w="2520" w:type="dxa"/>
             <w:shd w:val="clear" w:color="auto" w:fill="FFFFFF"/>
           </w:tcPr>
           <w:p>
@@ -2461,7 +6833,6 @@
             </w:pPr>
             <w:r>
               <w:rPr>
-                <w:rFonts w:ascii="Calibri" w:hAnsi="Calibri"/>
                 <w:sz w:val="18"/>
               </w:rPr>
               <w:t>2</w:t>
@@ -2470,7 +6841,7 @@
         </w:tc>
         <w:tc>
           <w:tcPr>
-            <w:tcW w:type="dxa" w:w="2520"/>
+            <w:tcW w:w="2520" w:type="dxa"/>
             <w:shd w:val="clear" w:color="auto" w:fill="FFFFFF"/>
           </w:tcPr>
           <w:p>
@@ -2479,7 +6850,6 @@
             </w:pPr>
             <w:r>
               <w:rPr>
-                <w:rFonts w:ascii="Calibri" w:hAnsi="Calibri"/>
                 <w:sz w:val="18"/>
               </w:rPr>
               <w:t>Baja California</w:t>
@@ -2488,7 +6858,7 @@
         </w:tc>
         <w:tc>
           <w:tcPr>
-            <w:tcW w:type="dxa" w:w="2520"/>
+            <w:tcW w:w="2520" w:type="dxa"/>
             <w:shd w:val="clear" w:color="auto" w:fill="FFFFFF"/>
           </w:tcPr>
           <w:p>
@@ -2497,7 +6867,6 @@
             </w:pPr>
             <w:r>
               <w:rPr>
-                <w:rFonts w:ascii="Calibri" w:hAnsi="Calibri"/>
                 <w:sz w:val="18"/>
               </w:rPr>
               <w:t>1,223,245</w:t>
@@ -2506,18 +6875,17 @@
         </w:tc>
       </w:tr>
       <w:tr>
+        <w:trPr>
+          <w:jc w:val="center"/>
+        </w:trPr>
         <w:tc>
           <w:tcPr>
-            <w:tcW w:type="dxa" w:w="2520"/>
+            <w:tcW w:w="2520" w:type="dxa"/>
             <w:shd w:val="clear" w:color="auto" w:fill="F2F2F2"/>
           </w:tcPr>
           <w:p>
-            <w:pPr>
-              <w:jc w:val="left"/>
-            </w:pPr>
-            <w:r>
-              <w:rPr>
-                <w:rFonts w:ascii="Calibri" w:hAnsi="Calibri"/>
+            <w:r>
+              <w:rPr>
                 <w:sz w:val="18"/>
               </w:rPr>
               <w:t>8</w:t>
@@ -2526,7 +6894,7 @@
         </w:tc>
         <w:tc>
           <w:tcPr>
-            <w:tcW w:type="dxa" w:w="2520"/>
+            <w:tcW w:w="2520" w:type="dxa"/>
             <w:shd w:val="clear" w:color="auto" w:fill="F2F2F2"/>
           </w:tcPr>
           <w:p>
@@ -2535,7 +6903,6 @@
             </w:pPr>
             <w:r>
               <w:rPr>
-                <w:rFonts w:ascii="Calibri" w:hAnsi="Calibri"/>
                 <w:sz w:val="18"/>
               </w:rPr>
               <w:t>8</w:t>
@@ -2544,7 +6911,7 @@
         </w:tc>
         <w:tc>
           <w:tcPr>
-            <w:tcW w:type="dxa" w:w="2520"/>
+            <w:tcW w:w="2520" w:type="dxa"/>
             <w:shd w:val="clear" w:color="auto" w:fill="F2F2F2"/>
           </w:tcPr>
           <w:p>
@@ -2553,7 +6920,6 @@
             </w:pPr>
             <w:r>
               <w:rPr>
-                <w:rFonts w:ascii="Calibri" w:hAnsi="Calibri"/>
                 <w:sz w:val="18"/>
               </w:rPr>
               <w:t>Chihuahua</w:t>
@@ -2562,7 +6928,7 @@
         </w:tc>
         <w:tc>
           <w:tcPr>
-            <w:tcW w:type="dxa" w:w="2520"/>
+            <w:tcW w:w="2520" w:type="dxa"/>
             <w:shd w:val="clear" w:color="auto" w:fill="F2F2F2"/>
           </w:tcPr>
           <w:p>
@@ -2571,7 +6937,6 @@
             </w:pPr>
             <w:r>
               <w:rPr>
-                <w:rFonts w:ascii="Calibri" w:hAnsi="Calibri"/>
                 <w:sz w:val="18"/>
               </w:rPr>
               <w:t>1,194,937</w:t>
@@ -2580,18 +6945,17 @@
         </w:tc>
       </w:tr>
       <w:tr>
+        <w:trPr>
+          <w:jc w:val="center"/>
+        </w:trPr>
         <w:tc>
           <w:tcPr>
-            <w:tcW w:type="dxa" w:w="2520"/>
+            <w:tcW w:w="2520" w:type="dxa"/>
             <w:shd w:val="clear" w:color="auto" w:fill="FFFFFF"/>
           </w:tcPr>
           <w:p>
-            <w:pPr>
-              <w:jc w:val="left"/>
-            </w:pPr>
-            <w:r>
-              <w:rPr>
-                <w:rFonts w:ascii="Calibri" w:hAnsi="Calibri"/>
+            <w:r>
+              <w:rPr>
                 <w:sz w:val="18"/>
               </w:rPr>
               <w:t>9</w:t>
@@ -2600,7 +6964,7 @@
         </w:tc>
         <w:tc>
           <w:tcPr>
-            <w:tcW w:type="dxa" w:w="2520"/>
+            <w:tcW w:w="2520" w:type="dxa"/>
             <w:shd w:val="clear" w:color="auto" w:fill="FFFFFF"/>
           </w:tcPr>
           <w:p>
@@ -2609,7 +6973,6 @@
             </w:pPr>
             <w:r>
               <w:rPr>
-                <w:rFonts w:ascii="Calibri" w:hAnsi="Calibri"/>
                 <w:sz w:val="18"/>
               </w:rPr>
               <w:t>21</w:t>
@@ -2618,7 +6981,7 @@
         </w:tc>
         <w:tc>
           <w:tcPr>
-            <w:tcW w:type="dxa" w:w="2520"/>
+            <w:tcW w:w="2520" w:type="dxa"/>
             <w:shd w:val="clear" w:color="auto" w:fill="FFFFFF"/>
           </w:tcPr>
           <w:p>
@@ -2627,7 +6990,6 @@
             </w:pPr>
             <w:r>
               <w:rPr>
-                <w:rFonts w:ascii="Calibri" w:hAnsi="Calibri"/>
                 <w:sz w:val="18"/>
               </w:rPr>
               <w:t>Puebla</w:t>
@@ -2636,7 +6998,7 @@
         </w:tc>
         <w:tc>
           <w:tcPr>
-            <w:tcW w:type="dxa" w:w="2520"/>
+            <w:tcW w:w="2520" w:type="dxa"/>
             <w:shd w:val="clear" w:color="auto" w:fill="FFFFFF"/>
           </w:tcPr>
           <w:p>
@@ -2645,7 +7007,6 @@
             </w:pPr>
             <w:r>
               <w:rPr>
-                <w:rFonts w:ascii="Calibri" w:hAnsi="Calibri"/>
                 <w:sz w:val="18"/>
               </w:rPr>
               <w:t>1,154,123</w:t>
@@ -2654,18 +7015,17 @@
         </w:tc>
       </w:tr>
       <w:tr>
+        <w:trPr>
+          <w:jc w:val="center"/>
+        </w:trPr>
         <w:tc>
           <w:tcPr>
-            <w:tcW w:type="dxa" w:w="2520"/>
+            <w:tcW w:w="2520" w:type="dxa"/>
             <w:shd w:val="clear" w:color="auto" w:fill="F2F2F2"/>
           </w:tcPr>
           <w:p>
-            <w:pPr>
-              <w:jc w:val="left"/>
-            </w:pPr>
-            <w:r>
-              <w:rPr>
-                <w:rFonts w:ascii="Calibri" w:hAnsi="Calibri"/>
+            <w:r>
+              <w:rPr>
                 <w:sz w:val="18"/>
               </w:rPr>
               <w:t>10</w:t>
@@ -2674,7 +7034,7 @@
         </w:tc>
         <w:tc>
           <w:tcPr>
-            <w:tcW w:type="dxa" w:w="2520"/>
+            <w:tcW w:w="2520" w:type="dxa"/>
             <w:shd w:val="clear" w:color="auto" w:fill="F2F2F2"/>
           </w:tcPr>
           <w:p>
@@ -2683,7 +7043,6 @@
             </w:pPr>
             <w:r>
               <w:rPr>
-                <w:rFonts w:ascii="Calibri" w:hAnsi="Calibri"/>
                 <w:sz w:val="18"/>
               </w:rPr>
               <w:t>5</w:t>
@@ -2692,7 +7051,7 @@
         </w:tc>
         <w:tc>
           <w:tcPr>
-            <w:tcW w:type="dxa" w:w="2520"/>
+            <w:tcW w:w="2520" w:type="dxa"/>
             <w:shd w:val="clear" w:color="auto" w:fill="F2F2F2"/>
           </w:tcPr>
           <w:p>
@@ -2701,7 +7060,6 @@
             </w:pPr>
             <w:r>
               <w:rPr>
-                <w:rFonts w:ascii="Calibri" w:hAnsi="Calibri"/>
                 <w:sz w:val="18"/>
               </w:rPr>
               <w:t>Coahuila</w:t>
@@ -2710,7 +7068,7 @@
         </w:tc>
         <w:tc>
           <w:tcPr>
-            <w:tcW w:type="dxa" w:w="2520"/>
+            <w:tcW w:w="2520" w:type="dxa"/>
             <w:shd w:val="clear" w:color="auto" w:fill="F2F2F2"/>
           </w:tcPr>
           <w:p>
@@ -2719,7 +7077,6 @@
             </w:pPr>
             <w:r>
               <w:rPr>
-                <w:rFonts w:ascii="Calibri" w:hAnsi="Calibri"/>
                 <w:sz w:val="18"/>
               </w:rPr>
               <w:t>1,007,865</w:t>
@@ -2731,105 +7088,173 @@
     <w:p>
       <w:pPr>
         <w:spacing w:before="40" w:after="160"/>
-        <w:jc w:val="left"/>
+        <w:rPr>
+          <w:lang w:val="es-MX"/>
+        </w:rPr>
       </w:pPr>
       <w:r>
         <w:rPr>
-          <w:rFonts w:ascii="Calibri" w:hAnsi="Calibri"/>
-          <w:b w:val="0"/>
           <w:i/>
           <w:color w:val="404040"/>
           <w:sz w:val="18"/>
+          <w:lang w:val="es-MX"/>
         </w:rPr>
         <w:t>Tabla 2. Top 10 entidades por número de asegurados en marzo 2025. Fuente: IMSS ASG 2025.</w:t>
       </w:r>
     </w:p>
     <w:p>
       <w:pPr>
-        <w:spacing w:before="0" w:after="120"/>
-        <w:jc w:val="left"/>
+        <w:spacing w:after="120"/>
+        <w:rPr>
+          <w:lang w:val="es-MX"/>
+        </w:rPr>
       </w:pPr>
       <w:r>
         <w:rPr>
-          <w:rFonts w:ascii="Calibri" w:hAnsi="Calibri"/>
-          <w:b w:val="0"/>
-          <w:i w:val="0"/>
           <w:sz w:val="20"/>
+          <w:lang w:val="es-MX"/>
         </w:rPr>
         <w:t>Ciudad de México concentra el mayor número de asegurados con 4.8 millones, seguida por Estado de México (2.9M) y Jalisco (2.7M). Las tres entidades representan en conjunto el 39% del total de asegurados a nivel nacional en marzo de 2025, lo que refleja la alta concentración del empleo formal en los principales centros económicos del país.</w:t>
       </w:r>
     </w:p>
     <w:p>
       <w:pPr>
-        <w:spacing w:before="240" w:after="80"/>
-        <w:jc w:val="left"/>
+        <w:spacing w:before="240"/>
+        <w:rPr>
+          <w:lang w:val="es-MX"/>
+        </w:rPr>
       </w:pPr>
       <w:r>
         <w:rPr>
-          <w:rFonts w:ascii="Calibri" w:hAnsi="Calibri"/>
           <w:b/>
-          <w:i w:val="0"/>
           <w:color w:val="1F497D"/>
           <w:sz w:val="26"/>
+          <w:lang w:val="es-MX"/>
         </w:rPr>
         <w:t>4. Conclusiones</w:t>
       </w:r>
     </w:p>
     <w:p>
       <w:pPr>
-        <w:spacing w:before="0" w:after="80"/>
-        <w:jc w:val="left"/>
+        <w:rPr>
+          <w:lang w:val="es-MX"/>
+        </w:rPr>
       </w:pPr>
       <w:r>
         <w:rPr>
-          <w:rFonts w:ascii="Calibri" w:hAnsi="Calibri"/>
-          <w:b w:val="0"/>
-          <w:i w:val="0"/>
           <w:sz w:val="20"/>
+          <w:lang w:val="es-MX"/>
         </w:rPr>
-        <w:t>La implementación del particionado por mes sobre la tabla empleo demuestra las ventajas de esta técnica de optimización en Hive:</w:t>
+        <w:t xml:space="preserve">La implementación del particionado por mes sobre la tabla empleo demuestra las ventajas de esta técnica de optimización en </w:t>
+      </w:r>
+      <w:proofErr w:type="spellStart"/>
+      <w:r>
+        <w:rPr>
+          <w:sz w:val="20"/>
+          <w:lang w:val="es-MX"/>
+        </w:rPr>
+        <w:t>Hive</w:t>
+      </w:r>
+      <w:proofErr w:type="spellEnd"/>
+      <w:r>
+        <w:rPr>
+          <w:sz w:val="20"/>
+          <w:lang w:val="es-MX"/>
+        </w:rPr>
+        <w:t>:</w:t>
       </w:r>
     </w:p>
     <w:p>
       <w:pPr>
         <w:pStyle w:val="ListBullet"/>
-        <w:spacing w:after="80"/>
+        <w:rPr>
+          <w:lang w:val="es-MX"/>
+        </w:rPr>
       </w:pPr>
+      <w:proofErr w:type="spellStart"/>
       <w:r>
         <w:rPr>
-          <w:rFonts w:ascii="Calibri" w:hAnsi="Calibri"/>
           <w:b/>
           <w:color w:val="1F497D"/>
           <w:sz w:val="20"/>
+          <w:lang w:val="es-MX"/>
         </w:rPr>
-        <w:t xml:space="preserve">Partition pruning efectivo. </w:t>
+        <w:t>Partition</w:t>
+      </w:r>
+      <w:proofErr w:type="spellEnd"/>
+      <w:r>
+        <w:rPr>
+          <w:b/>
+          <w:color w:val="1F497D"/>
+          <w:sz w:val="20"/>
+          <w:lang w:val="es-MX"/>
+        </w:rPr>
+        <w:t xml:space="preserve"> </w:t>
+      </w:r>
+      <w:proofErr w:type="spellStart"/>
+      <w:r>
+        <w:rPr>
+          <w:b/>
+          <w:color w:val="1F497D"/>
+          <w:sz w:val="20"/>
+          <w:lang w:val="es-MX"/>
+        </w:rPr>
+        <w:t>pruning</w:t>
+      </w:r>
+      <w:proofErr w:type="spellEnd"/>
+      <w:r>
+        <w:rPr>
+          <w:b/>
+          <w:color w:val="1F497D"/>
+          <w:sz w:val="20"/>
+          <w:lang w:val="es-MX"/>
+        </w:rPr>
+        <w:t xml:space="preserve"> efectivo. </w:t>
       </w:r>
       <w:r>
         <w:rPr>
-          <w:rFonts w:ascii="Calibri" w:hAnsi="Calibri"/>
           <w:sz w:val="20"/>
+          <w:lang w:val="es-MX"/>
         </w:rPr>
-        <w:t>Al filtrar por mes='03', Hive procesa únicamente el archivo de marzo (382 MB) en lugar de los 2.3 GB del semestre completo, reduciendo la lectura de datos en un 83%.</w:t>
+        <w:t xml:space="preserve">Al filtrar por mes='03', </w:t>
+      </w:r>
+      <w:proofErr w:type="spellStart"/>
+      <w:r>
+        <w:rPr>
+          <w:sz w:val="20"/>
+          <w:lang w:val="es-MX"/>
+        </w:rPr>
+        <w:t>Hive</w:t>
+      </w:r>
+      <w:proofErr w:type="spellEnd"/>
+      <w:r>
+        <w:rPr>
+          <w:sz w:val="20"/>
+          <w:lang w:val="es-MX"/>
+        </w:rPr>
+        <w:t xml:space="preserve"> procesa únicamente el archivo de marzo (382 MB) en lugar de los 2.3 GB del semestre completo, reduciendo la lectura de datos en un 83%.</w:t>
       </w:r>
     </w:p>
     <w:p>
       <w:pPr>
         <w:pStyle w:val="ListBullet"/>
-        <w:spacing w:after="80"/>
+        <w:rPr>
+          <w:lang w:val="es-MX"/>
+        </w:rPr>
       </w:pPr>
       <w:r>
         <w:rPr>
-          <w:rFonts w:ascii="Calibri" w:hAnsi="Calibri"/>
           <w:b/>
           <w:color w:val="1F497D"/>
           <w:sz w:val="20"/>
+          <w:lang w:val="es-MX"/>
         </w:rPr>
         <w:t xml:space="preserve">Convención de nombres estándar. </w:t>
       </w:r>
       <w:r>
         <w:rPr>
-          <w:rFonts w:ascii="Calibri" w:hAnsi="Calibri"/>
           <w:sz w:val="20"/>
+          <w:lang w:val="es-MX"/>
         </w:rPr>
         <w:t>El formato mes=NN en los nombres de los subdirectorios permite que MSCK REPAIR TABLE detecte y registre automáticamente las seis particiones sin necesidad de definirlas manualmente con ALTER TABLE.</w:t>
       </w:r>
@@ -2837,43 +7262,74 @@
     <w:p>
       <w:pPr>
         <w:pStyle w:val="ListBullet"/>
-        <w:spacing w:after="80"/>
+        <w:rPr>
+          <w:lang w:val="es-MX"/>
+        </w:rPr>
       </w:pPr>
+      <w:proofErr w:type="spellStart"/>
       <w:r>
         <w:rPr>
-          <w:rFonts w:ascii="Calibri" w:hAnsi="Calibri"/>
           <w:b/>
           <w:color w:val="1F497D"/>
           <w:sz w:val="20"/>
+          <w:lang w:val="es-MX"/>
         </w:rPr>
-        <w:t xml:space="preserve">Escabilidad. </w:t>
+        <w:t>Escabilidad</w:t>
+      </w:r>
+      <w:proofErr w:type="spellEnd"/>
+      <w:r>
+        <w:rPr>
+          <w:b/>
+          <w:color w:val="1F497D"/>
+          <w:sz w:val="20"/>
+          <w:lang w:val="es-MX"/>
+        </w:rPr>
+        <w:t xml:space="preserve">. </w:t>
       </w:r>
       <w:r>
         <w:rPr>
-          <w:rFonts w:ascii="Calibri" w:hAnsi="Calibri"/>
           <w:sz w:val="20"/>
+          <w:lang w:val="es-MX"/>
         </w:rPr>
-        <w:t>La estructura particionada facilita agregar nuevos meses sin modificar la definición de la tabla: basta con crear el subdirectorio mes=07/ y ejecutar MSCK REPAIR TABLE para que Hive lo reconozca.</w:t>
+        <w:t xml:space="preserve">La estructura particionada facilita agregar nuevos meses sin modificar la definición de la tabla: basta con crear el subdirectorio mes=07/ y ejecutar MSCK REPAIR TABLE para que </w:t>
+      </w:r>
+      <w:proofErr w:type="spellStart"/>
+      <w:r>
+        <w:rPr>
+          <w:sz w:val="20"/>
+          <w:lang w:val="es-MX"/>
+        </w:rPr>
+        <w:t>Hive</w:t>
+      </w:r>
+      <w:proofErr w:type="spellEnd"/>
+      <w:r>
+        <w:rPr>
+          <w:sz w:val="20"/>
+          <w:lang w:val="es-MX"/>
+        </w:rPr>
+        <w:t xml:space="preserve"> lo reconozca.</w:t>
       </w:r>
     </w:p>
     <w:p>
       <w:pPr>
         <w:pStyle w:val="ListBullet"/>
-        <w:spacing w:after="80"/>
+        <w:rPr>
+          <w:lang w:val="es-MX"/>
+        </w:rPr>
       </w:pPr>
       <w:r>
         <w:rPr>
-          <w:rFonts w:ascii="Calibri" w:hAnsi="Calibri"/>
           <w:b/>
           <w:color w:val="1F497D"/>
           <w:sz w:val="20"/>
+          <w:lang w:val="es-MX"/>
         </w:rPr>
         <w:t xml:space="preserve">Validación correcta. </w:t>
       </w:r>
       <w:r>
         <w:rPr>
-          <w:rFonts w:ascii="Calibri" w:hAnsi="Calibri"/>
           <w:sz w:val="20"/>
+          <w:lang w:val="es-MX"/>
         </w:rPr>
         <w:t>La consulta de prueba retornó resultados para las 32 entidades federativas de México, confirmando que el particionado, el delimitador pipe y el salto de encabezado están configurados correctamente.</w:t>
       </w:r>
@@ -2881,7 +7337,9 @@
     <w:p>
       <w:pPr>
         <w:spacing w:before="160" w:after="0"/>
-        <w:jc w:val="left"/>
+        <w:rPr>
+          <w:lang w:val="es-MX"/>
+        </w:rPr>
       </w:pPr>
     </w:p>
     <w:sectPr>

--- a/2do-semestre/almacenamiento/tareas/Actividades/Hive/Actividad 5/Actividad_Hive_Tarea5_CarlosPulidoRosas.docx
+++ b/2do-semestre/almacenamiento/tareas/Actividades/Hive/Actividad 5/Actividad_Hive_Tarea5_CarlosPulidoRosas.docx
@@ -127,14 +127,7 @@
                 <w:color w:val="1A237E"/>
                 <w:lang w:val="es-MX"/>
               </w:rPr>
-              <w:t xml:space="preserve">Materia: </w:t>
-            </w:r>
-            <w:r>
-              <w:rPr>
-                <w:color w:val="1A237E"/>
-                <w:lang w:val="es-MX"/>
-              </w:rPr>
-              <w:t>Almacenamiento de Grandes Bases de Datos</w:t>
+              <w:t>Materia: Almacenamiento de Grandes Bases de Datos</w:t>
             </w:r>
           </w:p>
         </w:tc>
@@ -167,32 +160,12 @@
       </w:pPr>
       <w:r>
         <w:rPr>
+          <w:rFonts w:ascii="Calibri" w:hAnsi="Calibri"/>
           <w:b/>
           <w:color w:val="1F497D"/>
           <w:sz w:val="28"/>
-          <w:lang w:val="es-MX"/>
         </w:rPr>
-        <w:t xml:space="preserve">Optimización en </w:t>
-      </w:r>
-      <w:proofErr w:type="spellStart"/>
-      <w:r>
-        <w:rPr>
-          <w:b/>
-          <w:color w:val="1F497D"/>
-          <w:sz w:val="28"/>
-          <w:lang w:val="es-MX"/>
-        </w:rPr>
-        <w:t>Hive</w:t>
-      </w:r>
-      <w:proofErr w:type="spellEnd"/>
-      <w:r>
-        <w:rPr>
-          <w:b/>
-          <w:color w:val="1F497D"/>
-          <w:sz w:val="28"/>
-          <w:lang w:val="es-MX"/>
-        </w:rPr>
-        <w:t>: Particionado por Mes de Archivos IMSS 2025</w:t>
+        <w:t>Optimización en Hive: Particionado por Mes de Archivos IMSS 2025</w:t>
       </w:r>
     </w:p>
     <w:p>
@@ -463,46 +436,30 @@
           <w:p>
             <w:pPr>
               <w:spacing w:before="40" w:after="40"/>
+              <w:rPr>
+                <w:lang w:val="es-MX"/>
+              </w:rPr>
             </w:pPr>
+            <w:r>
+              <w:rPr>
+                <w:color w:val="1A237E"/>
+                <w:lang w:val="es-MX"/>
+              </w:rPr>
+              <w:t>Homelab (ThinkPad T14 Gen 4) — Docker Compose</w:t>
+            </w:r>
             <w:proofErr w:type="spellStart"/>
             <w:r>
               <w:rPr>
                 <w:color w:val="1A237E"/>
+                <w:lang w:val="es-MX"/>
               </w:rPr>
-              <w:t>Homelab</w:t>
+              <w:t>homelab</w:t>
             </w:r>
             <w:proofErr w:type="spellEnd"/>
             <w:r>
               <w:rPr>
                 <w:color w:val="1A237E"/>
-              </w:rPr>
-              <w:t xml:space="preserve"> (ThinkPad T14 Gen </w:t>
-            </w:r>
-            <w:proofErr w:type="gramStart"/>
-            <w:r>
-              <w:rPr>
-                <w:color w:val="1A237E"/>
-              </w:rPr>
-              <w:t>4) —</w:t>
-            </w:r>
-            <w:proofErr w:type="gramEnd"/>
-            <w:r>
-              <w:rPr>
-                <w:color w:val="1A237E"/>
-              </w:rPr>
-              <w:t xml:space="preserve"> Docker </w:t>
-            </w:r>
-            <w:proofErr w:type="spellStart"/>
-            <w:r>
-              <w:rPr>
-                <w:color w:val="1A237E"/>
-              </w:rPr>
-              <w:t>Composehomelab</w:t>
-            </w:r>
-            <w:proofErr w:type="spellEnd"/>
-            <w:r>
-              <w:rPr>
-                <w:color w:val="1A237E"/>
+                <w:lang w:val="es-MX"/>
               </w:rPr>
               <w:t>, Docker, etc.]</w:t>
             </w:r>
@@ -570,267 +527,115 @@
     <w:p>
       <w:pPr>
         <w:spacing w:before="240" w:after="0"/>
-        <w:rPr>
-          <w:lang w:val="es-MX"/>
-        </w:rPr>
+        <w:jc w:val="left"/>
       </w:pPr>
     </w:p>
     <w:p>
       <w:pPr>
-        <w:spacing w:before="240"/>
-        <w:rPr>
-          <w:lang w:val="es-MX"/>
-        </w:rPr>
+        <w:spacing w:before="240" w:after="80"/>
+        <w:jc w:val="left"/>
       </w:pPr>
       <w:r>
         <w:rPr>
+          <w:rFonts w:ascii="Calibri" w:hAnsi="Calibri"/>
           <w:b/>
+          <w:i w:val="0"/>
           <w:color w:val="1F497D"/>
           <w:sz w:val="26"/>
-          <w:lang w:val="es-MX"/>
         </w:rPr>
         <w:t>1. Introducción</w:t>
       </w:r>
     </w:p>
     <w:p>
       <w:pPr>
-        <w:rPr>
-          <w:lang w:val="es-MX"/>
-        </w:rPr>
+        <w:spacing w:before="0" w:after="80"/>
+        <w:jc w:val="left"/>
       </w:pPr>
       <w:r>
         <w:rPr>
+          <w:rFonts w:ascii="Calibri" w:hAnsi="Calibri"/>
+          <w:b w:val="0"/>
+          <w:i w:val="0"/>
           <w:sz w:val="20"/>
-          <w:lang w:val="es-MX"/>
         </w:rPr>
-        <w:t xml:space="preserve">El particionado es una de las principales técnicas de optimización en Apache </w:t>
-      </w:r>
-      <w:proofErr w:type="spellStart"/>
-      <w:r>
-        <w:rPr>
-          <w:sz w:val="20"/>
-          <w:lang w:val="es-MX"/>
-        </w:rPr>
-        <w:t>Hive</w:t>
-      </w:r>
-      <w:proofErr w:type="spellEnd"/>
-      <w:r>
-        <w:rPr>
-          <w:sz w:val="20"/>
-          <w:lang w:val="es-MX"/>
-        </w:rPr>
-        <w:t xml:space="preserve">. Consiste en organizar los datos en subdirectorios dentro de HDFS según el valor de una o más columnas, de forma que una consulta que filtre por esa columna solo lea los bloques del subdirectorio correspondiente, sin escanear el </w:t>
-      </w:r>
-      <w:proofErr w:type="spellStart"/>
-      <w:r>
-        <w:rPr>
-          <w:sz w:val="20"/>
-          <w:lang w:val="es-MX"/>
-        </w:rPr>
-        <w:t>dataset</w:t>
-      </w:r>
-      <w:proofErr w:type="spellEnd"/>
-      <w:r>
-        <w:rPr>
-          <w:sz w:val="20"/>
-          <w:lang w:val="es-MX"/>
-        </w:rPr>
-        <w:t xml:space="preserve"> completo. Esto reduce drásticamente la cantidad de datos procesados (</w:t>
-      </w:r>
-      <w:proofErr w:type="spellStart"/>
-      <w:r>
-        <w:rPr>
-          <w:sz w:val="20"/>
-          <w:lang w:val="es-MX"/>
-        </w:rPr>
-        <w:t>partition</w:t>
-      </w:r>
-      <w:proofErr w:type="spellEnd"/>
-      <w:r>
-        <w:rPr>
-          <w:sz w:val="20"/>
-          <w:lang w:val="es-MX"/>
-        </w:rPr>
-        <w:t xml:space="preserve"> </w:t>
-      </w:r>
-      <w:proofErr w:type="spellStart"/>
-      <w:r>
-        <w:rPr>
-          <w:sz w:val="20"/>
-          <w:lang w:val="es-MX"/>
-        </w:rPr>
-        <w:t>pruning</w:t>
-      </w:r>
-      <w:proofErr w:type="spellEnd"/>
-      <w:r>
-        <w:rPr>
-          <w:sz w:val="20"/>
-          <w:lang w:val="es-MX"/>
-        </w:rPr>
-        <w:t>) y mejora los tiempos de respuesta en tablas de gran tamaño.</w:t>
+        <w:t>El particionado es una de las principales técnicas de optimización en Apache Hive. Consiste en organizar los datos en subdirectorios dentro de HDFS según el valor de una o más columnas, de forma que una consulta que filtre por esa columna solo lea los bloques del subdirectorio correspondiente, sin escanear el dataset completo. Esto reduce drásticamente la cantidad de datos procesados (partition pruning) y mejora los tiempos de respuesta en tablas de gran tamaño.</w:t>
       </w:r>
     </w:p>
     <w:p>
       <w:pPr>
-        <w:rPr>
-          <w:lang w:val="es-MX"/>
-        </w:rPr>
+        <w:spacing w:before="0" w:after="80"/>
+        <w:jc w:val="left"/>
       </w:pPr>
       <w:r>
         <w:rPr>
+          <w:rFonts w:ascii="Calibri" w:hAnsi="Calibri"/>
+          <w:b w:val="0"/>
+          <w:i w:val="0"/>
           <w:sz w:val="20"/>
-          <w:lang w:val="es-MX"/>
         </w:rPr>
-        <w:t xml:space="preserve">En esta actividad se reorganiza la estructura de los archivos de asegurados IMSS del primer semestre de 2025 en HDFS, pasando de seis archivos planos en un mismo directorio a una estructura particionada por mes. Posteriormente, se reconstruye la tabla externa empleo en </w:t>
-      </w:r>
-      <w:proofErr w:type="spellStart"/>
-      <w:r>
-        <w:rPr>
-          <w:sz w:val="20"/>
-          <w:lang w:val="es-MX"/>
-        </w:rPr>
-        <w:t>Hive</w:t>
-      </w:r>
-      <w:proofErr w:type="spellEnd"/>
-      <w:r>
-        <w:rPr>
-          <w:sz w:val="20"/>
-          <w:lang w:val="es-MX"/>
-        </w:rPr>
-        <w:t xml:space="preserve"> como tabla particionada y se ejecuta una consulta de prueba sobre la partición de marzo para verificar el funcionamiento correcto del esquema de particionado.</w:t>
+        <w:t>En esta actividad se reorganiza la estructura de los archivos de asegurados IMSS del primer semestre de 2025 en HDFS, pasando de seis archivos planos en un mismo directorio a una estructura particionada por mes. Posteriormente, se reconstruye la tabla externa empleo en Hive como tabla particionada y se ejecuta una consulta de prueba sobre la partición de marzo para verificar el funcionamiento correcto del esquema de particionado.</w:t>
       </w:r>
     </w:p>
     <w:p>
       <w:pPr>
-        <w:spacing w:before="240"/>
-        <w:rPr>
-          <w:lang w:val="es-MX"/>
-        </w:rPr>
+        <w:spacing w:before="240" w:after="80"/>
+        <w:jc w:val="left"/>
       </w:pPr>
       <w:r>
         <w:rPr>
+          <w:rFonts w:ascii="Calibri" w:hAnsi="Calibri"/>
           <w:b/>
+          <w:i w:val="0"/>
           <w:color w:val="1F497D"/>
           <w:sz w:val="26"/>
-          <w:lang w:val="es-MX"/>
         </w:rPr>
         <w:t>2. Desarrollo</w:t>
       </w:r>
     </w:p>
     <w:p>
       <w:pPr>
-        <w:spacing w:before="160"/>
-        <w:rPr>
-          <w:lang w:val="es-MX"/>
-        </w:rPr>
+        <w:spacing w:before="160" w:after="80"/>
+        <w:jc w:val="left"/>
       </w:pPr>
-      <w:proofErr w:type="gramStart"/>
       <w:r>
         <w:rPr>
+          <w:rFonts w:ascii="Calibri" w:hAnsi="Calibri"/>
           <w:b/>
+          <w:i w:val="0"/>
           <w:color w:val="1F497D"/>
-          <w:lang w:val="es-MX"/>
+          <w:sz w:val="22"/>
         </w:rPr>
-        <w:t>2.1  Estructura</w:t>
-      </w:r>
-      <w:proofErr w:type="gramEnd"/>
-      <w:r>
-        <w:rPr>
-          <w:b/>
-          <w:color w:val="1F497D"/>
-          <w:lang w:val="es-MX"/>
-        </w:rPr>
-        <w:t xml:space="preserve"> inicial en HDFS</w:t>
+        <w:t>2.1  Estructura inicial en HDFS</w:t>
       </w:r>
     </w:p>
     <w:p>
+      <w:pPr>
+        <w:spacing w:before="0" w:after="80"/>
+        <w:jc w:val="left"/>
+      </w:pPr>
       <w:r>
         <w:rPr>
-          <w:sz w:val="20"/>
-          <w:lang w:val="es-MX"/>
-        </w:rPr>
-        <w:t>Antes de la reorganización, los seis archivos mensuales se encontraban en el directorio /</w:t>
-      </w:r>
-      <w:proofErr w:type="spellStart"/>
-      <w:r>
-        <w:rPr>
-          <w:sz w:val="20"/>
-          <w:lang w:val="es-MX"/>
-        </w:rPr>
-        <w:t>user</w:t>
-      </w:r>
-      <w:proofErr w:type="spellEnd"/>
-      <w:r>
-        <w:rPr>
-          <w:sz w:val="20"/>
-          <w:lang w:val="es-MX"/>
-        </w:rPr>
-        <w:t>/</w:t>
-      </w:r>
-      <w:proofErr w:type="spellStart"/>
-      <w:r>
-        <w:rPr>
-          <w:sz w:val="20"/>
-          <w:lang w:val="es-MX"/>
-        </w:rPr>
-        <w:t>oem</w:t>
-      </w:r>
-      <w:proofErr w:type="spellEnd"/>
-      <w:r>
-        <w:rPr>
-          <w:sz w:val="20"/>
-          <w:lang w:val="es-MX"/>
-        </w:rPr>
-        <w:t xml:space="preserve">/empleo/ sin subdivisión alguna. </w:t>
-      </w:r>
-      <w:r>
-        <w:rPr>
+          <w:rFonts w:ascii="Calibri" w:hAnsi="Calibri"/>
+          <w:b w:val="0"/>
+          <w:i w:val="0"/>
           <w:sz w:val="20"/>
         </w:rPr>
-        <w:t xml:space="preserve">La </w:t>
-      </w:r>
-      <w:proofErr w:type="spellStart"/>
-      <w:r>
-        <w:rPr>
-          <w:sz w:val="20"/>
-        </w:rPr>
-        <w:t>estructura</w:t>
-      </w:r>
-      <w:proofErr w:type="spellEnd"/>
-      <w:r>
-        <w:rPr>
-          <w:sz w:val="20"/>
-        </w:rPr>
-        <w:t xml:space="preserve"> </w:t>
-      </w:r>
-      <w:proofErr w:type="spellStart"/>
-      <w:r>
-        <w:rPr>
-          <w:sz w:val="20"/>
-        </w:rPr>
-        <w:t>inicial</w:t>
-      </w:r>
-      <w:proofErr w:type="spellEnd"/>
-      <w:r>
-        <w:rPr>
-          <w:sz w:val="20"/>
-        </w:rPr>
-        <w:t xml:space="preserve"> era:</w:t>
+        <w:t>Antes de la reorganización, los seis archivos mensuales se encontraban en el directorio /user/oem/empleo/ sin subdivisión alguna. La estructura inicial era:</w:t>
       </w:r>
     </w:p>
     <w:tbl>
       <w:tblPr>
         <w:tblStyle w:val="TableGrid"/>
-        <w:tblW w:w="0" w:type="auto"/>
-        <w:tblLook w:val="04A0" w:firstRow="1" w:lastRow="0" w:firstColumn="1" w:lastColumn="0" w:noHBand="0" w:noVBand="1"/>
+        <w:tblW w:type="auto" w:w="0"/>
+        <w:tblLook w:firstColumn="1" w:firstRow="1" w:lastColumn="0" w:lastRow="0" w:noHBand="0" w:noVBand="1" w:val="04A0"/>
       </w:tblPr>
       <w:tblGrid>
-        <w:gridCol w:w="10070"/>
+        <w:gridCol w:w="10080"/>
       </w:tblGrid>
       <w:tr>
         <w:tc>
           <w:tcPr>
-            <w:tcW w:w="10080" w:type="dxa"/>
+            <w:tcW w:type="dxa" w:w="10080"/>
             <w:shd w:val="clear" w:color="auto" w:fill="E8E8E8"/>
           </w:tcPr>
           <w:p>
@@ -844,67 +649,18 @@
                 <w:sz w:val="16"/>
               </w:rPr>
               <w:t>$ docker exec hadoop-namenode hdfs dfs -ls /user/oem/empleo/</w:t>
-            </w:r>
-            <w:r>
-              <w:rPr>
-                <w:rFonts w:ascii="Courier New" w:hAnsi="Courier New"/>
-                <w:color w:val="000000"/>
-                <w:sz w:val="16"/>
-              </w:rPr>
               <w:br/>
               <w:t>Found 6 items</w:t>
-            </w:r>
-            <w:r>
-              <w:rPr>
-                <w:rFonts w:ascii="Courier New" w:hAnsi="Courier New"/>
-                <w:color w:val="000000"/>
-                <w:sz w:val="16"/>
-              </w:rPr>
               <w:br/>
               <w:t>-rw-r--r--  3 root supergroup  385793272  /user/oem/empleo/asg-2025-01-31.csv</w:t>
-            </w:r>
-            <w:r>
-              <w:rPr>
-                <w:rFonts w:ascii="Courier New" w:hAnsi="Courier New"/>
-                <w:color w:val="000000"/>
-                <w:sz w:val="16"/>
-              </w:rPr>
               <w:br/>
               <w:t>-rw-r--r--  3 root supergroup  382721784  /user/oem/empleo/asg-2025-02-28.csv</w:t>
-            </w:r>
-            <w:r>
-              <w:rPr>
-                <w:rFonts w:ascii="Courier New" w:hAnsi="Courier New"/>
-                <w:color w:val="000000"/>
-                <w:sz w:val="16"/>
-              </w:rPr>
               <w:br/>
               <w:t>-rw-r--r--  3 root supergroup  382210436  /user/oem/empleo/asg-2025-03-31.csv</w:t>
-            </w:r>
-            <w:r>
-              <w:rPr>
-                <w:rFonts w:ascii="Courier New" w:hAnsi="Courier New"/>
-                <w:color w:val="000000"/>
-                <w:sz w:val="16"/>
-              </w:rPr>
               <w:br/>
               <w:t>-rw-r--r--  3 root supergroup  378943970  /user/oem/empleo/asg-2025-04-30.csv</w:t>
-            </w:r>
-            <w:r>
-              <w:rPr>
-                <w:rFonts w:ascii="Courier New" w:hAnsi="Courier New"/>
-                <w:color w:val="000000"/>
-                <w:sz w:val="16"/>
-              </w:rPr>
               <w:br/>
               <w:t>-rw-r--r--  3 root supergroup  383776233  /user/oem/empleo/asg-2025-05-31.csv</w:t>
-            </w:r>
-            <w:r>
-              <w:rPr>
-                <w:rFonts w:ascii="Courier New" w:hAnsi="Courier New"/>
-                <w:color w:val="000000"/>
-                <w:sz w:val="16"/>
-              </w:rPr>
               <w:br/>
               <w:t>-rw-r--r--  3 root supergroup  383951720  /user/oem/empleo/asg-2025-06-30.csv</w:t>
             </w:r>
@@ -920,1598 +676,97 @@
     <w:p>
       <w:pPr>
         <w:spacing w:before="40" w:after="160"/>
+        <w:jc w:val="left"/>
+      </w:pPr>
+      <w:r>
         <w:rPr>
+          <w:rFonts w:ascii="Calibri" w:hAnsi="Calibri"/>
+          <w:b w:val="0"/>
           <w:i/>
           <w:color w:val="404040"/>
           <w:sz w:val="18"/>
-          <w:lang w:val="es-MX"/>
-        </w:rPr>
-      </w:pPr>
-      <w:r>
-        <w:rPr>
-          <w:i/>
-          <w:color w:val="404040"/>
-          <w:sz w:val="18"/>
-          <w:lang w:val="es-MX"/>
         </w:rPr>
         <w:t>Listado HDFS antes del particionado — archivos planos sin estructura de directorios</w:t>
       </w:r>
     </w:p>
     <w:p>
       <w:pPr>
-        <w:spacing w:before="40" w:after="160"/>
-        <w:rPr>
-          <w:lang w:val="es-MX"/>
-        </w:rPr>
-      </w:pPr>
-    </w:p>
-    <w:p>
-      <w:pPr>
-        <w:spacing w:before="160"/>
-        <w:rPr>
-          <w:lang w:val="es-MX"/>
-        </w:rPr>
+        <w:spacing w:before="160" w:after="80"/>
+        <w:jc w:val="left"/>
       </w:pPr>
       <w:r>
         <w:rPr>
+          <w:rFonts w:ascii="Calibri" w:hAnsi="Calibri"/>
           <w:b/>
+          <w:i w:val="0"/>
           <w:color w:val="1F497D"/>
-          <w:lang w:val="es-MX"/>
+          <w:sz w:val="22"/>
         </w:rPr>
-        <w:lastRenderedPageBreak/>
-        <w:t>2.2 Creación</w:t>
-      </w:r>
-      <w:r>
-        <w:rPr>
-          <w:b/>
-          <w:color w:val="1F497D"/>
-          <w:lang w:val="es-MX"/>
-        </w:rPr>
-        <w:t xml:space="preserve"> de directorios de partición y reorganización</w:t>
+        <w:t>2.2  Creación de directorios de partición y reorganización</w:t>
       </w:r>
     </w:p>
     <w:p>
       <w:pPr>
-        <w:rPr>
-          <w:lang w:val="es-MX"/>
-        </w:rPr>
+        <w:spacing w:before="0" w:after="80"/>
+        <w:jc w:val="left"/>
       </w:pPr>
       <w:r>
         <w:rPr>
+          <w:rFonts w:ascii="Calibri" w:hAnsi="Calibri"/>
+          <w:b w:val="0"/>
+          <w:i w:val="0"/>
           <w:sz w:val="20"/>
-          <w:lang w:val="es-MX"/>
         </w:rPr>
-        <w:t xml:space="preserve">Se crearon seis subdirectorios con la convención mes=NN que </w:t>
-      </w:r>
-      <w:proofErr w:type="spellStart"/>
-      <w:r>
-        <w:rPr>
-          <w:sz w:val="20"/>
-          <w:lang w:val="es-MX"/>
-        </w:rPr>
-        <w:t>Hive</w:t>
-      </w:r>
-      <w:proofErr w:type="spellEnd"/>
-      <w:r>
-        <w:rPr>
-          <w:sz w:val="20"/>
-          <w:lang w:val="es-MX"/>
-        </w:rPr>
-        <w:t xml:space="preserve"> utiliza para reconocer automáticamente las particiones, y se movió cada archivo al directorio correspondiente a su mes:</w:t>
+        <w:t>Se crearon seis subdirectorios con la convención mes=NN que Hive utiliza para reconocer automáticamente las particiones, y se movió cada archivo al directorio correspondiente a su mes:</w:t>
       </w:r>
     </w:p>
     <w:tbl>
       <w:tblPr>
         <w:tblStyle w:val="TableGrid"/>
-        <w:tblW w:w="0" w:type="auto"/>
-        <w:tblLook w:val="04A0" w:firstRow="1" w:lastRow="0" w:firstColumn="1" w:lastColumn="0" w:noHBand="0" w:noVBand="1"/>
+        <w:tblW w:type="auto" w:w="0"/>
+        <w:tblLook w:firstColumn="1" w:firstRow="1" w:lastColumn="0" w:lastRow="0" w:noHBand="0" w:noVBand="1" w:val="04A0"/>
       </w:tblPr>
       <w:tblGrid>
-        <w:gridCol w:w="10070"/>
+        <w:gridCol w:w="10080"/>
       </w:tblGrid>
       <w:tr>
         <w:tc>
           <w:tcPr>
-            <w:tcW w:w="10080" w:type="dxa"/>
+            <w:tcW w:type="dxa" w:w="10080"/>
             <w:shd w:val="clear" w:color="auto" w:fill="F2F2F2"/>
           </w:tcPr>
           <w:p>
             <w:pPr>
               <w:spacing w:before="40" w:after="40"/>
-              <w:rPr>
-                <w:lang w:val="es-MX"/>
-              </w:rPr>
             </w:pPr>
             <w:r>
               <w:rPr>
                 <w:rFonts w:ascii="Courier New" w:hAnsi="Courier New"/>
                 <w:color w:val="000000"/>
                 <w:sz w:val="18"/>
-                <w:lang w:val="es-MX"/>
               </w:rPr>
               <w:t>-- Crear directorios de partición</w:t>
-            </w:r>
-            <w:r>
-              <w:rPr>
-                <w:rFonts w:ascii="Courier New" w:hAnsi="Courier New"/>
-                <w:color w:val="000000"/>
-                <w:sz w:val="18"/>
-                <w:lang w:val="es-MX"/>
-              </w:rPr>
               <w:br/>
-            </w:r>
-            <w:proofErr w:type="spellStart"/>
-            <w:r>
-              <w:rPr>
-                <w:rFonts w:ascii="Courier New" w:hAnsi="Courier New"/>
-                <w:color w:val="000000"/>
-                <w:sz w:val="18"/>
-                <w:lang w:val="es-MX"/>
-              </w:rPr>
-              <w:t>for</w:t>
-            </w:r>
-            <w:proofErr w:type="spellEnd"/>
-            <w:r>
-              <w:rPr>
-                <w:rFonts w:ascii="Courier New" w:hAnsi="Courier New"/>
-                <w:color w:val="000000"/>
-                <w:sz w:val="18"/>
-                <w:lang w:val="es-MX"/>
-              </w:rPr>
-              <w:t xml:space="preserve"> mes in 01 02 03 04 05 06; do</w:t>
-            </w:r>
-            <w:r>
-              <w:rPr>
-                <w:rFonts w:ascii="Courier New" w:hAnsi="Courier New"/>
-                <w:color w:val="000000"/>
-                <w:sz w:val="18"/>
-                <w:lang w:val="es-MX"/>
-              </w:rPr>
+              <w:t>for mes in 01 02 03 04 05 06; do</w:t>
               <w:br/>
-              <w:t xml:space="preserve">  </w:t>
-            </w:r>
-            <w:proofErr w:type="spellStart"/>
-            <w:r>
-              <w:rPr>
-                <w:rFonts w:ascii="Courier New" w:hAnsi="Courier New"/>
-                <w:color w:val="000000"/>
-                <w:sz w:val="18"/>
-                <w:lang w:val="es-MX"/>
-              </w:rPr>
-              <w:t>docker</w:t>
-            </w:r>
-            <w:proofErr w:type="spellEnd"/>
-            <w:r>
-              <w:rPr>
-                <w:rFonts w:ascii="Courier New" w:hAnsi="Courier New"/>
-                <w:color w:val="000000"/>
-                <w:sz w:val="18"/>
-                <w:lang w:val="es-MX"/>
-              </w:rPr>
-              <w:t xml:space="preserve"> </w:t>
-            </w:r>
-            <w:proofErr w:type="spellStart"/>
-            <w:r>
-              <w:rPr>
-                <w:rFonts w:ascii="Courier New" w:hAnsi="Courier New"/>
-                <w:color w:val="000000"/>
-                <w:sz w:val="18"/>
-                <w:lang w:val="es-MX"/>
-              </w:rPr>
-              <w:t>exec</w:t>
-            </w:r>
-            <w:proofErr w:type="spellEnd"/>
-            <w:r>
-              <w:rPr>
-                <w:rFonts w:ascii="Courier New" w:hAnsi="Courier New"/>
-                <w:color w:val="000000"/>
-                <w:sz w:val="18"/>
-                <w:lang w:val="es-MX"/>
-              </w:rPr>
-              <w:t xml:space="preserve"> </w:t>
-            </w:r>
-            <w:proofErr w:type="spellStart"/>
-            <w:r>
-              <w:rPr>
-                <w:rFonts w:ascii="Courier New" w:hAnsi="Courier New"/>
-                <w:color w:val="000000"/>
-                <w:sz w:val="18"/>
-                <w:lang w:val="es-MX"/>
-              </w:rPr>
-              <w:t>hadoop-namenode</w:t>
-            </w:r>
-            <w:proofErr w:type="spellEnd"/>
-            <w:r>
-              <w:rPr>
-                <w:rFonts w:ascii="Courier New" w:hAnsi="Courier New"/>
-                <w:color w:val="000000"/>
-                <w:sz w:val="18"/>
-                <w:lang w:val="es-MX"/>
-              </w:rPr>
-              <w:t xml:space="preserve"> </w:t>
-            </w:r>
-            <w:proofErr w:type="spellStart"/>
-            <w:r>
-              <w:rPr>
-                <w:rFonts w:ascii="Courier New" w:hAnsi="Courier New"/>
-                <w:color w:val="000000"/>
-                <w:sz w:val="18"/>
-                <w:lang w:val="es-MX"/>
-              </w:rPr>
-              <w:t>hdfs</w:t>
-            </w:r>
-            <w:proofErr w:type="spellEnd"/>
-            <w:r>
-              <w:rPr>
-                <w:rFonts w:ascii="Courier New" w:hAnsi="Courier New"/>
-                <w:color w:val="000000"/>
-                <w:sz w:val="18"/>
-                <w:lang w:val="es-MX"/>
-              </w:rPr>
-              <w:t xml:space="preserve"> </w:t>
-            </w:r>
-            <w:proofErr w:type="spellStart"/>
-            <w:r>
-              <w:rPr>
-                <w:rFonts w:ascii="Courier New" w:hAnsi="Courier New"/>
-                <w:color w:val="000000"/>
-                <w:sz w:val="18"/>
-                <w:lang w:val="es-MX"/>
-              </w:rPr>
-              <w:t>dfs</w:t>
-            </w:r>
-            <w:proofErr w:type="spellEnd"/>
-            <w:r>
-              <w:rPr>
-                <w:rFonts w:ascii="Courier New" w:hAnsi="Courier New"/>
-                <w:color w:val="000000"/>
-                <w:sz w:val="18"/>
-                <w:lang w:val="es-MX"/>
-              </w:rPr>
-              <w:t xml:space="preserve"> -</w:t>
-            </w:r>
-            <w:proofErr w:type="spellStart"/>
-            <w:r>
-              <w:rPr>
-                <w:rFonts w:ascii="Courier New" w:hAnsi="Courier New"/>
-                <w:color w:val="000000"/>
-                <w:sz w:val="18"/>
-                <w:lang w:val="es-MX"/>
-              </w:rPr>
-              <w:t>mkdir</w:t>
-            </w:r>
-            <w:proofErr w:type="spellEnd"/>
-            <w:r>
-              <w:rPr>
-                <w:rFonts w:ascii="Courier New" w:hAnsi="Courier New"/>
-                <w:color w:val="000000"/>
-                <w:sz w:val="18"/>
-                <w:lang w:val="es-MX"/>
-              </w:rPr>
-              <w:t xml:space="preserve"> -p /</w:t>
-            </w:r>
-            <w:proofErr w:type="spellStart"/>
-            <w:r>
-              <w:rPr>
-                <w:rFonts w:ascii="Courier New" w:hAnsi="Courier New"/>
-                <w:color w:val="000000"/>
-                <w:sz w:val="18"/>
-                <w:lang w:val="es-MX"/>
-              </w:rPr>
-              <w:t>user</w:t>
-            </w:r>
-            <w:proofErr w:type="spellEnd"/>
-            <w:r>
-              <w:rPr>
-                <w:rFonts w:ascii="Courier New" w:hAnsi="Courier New"/>
-                <w:color w:val="000000"/>
-                <w:sz w:val="18"/>
-                <w:lang w:val="es-MX"/>
-              </w:rPr>
-              <w:t>/</w:t>
-            </w:r>
-            <w:proofErr w:type="spellStart"/>
-            <w:r>
-              <w:rPr>
-                <w:rFonts w:ascii="Courier New" w:hAnsi="Courier New"/>
-                <w:color w:val="000000"/>
-                <w:sz w:val="18"/>
-                <w:lang w:val="es-MX"/>
-              </w:rPr>
-              <w:t>oem</w:t>
-            </w:r>
-            <w:proofErr w:type="spellEnd"/>
-            <w:r>
-              <w:rPr>
-                <w:rFonts w:ascii="Courier New" w:hAnsi="Courier New"/>
-                <w:color w:val="000000"/>
-                <w:sz w:val="18"/>
-                <w:lang w:val="es-MX"/>
-              </w:rPr>
-              <w:t>/empleo/mes=${mes}</w:t>
-            </w:r>
-            <w:r>
-              <w:rPr>
-                <w:rFonts w:ascii="Courier New" w:hAnsi="Courier New"/>
-                <w:color w:val="000000"/>
-                <w:sz w:val="18"/>
-                <w:lang w:val="es-MX"/>
-              </w:rPr>
+              <w:t xml:space="preserve">  docker exec hadoop-namenode hdfs dfs -mkdir -p /user/oem/empleo/mes=${mes}</w:t>
               <w:br/>
               <w:t>done</w:t>
-            </w:r>
-            <w:r>
-              <w:rPr>
-                <w:rFonts w:ascii="Courier New" w:hAnsi="Courier New"/>
-                <w:color w:val="000000"/>
-                <w:sz w:val="18"/>
-                <w:lang w:val="es-MX"/>
-              </w:rPr>
               <w:br/>
-            </w:r>
-            <w:r>
-              <w:rPr>
-                <w:rFonts w:ascii="Courier New" w:hAnsi="Courier New"/>
-                <w:color w:val="000000"/>
-                <w:sz w:val="18"/>
-                <w:lang w:val="es-MX"/>
-              </w:rPr>
               <w:br/>
               <w:t>-- Mover cada archivo a su partición</w:t>
-            </w:r>
-            <w:r>
-              <w:rPr>
-                <w:rFonts w:ascii="Courier New" w:hAnsi="Courier New"/>
-                <w:color w:val="000000"/>
-                <w:sz w:val="18"/>
-                <w:lang w:val="es-MX"/>
-              </w:rPr>
               <w:br/>
-            </w:r>
-            <w:proofErr w:type="spellStart"/>
-            <w:r>
-              <w:rPr>
-                <w:rFonts w:ascii="Courier New" w:hAnsi="Courier New"/>
-                <w:color w:val="000000"/>
-                <w:sz w:val="18"/>
-                <w:lang w:val="es-MX"/>
-              </w:rPr>
-              <w:t>docker</w:t>
-            </w:r>
-            <w:proofErr w:type="spellEnd"/>
-            <w:r>
-              <w:rPr>
-                <w:rFonts w:ascii="Courier New" w:hAnsi="Courier New"/>
-                <w:color w:val="000000"/>
-                <w:sz w:val="18"/>
-                <w:lang w:val="es-MX"/>
-              </w:rPr>
-              <w:t xml:space="preserve"> </w:t>
-            </w:r>
-            <w:proofErr w:type="spellStart"/>
-            <w:r>
-              <w:rPr>
-                <w:rFonts w:ascii="Courier New" w:hAnsi="Courier New"/>
-                <w:color w:val="000000"/>
-                <w:sz w:val="18"/>
-                <w:lang w:val="es-MX"/>
-              </w:rPr>
-              <w:t>exec</w:t>
-            </w:r>
-            <w:proofErr w:type="spellEnd"/>
-            <w:r>
-              <w:rPr>
-                <w:rFonts w:ascii="Courier New" w:hAnsi="Courier New"/>
-                <w:color w:val="000000"/>
-                <w:sz w:val="18"/>
-                <w:lang w:val="es-MX"/>
-              </w:rPr>
-              <w:t xml:space="preserve"> </w:t>
-            </w:r>
-            <w:proofErr w:type="spellStart"/>
-            <w:r>
-              <w:rPr>
-                <w:rFonts w:ascii="Courier New" w:hAnsi="Courier New"/>
-                <w:color w:val="000000"/>
-                <w:sz w:val="18"/>
-                <w:lang w:val="es-MX"/>
-              </w:rPr>
-              <w:t>hadoop-namenode</w:t>
-            </w:r>
-            <w:proofErr w:type="spellEnd"/>
-            <w:r>
-              <w:rPr>
-                <w:rFonts w:ascii="Courier New" w:hAnsi="Courier New"/>
-                <w:color w:val="000000"/>
-                <w:sz w:val="18"/>
-                <w:lang w:val="es-MX"/>
-              </w:rPr>
-              <w:t xml:space="preserve"> </w:t>
-            </w:r>
-            <w:proofErr w:type="spellStart"/>
-            <w:r>
-              <w:rPr>
-                <w:rFonts w:ascii="Courier New" w:hAnsi="Courier New"/>
-                <w:color w:val="000000"/>
-                <w:sz w:val="18"/>
-                <w:lang w:val="es-MX"/>
-              </w:rPr>
-              <w:t>hdfs</w:t>
-            </w:r>
-            <w:proofErr w:type="spellEnd"/>
-            <w:r>
-              <w:rPr>
-                <w:rFonts w:ascii="Courier New" w:hAnsi="Courier New"/>
-                <w:color w:val="000000"/>
-                <w:sz w:val="18"/>
-                <w:lang w:val="es-MX"/>
-              </w:rPr>
-              <w:t xml:space="preserve"> </w:t>
-            </w:r>
-            <w:proofErr w:type="spellStart"/>
-            <w:r>
-              <w:rPr>
-                <w:rFonts w:ascii="Courier New" w:hAnsi="Courier New"/>
-                <w:color w:val="000000"/>
-                <w:sz w:val="18"/>
-                <w:lang w:val="es-MX"/>
-              </w:rPr>
-              <w:t>dfs</w:t>
-            </w:r>
-            <w:proofErr w:type="spellEnd"/>
-            <w:r>
-              <w:rPr>
-                <w:rFonts w:ascii="Courier New" w:hAnsi="Courier New"/>
-                <w:color w:val="000000"/>
-                <w:sz w:val="18"/>
-                <w:lang w:val="es-MX"/>
-              </w:rPr>
-              <w:t xml:space="preserve"> -</w:t>
-            </w:r>
-            <w:proofErr w:type="spellStart"/>
-            <w:r>
-              <w:rPr>
-                <w:rFonts w:ascii="Courier New" w:hAnsi="Courier New"/>
-                <w:color w:val="000000"/>
-                <w:sz w:val="18"/>
-                <w:lang w:val="es-MX"/>
-              </w:rPr>
-              <w:t>mv</w:t>
-            </w:r>
-            <w:proofErr w:type="spellEnd"/>
-            <w:r>
-              <w:rPr>
-                <w:rFonts w:ascii="Courier New" w:hAnsi="Courier New"/>
-                <w:color w:val="000000"/>
-                <w:sz w:val="18"/>
-                <w:lang w:val="es-MX"/>
-              </w:rPr>
-              <w:t xml:space="preserve"> /</w:t>
-            </w:r>
-            <w:proofErr w:type="spellStart"/>
-            <w:r>
-              <w:rPr>
-                <w:rFonts w:ascii="Courier New" w:hAnsi="Courier New"/>
-                <w:color w:val="000000"/>
-                <w:sz w:val="18"/>
-                <w:lang w:val="es-MX"/>
-              </w:rPr>
-              <w:t>user</w:t>
-            </w:r>
-            <w:proofErr w:type="spellEnd"/>
-            <w:r>
-              <w:rPr>
-                <w:rFonts w:ascii="Courier New" w:hAnsi="Courier New"/>
-                <w:color w:val="000000"/>
-                <w:sz w:val="18"/>
-                <w:lang w:val="es-MX"/>
-              </w:rPr>
-              <w:t>/</w:t>
-            </w:r>
-            <w:proofErr w:type="spellStart"/>
-            <w:r>
-              <w:rPr>
-                <w:rFonts w:ascii="Courier New" w:hAnsi="Courier New"/>
-                <w:color w:val="000000"/>
-                <w:sz w:val="18"/>
-                <w:lang w:val="es-MX"/>
-              </w:rPr>
-              <w:t>oem</w:t>
-            </w:r>
-            <w:proofErr w:type="spellEnd"/>
-            <w:r>
-              <w:rPr>
-                <w:rFonts w:ascii="Courier New" w:hAnsi="Courier New"/>
-                <w:color w:val="000000"/>
-                <w:sz w:val="18"/>
-                <w:lang w:val="es-MX"/>
-              </w:rPr>
-              <w:t>/empleo/asg-2025-01-31.csv /</w:t>
-            </w:r>
-            <w:proofErr w:type="spellStart"/>
-            <w:r>
-              <w:rPr>
-                <w:rFonts w:ascii="Courier New" w:hAnsi="Courier New"/>
-                <w:color w:val="000000"/>
-                <w:sz w:val="18"/>
-                <w:lang w:val="es-MX"/>
-              </w:rPr>
-              <w:t>user</w:t>
-            </w:r>
-            <w:proofErr w:type="spellEnd"/>
-            <w:r>
-              <w:rPr>
-                <w:rFonts w:ascii="Courier New" w:hAnsi="Courier New"/>
-                <w:color w:val="000000"/>
-                <w:sz w:val="18"/>
-                <w:lang w:val="es-MX"/>
-              </w:rPr>
-              <w:t>/</w:t>
-            </w:r>
-            <w:proofErr w:type="spellStart"/>
-            <w:r>
-              <w:rPr>
-                <w:rFonts w:ascii="Courier New" w:hAnsi="Courier New"/>
-                <w:color w:val="000000"/>
-                <w:sz w:val="18"/>
-                <w:lang w:val="es-MX"/>
-              </w:rPr>
-              <w:t>oem</w:t>
-            </w:r>
-            <w:proofErr w:type="spellEnd"/>
-            <w:r>
-              <w:rPr>
-                <w:rFonts w:ascii="Courier New" w:hAnsi="Courier New"/>
-                <w:color w:val="000000"/>
-                <w:sz w:val="18"/>
-                <w:lang w:val="es-MX"/>
-              </w:rPr>
-              <w:t>/empleo/mes=01/</w:t>
-            </w:r>
-            <w:r>
-              <w:rPr>
-                <w:rFonts w:ascii="Courier New" w:hAnsi="Courier New"/>
-                <w:color w:val="000000"/>
-                <w:sz w:val="18"/>
-                <w:lang w:val="es-MX"/>
-              </w:rPr>
+              <w:t>docker exec hadoop-namenode hdfs dfs -mv /user/oem/empleo/asg-2025-01-31.csv /user/oem/empleo/mes=01/</w:t>
               <w:br/>
-            </w:r>
-            <w:proofErr w:type="spellStart"/>
-            <w:r>
-              <w:rPr>
-                <w:rFonts w:ascii="Courier New" w:hAnsi="Courier New"/>
-                <w:color w:val="000000"/>
-                <w:sz w:val="18"/>
-                <w:lang w:val="es-MX"/>
-              </w:rPr>
-              <w:t>docker</w:t>
-            </w:r>
-            <w:proofErr w:type="spellEnd"/>
-            <w:r>
-              <w:rPr>
-                <w:rFonts w:ascii="Courier New" w:hAnsi="Courier New"/>
-                <w:color w:val="000000"/>
-                <w:sz w:val="18"/>
-                <w:lang w:val="es-MX"/>
-              </w:rPr>
-              <w:t xml:space="preserve"> </w:t>
-            </w:r>
-            <w:proofErr w:type="spellStart"/>
-            <w:r>
-              <w:rPr>
-                <w:rFonts w:ascii="Courier New" w:hAnsi="Courier New"/>
-                <w:color w:val="000000"/>
-                <w:sz w:val="18"/>
-                <w:lang w:val="es-MX"/>
-              </w:rPr>
-              <w:t>exec</w:t>
-            </w:r>
-            <w:proofErr w:type="spellEnd"/>
-            <w:r>
-              <w:rPr>
-                <w:rFonts w:ascii="Courier New" w:hAnsi="Courier New"/>
-                <w:color w:val="000000"/>
-                <w:sz w:val="18"/>
-                <w:lang w:val="es-MX"/>
-              </w:rPr>
-              <w:t xml:space="preserve"> </w:t>
-            </w:r>
-            <w:proofErr w:type="spellStart"/>
-            <w:r>
-              <w:rPr>
-                <w:rFonts w:ascii="Courier New" w:hAnsi="Courier New"/>
-                <w:color w:val="000000"/>
-                <w:sz w:val="18"/>
-                <w:lang w:val="es-MX"/>
-              </w:rPr>
-              <w:t>hadoop-namenode</w:t>
-            </w:r>
-            <w:proofErr w:type="spellEnd"/>
-            <w:r>
-              <w:rPr>
-                <w:rFonts w:ascii="Courier New" w:hAnsi="Courier New"/>
-                <w:color w:val="000000"/>
-                <w:sz w:val="18"/>
-                <w:lang w:val="es-MX"/>
-              </w:rPr>
-              <w:t xml:space="preserve"> </w:t>
-            </w:r>
-            <w:proofErr w:type="spellStart"/>
-            <w:r>
-              <w:rPr>
-                <w:rFonts w:ascii="Courier New" w:hAnsi="Courier New"/>
-                <w:color w:val="000000"/>
-                <w:sz w:val="18"/>
-                <w:lang w:val="es-MX"/>
-              </w:rPr>
-              <w:t>hdfs</w:t>
-            </w:r>
-            <w:proofErr w:type="spellEnd"/>
-            <w:r>
-              <w:rPr>
-                <w:rFonts w:ascii="Courier New" w:hAnsi="Courier New"/>
-                <w:color w:val="000000"/>
-                <w:sz w:val="18"/>
-                <w:lang w:val="es-MX"/>
-              </w:rPr>
-              <w:t xml:space="preserve"> </w:t>
-            </w:r>
-            <w:proofErr w:type="spellStart"/>
-            <w:r>
-              <w:rPr>
-                <w:rFonts w:ascii="Courier New" w:hAnsi="Courier New"/>
-                <w:color w:val="000000"/>
-                <w:sz w:val="18"/>
-                <w:lang w:val="es-MX"/>
-              </w:rPr>
-              <w:t>dfs</w:t>
-            </w:r>
-            <w:proofErr w:type="spellEnd"/>
-            <w:r>
-              <w:rPr>
-                <w:rFonts w:ascii="Courier New" w:hAnsi="Courier New"/>
-                <w:color w:val="000000"/>
-                <w:sz w:val="18"/>
-                <w:lang w:val="es-MX"/>
-              </w:rPr>
-              <w:t xml:space="preserve"> -</w:t>
-            </w:r>
-            <w:proofErr w:type="spellStart"/>
-            <w:r>
-              <w:rPr>
-                <w:rFonts w:ascii="Courier New" w:hAnsi="Courier New"/>
-                <w:color w:val="000000"/>
-                <w:sz w:val="18"/>
-                <w:lang w:val="es-MX"/>
-              </w:rPr>
-              <w:t>mv</w:t>
-            </w:r>
-            <w:proofErr w:type="spellEnd"/>
-            <w:r>
-              <w:rPr>
-                <w:rFonts w:ascii="Courier New" w:hAnsi="Courier New"/>
-                <w:color w:val="000000"/>
-                <w:sz w:val="18"/>
-                <w:lang w:val="es-MX"/>
-              </w:rPr>
-              <w:t xml:space="preserve"> /</w:t>
-            </w:r>
-            <w:proofErr w:type="spellStart"/>
-            <w:r>
-              <w:rPr>
-                <w:rFonts w:ascii="Courier New" w:hAnsi="Courier New"/>
-                <w:color w:val="000000"/>
-                <w:sz w:val="18"/>
-                <w:lang w:val="es-MX"/>
-              </w:rPr>
-              <w:t>user</w:t>
-            </w:r>
-            <w:proofErr w:type="spellEnd"/>
-            <w:r>
-              <w:rPr>
-                <w:rFonts w:ascii="Courier New" w:hAnsi="Courier New"/>
-                <w:color w:val="000000"/>
-                <w:sz w:val="18"/>
-                <w:lang w:val="es-MX"/>
-              </w:rPr>
-              <w:t>/</w:t>
-            </w:r>
-            <w:proofErr w:type="spellStart"/>
-            <w:r>
-              <w:rPr>
-                <w:rFonts w:ascii="Courier New" w:hAnsi="Courier New"/>
-                <w:color w:val="000000"/>
-                <w:sz w:val="18"/>
-                <w:lang w:val="es-MX"/>
-              </w:rPr>
-              <w:t>oem</w:t>
-            </w:r>
-            <w:proofErr w:type="spellEnd"/>
-            <w:r>
-              <w:rPr>
-                <w:rFonts w:ascii="Courier New" w:hAnsi="Courier New"/>
-                <w:color w:val="000000"/>
-                <w:sz w:val="18"/>
-                <w:lang w:val="es-MX"/>
-              </w:rPr>
-              <w:t>/empleo/asg-2025-02-28.csv /</w:t>
-            </w:r>
-            <w:proofErr w:type="spellStart"/>
-            <w:r>
-              <w:rPr>
-                <w:rFonts w:ascii="Courier New" w:hAnsi="Courier New"/>
-                <w:color w:val="000000"/>
-                <w:sz w:val="18"/>
-                <w:lang w:val="es-MX"/>
-              </w:rPr>
-              <w:t>user</w:t>
-            </w:r>
-            <w:proofErr w:type="spellEnd"/>
-            <w:r>
-              <w:rPr>
-                <w:rFonts w:ascii="Courier New" w:hAnsi="Courier New"/>
-                <w:color w:val="000000"/>
-                <w:sz w:val="18"/>
-                <w:lang w:val="es-MX"/>
-              </w:rPr>
-              <w:t>/</w:t>
-            </w:r>
-            <w:proofErr w:type="spellStart"/>
-            <w:r>
-              <w:rPr>
-                <w:rFonts w:ascii="Courier New" w:hAnsi="Courier New"/>
-                <w:color w:val="000000"/>
-                <w:sz w:val="18"/>
-                <w:lang w:val="es-MX"/>
-              </w:rPr>
-              <w:t>oem</w:t>
-            </w:r>
-            <w:proofErr w:type="spellEnd"/>
-            <w:r>
-              <w:rPr>
-                <w:rFonts w:ascii="Courier New" w:hAnsi="Courier New"/>
-                <w:color w:val="000000"/>
-                <w:sz w:val="18"/>
-                <w:lang w:val="es-MX"/>
-              </w:rPr>
-              <w:t>/empleo/mes=02/</w:t>
-            </w:r>
-            <w:r>
-              <w:rPr>
-                <w:rFonts w:ascii="Courier New" w:hAnsi="Courier New"/>
-                <w:color w:val="000000"/>
-                <w:sz w:val="18"/>
-                <w:lang w:val="es-MX"/>
-              </w:rPr>
+              <w:t>docker exec hadoop-namenode hdfs dfs -mv /user/oem/empleo/asg-2025-02-28.csv /user/oem/empleo/mes=02/</w:t>
               <w:br/>
-            </w:r>
-            <w:proofErr w:type="spellStart"/>
-            <w:r>
-              <w:rPr>
-                <w:rFonts w:ascii="Courier New" w:hAnsi="Courier New"/>
-                <w:color w:val="000000"/>
-                <w:sz w:val="18"/>
-                <w:lang w:val="es-MX"/>
-              </w:rPr>
-              <w:t>docker</w:t>
-            </w:r>
-            <w:proofErr w:type="spellEnd"/>
-            <w:r>
-              <w:rPr>
-                <w:rFonts w:ascii="Courier New" w:hAnsi="Courier New"/>
-                <w:color w:val="000000"/>
-                <w:sz w:val="18"/>
-                <w:lang w:val="es-MX"/>
-              </w:rPr>
-              <w:t xml:space="preserve"> </w:t>
-            </w:r>
-            <w:proofErr w:type="spellStart"/>
-            <w:r>
-              <w:rPr>
-                <w:rFonts w:ascii="Courier New" w:hAnsi="Courier New"/>
-                <w:color w:val="000000"/>
-                <w:sz w:val="18"/>
-                <w:lang w:val="es-MX"/>
-              </w:rPr>
-              <w:t>exec</w:t>
-            </w:r>
-            <w:proofErr w:type="spellEnd"/>
-            <w:r>
-              <w:rPr>
-                <w:rFonts w:ascii="Courier New" w:hAnsi="Courier New"/>
-                <w:color w:val="000000"/>
-                <w:sz w:val="18"/>
-                <w:lang w:val="es-MX"/>
-              </w:rPr>
-              <w:t xml:space="preserve"> </w:t>
-            </w:r>
-            <w:proofErr w:type="spellStart"/>
-            <w:r>
-              <w:rPr>
-                <w:rFonts w:ascii="Courier New" w:hAnsi="Courier New"/>
-                <w:color w:val="000000"/>
-                <w:sz w:val="18"/>
-                <w:lang w:val="es-MX"/>
-              </w:rPr>
-              <w:t>hadoop-namenode</w:t>
-            </w:r>
-            <w:proofErr w:type="spellEnd"/>
-            <w:r>
-              <w:rPr>
-                <w:rFonts w:ascii="Courier New" w:hAnsi="Courier New"/>
-                <w:color w:val="000000"/>
-                <w:sz w:val="18"/>
-                <w:lang w:val="es-MX"/>
-              </w:rPr>
-              <w:t xml:space="preserve"> </w:t>
-            </w:r>
-            <w:proofErr w:type="spellStart"/>
-            <w:r>
-              <w:rPr>
-                <w:rFonts w:ascii="Courier New" w:hAnsi="Courier New"/>
-                <w:color w:val="000000"/>
-                <w:sz w:val="18"/>
-                <w:lang w:val="es-MX"/>
-              </w:rPr>
-              <w:t>hdfs</w:t>
-            </w:r>
-            <w:proofErr w:type="spellEnd"/>
-            <w:r>
-              <w:rPr>
-                <w:rFonts w:ascii="Courier New" w:hAnsi="Courier New"/>
-                <w:color w:val="000000"/>
-                <w:sz w:val="18"/>
-                <w:lang w:val="es-MX"/>
-              </w:rPr>
-              <w:t xml:space="preserve"> </w:t>
-            </w:r>
-            <w:proofErr w:type="spellStart"/>
-            <w:r>
-              <w:rPr>
-                <w:rFonts w:ascii="Courier New" w:hAnsi="Courier New"/>
-                <w:color w:val="000000"/>
-                <w:sz w:val="18"/>
-                <w:lang w:val="es-MX"/>
-              </w:rPr>
-              <w:t>dfs</w:t>
-            </w:r>
-            <w:proofErr w:type="spellEnd"/>
-            <w:r>
-              <w:rPr>
-                <w:rFonts w:ascii="Courier New" w:hAnsi="Courier New"/>
-                <w:color w:val="000000"/>
-                <w:sz w:val="18"/>
-                <w:lang w:val="es-MX"/>
-              </w:rPr>
-              <w:t xml:space="preserve"> -</w:t>
-            </w:r>
-            <w:proofErr w:type="spellStart"/>
-            <w:r>
-              <w:rPr>
-                <w:rFonts w:ascii="Courier New" w:hAnsi="Courier New"/>
-                <w:color w:val="000000"/>
-                <w:sz w:val="18"/>
-                <w:lang w:val="es-MX"/>
-              </w:rPr>
-              <w:t>mv</w:t>
-            </w:r>
-            <w:proofErr w:type="spellEnd"/>
-            <w:r>
-              <w:rPr>
-                <w:rFonts w:ascii="Courier New" w:hAnsi="Courier New"/>
-                <w:color w:val="000000"/>
-                <w:sz w:val="18"/>
-                <w:lang w:val="es-MX"/>
-              </w:rPr>
-              <w:t xml:space="preserve"> /</w:t>
-            </w:r>
-            <w:proofErr w:type="spellStart"/>
-            <w:r>
-              <w:rPr>
-                <w:rFonts w:ascii="Courier New" w:hAnsi="Courier New"/>
-                <w:color w:val="000000"/>
-                <w:sz w:val="18"/>
-                <w:lang w:val="es-MX"/>
-              </w:rPr>
-              <w:t>user</w:t>
-            </w:r>
-            <w:proofErr w:type="spellEnd"/>
-            <w:r>
-              <w:rPr>
-                <w:rFonts w:ascii="Courier New" w:hAnsi="Courier New"/>
-                <w:color w:val="000000"/>
-                <w:sz w:val="18"/>
-                <w:lang w:val="es-MX"/>
-              </w:rPr>
-              <w:t>/</w:t>
-            </w:r>
-            <w:proofErr w:type="spellStart"/>
-            <w:r>
-              <w:rPr>
-                <w:rFonts w:ascii="Courier New" w:hAnsi="Courier New"/>
-                <w:color w:val="000000"/>
-                <w:sz w:val="18"/>
-                <w:lang w:val="es-MX"/>
-              </w:rPr>
-              <w:t>oem</w:t>
-            </w:r>
-            <w:proofErr w:type="spellEnd"/>
-            <w:r>
-              <w:rPr>
-                <w:rFonts w:ascii="Courier New" w:hAnsi="Courier New"/>
-                <w:color w:val="000000"/>
-                <w:sz w:val="18"/>
-                <w:lang w:val="es-MX"/>
-              </w:rPr>
-              <w:t>/empleo/asg-2025-03-31.csv /</w:t>
-            </w:r>
-            <w:proofErr w:type="spellStart"/>
-            <w:r>
-              <w:rPr>
-                <w:rFonts w:ascii="Courier New" w:hAnsi="Courier New"/>
-                <w:color w:val="000000"/>
-                <w:sz w:val="18"/>
-                <w:lang w:val="es-MX"/>
-              </w:rPr>
-              <w:t>user</w:t>
-            </w:r>
-            <w:proofErr w:type="spellEnd"/>
-            <w:r>
-              <w:rPr>
-                <w:rFonts w:ascii="Courier New" w:hAnsi="Courier New"/>
-                <w:color w:val="000000"/>
-                <w:sz w:val="18"/>
-                <w:lang w:val="es-MX"/>
-              </w:rPr>
-              <w:t>/</w:t>
-            </w:r>
-            <w:proofErr w:type="spellStart"/>
-            <w:r>
-              <w:rPr>
-                <w:rFonts w:ascii="Courier New" w:hAnsi="Courier New"/>
-                <w:color w:val="000000"/>
-                <w:sz w:val="18"/>
-                <w:lang w:val="es-MX"/>
-              </w:rPr>
-              <w:t>oem</w:t>
-            </w:r>
-            <w:proofErr w:type="spellEnd"/>
-            <w:r>
-              <w:rPr>
-                <w:rFonts w:ascii="Courier New" w:hAnsi="Courier New"/>
-                <w:color w:val="000000"/>
-                <w:sz w:val="18"/>
-                <w:lang w:val="es-MX"/>
-              </w:rPr>
-              <w:t>/empleo/mes=03/</w:t>
-            </w:r>
-            <w:r>
-              <w:rPr>
-                <w:rFonts w:ascii="Courier New" w:hAnsi="Courier New"/>
-                <w:color w:val="000000"/>
-                <w:sz w:val="18"/>
-                <w:lang w:val="es-MX"/>
-              </w:rPr>
+              <w:t>docker exec hadoop-namenode hdfs dfs -mv /user/oem/empleo/asg-2025-03-31.csv /user/oem/empleo/mes=03/</w:t>
               <w:br/>
-            </w:r>
-            <w:proofErr w:type="spellStart"/>
-            <w:r>
-              <w:rPr>
-                <w:rFonts w:ascii="Courier New" w:hAnsi="Courier New"/>
-                <w:color w:val="000000"/>
-                <w:sz w:val="18"/>
-                <w:lang w:val="es-MX"/>
-              </w:rPr>
-              <w:t>docker</w:t>
-            </w:r>
-            <w:proofErr w:type="spellEnd"/>
-            <w:r>
-              <w:rPr>
-                <w:rFonts w:ascii="Courier New" w:hAnsi="Courier New"/>
-                <w:color w:val="000000"/>
-                <w:sz w:val="18"/>
-                <w:lang w:val="es-MX"/>
-              </w:rPr>
-              <w:t xml:space="preserve"> </w:t>
-            </w:r>
-            <w:proofErr w:type="spellStart"/>
-            <w:r>
-              <w:rPr>
-                <w:rFonts w:ascii="Courier New" w:hAnsi="Courier New"/>
-                <w:color w:val="000000"/>
-                <w:sz w:val="18"/>
-                <w:lang w:val="es-MX"/>
-              </w:rPr>
-              <w:t>exec</w:t>
-            </w:r>
-            <w:proofErr w:type="spellEnd"/>
-            <w:r>
-              <w:rPr>
-                <w:rFonts w:ascii="Courier New" w:hAnsi="Courier New"/>
-                <w:color w:val="000000"/>
-                <w:sz w:val="18"/>
-                <w:lang w:val="es-MX"/>
-              </w:rPr>
-              <w:t xml:space="preserve"> </w:t>
-            </w:r>
-            <w:proofErr w:type="spellStart"/>
-            <w:r>
-              <w:rPr>
-                <w:rFonts w:ascii="Courier New" w:hAnsi="Courier New"/>
-                <w:color w:val="000000"/>
-                <w:sz w:val="18"/>
-                <w:lang w:val="es-MX"/>
-              </w:rPr>
-              <w:t>hadoop-namenode</w:t>
-            </w:r>
-            <w:proofErr w:type="spellEnd"/>
-            <w:r>
-              <w:rPr>
-                <w:rFonts w:ascii="Courier New" w:hAnsi="Courier New"/>
-                <w:color w:val="000000"/>
-                <w:sz w:val="18"/>
-                <w:lang w:val="es-MX"/>
-              </w:rPr>
-              <w:t xml:space="preserve"> </w:t>
-            </w:r>
-            <w:proofErr w:type="spellStart"/>
-            <w:r>
-              <w:rPr>
-                <w:rFonts w:ascii="Courier New" w:hAnsi="Courier New"/>
-                <w:color w:val="000000"/>
-                <w:sz w:val="18"/>
-                <w:lang w:val="es-MX"/>
-              </w:rPr>
-              <w:t>hdfs</w:t>
-            </w:r>
-            <w:proofErr w:type="spellEnd"/>
-            <w:r>
-              <w:rPr>
-                <w:rFonts w:ascii="Courier New" w:hAnsi="Courier New"/>
-                <w:color w:val="000000"/>
-                <w:sz w:val="18"/>
-                <w:lang w:val="es-MX"/>
-              </w:rPr>
-              <w:t xml:space="preserve"> </w:t>
-            </w:r>
-            <w:proofErr w:type="spellStart"/>
-            <w:r>
-              <w:rPr>
-                <w:rFonts w:ascii="Courier New" w:hAnsi="Courier New"/>
-                <w:color w:val="000000"/>
-                <w:sz w:val="18"/>
-                <w:lang w:val="es-MX"/>
-              </w:rPr>
-              <w:t>dfs</w:t>
-            </w:r>
-            <w:proofErr w:type="spellEnd"/>
-            <w:r>
-              <w:rPr>
-                <w:rFonts w:ascii="Courier New" w:hAnsi="Courier New"/>
-                <w:color w:val="000000"/>
-                <w:sz w:val="18"/>
-                <w:lang w:val="es-MX"/>
-              </w:rPr>
-              <w:t xml:space="preserve"> -</w:t>
-            </w:r>
-            <w:proofErr w:type="spellStart"/>
-            <w:r>
-              <w:rPr>
-                <w:rFonts w:ascii="Courier New" w:hAnsi="Courier New"/>
-                <w:color w:val="000000"/>
-                <w:sz w:val="18"/>
-                <w:lang w:val="es-MX"/>
-              </w:rPr>
-              <w:t>mv</w:t>
-            </w:r>
-            <w:proofErr w:type="spellEnd"/>
-            <w:r>
-              <w:rPr>
-                <w:rFonts w:ascii="Courier New" w:hAnsi="Courier New"/>
-                <w:color w:val="000000"/>
-                <w:sz w:val="18"/>
-                <w:lang w:val="es-MX"/>
-              </w:rPr>
-              <w:t xml:space="preserve"> /</w:t>
-            </w:r>
-            <w:proofErr w:type="spellStart"/>
-            <w:r>
-              <w:rPr>
-                <w:rFonts w:ascii="Courier New" w:hAnsi="Courier New"/>
-                <w:color w:val="000000"/>
-                <w:sz w:val="18"/>
-                <w:lang w:val="es-MX"/>
-              </w:rPr>
-              <w:t>user</w:t>
-            </w:r>
-            <w:proofErr w:type="spellEnd"/>
-            <w:r>
-              <w:rPr>
-                <w:rFonts w:ascii="Courier New" w:hAnsi="Courier New"/>
-                <w:color w:val="000000"/>
-                <w:sz w:val="18"/>
-                <w:lang w:val="es-MX"/>
-              </w:rPr>
-              <w:t>/</w:t>
-            </w:r>
-            <w:proofErr w:type="spellStart"/>
-            <w:r>
-              <w:rPr>
-                <w:rFonts w:ascii="Courier New" w:hAnsi="Courier New"/>
-                <w:color w:val="000000"/>
-                <w:sz w:val="18"/>
-                <w:lang w:val="es-MX"/>
-              </w:rPr>
-              <w:t>oem</w:t>
-            </w:r>
-            <w:proofErr w:type="spellEnd"/>
-            <w:r>
-              <w:rPr>
-                <w:rFonts w:ascii="Courier New" w:hAnsi="Courier New"/>
-                <w:color w:val="000000"/>
-                <w:sz w:val="18"/>
-                <w:lang w:val="es-MX"/>
-              </w:rPr>
-              <w:t>/empleo/asg-2025-04-30.csv /</w:t>
-            </w:r>
-            <w:proofErr w:type="spellStart"/>
-            <w:r>
-              <w:rPr>
-                <w:rFonts w:ascii="Courier New" w:hAnsi="Courier New"/>
-                <w:color w:val="000000"/>
-                <w:sz w:val="18"/>
-                <w:lang w:val="es-MX"/>
-              </w:rPr>
-              <w:t>user</w:t>
-            </w:r>
-            <w:proofErr w:type="spellEnd"/>
-            <w:r>
-              <w:rPr>
-                <w:rFonts w:ascii="Courier New" w:hAnsi="Courier New"/>
-                <w:color w:val="000000"/>
-                <w:sz w:val="18"/>
-                <w:lang w:val="es-MX"/>
-              </w:rPr>
-              <w:t>/</w:t>
-            </w:r>
-            <w:proofErr w:type="spellStart"/>
-            <w:r>
-              <w:rPr>
-                <w:rFonts w:ascii="Courier New" w:hAnsi="Courier New"/>
-                <w:color w:val="000000"/>
-                <w:sz w:val="18"/>
-                <w:lang w:val="es-MX"/>
-              </w:rPr>
-              <w:t>oem</w:t>
-            </w:r>
-            <w:proofErr w:type="spellEnd"/>
-            <w:r>
-              <w:rPr>
-                <w:rFonts w:ascii="Courier New" w:hAnsi="Courier New"/>
-                <w:color w:val="000000"/>
-                <w:sz w:val="18"/>
-                <w:lang w:val="es-MX"/>
-              </w:rPr>
-              <w:t>/empleo/mes=04/</w:t>
-            </w:r>
-            <w:r>
-              <w:rPr>
-                <w:rFonts w:ascii="Courier New" w:hAnsi="Courier New"/>
-                <w:color w:val="000000"/>
-                <w:sz w:val="18"/>
-                <w:lang w:val="es-MX"/>
-              </w:rPr>
+              <w:t>docker exec hadoop-namenode hdfs dfs -mv /user/oem/empleo/asg-2025-04-30.csv /user/oem/empleo/mes=04/</w:t>
               <w:br/>
-            </w:r>
-            <w:proofErr w:type="spellStart"/>
-            <w:r>
-              <w:rPr>
-                <w:rFonts w:ascii="Courier New" w:hAnsi="Courier New"/>
-                <w:color w:val="000000"/>
-                <w:sz w:val="18"/>
-                <w:lang w:val="es-MX"/>
-              </w:rPr>
-              <w:t>docker</w:t>
-            </w:r>
-            <w:proofErr w:type="spellEnd"/>
-            <w:r>
-              <w:rPr>
-                <w:rFonts w:ascii="Courier New" w:hAnsi="Courier New"/>
-                <w:color w:val="000000"/>
-                <w:sz w:val="18"/>
-                <w:lang w:val="es-MX"/>
-              </w:rPr>
-              <w:t xml:space="preserve"> </w:t>
-            </w:r>
-            <w:proofErr w:type="spellStart"/>
-            <w:r>
-              <w:rPr>
-                <w:rFonts w:ascii="Courier New" w:hAnsi="Courier New"/>
-                <w:color w:val="000000"/>
-                <w:sz w:val="18"/>
-                <w:lang w:val="es-MX"/>
-              </w:rPr>
-              <w:t>exec</w:t>
-            </w:r>
-            <w:proofErr w:type="spellEnd"/>
-            <w:r>
-              <w:rPr>
-                <w:rFonts w:ascii="Courier New" w:hAnsi="Courier New"/>
-                <w:color w:val="000000"/>
-                <w:sz w:val="18"/>
-                <w:lang w:val="es-MX"/>
-              </w:rPr>
-              <w:t xml:space="preserve"> </w:t>
-            </w:r>
-            <w:proofErr w:type="spellStart"/>
-            <w:r>
-              <w:rPr>
-                <w:rFonts w:ascii="Courier New" w:hAnsi="Courier New"/>
-                <w:color w:val="000000"/>
-                <w:sz w:val="18"/>
-                <w:lang w:val="es-MX"/>
-              </w:rPr>
-              <w:t>hadoop-namenode</w:t>
-            </w:r>
-            <w:proofErr w:type="spellEnd"/>
-            <w:r>
-              <w:rPr>
-                <w:rFonts w:ascii="Courier New" w:hAnsi="Courier New"/>
-                <w:color w:val="000000"/>
-                <w:sz w:val="18"/>
-                <w:lang w:val="es-MX"/>
-              </w:rPr>
-              <w:t xml:space="preserve"> </w:t>
-            </w:r>
-            <w:proofErr w:type="spellStart"/>
-            <w:r>
-              <w:rPr>
-                <w:rFonts w:ascii="Courier New" w:hAnsi="Courier New"/>
-                <w:color w:val="000000"/>
-                <w:sz w:val="18"/>
-                <w:lang w:val="es-MX"/>
-              </w:rPr>
-              <w:t>hdfs</w:t>
-            </w:r>
-            <w:proofErr w:type="spellEnd"/>
-            <w:r>
-              <w:rPr>
-                <w:rFonts w:ascii="Courier New" w:hAnsi="Courier New"/>
-                <w:color w:val="000000"/>
-                <w:sz w:val="18"/>
-                <w:lang w:val="es-MX"/>
-              </w:rPr>
-              <w:t xml:space="preserve"> </w:t>
-            </w:r>
-            <w:proofErr w:type="spellStart"/>
-            <w:r>
-              <w:rPr>
-                <w:rFonts w:ascii="Courier New" w:hAnsi="Courier New"/>
-                <w:color w:val="000000"/>
-                <w:sz w:val="18"/>
-                <w:lang w:val="es-MX"/>
-              </w:rPr>
-              <w:t>dfs</w:t>
-            </w:r>
-            <w:proofErr w:type="spellEnd"/>
-            <w:r>
-              <w:rPr>
-                <w:rFonts w:ascii="Courier New" w:hAnsi="Courier New"/>
-                <w:color w:val="000000"/>
-                <w:sz w:val="18"/>
-                <w:lang w:val="es-MX"/>
-              </w:rPr>
-              <w:t xml:space="preserve"> -</w:t>
-            </w:r>
-            <w:proofErr w:type="spellStart"/>
-            <w:r>
-              <w:rPr>
-                <w:rFonts w:ascii="Courier New" w:hAnsi="Courier New"/>
-                <w:color w:val="000000"/>
-                <w:sz w:val="18"/>
-                <w:lang w:val="es-MX"/>
-              </w:rPr>
-              <w:t>mv</w:t>
-            </w:r>
-            <w:proofErr w:type="spellEnd"/>
-            <w:r>
-              <w:rPr>
-                <w:rFonts w:ascii="Courier New" w:hAnsi="Courier New"/>
-                <w:color w:val="000000"/>
-                <w:sz w:val="18"/>
-                <w:lang w:val="es-MX"/>
-              </w:rPr>
-              <w:t xml:space="preserve"> /</w:t>
-            </w:r>
-            <w:proofErr w:type="spellStart"/>
-            <w:r>
-              <w:rPr>
-                <w:rFonts w:ascii="Courier New" w:hAnsi="Courier New"/>
-                <w:color w:val="000000"/>
-                <w:sz w:val="18"/>
-                <w:lang w:val="es-MX"/>
-              </w:rPr>
-              <w:t>user</w:t>
-            </w:r>
-            <w:proofErr w:type="spellEnd"/>
-            <w:r>
-              <w:rPr>
-                <w:rFonts w:ascii="Courier New" w:hAnsi="Courier New"/>
-                <w:color w:val="000000"/>
-                <w:sz w:val="18"/>
-                <w:lang w:val="es-MX"/>
-              </w:rPr>
-              <w:t>/</w:t>
-            </w:r>
-            <w:proofErr w:type="spellStart"/>
-            <w:r>
-              <w:rPr>
-                <w:rFonts w:ascii="Courier New" w:hAnsi="Courier New"/>
-                <w:color w:val="000000"/>
-                <w:sz w:val="18"/>
-                <w:lang w:val="es-MX"/>
-              </w:rPr>
-              <w:t>oem</w:t>
-            </w:r>
-            <w:proofErr w:type="spellEnd"/>
-            <w:r>
-              <w:rPr>
-                <w:rFonts w:ascii="Courier New" w:hAnsi="Courier New"/>
-                <w:color w:val="000000"/>
-                <w:sz w:val="18"/>
-                <w:lang w:val="es-MX"/>
-              </w:rPr>
-              <w:t>/empleo/asg-2025-05-31.csv /</w:t>
-            </w:r>
-            <w:proofErr w:type="spellStart"/>
-            <w:r>
-              <w:rPr>
-                <w:rFonts w:ascii="Courier New" w:hAnsi="Courier New"/>
-                <w:color w:val="000000"/>
-                <w:sz w:val="18"/>
-                <w:lang w:val="es-MX"/>
-              </w:rPr>
-              <w:t>user</w:t>
-            </w:r>
-            <w:proofErr w:type="spellEnd"/>
-            <w:r>
-              <w:rPr>
-                <w:rFonts w:ascii="Courier New" w:hAnsi="Courier New"/>
-                <w:color w:val="000000"/>
-                <w:sz w:val="18"/>
-                <w:lang w:val="es-MX"/>
-              </w:rPr>
-              <w:t>/</w:t>
-            </w:r>
-            <w:proofErr w:type="spellStart"/>
-            <w:r>
-              <w:rPr>
-                <w:rFonts w:ascii="Courier New" w:hAnsi="Courier New"/>
-                <w:color w:val="000000"/>
-                <w:sz w:val="18"/>
-                <w:lang w:val="es-MX"/>
-              </w:rPr>
-              <w:t>oem</w:t>
-            </w:r>
-            <w:proofErr w:type="spellEnd"/>
-            <w:r>
-              <w:rPr>
-                <w:rFonts w:ascii="Courier New" w:hAnsi="Courier New"/>
-                <w:color w:val="000000"/>
-                <w:sz w:val="18"/>
-                <w:lang w:val="es-MX"/>
-              </w:rPr>
-              <w:t>/empleo/mes=05/</w:t>
-            </w:r>
-            <w:r>
-              <w:rPr>
-                <w:rFonts w:ascii="Courier New" w:hAnsi="Courier New"/>
-                <w:color w:val="000000"/>
-                <w:sz w:val="18"/>
-                <w:lang w:val="es-MX"/>
-              </w:rPr>
+              <w:t>docker exec hadoop-namenode hdfs dfs -mv /user/oem/empleo/asg-2025-05-31.csv /user/oem/empleo/mes=05/</w:t>
               <w:br/>
-            </w:r>
-            <w:proofErr w:type="spellStart"/>
-            <w:r>
-              <w:rPr>
-                <w:rFonts w:ascii="Courier New" w:hAnsi="Courier New"/>
-                <w:color w:val="000000"/>
-                <w:sz w:val="18"/>
-                <w:lang w:val="es-MX"/>
-              </w:rPr>
-              <w:t>docker</w:t>
-            </w:r>
-            <w:proofErr w:type="spellEnd"/>
-            <w:r>
-              <w:rPr>
-                <w:rFonts w:ascii="Courier New" w:hAnsi="Courier New"/>
-                <w:color w:val="000000"/>
-                <w:sz w:val="18"/>
-                <w:lang w:val="es-MX"/>
-              </w:rPr>
-              <w:t xml:space="preserve"> </w:t>
-            </w:r>
-            <w:proofErr w:type="spellStart"/>
-            <w:r>
-              <w:rPr>
-                <w:rFonts w:ascii="Courier New" w:hAnsi="Courier New"/>
-                <w:color w:val="000000"/>
-                <w:sz w:val="18"/>
-                <w:lang w:val="es-MX"/>
-              </w:rPr>
-              <w:t>exec</w:t>
-            </w:r>
-            <w:proofErr w:type="spellEnd"/>
-            <w:r>
-              <w:rPr>
-                <w:rFonts w:ascii="Courier New" w:hAnsi="Courier New"/>
-                <w:color w:val="000000"/>
-                <w:sz w:val="18"/>
-                <w:lang w:val="es-MX"/>
-              </w:rPr>
-              <w:t xml:space="preserve"> </w:t>
-            </w:r>
-            <w:proofErr w:type="spellStart"/>
-            <w:r>
-              <w:rPr>
-                <w:rFonts w:ascii="Courier New" w:hAnsi="Courier New"/>
-                <w:color w:val="000000"/>
-                <w:sz w:val="18"/>
-                <w:lang w:val="es-MX"/>
-              </w:rPr>
-              <w:t>hadoop-namenode</w:t>
-            </w:r>
-            <w:proofErr w:type="spellEnd"/>
-            <w:r>
-              <w:rPr>
-                <w:rFonts w:ascii="Courier New" w:hAnsi="Courier New"/>
-                <w:color w:val="000000"/>
-                <w:sz w:val="18"/>
-                <w:lang w:val="es-MX"/>
-              </w:rPr>
-              <w:t xml:space="preserve"> </w:t>
-            </w:r>
-            <w:proofErr w:type="spellStart"/>
-            <w:r>
-              <w:rPr>
-                <w:rFonts w:ascii="Courier New" w:hAnsi="Courier New"/>
-                <w:color w:val="000000"/>
-                <w:sz w:val="18"/>
-                <w:lang w:val="es-MX"/>
-              </w:rPr>
-              <w:t>hdfs</w:t>
-            </w:r>
-            <w:proofErr w:type="spellEnd"/>
-            <w:r>
-              <w:rPr>
-                <w:rFonts w:ascii="Courier New" w:hAnsi="Courier New"/>
-                <w:color w:val="000000"/>
-                <w:sz w:val="18"/>
-                <w:lang w:val="es-MX"/>
-              </w:rPr>
-              <w:t xml:space="preserve"> </w:t>
-            </w:r>
-            <w:proofErr w:type="spellStart"/>
-            <w:r>
-              <w:rPr>
-                <w:rFonts w:ascii="Courier New" w:hAnsi="Courier New"/>
-                <w:color w:val="000000"/>
-                <w:sz w:val="18"/>
-                <w:lang w:val="es-MX"/>
-              </w:rPr>
-              <w:t>dfs</w:t>
-            </w:r>
-            <w:proofErr w:type="spellEnd"/>
-            <w:r>
-              <w:rPr>
-                <w:rFonts w:ascii="Courier New" w:hAnsi="Courier New"/>
-                <w:color w:val="000000"/>
-                <w:sz w:val="18"/>
-                <w:lang w:val="es-MX"/>
-              </w:rPr>
-              <w:t xml:space="preserve"> -</w:t>
-            </w:r>
-            <w:proofErr w:type="spellStart"/>
-            <w:r>
-              <w:rPr>
-                <w:rFonts w:ascii="Courier New" w:hAnsi="Courier New"/>
-                <w:color w:val="000000"/>
-                <w:sz w:val="18"/>
-                <w:lang w:val="es-MX"/>
-              </w:rPr>
-              <w:t>mv</w:t>
-            </w:r>
-            <w:proofErr w:type="spellEnd"/>
-            <w:r>
-              <w:rPr>
-                <w:rFonts w:ascii="Courier New" w:hAnsi="Courier New"/>
-                <w:color w:val="000000"/>
-                <w:sz w:val="18"/>
-                <w:lang w:val="es-MX"/>
-              </w:rPr>
-              <w:t xml:space="preserve"> /</w:t>
-            </w:r>
-            <w:proofErr w:type="spellStart"/>
-            <w:r>
-              <w:rPr>
-                <w:rFonts w:ascii="Courier New" w:hAnsi="Courier New"/>
-                <w:color w:val="000000"/>
-                <w:sz w:val="18"/>
-                <w:lang w:val="es-MX"/>
-              </w:rPr>
-              <w:t>user</w:t>
-            </w:r>
-            <w:proofErr w:type="spellEnd"/>
-            <w:r>
-              <w:rPr>
-                <w:rFonts w:ascii="Courier New" w:hAnsi="Courier New"/>
-                <w:color w:val="000000"/>
-                <w:sz w:val="18"/>
-                <w:lang w:val="es-MX"/>
-              </w:rPr>
-              <w:t>/</w:t>
-            </w:r>
-            <w:proofErr w:type="spellStart"/>
-            <w:r>
-              <w:rPr>
-                <w:rFonts w:ascii="Courier New" w:hAnsi="Courier New"/>
-                <w:color w:val="000000"/>
-                <w:sz w:val="18"/>
-                <w:lang w:val="es-MX"/>
-              </w:rPr>
-              <w:t>oem</w:t>
-            </w:r>
-            <w:proofErr w:type="spellEnd"/>
-            <w:r>
-              <w:rPr>
-                <w:rFonts w:ascii="Courier New" w:hAnsi="Courier New"/>
-                <w:color w:val="000000"/>
-                <w:sz w:val="18"/>
-                <w:lang w:val="es-MX"/>
-              </w:rPr>
-              <w:t>/empleo/asg-2025-06-30.csv /</w:t>
-            </w:r>
-            <w:proofErr w:type="spellStart"/>
-            <w:r>
-              <w:rPr>
-                <w:rFonts w:ascii="Courier New" w:hAnsi="Courier New"/>
-                <w:color w:val="000000"/>
-                <w:sz w:val="18"/>
-                <w:lang w:val="es-MX"/>
-              </w:rPr>
-              <w:t>user</w:t>
-            </w:r>
-            <w:proofErr w:type="spellEnd"/>
-            <w:r>
-              <w:rPr>
-                <w:rFonts w:ascii="Courier New" w:hAnsi="Courier New"/>
-                <w:color w:val="000000"/>
-                <w:sz w:val="18"/>
-                <w:lang w:val="es-MX"/>
-              </w:rPr>
-              <w:t>/</w:t>
-            </w:r>
-            <w:proofErr w:type="spellStart"/>
-            <w:r>
-              <w:rPr>
-                <w:rFonts w:ascii="Courier New" w:hAnsi="Courier New"/>
-                <w:color w:val="000000"/>
-                <w:sz w:val="18"/>
-                <w:lang w:val="es-MX"/>
-              </w:rPr>
-              <w:t>oem</w:t>
-            </w:r>
-            <w:proofErr w:type="spellEnd"/>
-            <w:r>
-              <w:rPr>
-                <w:rFonts w:ascii="Courier New" w:hAnsi="Courier New"/>
-                <w:color w:val="000000"/>
-                <w:sz w:val="18"/>
-                <w:lang w:val="es-MX"/>
-              </w:rPr>
-              <w:t>/empleo/mes=06/</w:t>
+              <w:t>docker exec hadoop-namenode hdfs dfs -mv /user/oem/empleo/asg-2025-06-30.csv /user/oem/empleo/mes=06/</w:t>
             </w:r>
           </w:p>
         </w:tc>
@@ -2520,38 +775,35 @@
     <w:p>
       <w:pPr>
         <w:spacing w:after="40"/>
-        <w:rPr>
-          <w:lang w:val="es-MX"/>
-        </w:rPr>
       </w:pPr>
     </w:p>
     <w:p>
       <w:pPr>
         <w:spacing w:before="40" w:after="160"/>
-        <w:rPr>
-          <w:lang w:val="es-MX"/>
-        </w:rPr>
+        <w:jc w:val="left"/>
       </w:pPr>
       <w:r>
         <w:rPr>
+          <w:rFonts w:ascii="Calibri" w:hAnsi="Calibri"/>
+          <w:b w:val="0"/>
           <w:i/>
           <w:color w:val="404040"/>
           <w:sz w:val="18"/>
-          <w:lang w:val="es-MX"/>
         </w:rPr>
         <w:t>Comandos HDFS para crear la estructura de particionado y reubicar los archivos</w:t>
       </w:r>
     </w:p>
     <w:p>
       <w:pPr>
-        <w:rPr>
-          <w:lang w:val="es-MX"/>
-        </w:rPr>
+        <w:spacing w:before="0" w:after="80"/>
+        <w:jc w:val="left"/>
       </w:pPr>
       <w:r>
         <w:rPr>
+          <w:rFonts w:ascii="Calibri" w:hAnsi="Calibri"/>
+          <w:b w:val="0"/>
+          <w:i w:val="0"/>
           <w:sz w:val="20"/>
-          <w:lang w:val="es-MX"/>
         </w:rPr>
         <w:t>La estructura resultante en HDFS quedó de la siguiente forma:</w:t>
       </w:r>
@@ -2559,1627 +811,53 @@
     <w:tbl>
       <w:tblPr>
         <w:tblStyle w:val="TableGrid"/>
-        <w:tblW w:w="0" w:type="auto"/>
-        <w:tblLook w:val="04A0" w:firstRow="1" w:lastRow="0" w:firstColumn="1" w:lastColumn="0" w:noHBand="0" w:noVBand="1"/>
+        <w:tblW w:type="auto" w:w="0"/>
+        <w:tblLook w:firstColumn="1" w:firstRow="1" w:lastColumn="0" w:lastRow="0" w:noHBand="0" w:noVBand="1" w:val="04A0"/>
       </w:tblPr>
       <w:tblGrid>
-        <w:gridCol w:w="10070"/>
+        <w:gridCol w:w="10080"/>
       </w:tblGrid>
       <w:tr>
         <w:tc>
           <w:tcPr>
-            <w:tcW w:w="10080" w:type="dxa"/>
+            <w:tcW w:type="dxa" w:w="10080"/>
             <w:shd w:val="clear" w:color="auto" w:fill="E8E8E8"/>
           </w:tcPr>
           <w:p>
             <w:pPr>
               <w:spacing w:before="40" w:after="40"/>
-              <w:rPr>
-                <w:lang w:val="es-MX"/>
-              </w:rPr>
             </w:pPr>
             <w:r>
               <w:rPr>
                 <w:rFonts w:ascii="Courier New" w:hAnsi="Courier New"/>
                 <w:color w:val="000000"/>
                 <w:sz w:val="16"/>
-                <w:lang w:val="es-MX"/>
               </w:rPr>
-              <w:t xml:space="preserve">$ </w:t>
-            </w:r>
-            <w:proofErr w:type="spellStart"/>
-            <w:r>
-              <w:rPr>
-                <w:rFonts w:ascii="Courier New" w:hAnsi="Courier New"/>
-                <w:color w:val="000000"/>
-                <w:sz w:val="16"/>
-                <w:lang w:val="es-MX"/>
-              </w:rPr>
-              <w:t>docker</w:t>
-            </w:r>
-            <w:proofErr w:type="spellEnd"/>
-            <w:r>
-              <w:rPr>
-                <w:rFonts w:ascii="Courier New" w:hAnsi="Courier New"/>
-                <w:color w:val="000000"/>
-                <w:sz w:val="16"/>
-                <w:lang w:val="es-MX"/>
-              </w:rPr>
-              <w:t xml:space="preserve"> </w:t>
-            </w:r>
-            <w:proofErr w:type="spellStart"/>
-            <w:r>
-              <w:rPr>
-                <w:rFonts w:ascii="Courier New" w:hAnsi="Courier New"/>
-                <w:color w:val="000000"/>
-                <w:sz w:val="16"/>
-                <w:lang w:val="es-MX"/>
-              </w:rPr>
-              <w:t>exec</w:t>
-            </w:r>
-            <w:proofErr w:type="spellEnd"/>
-            <w:r>
-              <w:rPr>
-                <w:rFonts w:ascii="Courier New" w:hAnsi="Courier New"/>
-                <w:color w:val="000000"/>
-                <w:sz w:val="16"/>
-                <w:lang w:val="es-MX"/>
-              </w:rPr>
-              <w:t xml:space="preserve"> </w:t>
-            </w:r>
-            <w:proofErr w:type="spellStart"/>
-            <w:r>
-              <w:rPr>
-                <w:rFonts w:ascii="Courier New" w:hAnsi="Courier New"/>
-                <w:color w:val="000000"/>
-                <w:sz w:val="16"/>
-                <w:lang w:val="es-MX"/>
-              </w:rPr>
-              <w:t>hadoop-namenode</w:t>
-            </w:r>
-            <w:proofErr w:type="spellEnd"/>
-            <w:r>
-              <w:rPr>
-                <w:rFonts w:ascii="Courier New" w:hAnsi="Courier New"/>
-                <w:color w:val="000000"/>
-                <w:sz w:val="16"/>
-                <w:lang w:val="es-MX"/>
-              </w:rPr>
-              <w:t xml:space="preserve"> </w:t>
-            </w:r>
-            <w:proofErr w:type="spellStart"/>
-            <w:r>
-              <w:rPr>
-                <w:rFonts w:ascii="Courier New" w:hAnsi="Courier New"/>
-                <w:color w:val="000000"/>
-                <w:sz w:val="16"/>
-                <w:lang w:val="es-MX"/>
-              </w:rPr>
-              <w:t>hdfs</w:t>
-            </w:r>
-            <w:proofErr w:type="spellEnd"/>
-            <w:r>
-              <w:rPr>
-                <w:rFonts w:ascii="Courier New" w:hAnsi="Courier New"/>
-                <w:color w:val="000000"/>
-                <w:sz w:val="16"/>
-                <w:lang w:val="es-MX"/>
-              </w:rPr>
-              <w:t xml:space="preserve"> </w:t>
-            </w:r>
-            <w:proofErr w:type="spellStart"/>
-            <w:r>
-              <w:rPr>
-                <w:rFonts w:ascii="Courier New" w:hAnsi="Courier New"/>
-                <w:color w:val="000000"/>
-                <w:sz w:val="16"/>
-                <w:lang w:val="es-MX"/>
-              </w:rPr>
-              <w:t>dfs</w:t>
-            </w:r>
-            <w:proofErr w:type="spellEnd"/>
-            <w:r>
-              <w:rPr>
-                <w:rFonts w:ascii="Courier New" w:hAnsi="Courier New"/>
-                <w:color w:val="000000"/>
-                <w:sz w:val="16"/>
-                <w:lang w:val="es-MX"/>
-              </w:rPr>
-              <w:t xml:space="preserve"> -</w:t>
-            </w:r>
-            <w:proofErr w:type="spellStart"/>
-            <w:r>
-              <w:rPr>
-                <w:rFonts w:ascii="Courier New" w:hAnsi="Courier New"/>
-                <w:color w:val="000000"/>
-                <w:sz w:val="16"/>
-                <w:lang w:val="es-MX"/>
-              </w:rPr>
-              <w:t>ls</w:t>
-            </w:r>
-            <w:proofErr w:type="spellEnd"/>
-            <w:r>
-              <w:rPr>
-                <w:rFonts w:ascii="Courier New" w:hAnsi="Courier New"/>
-                <w:color w:val="000000"/>
-                <w:sz w:val="16"/>
-                <w:lang w:val="es-MX"/>
-              </w:rPr>
-              <w:t xml:space="preserve"> -R /</w:t>
-            </w:r>
-            <w:proofErr w:type="spellStart"/>
-            <w:r>
-              <w:rPr>
-                <w:rFonts w:ascii="Courier New" w:hAnsi="Courier New"/>
-                <w:color w:val="000000"/>
-                <w:sz w:val="16"/>
-                <w:lang w:val="es-MX"/>
-              </w:rPr>
-              <w:t>user</w:t>
-            </w:r>
-            <w:proofErr w:type="spellEnd"/>
-            <w:r>
-              <w:rPr>
-                <w:rFonts w:ascii="Courier New" w:hAnsi="Courier New"/>
-                <w:color w:val="000000"/>
-                <w:sz w:val="16"/>
-                <w:lang w:val="es-MX"/>
-              </w:rPr>
-              <w:t>/</w:t>
-            </w:r>
-            <w:proofErr w:type="spellStart"/>
-            <w:r>
-              <w:rPr>
-                <w:rFonts w:ascii="Courier New" w:hAnsi="Courier New"/>
-                <w:color w:val="000000"/>
-                <w:sz w:val="16"/>
-                <w:lang w:val="es-MX"/>
-              </w:rPr>
-              <w:t>oem</w:t>
-            </w:r>
-            <w:proofErr w:type="spellEnd"/>
-            <w:r>
-              <w:rPr>
-                <w:rFonts w:ascii="Courier New" w:hAnsi="Courier New"/>
-                <w:color w:val="000000"/>
-                <w:sz w:val="16"/>
-                <w:lang w:val="es-MX"/>
-              </w:rPr>
-              <w:t>/empleo/</w:t>
-            </w:r>
-            <w:r>
-              <w:rPr>
-                <w:rFonts w:ascii="Courier New" w:hAnsi="Courier New"/>
-                <w:color w:val="000000"/>
-                <w:sz w:val="16"/>
-                <w:lang w:val="es-MX"/>
-              </w:rPr>
+              <w:t>$ docker exec hadoop-namenode hdfs dfs -ls -R /user/oem/empleo/</w:t>
               <w:br/>
-            </w:r>
-            <w:proofErr w:type="spellStart"/>
-            <w:r>
-              <w:rPr>
-                <w:rFonts w:ascii="Courier New" w:hAnsi="Courier New"/>
-                <w:color w:val="000000"/>
-                <w:sz w:val="16"/>
-                <w:lang w:val="es-MX"/>
-              </w:rPr>
-              <w:t>drwxr</w:t>
-            </w:r>
-            <w:proofErr w:type="spellEnd"/>
-            <w:r>
-              <w:rPr>
-                <w:rFonts w:ascii="Courier New" w:hAnsi="Courier New"/>
-                <w:color w:val="000000"/>
-                <w:sz w:val="16"/>
-                <w:lang w:val="es-MX"/>
-              </w:rPr>
-              <w:t>-</w:t>
-            </w:r>
-            <w:proofErr w:type="spellStart"/>
-            <w:r>
-              <w:rPr>
-                <w:rFonts w:ascii="Courier New" w:hAnsi="Courier New"/>
-                <w:color w:val="000000"/>
-                <w:sz w:val="16"/>
-                <w:lang w:val="es-MX"/>
-              </w:rPr>
-              <w:t>xr</w:t>
-            </w:r>
-            <w:proofErr w:type="spellEnd"/>
-            <w:r>
-              <w:rPr>
-                <w:rFonts w:ascii="Courier New" w:hAnsi="Courier New"/>
-                <w:color w:val="000000"/>
-                <w:sz w:val="16"/>
-                <w:lang w:val="es-MX"/>
-              </w:rPr>
-              <w:t xml:space="preserve">-x  - </w:t>
-            </w:r>
-            <w:proofErr w:type="spellStart"/>
-            <w:r>
-              <w:rPr>
-                <w:rFonts w:ascii="Courier New" w:hAnsi="Courier New"/>
-                <w:color w:val="000000"/>
-                <w:sz w:val="16"/>
-                <w:lang w:val="es-MX"/>
-              </w:rPr>
-              <w:t>root</w:t>
-            </w:r>
-            <w:proofErr w:type="spellEnd"/>
-            <w:r>
-              <w:rPr>
-                <w:rFonts w:ascii="Courier New" w:hAnsi="Courier New"/>
-                <w:color w:val="000000"/>
-                <w:sz w:val="16"/>
-                <w:lang w:val="es-MX"/>
-              </w:rPr>
-              <w:t xml:space="preserve"> </w:t>
-            </w:r>
-            <w:proofErr w:type="spellStart"/>
-            <w:r>
-              <w:rPr>
-                <w:rFonts w:ascii="Courier New" w:hAnsi="Courier New"/>
-                <w:color w:val="000000"/>
-                <w:sz w:val="16"/>
-                <w:lang w:val="es-MX"/>
-              </w:rPr>
-              <w:t>supergroup</w:t>
-            </w:r>
-            <w:proofErr w:type="spellEnd"/>
-            <w:r>
-              <w:rPr>
-                <w:rFonts w:ascii="Courier New" w:hAnsi="Courier New"/>
-                <w:color w:val="000000"/>
-                <w:sz w:val="16"/>
-                <w:lang w:val="es-MX"/>
-              </w:rPr>
-              <w:t xml:space="preserve">          0  /</w:t>
-            </w:r>
-            <w:proofErr w:type="spellStart"/>
-            <w:r>
-              <w:rPr>
-                <w:rFonts w:ascii="Courier New" w:hAnsi="Courier New"/>
-                <w:color w:val="000000"/>
-                <w:sz w:val="16"/>
-                <w:lang w:val="es-MX"/>
-              </w:rPr>
-              <w:t>user</w:t>
-            </w:r>
-            <w:proofErr w:type="spellEnd"/>
-            <w:r>
-              <w:rPr>
-                <w:rFonts w:ascii="Courier New" w:hAnsi="Courier New"/>
-                <w:color w:val="000000"/>
-                <w:sz w:val="16"/>
-                <w:lang w:val="es-MX"/>
-              </w:rPr>
-              <w:t>/</w:t>
-            </w:r>
-            <w:proofErr w:type="spellStart"/>
-            <w:r>
-              <w:rPr>
-                <w:rFonts w:ascii="Courier New" w:hAnsi="Courier New"/>
-                <w:color w:val="000000"/>
-                <w:sz w:val="16"/>
-                <w:lang w:val="es-MX"/>
-              </w:rPr>
-              <w:t>oem</w:t>
-            </w:r>
-            <w:proofErr w:type="spellEnd"/>
-            <w:r>
-              <w:rPr>
-                <w:rFonts w:ascii="Courier New" w:hAnsi="Courier New"/>
-                <w:color w:val="000000"/>
-                <w:sz w:val="16"/>
-                <w:lang w:val="es-MX"/>
-              </w:rPr>
-              <w:t>/empleo/mes=01</w:t>
-            </w:r>
-            <w:r>
-              <w:rPr>
-                <w:rFonts w:ascii="Courier New" w:hAnsi="Courier New"/>
-                <w:color w:val="000000"/>
-                <w:sz w:val="16"/>
-                <w:lang w:val="es-MX"/>
-              </w:rPr>
+              <w:t>drwxr-xr-x  - root supergroup          0  /user/oem/empleo/mes=01</w:t>
               <w:br/>
-              <w:t>-</w:t>
-            </w:r>
-            <w:proofErr w:type="spellStart"/>
-            <w:r>
-              <w:rPr>
-                <w:rFonts w:ascii="Courier New" w:hAnsi="Courier New"/>
-                <w:color w:val="000000"/>
-                <w:sz w:val="16"/>
-                <w:lang w:val="es-MX"/>
-              </w:rPr>
-              <w:t>rw</w:t>
-            </w:r>
-            <w:proofErr w:type="spellEnd"/>
-            <w:r>
-              <w:rPr>
-                <w:rFonts w:ascii="Courier New" w:hAnsi="Courier New"/>
-                <w:color w:val="000000"/>
-                <w:sz w:val="16"/>
-                <w:lang w:val="es-MX"/>
-              </w:rPr>
-              <w:t xml:space="preserve">-r--r--  3 </w:t>
-            </w:r>
-            <w:proofErr w:type="spellStart"/>
-            <w:r>
-              <w:rPr>
-                <w:rFonts w:ascii="Courier New" w:hAnsi="Courier New"/>
-                <w:color w:val="000000"/>
-                <w:sz w:val="16"/>
-                <w:lang w:val="es-MX"/>
-              </w:rPr>
-              <w:t>root</w:t>
-            </w:r>
-            <w:proofErr w:type="spellEnd"/>
-            <w:r>
-              <w:rPr>
-                <w:rFonts w:ascii="Courier New" w:hAnsi="Courier New"/>
-                <w:color w:val="000000"/>
-                <w:sz w:val="16"/>
-                <w:lang w:val="es-MX"/>
-              </w:rPr>
-              <w:t xml:space="preserve"> </w:t>
-            </w:r>
-            <w:proofErr w:type="spellStart"/>
-            <w:r>
-              <w:rPr>
-                <w:rFonts w:ascii="Courier New" w:hAnsi="Courier New"/>
-                <w:color w:val="000000"/>
-                <w:sz w:val="16"/>
-                <w:lang w:val="es-MX"/>
-              </w:rPr>
-              <w:t>supergroup</w:t>
-            </w:r>
-            <w:proofErr w:type="spellEnd"/>
-            <w:r>
-              <w:rPr>
-                <w:rFonts w:ascii="Courier New" w:hAnsi="Courier New"/>
-                <w:color w:val="000000"/>
-                <w:sz w:val="16"/>
-                <w:lang w:val="es-MX"/>
-              </w:rPr>
-              <w:t xml:space="preserve">  385793272  /</w:t>
-            </w:r>
-            <w:proofErr w:type="spellStart"/>
-            <w:r>
-              <w:rPr>
-                <w:rFonts w:ascii="Courier New" w:hAnsi="Courier New"/>
-                <w:color w:val="000000"/>
-                <w:sz w:val="16"/>
-                <w:lang w:val="es-MX"/>
-              </w:rPr>
-              <w:t>user</w:t>
-            </w:r>
-            <w:proofErr w:type="spellEnd"/>
-            <w:r>
-              <w:rPr>
-                <w:rFonts w:ascii="Courier New" w:hAnsi="Courier New"/>
-                <w:color w:val="000000"/>
-                <w:sz w:val="16"/>
-                <w:lang w:val="es-MX"/>
-              </w:rPr>
-              <w:t>/</w:t>
-            </w:r>
-            <w:proofErr w:type="spellStart"/>
-            <w:r>
-              <w:rPr>
-                <w:rFonts w:ascii="Courier New" w:hAnsi="Courier New"/>
-                <w:color w:val="000000"/>
-                <w:sz w:val="16"/>
-                <w:lang w:val="es-MX"/>
-              </w:rPr>
-              <w:t>oem</w:t>
-            </w:r>
-            <w:proofErr w:type="spellEnd"/>
-            <w:r>
-              <w:rPr>
-                <w:rFonts w:ascii="Courier New" w:hAnsi="Courier New"/>
-                <w:color w:val="000000"/>
-                <w:sz w:val="16"/>
-                <w:lang w:val="es-MX"/>
-              </w:rPr>
-              <w:t>/empleo/mes=01/asg-2025-01-31.csv</w:t>
-            </w:r>
-            <w:r>
-              <w:rPr>
-                <w:rFonts w:ascii="Courier New" w:hAnsi="Courier New"/>
-                <w:color w:val="000000"/>
-                <w:sz w:val="16"/>
-                <w:lang w:val="es-MX"/>
-              </w:rPr>
+              <w:t>-rw-r--r--  3 root supergroup  385793272  /user/oem/empleo/mes=01/asg-2025-01-31.csv</w:t>
               <w:br/>
-            </w:r>
-            <w:proofErr w:type="spellStart"/>
-            <w:r>
-              <w:rPr>
-                <w:rFonts w:ascii="Courier New" w:hAnsi="Courier New"/>
-                <w:color w:val="000000"/>
-                <w:sz w:val="16"/>
-                <w:lang w:val="es-MX"/>
-              </w:rPr>
-              <w:t>drwxr</w:t>
-            </w:r>
-            <w:proofErr w:type="spellEnd"/>
-            <w:r>
-              <w:rPr>
-                <w:rFonts w:ascii="Courier New" w:hAnsi="Courier New"/>
-                <w:color w:val="000000"/>
-                <w:sz w:val="16"/>
-                <w:lang w:val="es-MX"/>
-              </w:rPr>
-              <w:t>-</w:t>
-            </w:r>
-            <w:proofErr w:type="spellStart"/>
-            <w:r>
-              <w:rPr>
-                <w:rFonts w:ascii="Courier New" w:hAnsi="Courier New"/>
-                <w:color w:val="000000"/>
-                <w:sz w:val="16"/>
-                <w:lang w:val="es-MX"/>
-              </w:rPr>
-              <w:t>xr</w:t>
-            </w:r>
-            <w:proofErr w:type="spellEnd"/>
-            <w:r>
-              <w:rPr>
-                <w:rFonts w:ascii="Courier New" w:hAnsi="Courier New"/>
-                <w:color w:val="000000"/>
-                <w:sz w:val="16"/>
-                <w:lang w:val="es-MX"/>
-              </w:rPr>
-              <w:t xml:space="preserve">-x  - </w:t>
-            </w:r>
-            <w:proofErr w:type="spellStart"/>
-            <w:r>
-              <w:rPr>
-                <w:rFonts w:ascii="Courier New" w:hAnsi="Courier New"/>
-                <w:color w:val="000000"/>
-                <w:sz w:val="16"/>
-                <w:lang w:val="es-MX"/>
-              </w:rPr>
-              <w:t>root</w:t>
-            </w:r>
-            <w:proofErr w:type="spellEnd"/>
-            <w:r>
-              <w:rPr>
-                <w:rFonts w:ascii="Courier New" w:hAnsi="Courier New"/>
-                <w:color w:val="000000"/>
-                <w:sz w:val="16"/>
-                <w:lang w:val="es-MX"/>
-              </w:rPr>
-              <w:t xml:space="preserve"> </w:t>
-            </w:r>
-            <w:proofErr w:type="spellStart"/>
-            <w:r>
-              <w:rPr>
-                <w:rFonts w:ascii="Courier New" w:hAnsi="Courier New"/>
-                <w:color w:val="000000"/>
-                <w:sz w:val="16"/>
-                <w:lang w:val="es-MX"/>
-              </w:rPr>
-              <w:t>supergroup</w:t>
-            </w:r>
-            <w:proofErr w:type="spellEnd"/>
-            <w:r>
-              <w:rPr>
-                <w:rFonts w:ascii="Courier New" w:hAnsi="Courier New"/>
-                <w:color w:val="000000"/>
-                <w:sz w:val="16"/>
-                <w:lang w:val="es-MX"/>
-              </w:rPr>
-              <w:t xml:space="preserve">          0  /</w:t>
-            </w:r>
-            <w:proofErr w:type="spellStart"/>
-            <w:r>
-              <w:rPr>
-                <w:rFonts w:ascii="Courier New" w:hAnsi="Courier New"/>
-                <w:color w:val="000000"/>
-                <w:sz w:val="16"/>
-                <w:lang w:val="es-MX"/>
-              </w:rPr>
-              <w:t>user</w:t>
-            </w:r>
-            <w:proofErr w:type="spellEnd"/>
-            <w:r>
-              <w:rPr>
-                <w:rFonts w:ascii="Courier New" w:hAnsi="Courier New"/>
-                <w:color w:val="000000"/>
-                <w:sz w:val="16"/>
-                <w:lang w:val="es-MX"/>
-              </w:rPr>
-              <w:t>/</w:t>
-            </w:r>
-            <w:proofErr w:type="spellStart"/>
-            <w:r>
-              <w:rPr>
-                <w:rFonts w:ascii="Courier New" w:hAnsi="Courier New"/>
-                <w:color w:val="000000"/>
-                <w:sz w:val="16"/>
-                <w:lang w:val="es-MX"/>
-              </w:rPr>
-              <w:t>oem</w:t>
-            </w:r>
-            <w:proofErr w:type="spellEnd"/>
-            <w:r>
-              <w:rPr>
-                <w:rFonts w:ascii="Courier New" w:hAnsi="Courier New"/>
-                <w:color w:val="000000"/>
-                <w:sz w:val="16"/>
-                <w:lang w:val="es-MX"/>
-              </w:rPr>
-              <w:t>/empleo/mes=02</w:t>
-            </w:r>
-            <w:r>
-              <w:rPr>
-                <w:rFonts w:ascii="Courier New" w:hAnsi="Courier New"/>
-                <w:color w:val="000000"/>
-                <w:sz w:val="16"/>
-                <w:lang w:val="es-MX"/>
-              </w:rPr>
+              <w:t>drwxr-xr-x  - root supergroup          0  /user/oem/empleo/mes=02</w:t>
               <w:br/>
-              <w:t>-</w:t>
-            </w:r>
-            <w:proofErr w:type="spellStart"/>
-            <w:r>
-              <w:rPr>
-                <w:rFonts w:ascii="Courier New" w:hAnsi="Courier New"/>
-                <w:color w:val="000000"/>
-                <w:sz w:val="16"/>
-                <w:lang w:val="es-MX"/>
-              </w:rPr>
-              <w:t>rw</w:t>
-            </w:r>
-            <w:proofErr w:type="spellEnd"/>
-            <w:r>
-              <w:rPr>
-                <w:rFonts w:ascii="Courier New" w:hAnsi="Courier New"/>
-                <w:color w:val="000000"/>
-                <w:sz w:val="16"/>
-                <w:lang w:val="es-MX"/>
-              </w:rPr>
-              <w:t xml:space="preserve">-r--r--  3 </w:t>
-            </w:r>
-            <w:proofErr w:type="spellStart"/>
-            <w:r>
-              <w:rPr>
-                <w:rFonts w:ascii="Courier New" w:hAnsi="Courier New"/>
-                <w:color w:val="000000"/>
-                <w:sz w:val="16"/>
-                <w:lang w:val="es-MX"/>
-              </w:rPr>
-              <w:t>root</w:t>
-            </w:r>
-            <w:proofErr w:type="spellEnd"/>
-            <w:r>
-              <w:rPr>
-                <w:rFonts w:ascii="Courier New" w:hAnsi="Courier New"/>
-                <w:color w:val="000000"/>
-                <w:sz w:val="16"/>
-                <w:lang w:val="es-MX"/>
-              </w:rPr>
-              <w:t xml:space="preserve"> </w:t>
-            </w:r>
-            <w:proofErr w:type="spellStart"/>
-            <w:r>
-              <w:rPr>
-                <w:rFonts w:ascii="Courier New" w:hAnsi="Courier New"/>
-                <w:color w:val="000000"/>
-                <w:sz w:val="16"/>
-                <w:lang w:val="es-MX"/>
-              </w:rPr>
-              <w:t>supergroup</w:t>
-            </w:r>
-            <w:proofErr w:type="spellEnd"/>
-            <w:r>
-              <w:rPr>
-                <w:rFonts w:ascii="Courier New" w:hAnsi="Courier New"/>
-                <w:color w:val="000000"/>
-                <w:sz w:val="16"/>
-                <w:lang w:val="es-MX"/>
-              </w:rPr>
-              <w:t xml:space="preserve">  382721784  /</w:t>
-            </w:r>
-            <w:proofErr w:type="spellStart"/>
-            <w:r>
-              <w:rPr>
-                <w:rFonts w:ascii="Courier New" w:hAnsi="Courier New"/>
-                <w:color w:val="000000"/>
-                <w:sz w:val="16"/>
-                <w:lang w:val="es-MX"/>
-              </w:rPr>
-              <w:t>user</w:t>
-            </w:r>
-            <w:proofErr w:type="spellEnd"/>
-            <w:r>
-              <w:rPr>
-                <w:rFonts w:ascii="Courier New" w:hAnsi="Courier New"/>
-                <w:color w:val="000000"/>
-                <w:sz w:val="16"/>
-                <w:lang w:val="es-MX"/>
-              </w:rPr>
-              <w:t>/</w:t>
-            </w:r>
-            <w:proofErr w:type="spellStart"/>
-            <w:r>
-              <w:rPr>
-                <w:rFonts w:ascii="Courier New" w:hAnsi="Courier New"/>
-                <w:color w:val="000000"/>
-                <w:sz w:val="16"/>
-                <w:lang w:val="es-MX"/>
-              </w:rPr>
-              <w:t>oem</w:t>
-            </w:r>
-            <w:proofErr w:type="spellEnd"/>
-            <w:r>
-              <w:rPr>
-                <w:rFonts w:ascii="Courier New" w:hAnsi="Courier New"/>
-                <w:color w:val="000000"/>
-                <w:sz w:val="16"/>
-                <w:lang w:val="es-MX"/>
-              </w:rPr>
-              <w:t>/empleo/mes=02/asg-2025-02-28.csv</w:t>
-            </w:r>
-            <w:r>
-              <w:rPr>
-                <w:rFonts w:ascii="Courier New" w:hAnsi="Courier New"/>
-                <w:color w:val="000000"/>
-                <w:sz w:val="16"/>
-                <w:lang w:val="es-MX"/>
-              </w:rPr>
+              <w:t>-rw-r--r--  3 root supergroup  382721784  /user/oem/empleo/mes=02/asg-2025-02-28.csv</w:t>
               <w:br/>
-            </w:r>
-            <w:proofErr w:type="spellStart"/>
-            <w:r>
-              <w:rPr>
-                <w:rFonts w:ascii="Courier New" w:hAnsi="Courier New"/>
-                <w:color w:val="000000"/>
-                <w:sz w:val="16"/>
-                <w:lang w:val="es-MX"/>
-              </w:rPr>
-              <w:t>drwxr</w:t>
-            </w:r>
-            <w:proofErr w:type="spellEnd"/>
-            <w:r>
-              <w:rPr>
-                <w:rFonts w:ascii="Courier New" w:hAnsi="Courier New"/>
-                <w:color w:val="000000"/>
-                <w:sz w:val="16"/>
-                <w:lang w:val="es-MX"/>
-              </w:rPr>
-              <w:t>-</w:t>
-            </w:r>
-            <w:proofErr w:type="spellStart"/>
-            <w:r>
-              <w:rPr>
-                <w:rFonts w:ascii="Courier New" w:hAnsi="Courier New"/>
-                <w:color w:val="000000"/>
-                <w:sz w:val="16"/>
-                <w:lang w:val="es-MX"/>
-              </w:rPr>
-              <w:t>xr</w:t>
-            </w:r>
-            <w:proofErr w:type="spellEnd"/>
-            <w:r>
-              <w:rPr>
-                <w:rFonts w:ascii="Courier New" w:hAnsi="Courier New"/>
-                <w:color w:val="000000"/>
-                <w:sz w:val="16"/>
-                <w:lang w:val="es-MX"/>
-              </w:rPr>
-              <w:t xml:space="preserve">-x  - </w:t>
-            </w:r>
-            <w:proofErr w:type="spellStart"/>
-            <w:r>
-              <w:rPr>
-                <w:rFonts w:ascii="Courier New" w:hAnsi="Courier New"/>
-                <w:color w:val="000000"/>
-                <w:sz w:val="16"/>
-                <w:lang w:val="es-MX"/>
-              </w:rPr>
-              <w:t>root</w:t>
-            </w:r>
-            <w:proofErr w:type="spellEnd"/>
-            <w:r>
-              <w:rPr>
-                <w:rFonts w:ascii="Courier New" w:hAnsi="Courier New"/>
-                <w:color w:val="000000"/>
-                <w:sz w:val="16"/>
-                <w:lang w:val="es-MX"/>
-              </w:rPr>
-              <w:t xml:space="preserve"> </w:t>
-            </w:r>
-            <w:proofErr w:type="spellStart"/>
-            <w:r>
-              <w:rPr>
-                <w:rFonts w:ascii="Courier New" w:hAnsi="Courier New"/>
-                <w:color w:val="000000"/>
-                <w:sz w:val="16"/>
-                <w:lang w:val="es-MX"/>
-              </w:rPr>
-              <w:t>supergroup</w:t>
-            </w:r>
-            <w:proofErr w:type="spellEnd"/>
-            <w:r>
-              <w:rPr>
-                <w:rFonts w:ascii="Courier New" w:hAnsi="Courier New"/>
-                <w:color w:val="000000"/>
-                <w:sz w:val="16"/>
-                <w:lang w:val="es-MX"/>
-              </w:rPr>
-              <w:t xml:space="preserve">          0  /</w:t>
-            </w:r>
-            <w:proofErr w:type="spellStart"/>
-            <w:r>
-              <w:rPr>
-                <w:rFonts w:ascii="Courier New" w:hAnsi="Courier New"/>
-                <w:color w:val="000000"/>
-                <w:sz w:val="16"/>
-                <w:lang w:val="es-MX"/>
-              </w:rPr>
-              <w:t>user</w:t>
-            </w:r>
-            <w:proofErr w:type="spellEnd"/>
-            <w:r>
-              <w:rPr>
-                <w:rFonts w:ascii="Courier New" w:hAnsi="Courier New"/>
-                <w:color w:val="000000"/>
-                <w:sz w:val="16"/>
-                <w:lang w:val="es-MX"/>
-              </w:rPr>
-              <w:t>/</w:t>
-            </w:r>
-            <w:proofErr w:type="spellStart"/>
-            <w:r>
-              <w:rPr>
-                <w:rFonts w:ascii="Courier New" w:hAnsi="Courier New"/>
-                <w:color w:val="000000"/>
-                <w:sz w:val="16"/>
-                <w:lang w:val="es-MX"/>
-              </w:rPr>
-              <w:t>oem</w:t>
-            </w:r>
-            <w:proofErr w:type="spellEnd"/>
-            <w:r>
-              <w:rPr>
-                <w:rFonts w:ascii="Courier New" w:hAnsi="Courier New"/>
-                <w:color w:val="000000"/>
-                <w:sz w:val="16"/>
-                <w:lang w:val="es-MX"/>
-              </w:rPr>
-              <w:t>/empleo/mes=03</w:t>
-            </w:r>
-            <w:r>
-              <w:rPr>
-                <w:rFonts w:ascii="Courier New" w:hAnsi="Courier New"/>
-                <w:color w:val="000000"/>
-                <w:sz w:val="16"/>
-                <w:lang w:val="es-MX"/>
-              </w:rPr>
+              <w:t>drwxr-xr-x  - root supergroup          0  /user/oem/empleo/mes=03</w:t>
               <w:br/>
-              <w:t>-</w:t>
-            </w:r>
-            <w:proofErr w:type="spellStart"/>
-            <w:r>
-              <w:rPr>
-                <w:rFonts w:ascii="Courier New" w:hAnsi="Courier New"/>
-                <w:color w:val="000000"/>
-                <w:sz w:val="16"/>
-                <w:lang w:val="es-MX"/>
-              </w:rPr>
-              <w:t>rw</w:t>
-            </w:r>
-            <w:proofErr w:type="spellEnd"/>
-            <w:r>
-              <w:rPr>
-                <w:rFonts w:ascii="Courier New" w:hAnsi="Courier New"/>
-                <w:color w:val="000000"/>
-                <w:sz w:val="16"/>
-                <w:lang w:val="es-MX"/>
-              </w:rPr>
-              <w:t xml:space="preserve">-r--r--  3 </w:t>
-            </w:r>
-            <w:proofErr w:type="spellStart"/>
-            <w:r>
-              <w:rPr>
-                <w:rFonts w:ascii="Courier New" w:hAnsi="Courier New"/>
-                <w:color w:val="000000"/>
-                <w:sz w:val="16"/>
-                <w:lang w:val="es-MX"/>
-              </w:rPr>
-              <w:t>root</w:t>
-            </w:r>
-            <w:proofErr w:type="spellEnd"/>
-            <w:r>
-              <w:rPr>
-                <w:rFonts w:ascii="Courier New" w:hAnsi="Courier New"/>
-                <w:color w:val="000000"/>
-                <w:sz w:val="16"/>
-                <w:lang w:val="es-MX"/>
-              </w:rPr>
-              <w:t xml:space="preserve"> </w:t>
-            </w:r>
-            <w:proofErr w:type="spellStart"/>
-            <w:r>
-              <w:rPr>
-                <w:rFonts w:ascii="Courier New" w:hAnsi="Courier New"/>
-                <w:color w:val="000000"/>
-                <w:sz w:val="16"/>
-                <w:lang w:val="es-MX"/>
-              </w:rPr>
-              <w:t>supergroup</w:t>
-            </w:r>
-            <w:proofErr w:type="spellEnd"/>
-            <w:r>
-              <w:rPr>
-                <w:rFonts w:ascii="Courier New" w:hAnsi="Courier New"/>
-                <w:color w:val="000000"/>
-                <w:sz w:val="16"/>
-                <w:lang w:val="es-MX"/>
-              </w:rPr>
-              <w:t xml:space="preserve">  382210436  /</w:t>
-            </w:r>
-            <w:proofErr w:type="spellStart"/>
-            <w:r>
-              <w:rPr>
-                <w:rFonts w:ascii="Courier New" w:hAnsi="Courier New"/>
-                <w:color w:val="000000"/>
-                <w:sz w:val="16"/>
-                <w:lang w:val="es-MX"/>
-              </w:rPr>
-              <w:t>user</w:t>
-            </w:r>
-            <w:proofErr w:type="spellEnd"/>
-            <w:r>
-              <w:rPr>
-                <w:rFonts w:ascii="Courier New" w:hAnsi="Courier New"/>
-                <w:color w:val="000000"/>
-                <w:sz w:val="16"/>
-                <w:lang w:val="es-MX"/>
-              </w:rPr>
-              <w:t>/</w:t>
-            </w:r>
-            <w:proofErr w:type="spellStart"/>
-            <w:r>
-              <w:rPr>
-                <w:rFonts w:ascii="Courier New" w:hAnsi="Courier New"/>
-                <w:color w:val="000000"/>
-                <w:sz w:val="16"/>
-                <w:lang w:val="es-MX"/>
-              </w:rPr>
-              <w:t>oem</w:t>
-            </w:r>
-            <w:proofErr w:type="spellEnd"/>
-            <w:r>
-              <w:rPr>
-                <w:rFonts w:ascii="Courier New" w:hAnsi="Courier New"/>
-                <w:color w:val="000000"/>
-                <w:sz w:val="16"/>
-                <w:lang w:val="es-MX"/>
-              </w:rPr>
-              <w:t>/empleo/mes=03/asg-2025-03-31.csv</w:t>
-            </w:r>
-            <w:r>
-              <w:rPr>
-                <w:rFonts w:ascii="Courier New" w:hAnsi="Courier New"/>
-                <w:color w:val="000000"/>
-                <w:sz w:val="16"/>
-                <w:lang w:val="es-MX"/>
-              </w:rPr>
+              <w:t>-rw-r--r--  3 root supergroup  382210436  /user/oem/empleo/mes=03/asg-2025-03-31.csv</w:t>
               <w:br/>
-            </w:r>
-            <w:proofErr w:type="spellStart"/>
-            <w:r>
-              <w:rPr>
-                <w:rFonts w:ascii="Courier New" w:hAnsi="Courier New"/>
-                <w:color w:val="000000"/>
-                <w:sz w:val="16"/>
-                <w:lang w:val="es-MX"/>
-              </w:rPr>
-              <w:t>drwxr</w:t>
-            </w:r>
-            <w:proofErr w:type="spellEnd"/>
-            <w:r>
-              <w:rPr>
-                <w:rFonts w:ascii="Courier New" w:hAnsi="Courier New"/>
-                <w:color w:val="000000"/>
-                <w:sz w:val="16"/>
-                <w:lang w:val="es-MX"/>
-              </w:rPr>
-              <w:t>-</w:t>
-            </w:r>
-            <w:proofErr w:type="spellStart"/>
-            <w:r>
-              <w:rPr>
-                <w:rFonts w:ascii="Courier New" w:hAnsi="Courier New"/>
-                <w:color w:val="000000"/>
-                <w:sz w:val="16"/>
-                <w:lang w:val="es-MX"/>
-              </w:rPr>
-              <w:t>xr</w:t>
-            </w:r>
-            <w:proofErr w:type="spellEnd"/>
-            <w:r>
-              <w:rPr>
-                <w:rFonts w:ascii="Courier New" w:hAnsi="Courier New"/>
-                <w:color w:val="000000"/>
-                <w:sz w:val="16"/>
-                <w:lang w:val="es-MX"/>
-              </w:rPr>
-              <w:t xml:space="preserve">-x  - </w:t>
-            </w:r>
-            <w:proofErr w:type="spellStart"/>
-            <w:r>
-              <w:rPr>
-                <w:rFonts w:ascii="Courier New" w:hAnsi="Courier New"/>
-                <w:color w:val="000000"/>
-                <w:sz w:val="16"/>
-                <w:lang w:val="es-MX"/>
-              </w:rPr>
-              <w:t>root</w:t>
-            </w:r>
-            <w:proofErr w:type="spellEnd"/>
-            <w:r>
-              <w:rPr>
-                <w:rFonts w:ascii="Courier New" w:hAnsi="Courier New"/>
-                <w:color w:val="000000"/>
-                <w:sz w:val="16"/>
-                <w:lang w:val="es-MX"/>
-              </w:rPr>
-              <w:t xml:space="preserve"> </w:t>
-            </w:r>
-            <w:proofErr w:type="spellStart"/>
-            <w:r>
-              <w:rPr>
-                <w:rFonts w:ascii="Courier New" w:hAnsi="Courier New"/>
-                <w:color w:val="000000"/>
-                <w:sz w:val="16"/>
-                <w:lang w:val="es-MX"/>
-              </w:rPr>
-              <w:t>supergroup</w:t>
-            </w:r>
-            <w:proofErr w:type="spellEnd"/>
-            <w:r>
-              <w:rPr>
-                <w:rFonts w:ascii="Courier New" w:hAnsi="Courier New"/>
-                <w:color w:val="000000"/>
-                <w:sz w:val="16"/>
-                <w:lang w:val="es-MX"/>
-              </w:rPr>
-              <w:t xml:space="preserve">          0  /</w:t>
-            </w:r>
-            <w:proofErr w:type="spellStart"/>
-            <w:r>
-              <w:rPr>
-                <w:rFonts w:ascii="Courier New" w:hAnsi="Courier New"/>
-                <w:color w:val="000000"/>
-                <w:sz w:val="16"/>
-                <w:lang w:val="es-MX"/>
-              </w:rPr>
-              <w:t>user</w:t>
-            </w:r>
-            <w:proofErr w:type="spellEnd"/>
-            <w:r>
-              <w:rPr>
-                <w:rFonts w:ascii="Courier New" w:hAnsi="Courier New"/>
-                <w:color w:val="000000"/>
-                <w:sz w:val="16"/>
-                <w:lang w:val="es-MX"/>
-              </w:rPr>
-              <w:t>/</w:t>
-            </w:r>
-            <w:proofErr w:type="spellStart"/>
-            <w:r>
-              <w:rPr>
-                <w:rFonts w:ascii="Courier New" w:hAnsi="Courier New"/>
-                <w:color w:val="000000"/>
-                <w:sz w:val="16"/>
-                <w:lang w:val="es-MX"/>
-              </w:rPr>
-              <w:t>oem</w:t>
-            </w:r>
-            <w:proofErr w:type="spellEnd"/>
-            <w:r>
-              <w:rPr>
-                <w:rFonts w:ascii="Courier New" w:hAnsi="Courier New"/>
-                <w:color w:val="000000"/>
-                <w:sz w:val="16"/>
-                <w:lang w:val="es-MX"/>
-              </w:rPr>
-              <w:t>/empleo/mes=04</w:t>
-            </w:r>
-            <w:r>
-              <w:rPr>
-                <w:rFonts w:ascii="Courier New" w:hAnsi="Courier New"/>
-                <w:color w:val="000000"/>
-                <w:sz w:val="16"/>
-                <w:lang w:val="es-MX"/>
-              </w:rPr>
+              <w:t>drwxr-xr-x  - root supergroup          0  /user/oem/empleo/mes=04</w:t>
               <w:br/>
-              <w:t>-</w:t>
-            </w:r>
-            <w:proofErr w:type="spellStart"/>
-            <w:r>
-              <w:rPr>
-                <w:rFonts w:ascii="Courier New" w:hAnsi="Courier New"/>
-                <w:color w:val="000000"/>
-                <w:sz w:val="16"/>
-                <w:lang w:val="es-MX"/>
-              </w:rPr>
-              <w:t>rw</w:t>
-            </w:r>
-            <w:proofErr w:type="spellEnd"/>
-            <w:r>
-              <w:rPr>
-                <w:rFonts w:ascii="Courier New" w:hAnsi="Courier New"/>
-                <w:color w:val="000000"/>
-                <w:sz w:val="16"/>
-                <w:lang w:val="es-MX"/>
-              </w:rPr>
-              <w:t xml:space="preserve">-r--r--  3 </w:t>
-            </w:r>
-            <w:proofErr w:type="spellStart"/>
-            <w:r>
-              <w:rPr>
-                <w:rFonts w:ascii="Courier New" w:hAnsi="Courier New"/>
-                <w:color w:val="000000"/>
-                <w:sz w:val="16"/>
-                <w:lang w:val="es-MX"/>
-              </w:rPr>
-              <w:t>root</w:t>
-            </w:r>
-            <w:proofErr w:type="spellEnd"/>
-            <w:r>
-              <w:rPr>
-                <w:rFonts w:ascii="Courier New" w:hAnsi="Courier New"/>
-                <w:color w:val="000000"/>
-                <w:sz w:val="16"/>
-                <w:lang w:val="es-MX"/>
-              </w:rPr>
-              <w:t xml:space="preserve"> </w:t>
-            </w:r>
-            <w:proofErr w:type="spellStart"/>
-            <w:r>
-              <w:rPr>
-                <w:rFonts w:ascii="Courier New" w:hAnsi="Courier New"/>
-                <w:color w:val="000000"/>
-                <w:sz w:val="16"/>
-                <w:lang w:val="es-MX"/>
-              </w:rPr>
-              <w:t>supergroup</w:t>
-            </w:r>
-            <w:proofErr w:type="spellEnd"/>
-            <w:r>
-              <w:rPr>
-                <w:rFonts w:ascii="Courier New" w:hAnsi="Courier New"/>
-                <w:color w:val="000000"/>
-                <w:sz w:val="16"/>
-                <w:lang w:val="es-MX"/>
-              </w:rPr>
-              <w:t xml:space="preserve">  378943970  /</w:t>
-            </w:r>
-            <w:proofErr w:type="spellStart"/>
-            <w:r>
-              <w:rPr>
-                <w:rFonts w:ascii="Courier New" w:hAnsi="Courier New"/>
-                <w:color w:val="000000"/>
-                <w:sz w:val="16"/>
-                <w:lang w:val="es-MX"/>
-              </w:rPr>
-              <w:t>user</w:t>
-            </w:r>
-            <w:proofErr w:type="spellEnd"/>
-            <w:r>
-              <w:rPr>
-                <w:rFonts w:ascii="Courier New" w:hAnsi="Courier New"/>
-                <w:color w:val="000000"/>
-                <w:sz w:val="16"/>
-                <w:lang w:val="es-MX"/>
-              </w:rPr>
-              <w:t>/</w:t>
-            </w:r>
-            <w:proofErr w:type="spellStart"/>
-            <w:r>
-              <w:rPr>
-                <w:rFonts w:ascii="Courier New" w:hAnsi="Courier New"/>
-                <w:color w:val="000000"/>
-                <w:sz w:val="16"/>
-                <w:lang w:val="es-MX"/>
-              </w:rPr>
-              <w:t>oem</w:t>
-            </w:r>
-            <w:proofErr w:type="spellEnd"/>
-            <w:r>
-              <w:rPr>
-                <w:rFonts w:ascii="Courier New" w:hAnsi="Courier New"/>
-                <w:color w:val="000000"/>
-                <w:sz w:val="16"/>
-                <w:lang w:val="es-MX"/>
-              </w:rPr>
-              <w:t>/empleo/mes=04/asg-2025-04-30.csv</w:t>
-            </w:r>
-            <w:r>
-              <w:rPr>
-                <w:rFonts w:ascii="Courier New" w:hAnsi="Courier New"/>
-                <w:color w:val="000000"/>
-                <w:sz w:val="16"/>
-                <w:lang w:val="es-MX"/>
-              </w:rPr>
+              <w:t>-rw-r--r--  3 root supergroup  378943970  /user/oem/empleo/mes=04/asg-2025-04-30.csv</w:t>
               <w:br/>
-            </w:r>
-            <w:proofErr w:type="spellStart"/>
-            <w:r>
-              <w:rPr>
-                <w:rFonts w:ascii="Courier New" w:hAnsi="Courier New"/>
-                <w:color w:val="000000"/>
-                <w:sz w:val="16"/>
-                <w:lang w:val="es-MX"/>
-              </w:rPr>
-              <w:t>drwxr</w:t>
-            </w:r>
-            <w:proofErr w:type="spellEnd"/>
-            <w:r>
-              <w:rPr>
-                <w:rFonts w:ascii="Courier New" w:hAnsi="Courier New"/>
-                <w:color w:val="000000"/>
-                <w:sz w:val="16"/>
-                <w:lang w:val="es-MX"/>
-              </w:rPr>
-              <w:t>-</w:t>
-            </w:r>
-            <w:proofErr w:type="spellStart"/>
-            <w:r>
-              <w:rPr>
-                <w:rFonts w:ascii="Courier New" w:hAnsi="Courier New"/>
-                <w:color w:val="000000"/>
-                <w:sz w:val="16"/>
-                <w:lang w:val="es-MX"/>
-              </w:rPr>
-              <w:t>xr</w:t>
-            </w:r>
-            <w:proofErr w:type="spellEnd"/>
-            <w:r>
-              <w:rPr>
-                <w:rFonts w:ascii="Courier New" w:hAnsi="Courier New"/>
-                <w:color w:val="000000"/>
-                <w:sz w:val="16"/>
-                <w:lang w:val="es-MX"/>
-              </w:rPr>
-              <w:t xml:space="preserve">-x  - </w:t>
-            </w:r>
-            <w:proofErr w:type="spellStart"/>
-            <w:r>
-              <w:rPr>
-                <w:rFonts w:ascii="Courier New" w:hAnsi="Courier New"/>
-                <w:color w:val="000000"/>
-                <w:sz w:val="16"/>
-                <w:lang w:val="es-MX"/>
-              </w:rPr>
-              <w:t>root</w:t>
-            </w:r>
-            <w:proofErr w:type="spellEnd"/>
-            <w:r>
-              <w:rPr>
-                <w:rFonts w:ascii="Courier New" w:hAnsi="Courier New"/>
-                <w:color w:val="000000"/>
-                <w:sz w:val="16"/>
-                <w:lang w:val="es-MX"/>
-              </w:rPr>
-              <w:t xml:space="preserve"> </w:t>
-            </w:r>
-            <w:proofErr w:type="spellStart"/>
-            <w:r>
-              <w:rPr>
-                <w:rFonts w:ascii="Courier New" w:hAnsi="Courier New"/>
-                <w:color w:val="000000"/>
-                <w:sz w:val="16"/>
-                <w:lang w:val="es-MX"/>
-              </w:rPr>
-              <w:t>supergroup</w:t>
-            </w:r>
-            <w:proofErr w:type="spellEnd"/>
-            <w:r>
-              <w:rPr>
-                <w:rFonts w:ascii="Courier New" w:hAnsi="Courier New"/>
-                <w:color w:val="000000"/>
-                <w:sz w:val="16"/>
-                <w:lang w:val="es-MX"/>
-              </w:rPr>
-              <w:t xml:space="preserve">          0  /</w:t>
-            </w:r>
-            <w:proofErr w:type="spellStart"/>
-            <w:r>
-              <w:rPr>
-                <w:rFonts w:ascii="Courier New" w:hAnsi="Courier New"/>
-                <w:color w:val="000000"/>
-                <w:sz w:val="16"/>
-                <w:lang w:val="es-MX"/>
-              </w:rPr>
-              <w:t>user</w:t>
-            </w:r>
-            <w:proofErr w:type="spellEnd"/>
-            <w:r>
-              <w:rPr>
-                <w:rFonts w:ascii="Courier New" w:hAnsi="Courier New"/>
-                <w:color w:val="000000"/>
-                <w:sz w:val="16"/>
-                <w:lang w:val="es-MX"/>
-              </w:rPr>
-              <w:t>/</w:t>
-            </w:r>
-            <w:proofErr w:type="spellStart"/>
-            <w:r>
-              <w:rPr>
-                <w:rFonts w:ascii="Courier New" w:hAnsi="Courier New"/>
-                <w:color w:val="000000"/>
-                <w:sz w:val="16"/>
-                <w:lang w:val="es-MX"/>
-              </w:rPr>
-              <w:t>oem</w:t>
-            </w:r>
-            <w:proofErr w:type="spellEnd"/>
-            <w:r>
-              <w:rPr>
-                <w:rFonts w:ascii="Courier New" w:hAnsi="Courier New"/>
-                <w:color w:val="000000"/>
-                <w:sz w:val="16"/>
-                <w:lang w:val="es-MX"/>
-              </w:rPr>
-              <w:t>/empleo/mes=05</w:t>
-            </w:r>
-            <w:r>
-              <w:rPr>
-                <w:rFonts w:ascii="Courier New" w:hAnsi="Courier New"/>
-                <w:color w:val="000000"/>
-                <w:sz w:val="16"/>
-                <w:lang w:val="es-MX"/>
-              </w:rPr>
+              <w:t>drwxr-xr-x  - root supergroup          0  /user/oem/empleo/mes=05</w:t>
               <w:br/>
-              <w:t>-</w:t>
-            </w:r>
-            <w:proofErr w:type="spellStart"/>
-            <w:r>
-              <w:rPr>
-                <w:rFonts w:ascii="Courier New" w:hAnsi="Courier New"/>
-                <w:color w:val="000000"/>
-                <w:sz w:val="16"/>
-                <w:lang w:val="es-MX"/>
-              </w:rPr>
-              <w:t>rw</w:t>
-            </w:r>
-            <w:proofErr w:type="spellEnd"/>
-            <w:r>
-              <w:rPr>
-                <w:rFonts w:ascii="Courier New" w:hAnsi="Courier New"/>
-                <w:color w:val="000000"/>
-                <w:sz w:val="16"/>
-                <w:lang w:val="es-MX"/>
-              </w:rPr>
-              <w:t xml:space="preserve">-r--r--  3 </w:t>
-            </w:r>
-            <w:proofErr w:type="spellStart"/>
-            <w:r>
-              <w:rPr>
-                <w:rFonts w:ascii="Courier New" w:hAnsi="Courier New"/>
-                <w:color w:val="000000"/>
-                <w:sz w:val="16"/>
-                <w:lang w:val="es-MX"/>
-              </w:rPr>
-              <w:t>root</w:t>
-            </w:r>
-            <w:proofErr w:type="spellEnd"/>
-            <w:r>
-              <w:rPr>
-                <w:rFonts w:ascii="Courier New" w:hAnsi="Courier New"/>
-                <w:color w:val="000000"/>
-                <w:sz w:val="16"/>
-                <w:lang w:val="es-MX"/>
-              </w:rPr>
-              <w:t xml:space="preserve"> </w:t>
-            </w:r>
-            <w:proofErr w:type="spellStart"/>
-            <w:r>
-              <w:rPr>
-                <w:rFonts w:ascii="Courier New" w:hAnsi="Courier New"/>
-                <w:color w:val="000000"/>
-                <w:sz w:val="16"/>
-                <w:lang w:val="es-MX"/>
-              </w:rPr>
-              <w:t>supergroup</w:t>
-            </w:r>
-            <w:proofErr w:type="spellEnd"/>
-            <w:r>
-              <w:rPr>
-                <w:rFonts w:ascii="Courier New" w:hAnsi="Courier New"/>
-                <w:color w:val="000000"/>
-                <w:sz w:val="16"/>
-                <w:lang w:val="es-MX"/>
-              </w:rPr>
-              <w:t xml:space="preserve">  383776233  /</w:t>
-            </w:r>
-            <w:proofErr w:type="spellStart"/>
-            <w:r>
-              <w:rPr>
-                <w:rFonts w:ascii="Courier New" w:hAnsi="Courier New"/>
-                <w:color w:val="000000"/>
-                <w:sz w:val="16"/>
-                <w:lang w:val="es-MX"/>
-              </w:rPr>
-              <w:t>user</w:t>
-            </w:r>
-            <w:proofErr w:type="spellEnd"/>
-            <w:r>
-              <w:rPr>
-                <w:rFonts w:ascii="Courier New" w:hAnsi="Courier New"/>
-                <w:color w:val="000000"/>
-                <w:sz w:val="16"/>
-                <w:lang w:val="es-MX"/>
-              </w:rPr>
-              <w:t>/</w:t>
-            </w:r>
-            <w:proofErr w:type="spellStart"/>
-            <w:r>
-              <w:rPr>
-                <w:rFonts w:ascii="Courier New" w:hAnsi="Courier New"/>
-                <w:color w:val="000000"/>
-                <w:sz w:val="16"/>
-                <w:lang w:val="es-MX"/>
-              </w:rPr>
-              <w:t>oem</w:t>
-            </w:r>
-            <w:proofErr w:type="spellEnd"/>
-            <w:r>
-              <w:rPr>
-                <w:rFonts w:ascii="Courier New" w:hAnsi="Courier New"/>
-                <w:color w:val="000000"/>
-                <w:sz w:val="16"/>
-                <w:lang w:val="es-MX"/>
-              </w:rPr>
-              <w:t>/empleo/mes=05/asg-2025-05-31.csv</w:t>
-            </w:r>
-            <w:r>
-              <w:rPr>
-                <w:rFonts w:ascii="Courier New" w:hAnsi="Courier New"/>
-                <w:color w:val="000000"/>
-                <w:sz w:val="16"/>
-                <w:lang w:val="es-MX"/>
-              </w:rPr>
+              <w:t>-rw-r--r--  3 root supergroup  383776233  /user/oem/empleo/mes=05/asg-2025-05-31.csv</w:t>
               <w:br/>
-            </w:r>
-            <w:proofErr w:type="spellStart"/>
-            <w:r>
-              <w:rPr>
-                <w:rFonts w:ascii="Courier New" w:hAnsi="Courier New"/>
-                <w:color w:val="000000"/>
-                <w:sz w:val="16"/>
-                <w:lang w:val="es-MX"/>
-              </w:rPr>
-              <w:t>drwxr</w:t>
-            </w:r>
-            <w:proofErr w:type="spellEnd"/>
-            <w:r>
-              <w:rPr>
-                <w:rFonts w:ascii="Courier New" w:hAnsi="Courier New"/>
-                <w:color w:val="000000"/>
-                <w:sz w:val="16"/>
-                <w:lang w:val="es-MX"/>
-              </w:rPr>
-              <w:t>-</w:t>
-            </w:r>
-            <w:proofErr w:type="spellStart"/>
-            <w:r>
-              <w:rPr>
-                <w:rFonts w:ascii="Courier New" w:hAnsi="Courier New"/>
-                <w:color w:val="000000"/>
-                <w:sz w:val="16"/>
-                <w:lang w:val="es-MX"/>
-              </w:rPr>
-              <w:t>xr</w:t>
-            </w:r>
-            <w:proofErr w:type="spellEnd"/>
-            <w:r>
-              <w:rPr>
-                <w:rFonts w:ascii="Courier New" w:hAnsi="Courier New"/>
-                <w:color w:val="000000"/>
-                <w:sz w:val="16"/>
-                <w:lang w:val="es-MX"/>
-              </w:rPr>
-              <w:t xml:space="preserve">-x  - </w:t>
-            </w:r>
-            <w:proofErr w:type="spellStart"/>
-            <w:r>
-              <w:rPr>
-                <w:rFonts w:ascii="Courier New" w:hAnsi="Courier New"/>
-                <w:color w:val="000000"/>
-                <w:sz w:val="16"/>
-                <w:lang w:val="es-MX"/>
-              </w:rPr>
-              <w:t>root</w:t>
-            </w:r>
-            <w:proofErr w:type="spellEnd"/>
-            <w:r>
-              <w:rPr>
-                <w:rFonts w:ascii="Courier New" w:hAnsi="Courier New"/>
-                <w:color w:val="000000"/>
-                <w:sz w:val="16"/>
-                <w:lang w:val="es-MX"/>
-              </w:rPr>
-              <w:t xml:space="preserve"> </w:t>
-            </w:r>
-            <w:proofErr w:type="spellStart"/>
-            <w:r>
-              <w:rPr>
-                <w:rFonts w:ascii="Courier New" w:hAnsi="Courier New"/>
-                <w:color w:val="000000"/>
-                <w:sz w:val="16"/>
-                <w:lang w:val="es-MX"/>
-              </w:rPr>
-              <w:t>supergroup</w:t>
-            </w:r>
-            <w:proofErr w:type="spellEnd"/>
-            <w:r>
-              <w:rPr>
-                <w:rFonts w:ascii="Courier New" w:hAnsi="Courier New"/>
-                <w:color w:val="000000"/>
-                <w:sz w:val="16"/>
-                <w:lang w:val="es-MX"/>
-              </w:rPr>
-              <w:t xml:space="preserve">          0  /</w:t>
-            </w:r>
-            <w:proofErr w:type="spellStart"/>
-            <w:r>
-              <w:rPr>
-                <w:rFonts w:ascii="Courier New" w:hAnsi="Courier New"/>
-                <w:color w:val="000000"/>
-                <w:sz w:val="16"/>
-                <w:lang w:val="es-MX"/>
-              </w:rPr>
-              <w:t>user</w:t>
-            </w:r>
-            <w:proofErr w:type="spellEnd"/>
-            <w:r>
-              <w:rPr>
-                <w:rFonts w:ascii="Courier New" w:hAnsi="Courier New"/>
-                <w:color w:val="000000"/>
-                <w:sz w:val="16"/>
-                <w:lang w:val="es-MX"/>
-              </w:rPr>
-              <w:t>/</w:t>
-            </w:r>
-            <w:proofErr w:type="spellStart"/>
-            <w:r>
-              <w:rPr>
-                <w:rFonts w:ascii="Courier New" w:hAnsi="Courier New"/>
-                <w:color w:val="000000"/>
-                <w:sz w:val="16"/>
-                <w:lang w:val="es-MX"/>
-              </w:rPr>
-              <w:t>oem</w:t>
-            </w:r>
-            <w:proofErr w:type="spellEnd"/>
-            <w:r>
-              <w:rPr>
-                <w:rFonts w:ascii="Courier New" w:hAnsi="Courier New"/>
-                <w:color w:val="000000"/>
-                <w:sz w:val="16"/>
-                <w:lang w:val="es-MX"/>
-              </w:rPr>
-              <w:t>/empleo/mes=06</w:t>
-            </w:r>
-            <w:r>
-              <w:rPr>
-                <w:rFonts w:ascii="Courier New" w:hAnsi="Courier New"/>
-                <w:color w:val="000000"/>
-                <w:sz w:val="16"/>
-                <w:lang w:val="es-MX"/>
-              </w:rPr>
+              <w:t>drwxr-xr-x  - root supergroup          0  /user/oem/empleo/mes=06</w:t>
               <w:br/>
-              <w:t>-</w:t>
-            </w:r>
-            <w:proofErr w:type="spellStart"/>
-            <w:r>
-              <w:rPr>
-                <w:rFonts w:ascii="Courier New" w:hAnsi="Courier New"/>
-                <w:color w:val="000000"/>
-                <w:sz w:val="16"/>
-                <w:lang w:val="es-MX"/>
-              </w:rPr>
-              <w:t>rw</w:t>
-            </w:r>
-            <w:proofErr w:type="spellEnd"/>
-            <w:r>
-              <w:rPr>
-                <w:rFonts w:ascii="Courier New" w:hAnsi="Courier New"/>
-                <w:color w:val="000000"/>
-                <w:sz w:val="16"/>
-                <w:lang w:val="es-MX"/>
-              </w:rPr>
-              <w:t xml:space="preserve">-r--r--  3 </w:t>
-            </w:r>
-            <w:proofErr w:type="spellStart"/>
-            <w:r>
-              <w:rPr>
-                <w:rFonts w:ascii="Courier New" w:hAnsi="Courier New"/>
-                <w:color w:val="000000"/>
-                <w:sz w:val="16"/>
-                <w:lang w:val="es-MX"/>
-              </w:rPr>
-              <w:t>root</w:t>
-            </w:r>
-            <w:proofErr w:type="spellEnd"/>
-            <w:r>
-              <w:rPr>
-                <w:rFonts w:ascii="Courier New" w:hAnsi="Courier New"/>
-                <w:color w:val="000000"/>
-                <w:sz w:val="16"/>
-                <w:lang w:val="es-MX"/>
-              </w:rPr>
-              <w:t xml:space="preserve"> </w:t>
-            </w:r>
-            <w:proofErr w:type="spellStart"/>
-            <w:r>
-              <w:rPr>
-                <w:rFonts w:ascii="Courier New" w:hAnsi="Courier New"/>
-                <w:color w:val="000000"/>
-                <w:sz w:val="16"/>
-                <w:lang w:val="es-MX"/>
-              </w:rPr>
-              <w:t>supergroup</w:t>
-            </w:r>
-            <w:proofErr w:type="spellEnd"/>
-            <w:r>
-              <w:rPr>
-                <w:rFonts w:ascii="Courier New" w:hAnsi="Courier New"/>
-                <w:color w:val="000000"/>
-                <w:sz w:val="16"/>
-                <w:lang w:val="es-MX"/>
-              </w:rPr>
-              <w:t xml:space="preserve">  383951720  /</w:t>
-            </w:r>
-            <w:proofErr w:type="spellStart"/>
-            <w:r>
-              <w:rPr>
-                <w:rFonts w:ascii="Courier New" w:hAnsi="Courier New"/>
-                <w:color w:val="000000"/>
-                <w:sz w:val="16"/>
-                <w:lang w:val="es-MX"/>
-              </w:rPr>
-              <w:t>user</w:t>
-            </w:r>
-            <w:proofErr w:type="spellEnd"/>
-            <w:r>
-              <w:rPr>
-                <w:rFonts w:ascii="Courier New" w:hAnsi="Courier New"/>
-                <w:color w:val="000000"/>
-                <w:sz w:val="16"/>
-                <w:lang w:val="es-MX"/>
-              </w:rPr>
-              <w:t>/</w:t>
-            </w:r>
-            <w:proofErr w:type="spellStart"/>
-            <w:r>
-              <w:rPr>
-                <w:rFonts w:ascii="Courier New" w:hAnsi="Courier New"/>
-                <w:color w:val="000000"/>
-                <w:sz w:val="16"/>
-                <w:lang w:val="es-MX"/>
-              </w:rPr>
-              <w:t>oem</w:t>
-            </w:r>
-            <w:proofErr w:type="spellEnd"/>
-            <w:r>
-              <w:rPr>
-                <w:rFonts w:ascii="Courier New" w:hAnsi="Courier New"/>
-                <w:color w:val="000000"/>
-                <w:sz w:val="16"/>
-                <w:lang w:val="es-MX"/>
-              </w:rPr>
-              <w:t>/empleo/mes=06/asg-2025-06-30.csv</w:t>
+              <w:t>-rw-r--r--  3 root supergroup  383951720  /user/oem/empleo/mes=06/asg-2025-06-30.csv</w:t>
             </w:r>
           </w:p>
         </w:tc>
@@ -4188,105 +866,68 @@
     <w:p>
       <w:pPr>
         <w:spacing w:after="40"/>
-        <w:rPr>
-          <w:lang w:val="es-MX"/>
-        </w:rPr>
       </w:pPr>
     </w:p>
     <w:p>
       <w:pPr>
         <w:spacing w:before="40" w:after="160"/>
-        <w:rPr>
-          <w:lang w:val="es-MX"/>
-        </w:rPr>
+        <w:jc w:val="left"/>
       </w:pPr>
       <w:r>
         <w:rPr>
+          <w:rFonts w:ascii="Calibri" w:hAnsi="Calibri"/>
+          <w:b w:val="0"/>
           <w:i/>
           <w:color w:val="404040"/>
           <w:sz w:val="18"/>
-          <w:lang w:val="es-MX"/>
         </w:rPr>
         <w:t>Estructura HDFS final — cada archivo en su subdirectorio mes=NN correspondiente</w:t>
       </w:r>
     </w:p>
     <w:p>
       <w:pPr>
-        <w:spacing w:before="160"/>
-        <w:rPr>
-          <w:lang w:val="es-MX"/>
-        </w:rPr>
+        <w:spacing w:before="160" w:after="80"/>
+        <w:jc w:val="left"/>
       </w:pPr>
       <w:r>
         <w:rPr>
+          <w:rFonts w:ascii="Calibri" w:hAnsi="Calibri"/>
           <w:b/>
+          <w:i w:val="0"/>
           <w:color w:val="1F497D"/>
-          <w:lang w:val="es-MX"/>
+          <w:sz w:val="22"/>
         </w:rPr>
-        <w:t>2.3 Reconstrucción</w:t>
+        <w:t>2.3  Reconstrucción de la tabla empleo en Hive</w:t>
       </w:r>
-      <w:r>
-        <w:rPr>
-          <w:b/>
-          <w:color w:val="1F497D"/>
-          <w:lang w:val="es-MX"/>
-        </w:rPr>
-        <w:t xml:space="preserve"> de la tabla empleo en </w:t>
-      </w:r>
-      <w:proofErr w:type="spellStart"/>
-      <w:r>
-        <w:rPr>
-          <w:b/>
-          <w:color w:val="1F497D"/>
-          <w:lang w:val="es-MX"/>
-        </w:rPr>
-        <w:t>Hive</w:t>
-      </w:r>
-      <w:proofErr w:type="spellEnd"/>
     </w:p>
     <w:p>
       <w:pPr>
-        <w:rPr>
-          <w:lang w:val="es-MX"/>
-        </w:rPr>
+        <w:spacing w:before="0" w:after="80"/>
+        <w:jc w:val="left"/>
       </w:pPr>
       <w:r>
         <w:rPr>
+          <w:rFonts w:ascii="Calibri" w:hAnsi="Calibri"/>
+          <w:b w:val="0"/>
+          <w:i w:val="0"/>
           <w:sz w:val="20"/>
-          <w:lang w:val="es-MX"/>
         </w:rPr>
-        <w:t xml:space="preserve">Se eliminó la tabla existente y se recreó como tabla externa particionada por la columna mes. El delimitador de campo es el </w:t>
-      </w:r>
-      <w:proofErr w:type="spellStart"/>
-      <w:r>
-        <w:rPr>
-          <w:sz w:val="20"/>
-          <w:lang w:val="es-MX"/>
-        </w:rPr>
-        <w:t>caracter</w:t>
-      </w:r>
-      <w:proofErr w:type="spellEnd"/>
-      <w:r>
-        <w:rPr>
-          <w:sz w:val="20"/>
-          <w:lang w:val="es-MX"/>
-        </w:rPr>
-        <w:t xml:space="preserve"> pipe (|), confirmado al inspeccionar directamente el contenido de los archivos CSV en HDFS:</w:t>
+        <w:t>Se eliminó la tabla existente y se recreó como tabla externa particionada por la columna mes. El delimitador de campo es el caracter pipe (|), confirmado al inspeccionar directamente el contenido de los archivos CSV en HDFS:</w:t>
       </w:r>
     </w:p>
     <w:tbl>
       <w:tblPr>
         <w:tblStyle w:val="TableGrid"/>
-        <w:tblW w:w="0" w:type="auto"/>
-        <w:tblLook w:val="04A0" w:firstRow="1" w:lastRow="0" w:firstColumn="1" w:lastColumn="0" w:noHBand="0" w:noVBand="1"/>
+        <w:tblW w:type="auto" w:w="0"/>
+        <w:tblLook w:firstColumn="1" w:firstRow="1" w:lastColumn="0" w:lastRow="0" w:noHBand="0" w:noVBand="1" w:val="04A0"/>
       </w:tblPr>
       <w:tblGrid>
-        <w:gridCol w:w="10070"/>
+        <w:gridCol w:w="10080"/>
       </w:tblGrid>
       <w:tr>
         <w:tc>
           <w:tcPr>
-            <w:tcW w:w="10080" w:type="dxa"/>
+            <w:tcW w:type="dxa" w:w="10080"/>
             <w:shd w:val="clear" w:color="auto" w:fill="F2F2F2"/>
           </w:tcPr>
           <w:p>
@@ -4300,353 +941,79 @@
                 <w:sz w:val="18"/>
               </w:rPr>
               <w:t>DROP TABLE IF EXISTS empleo;</w:t>
-            </w:r>
-            <w:r>
-              <w:rPr>
-                <w:rFonts w:ascii="Courier New" w:hAnsi="Courier New"/>
-                <w:color w:val="000000"/>
-                <w:sz w:val="18"/>
-              </w:rPr>
               <w:br/>
-            </w:r>
-            <w:r>
-              <w:rPr>
-                <w:rFonts w:ascii="Courier New" w:hAnsi="Courier New"/>
-                <w:color w:val="000000"/>
-                <w:sz w:val="18"/>
-              </w:rPr>
               <w:br/>
               <w:t>CREATE EXTERNAL TABLE empleo (</w:t>
-            </w:r>
-            <w:r>
-              <w:rPr>
-                <w:rFonts w:ascii="Courier New" w:hAnsi="Courier New"/>
-                <w:color w:val="000000"/>
-                <w:sz w:val="18"/>
-              </w:rPr>
               <w:br/>
               <w:t xml:space="preserve">  cve_delegacion     STRING,</w:t>
-            </w:r>
-            <w:r>
-              <w:rPr>
-                <w:rFonts w:ascii="Courier New" w:hAnsi="Courier New"/>
-                <w:color w:val="000000"/>
-                <w:sz w:val="18"/>
-              </w:rPr>
               <w:br/>
               <w:t xml:space="preserve">  cve_subdelegacion  STRING,</w:t>
-            </w:r>
-            <w:r>
-              <w:rPr>
-                <w:rFonts w:ascii="Courier New" w:hAnsi="Courier New"/>
-                <w:color w:val="000000"/>
-                <w:sz w:val="18"/>
-              </w:rPr>
               <w:br/>
               <w:t xml:space="preserve">  cve_entidad        STRING,</w:t>
-            </w:r>
-            <w:r>
-              <w:rPr>
-                <w:rFonts w:ascii="Courier New" w:hAnsi="Courier New"/>
-                <w:color w:val="000000"/>
-                <w:sz w:val="18"/>
-              </w:rPr>
               <w:br/>
               <w:t xml:space="preserve">  cve_municipio      STRING,</w:t>
-            </w:r>
-            <w:r>
-              <w:rPr>
-                <w:rFonts w:ascii="Courier New" w:hAnsi="Courier New"/>
-                <w:color w:val="000000"/>
-                <w:sz w:val="18"/>
-              </w:rPr>
               <w:br/>
               <w:t xml:space="preserve">  sector_economico_1 STRING,</w:t>
-            </w:r>
-            <w:r>
-              <w:rPr>
-                <w:rFonts w:ascii="Courier New" w:hAnsi="Courier New"/>
-                <w:color w:val="000000"/>
-                <w:sz w:val="18"/>
-              </w:rPr>
               <w:br/>
               <w:t xml:space="preserve">  sector_economico_2 STRING,</w:t>
-            </w:r>
-            <w:r>
-              <w:rPr>
-                <w:rFonts w:ascii="Courier New" w:hAnsi="Courier New"/>
-                <w:color w:val="000000"/>
-                <w:sz w:val="18"/>
-              </w:rPr>
               <w:br/>
               <w:t xml:space="preserve">  sector_economico_4 STRING,</w:t>
-            </w:r>
-            <w:r>
-              <w:rPr>
-                <w:rFonts w:ascii="Courier New" w:hAnsi="Courier New"/>
-                <w:color w:val="000000"/>
-                <w:sz w:val="18"/>
-              </w:rPr>
               <w:br/>
               <w:t xml:space="preserve">  tamano_patron      STRING,</w:t>
-            </w:r>
-            <w:r>
-              <w:rPr>
-                <w:rFonts w:ascii="Courier New" w:hAnsi="Courier New"/>
-                <w:color w:val="000000"/>
-                <w:sz w:val="18"/>
-              </w:rPr>
               <w:br/>
               <w:t xml:space="preserve">  sexo               STRING,</w:t>
-            </w:r>
-            <w:r>
-              <w:rPr>
-                <w:rFonts w:ascii="Courier New" w:hAnsi="Courier New"/>
-                <w:color w:val="000000"/>
-                <w:sz w:val="18"/>
-              </w:rPr>
               <w:br/>
               <w:t xml:space="preserve">  rango_edad         STRING,</w:t>
-            </w:r>
-            <w:r>
-              <w:rPr>
-                <w:rFonts w:ascii="Courier New" w:hAnsi="Courier New"/>
-                <w:color w:val="000000"/>
-                <w:sz w:val="18"/>
-              </w:rPr>
               <w:br/>
               <w:t xml:space="preserve">  rango_salarial     STRING,</w:t>
-            </w:r>
-            <w:r>
-              <w:rPr>
-                <w:rFonts w:ascii="Courier New" w:hAnsi="Courier New"/>
-                <w:color w:val="000000"/>
-                <w:sz w:val="18"/>
-              </w:rPr>
               <w:br/>
               <w:t xml:space="preserve">  rango_uma          STRING,</w:t>
-            </w:r>
-            <w:r>
-              <w:rPr>
-                <w:rFonts w:ascii="Courier New" w:hAnsi="Courier New"/>
-                <w:color w:val="000000"/>
-                <w:sz w:val="18"/>
-              </w:rPr>
               <w:br/>
               <w:t xml:space="preserve">  asegurados         STRING,</w:t>
-            </w:r>
-            <w:r>
-              <w:rPr>
-                <w:rFonts w:ascii="Courier New" w:hAnsi="Courier New"/>
-                <w:color w:val="000000"/>
-                <w:sz w:val="18"/>
-              </w:rPr>
               <w:br/>
-            </w:r>
-            <w:r>
-              <w:rPr>
-                <w:rFonts w:ascii="Courier New" w:hAnsi="Courier New"/>
-                <w:color w:val="000000"/>
-                <w:sz w:val="18"/>
-              </w:rPr>
-              <w:lastRenderedPageBreak/>
               <w:t xml:space="preserve">  no_trabajadores    STRING,</w:t>
-            </w:r>
-            <w:r>
-              <w:rPr>
-                <w:rFonts w:ascii="Courier New" w:hAnsi="Courier New"/>
-                <w:color w:val="000000"/>
-                <w:sz w:val="18"/>
-              </w:rPr>
               <w:br/>
               <w:t xml:space="preserve">  ta                 STRING,</w:t>
-            </w:r>
-            <w:r>
-              <w:rPr>
-                <w:rFonts w:ascii="Courier New" w:hAnsi="Courier New"/>
-                <w:color w:val="000000"/>
-                <w:sz w:val="18"/>
-              </w:rPr>
               <w:br/>
               <w:t xml:space="preserve">  teu                STRING,</w:t>
-            </w:r>
-            <w:r>
-              <w:rPr>
-                <w:rFonts w:ascii="Courier New" w:hAnsi="Courier New"/>
-                <w:color w:val="000000"/>
-                <w:sz w:val="18"/>
-              </w:rPr>
               <w:br/>
               <w:t xml:space="preserve">  tec                STRING,</w:t>
-            </w:r>
-            <w:r>
-              <w:rPr>
-                <w:rFonts w:ascii="Courier New" w:hAnsi="Courier New"/>
-                <w:color w:val="000000"/>
-                <w:sz w:val="18"/>
-              </w:rPr>
               <w:br/>
               <w:t xml:space="preserve">  tpu                STRING,</w:t>
-            </w:r>
-            <w:r>
-              <w:rPr>
-                <w:rFonts w:ascii="Courier New" w:hAnsi="Courier New"/>
-                <w:color w:val="000000"/>
-                <w:sz w:val="18"/>
-              </w:rPr>
               <w:br/>
               <w:t xml:space="preserve">  tpc                STRING,</w:t>
-            </w:r>
-            <w:r>
-              <w:rPr>
-                <w:rFonts w:ascii="Courier New" w:hAnsi="Courier New"/>
-                <w:color w:val="000000"/>
-                <w:sz w:val="18"/>
-              </w:rPr>
               <w:br/>
               <w:t xml:space="preserve">  ta_sal             STRING,</w:t>
-            </w:r>
-            <w:r>
-              <w:rPr>
-                <w:rFonts w:ascii="Courier New" w:hAnsi="Courier New"/>
-                <w:color w:val="000000"/>
-                <w:sz w:val="18"/>
-              </w:rPr>
               <w:br/>
               <w:t xml:space="preserve">  teu_sal            STRING,</w:t>
-            </w:r>
-            <w:r>
-              <w:rPr>
-                <w:rFonts w:ascii="Courier New" w:hAnsi="Courier New"/>
-                <w:color w:val="000000"/>
-                <w:sz w:val="18"/>
-              </w:rPr>
               <w:br/>
               <w:t xml:space="preserve">  tec_sal            STRING,</w:t>
-            </w:r>
-            <w:r>
-              <w:rPr>
-                <w:rFonts w:ascii="Courier New" w:hAnsi="Courier New"/>
-                <w:color w:val="000000"/>
-                <w:sz w:val="18"/>
-              </w:rPr>
               <w:br/>
               <w:t xml:space="preserve">  tpu_sal            STRING,</w:t>
-            </w:r>
-            <w:r>
-              <w:rPr>
-                <w:rFonts w:ascii="Courier New" w:hAnsi="Courier New"/>
-                <w:color w:val="000000"/>
-                <w:sz w:val="18"/>
-              </w:rPr>
               <w:br/>
               <w:t xml:space="preserve">  tpc_sal            STRING,</w:t>
-            </w:r>
-            <w:r>
-              <w:rPr>
-                <w:rFonts w:ascii="Courier New" w:hAnsi="Courier New"/>
-                <w:color w:val="000000"/>
-                <w:sz w:val="18"/>
-              </w:rPr>
               <w:br/>
               <w:t xml:space="preserve">  masa_sal_ta        STRING,</w:t>
-            </w:r>
-            <w:r>
-              <w:rPr>
-                <w:rFonts w:ascii="Courier New" w:hAnsi="Courier New"/>
-                <w:color w:val="000000"/>
-                <w:sz w:val="18"/>
-              </w:rPr>
               <w:br/>
               <w:t xml:space="preserve">  masa_sal_teu       STRING,</w:t>
-            </w:r>
-            <w:r>
-              <w:rPr>
-                <w:rFonts w:ascii="Courier New" w:hAnsi="Courier New"/>
-                <w:color w:val="000000"/>
-                <w:sz w:val="18"/>
-              </w:rPr>
               <w:br/>
               <w:t xml:space="preserve">  masa_sal_tec       STRING,</w:t>
-            </w:r>
-            <w:r>
-              <w:rPr>
-                <w:rFonts w:ascii="Courier New" w:hAnsi="Courier New"/>
-                <w:color w:val="000000"/>
-                <w:sz w:val="18"/>
-              </w:rPr>
               <w:br/>
               <w:t xml:space="preserve">  masa_sal_tpu       STRING,</w:t>
-            </w:r>
-            <w:r>
-              <w:rPr>
-                <w:rFonts w:ascii="Courier New" w:hAnsi="Courier New"/>
-                <w:color w:val="000000"/>
-                <w:sz w:val="18"/>
-              </w:rPr>
               <w:br/>
               <w:t xml:space="preserve">  masa_sal_tpc       STRING</w:t>
-            </w:r>
-            <w:r>
-              <w:rPr>
-                <w:rFonts w:ascii="Courier New" w:hAnsi="Courier New"/>
-                <w:color w:val="000000"/>
-                <w:sz w:val="18"/>
-              </w:rPr>
               <w:br/>
               <w:t>)</w:t>
-            </w:r>
-            <w:r>
-              <w:rPr>
-                <w:rFonts w:ascii="Courier New" w:hAnsi="Courier New"/>
-                <w:color w:val="000000"/>
-                <w:sz w:val="18"/>
-              </w:rPr>
               <w:br/>
               <w:t>PARTITIONED BY (mes STRING)</w:t>
-            </w:r>
-            <w:r>
-              <w:rPr>
-                <w:rFonts w:ascii="Courier New" w:hAnsi="Courier New"/>
-                <w:color w:val="000000"/>
-                <w:sz w:val="18"/>
-              </w:rPr>
               <w:br/>
               <w:t>ROW FORMAT DELIMITED</w:t>
-            </w:r>
-            <w:r>
-              <w:rPr>
-                <w:rFonts w:ascii="Courier New" w:hAnsi="Courier New"/>
-                <w:color w:val="000000"/>
-                <w:sz w:val="18"/>
-              </w:rPr>
               <w:br/>
               <w:t>FIELDS TERMINATED BY '|'</w:t>
-            </w:r>
-            <w:r>
-              <w:rPr>
-                <w:rFonts w:ascii="Courier New" w:hAnsi="Courier New"/>
-                <w:color w:val="000000"/>
-                <w:sz w:val="18"/>
-              </w:rPr>
               <w:br/>
               <w:t>STORED AS TEXTFILE</w:t>
-            </w:r>
-            <w:r>
-              <w:rPr>
-                <w:rFonts w:ascii="Courier New" w:hAnsi="Courier New"/>
-                <w:color w:val="000000"/>
-                <w:sz w:val="18"/>
-              </w:rPr>
               <w:br/>
               <w:t>LOCATION '/user/oem/empleo/'</w:t>
-            </w:r>
-            <w:r>
-              <w:rPr>
-                <w:rFonts w:ascii="Courier New" w:hAnsi="Courier New"/>
-                <w:color w:val="000000"/>
-                <w:sz w:val="18"/>
-              </w:rPr>
               <w:br/>
               <w:t>TBLPROPERTIES ('skip.header.line.count'='1');</w:t>
             </w:r>
@@ -4662,103 +1029,63 @@
     <w:p>
       <w:pPr>
         <w:spacing w:before="40" w:after="160"/>
-        <w:rPr>
-          <w:lang w:val="es-MX"/>
-        </w:rPr>
+        <w:jc w:val="left"/>
       </w:pPr>
       <w:r>
         <w:rPr>
+          <w:rFonts w:ascii="Calibri" w:hAnsi="Calibri"/>
+          <w:b w:val="0"/>
           <w:i/>
           <w:color w:val="404040"/>
           <w:sz w:val="18"/>
-          <w:lang w:val="es-MX"/>
         </w:rPr>
         <w:t>DDL — tabla externa empleo con particionado por mes y delimitador pipe</w:t>
       </w:r>
     </w:p>
     <w:p>
       <w:pPr>
-        <w:spacing w:before="160"/>
-        <w:rPr>
-          <w:lang w:val="es-MX"/>
-        </w:rPr>
+        <w:spacing w:before="160" w:after="80"/>
+        <w:jc w:val="left"/>
       </w:pPr>
       <w:r>
         <w:rPr>
+          <w:rFonts w:ascii="Calibri" w:hAnsi="Calibri"/>
           <w:b/>
+          <w:i w:val="0"/>
           <w:color w:val="1F497D"/>
-          <w:lang w:val="es-MX"/>
+          <w:sz w:val="22"/>
         </w:rPr>
-        <w:t>2.4 Registro</w:t>
-      </w:r>
-      <w:r>
-        <w:rPr>
-          <w:b/>
-          <w:color w:val="1F497D"/>
-          <w:lang w:val="es-MX"/>
-        </w:rPr>
-        <w:t xml:space="preserve"> de particiones con MSCK REPAIR TABLE</w:t>
+        <w:t>2.4  Registro de particiones con MSCK REPAIR TABLE</w:t>
       </w:r>
     </w:p>
     <w:p>
       <w:pPr>
-        <w:rPr>
-          <w:lang w:val="es-MX"/>
-        </w:rPr>
+        <w:spacing w:before="0" w:after="80"/>
+        <w:jc w:val="left"/>
       </w:pPr>
       <w:r>
         <w:rPr>
+          <w:rFonts w:ascii="Calibri" w:hAnsi="Calibri"/>
+          <w:b w:val="0"/>
+          <w:i w:val="0"/>
           <w:sz w:val="20"/>
-          <w:lang w:val="es-MX"/>
         </w:rPr>
-        <w:t xml:space="preserve">Debido a que los subdirectorios fueron creados directamente en HDFS (fuera de </w:t>
-      </w:r>
-      <w:proofErr w:type="spellStart"/>
-      <w:r>
-        <w:rPr>
-          <w:sz w:val="20"/>
-          <w:lang w:val="es-MX"/>
-        </w:rPr>
-        <w:t>Hive</w:t>
-      </w:r>
-      <w:proofErr w:type="spellEnd"/>
-      <w:r>
-        <w:rPr>
-          <w:sz w:val="20"/>
-          <w:lang w:val="es-MX"/>
-        </w:rPr>
-        <w:t xml:space="preserve">), es necesario ejecutar MSCK REPAIR TABLE para que el </w:t>
-      </w:r>
-      <w:proofErr w:type="spellStart"/>
-      <w:r>
-        <w:rPr>
-          <w:sz w:val="20"/>
-          <w:lang w:val="es-MX"/>
-        </w:rPr>
-        <w:t>metastore</w:t>
-      </w:r>
-      <w:proofErr w:type="spellEnd"/>
-      <w:r>
-        <w:rPr>
-          <w:sz w:val="20"/>
-          <w:lang w:val="es-MX"/>
-        </w:rPr>
-        <w:t xml:space="preserve"> registre las particiones detectadas:</w:t>
+        <w:t>Debido a que los subdirectorios fueron creados directamente en HDFS (fuera de Hive), es necesario ejecutar MSCK REPAIR TABLE para que el metastore registre las particiones detectadas:</w:t>
       </w:r>
     </w:p>
     <w:tbl>
       <w:tblPr>
         <w:tblStyle w:val="TableGrid"/>
-        <w:tblW w:w="0" w:type="auto"/>
-        <w:tblLook w:val="04A0" w:firstRow="1" w:lastRow="0" w:firstColumn="1" w:lastColumn="0" w:noHBand="0" w:noVBand="1"/>
+        <w:tblW w:type="auto" w:w="0"/>
+        <w:tblLook w:firstColumn="1" w:firstRow="1" w:lastColumn="0" w:lastRow="0" w:noHBand="0" w:noVBand="1" w:val="04A0"/>
       </w:tblPr>
       <w:tblGrid>
-        <w:gridCol w:w="10070"/>
+        <w:gridCol w:w="10080"/>
       </w:tblGrid>
       <w:tr>
         <w:tc>
           <w:tcPr>
-            <w:tcW w:w="10080" w:type="dxa"/>
+            <w:tcW w:type="dxa" w:w="10080"/>
             <w:shd w:val="clear" w:color="auto" w:fill="F2F2F2"/>
           </w:tcPr>
           <w:p>
@@ -4771,40 +1098,8 @@
                 <w:color w:val="000000"/>
                 <w:sz w:val="18"/>
               </w:rPr>
-              <w:t xml:space="preserve">MSCK REPAIR TABLE </w:t>
-            </w:r>
-            <w:proofErr w:type="spellStart"/>
-            <w:r>
-              <w:rPr>
-                <w:rFonts w:ascii="Courier New" w:hAnsi="Courier New"/>
-                <w:color w:val="000000"/>
-                <w:sz w:val="18"/>
-              </w:rPr>
-              <w:t>empleo</w:t>
-            </w:r>
-            <w:proofErr w:type="spellEnd"/>
-            <w:r>
-              <w:rPr>
-                <w:rFonts w:ascii="Courier New" w:hAnsi="Courier New"/>
-                <w:color w:val="000000"/>
-                <w:sz w:val="18"/>
-              </w:rPr>
-              <w:t>;</w:t>
-            </w:r>
-            <w:r>
-              <w:rPr>
-                <w:rFonts w:ascii="Courier New" w:hAnsi="Courier New"/>
-                <w:color w:val="000000"/>
-                <w:sz w:val="18"/>
-              </w:rPr>
+              <w:t>MSCK REPAIR TABLE empleo;</w:t>
               <w:br/>
-            </w:r>
-            <w:r>
-              <w:rPr>
-                <w:rFonts w:ascii="Courier New" w:hAnsi="Courier New"/>
-                <w:color w:val="000000"/>
-                <w:sz w:val="18"/>
-              </w:rPr>
               <w:br/>
               <w:t>SHOW PARTITIONS empleo;</w:t>
             </w:r>
@@ -4820,16 +1115,15 @@
     <w:p>
       <w:pPr>
         <w:spacing w:before="40" w:after="160"/>
-        <w:rPr>
-          <w:lang w:val="es-MX"/>
-        </w:rPr>
+        <w:jc w:val="left"/>
       </w:pPr>
       <w:r>
         <w:rPr>
+          <w:rFonts w:ascii="Calibri" w:hAnsi="Calibri"/>
+          <w:b w:val="0"/>
           <w:i/>
           <w:color w:val="404040"/>
           <w:sz w:val="18"/>
-          <w:lang w:val="es-MX"/>
         </w:rPr>
         <w:t>Registro automático de particiones desde la estructura de directorios HDFS</w:t>
       </w:r>
@@ -4837,475 +1131,49 @@
     <w:tbl>
       <w:tblPr>
         <w:tblStyle w:val="TableGrid"/>
-        <w:tblW w:w="0" w:type="auto"/>
-        <w:tblLook w:val="04A0" w:firstRow="1" w:lastRow="0" w:firstColumn="1" w:lastColumn="0" w:noHBand="0" w:noVBand="1"/>
+        <w:tblW w:type="auto" w:w="0"/>
+        <w:tblLook w:firstColumn="1" w:firstRow="1" w:lastColumn="0" w:lastRow="0" w:noHBand="0" w:noVBand="1" w:val="04A0"/>
       </w:tblPr>
       <w:tblGrid>
-        <w:gridCol w:w="10070"/>
+        <w:gridCol w:w="10080"/>
       </w:tblGrid>
       <w:tr>
         <w:tc>
           <w:tcPr>
-            <w:tcW w:w="10080" w:type="dxa"/>
+            <w:tcW w:type="dxa" w:w="10080"/>
             <w:shd w:val="clear" w:color="auto" w:fill="E8E8E8"/>
           </w:tcPr>
           <w:p>
             <w:pPr>
               <w:spacing w:before="40" w:after="40"/>
-              <w:rPr>
-                <w:lang w:val="es-MX"/>
-              </w:rPr>
             </w:pPr>
             <w:r>
               <w:rPr>
                 <w:rFonts w:ascii="Courier New" w:hAnsi="Courier New"/>
                 <w:color w:val="000000"/>
                 <w:sz w:val="16"/>
-                <w:lang w:val="es-MX"/>
               </w:rPr>
               <w:t>+------------+</w:t>
-            </w:r>
-            <w:r>
-              <w:rPr>
-                <w:rFonts w:ascii="Courier New" w:hAnsi="Courier New"/>
-                <w:color w:val="000000"/>
-                <w:sz w:val="16"/>
-                <w:lang w:val="es-MX"/>
-              </w:rPr>
               <w:br/>
-              <w:t xml:space="preserve">| </w:t>
-            </w:r>
-            <w:proofErr w:type="spellStart"/>
-            <w:proofErr w:type="gramStart"/>
-            <w:r>
-              <w:rPr>
-                <w:rFonts w:ascii="Courier New" w:hAnsi="Courier New"/>
-                <w:color w:val="000000"/>
-                <w:sz w:val="16"/>
-                <w:lang w:val="es-MX"/>
-              </w:rPr>
-              <w:t>partition</w:t>
-            </w:r>
-            <w:proofErr w:type="spellEnd"/>
-            <w:r>
-              <w:rPr>
-                <w:rFonts w:ascii="Courier New" w:hAnsi="Courier New"/>
-                <w:color w:val="000000"/>
-                <w:sz w:val="16"/>
-                <w:lang w:val="es-MX"/>
-              </w:rPr>
-              <w:t xml:space="preserve">  |</w:t>
-            </w:r>
-            <w:proofErr w:type="gramEnd"/>
-            <w:r>
-              <w:rPr>
-                <w:rFonts w:ascii="Courier New" w:hAnsi="Courier New"/>
-                <w:color w:val="000000"/>
-                <w:sz w:val="16"/>
-                <w:lang w:val="es-MX"/>
-              </w:rPr>
+              <w:t>| partition  |</w:t>
               <w:br/>
               <w:t>+------------+</w:t>
-            </w:r>
-            <w:r>
-              <w:rPr>
-                <w:rFonts w:ascii="Courier New" w:hAnsi="Courier New"/>
-                <w:color w:val="000000"/>
-                <w:sz w:val="16"/>
-                <w:lang w:val="es-MX"/>
-              </w:rPr>
               <w:br/>
               <w:t>| mes=01     |</w:t>
-            </w:r>
-            <w:r>
-              <w:rPr>
-                <w:rFonts w:ascii="Courier New" w:hAnsi="Courier New"/>
-                <w:color w:val="000000"/>
-                <w:sz w:val="16"/>
-                <w:lang w:val="es-MX"/>
-              </w:rPr>
               <w:br/>
               <w:t>| mes=02     |</w:t>
-            </w:r>
-            <w:r>
-              <w:rPr>
-                <w:rFonts w:ascii="Courier New" w:hAnsi="Courier New"/>
-                <w:color w:val="000000"/>
-                <w:sz w:val="16"/>
-                <w:lang w:val="es-MX"/>
-              </w:rPr>
               <w:br/>
               <w:t>| mes=03     |</w:t>
-            </w:r>
-            <w:r>
-              <w:rPr>
-                <w:rFonts w:ascii="Courier New" w:hAnsi="Courier New"/>
-                <w:color w:val="000000"/>
-                <w:sz w:val="16"/>
-                <w:lang w:val="es-MX"/>
-              </w:rPr>
               <w:br/>
               <w:t>| mes=04     |</w:t>
-            </w:r>
-            <w:r>
-              <w:rPr>
-                <w:rFonts w:ascii="Courier New" w:hAnsi="Courier New"/>
-                <w:color w:val="000000"/>
-                <w:sz w:val="16"/>
-                <w:lang w:val="es-MX"/>
-              </w:rPr>
               <w:br/>
               <w:t>| mes=05     |</w:t>
-            </w:r>
-            <w:r>
-              <w:rPr>
-                <w:rFonts w:ascii="Courier New" w:hAnsi="Courier New"/>
-                <w:color w:val="000000"/>
-                <w:sz w:val="16"/>
-                <w:lang w:val="es-MX"/>
-              </w:rPr>
               <w:br/>
               <w:t>| mes=06     |</w:t>
-            </w:r>
-            <w:r>
-              <w:rPr>
-                <w:rFonts w:ascii="Courier New" w:hAnsi="Courier New"/>
-                <w:color w:val="000000"/>
-                <w:sz w:val="16"/>
-                <w:lang w:val="es-MX"/>
-              </w:rPr>
               <w:br/>
               <w:t>+------------+</w:t>
-            </w:r>
-            <w:r>
-              <w:rPr>
-                <w:rFonts w:ascii="Courier New" w:hAnsi="Courier New"/>
-                <w:color w:val="000000"/>
-                <w:sz w:val="16"/>
-                <w:lang w:val="es-MX"/>
-              </w:rPr>
               <w:br/>
-              <w:t xml:space="preserve">6 </w:t>
-            </w:r>
-            <w:proofErr w:type="spellStart"/>
-            <w:r>
-              <w:rPr>
-                <w:rFonts w:ascii="Courier New" w:hAnsi="Courier New"/>
-                <w:color w:val="000000"/>
-                <w:sz w:val="16"/>
-                <w:lang w:val="es-MX"/>
-              </w:rPr>
-              <w:t>rows</w:t>
-            </w:r>
-            <w:proofErr w:type="spellEnd"/>
-            <w:r>
-              <w:rPr>
-                <w:rFonts w:ascii="Courier New" w:hAnsi="Courier New"/>
-                <w:color w:val="000000"/>
-                <w:sz w:val="16"/>
-                <w:lang w:val="es-MX"/>
-              </w:rPr>
-              <w:t xml:space="preserve"> </w:t>
-            </w:r>
-            <w:proofErr w:type="spellStart"/>
-            <w:r>
-              <w:rPr>
-                <w:rFonts w:ascii="Courier New" w:hAnsi="Courier New"/>
-                <w:color w:val="000000"/>
-                <w:sz w:val="16"/>
-                <w:lang w:val="es-MX"/>
-              </w:rPr>
-              <w:t>selected</w:t>
-            </w:r>
-            <w:proofErr w:type="spellEnd"/>
-          </w:p>
-        </w:tc>
-      </w:tr>
-    </w:tbl>
-    <w:p>
-      <w:pPr>
-        <w:spacing w:after="40"/>
-        <w:rPr>
-          <w:lang w:val="es-MX"/>
-        </w:rPr>
-      </w:pPr>
-    </w:p>
-    <w:p>
-      <w:pPr>
-        <w:spacing w:before="40" w:after="160"/>
-        <w:rPr>
-          <w:lang w:val="es-MX"/>
-        </w:rPr>
-      </w:pPr>
-      <w:r>
-        <w:rPr>
-          <w:i/>
-          <w:color w:val="404040"/>
-          <w:sz w:val="18"/>
-          <w:lang w:val="es-MX"/>
-        </w:rPr>
-        <w:t xml:space="preserve">Las seis particiones fueron detectadas y registradas correctamente en el </w:t>
-      </w:r>
-      <w:proofErr w:type="spellStart"/>
-      <w:r>
-        <w:rPr>
-          <w:i/>
-          <w:color w:val="404040"/>
-          <w:sz w:val="18"/>
-          <w:lang w:val="es-MX"/>
-        </w:rPr>
-        <w:t>metastore</w:t>
-      </w:r>
-      <w:proofErr w:type="spellEnd"/>
-    </w:p>
-    <w:p>
-      <w:pPr>
-        <w:spacing w:before="160"/>
-        <w:rPr>
-          <w:lang w:val="es-MX"/>
-        </w:rPr>
-      </w:pPr>
-      <w:r>
-        <w:rPr>
-          <w:b/>
-          <w:color w:val="1F497D"/>
-          <w:lang w:val="es-MX"/>
-        </w:rPr>
-        <w:t>2.5 Consulta</w:t>
-      </w:r>
-      <w:r>
-        <w:rPr>
-          <w:b/>
-          <w:color w:val="1F497D"/>
-          <w:lang w:val="es-MX"/>
-        </w:rPr>
-        <w:t xml:space="preserve"> de prueba — asegurados por entidad, marzo 2025</w:t>
-      </w:r>
-    </w:p>
-    <w:p>
-      <w:pPr>
-        <w:rPr>
-          <w:lang w:val="es-MX"/>
-        </w:rPr>
-      </w:pPr>
-      <w:r>
-        <w:rPr>
-          <w:sz w:val="20"/>
-          <w:lang w:val="es-MX"/>
-        </w:rPr>
-        <w:t xml:space="preserve">Se ejecuta la consulta de validación sobre la partición mes='03'. </w:t>
-      </w:r>
-      <w:proofErr w:type="spellStart"/>
-      <w:r>
-        <w:rPr>
-          <w:sz w:val="20"/>
-          <w:lang w:val="es-MX"/>
-        </w:rPr>
-        <w:t>Hive</w:t>
-      </w:r>
-      <w:proofErr w:type="spellEnd"/>
-      <w:r>
-        <w:rPr>
-          <w:sz w:val="20"/>
-          <w:lang w:val="es-MX"/>
-        </w:rPr>
-        <w:t xml:space="preserve"> aplica </w:t>
-      </w:r>
-      <w:proofErr w:type="spellStart"/>
-      <w:r>
-        <w:rPr>
-          <w:sz w:val="20"/>
-          <w:lang w:val="es-MX"/>
-        </w:rPr>
-        <w:t>partition</w:t>
-      </w:r>
-      <w:proofErr w:type="spellEnd"/>
-      <w:r>
-        <w:rPr>
-          <w:sz w:val="20"/>
-          <w:lang w:val="es-MX"/>
-        </w:rPr>
-        <w:t xml:space="preserve"> </w:t>
-      </w:r>
-      <w:proofErr w:type="spellStart"/>
-      <w:r>
-        <w:rPr>
-          <w:sz w:val="20"/>
-          <w:lang w:val="es-MX"/>
-        </w:rPr>
-        <w:t>pruning</w:t>
-      </w:r>
-      <w:proofErr w:type="spellEnd"/>
-      <w:r>
-        <w:rPr>
-          <w:sz w:val="20"/>
-          <w:lang w:val="es-MX"/>
-        </w:rPr>
-        <w:t xml:space="preserve"> y procesa únicamente el archivo de marzo, sin leer los otros cinco meses:</w:t>
-      </w:r>
-    </w:p>
-    <w:tbl>
-      <w:tblPr>
-        <w:tblStyle w:val="TableGrid"/>
-        <w:tblW w:w="0" w:type="auto"/>
-        <w:tblLook w:val="04A0" w:firstRow="1" w:lastRow="0" w:firstColumn="1" w:lastColumn="0" w:noHBand="0" w:noVBand="1"/>
-      </w:tblPr>
-      <w:tblGrid>
-        <w:gridCol w:w="10070"/>
-      </w:tblGrid>
-      <w:tr>
-        <w:tc>
-          <w:tcPr>
-            <w:tcW w:w="10080" w:type="dxa"/>
-            <w:shd w:val="clear" w:color="auto" w:fill="F2F2F2"/>
-          </w:tcPr>
-          <w:p>
-            <w:pPr>
-              <w:spacing w:before="40" w:after="40"/>
-              <w:rPr>
-                <w:lang w:val="es-MX"/>
-              </w:rPr>
-            </w:pPr>
-            <w:r>
-              <w:rPr>
-                <w:rFonts w:ascii="Courier New" w:hAnsi="Courier New"/>
-                <w:color w:val="000000"/>
-                <w:sz w:val="18"/>
-                <w:lang w:val="es-MX"/>
-              </w:rPr>
-              <w:t xml:space="preserve">SELECT </w:t>
-            </w:r>
-            <w:proofErr w:type="spellStart"/>
-            <w:r>
-              <w:rPr>
-                <w:rFonts w:ascii="Courier New" w:hAnsi="Courier New"/>
-                <w:color w:val="000000"/>
-                <w:sz w:val="18"/>
-                <w:lang w:val="es-MX"/>
-              </w:rPr>
-              <w:t>cve_entidad</w:t>
-            </w:r>
-            <w:proofErr w:type="spellEnd"/>
-            <w:r>
-              <w:rPr>
-                <w:rFonts w:ascii="Courier New" w:hAnsi="Courier New"/>
-                <w:color w:val="000000"/>
-                <w:sz w:val="18"/>
-                <w:lang w:val="es-MX"/>
-              </w:rPr>
-              <w:t>,</w:t>
-            </w:r>
-            <w:r>
-              <w:rPr>
-                <w:rFonts w:ascii="Courier New" w:hAnsi="Courier New"/>
-                <w:color w:val="000000"/>
-                <w:sz w:val="18"/>
-                <w:lang w:val="es-MX"/>
-              </w:rPr>
-              <w:br/>
-              <w:t xml:space="preserve">       </w:t>
-            </w:r>
-            <w:proofErr w:type="gramStart"/>
-            <w:r>
-              <w:rPr>
-                <w:rFonts w:ascii="Courier New" w:hAnsi="Courier New"/>
-                <w:color w:val="000000"/>
-                <w:sz w:val="18"/>
-                <w:lang w:val="es-MX"/>
-              </w:rPr>
-              <w:t>SUM(CAST(</w:t>
-            </w:r>
-            <w:proofErr w:type="gramEnd"/>
-            <w:r>
-              <w:rPr>
-                <w:rFonts w:ascii="Courier New" w:hAnsi="Courier New"/>
-                <w:color w:val="000000"/>
-                <w:sz w:val="18"/>
-                <w:lang w:val="es-MX"/>
-              </w:rPr>
-              <w:t xml:space="preserve">asegurados AS BIGINT)) AS </w:t>
-            </w:r>
-            <w:proofErr w:type="spellStart"/>
-            <w:r>
-              <w:rPr>
-                <w:rFonts w:ascii="Courier New" w:hAnsi="Courier New"/>
-                <w:color w:val="000000"/>
-                <w:sz w:val="18"/>
-                <w:lang w:val="es-MX"/>
-              </w:rPr>
-              <w:t>total_asegurados</w:t>
-            </w:r>
-            <w:proofErr w:type="spellEnd"/>
-            <w:r>
-              <w:rPr>
-                <w:rFonts w:ascii="Courier New" w:hAnsi="Courier New"/>
-                <w:color w:val="000000"/>
-                <w:sz w:val="18"/>
-                <w:lang w:val="es-MX"/>
-              </w:rPr>
-              <w:br/>
-              <w:t>FROM empleo</w:t>
-            </w:r>
-            <w:r>
-              <w:rPr>
-                <w:rFonts w:ascii="Courier New" w:hAnsi="Courier New"/>
-                <w:color w:val="000000"/>
-                <w:sz w:val="18"/>
-                <w:lang w:val="es-MX"/>
-              </w:rPr>
-              <w:br/>
-              <w:t>WHERE mes = '03'</w:t>
-            </w:r>
-            <w:r>
-              <w:rPr>
-                <w:rFonts w:ascii="Courier New" w:hAnsi="Courier New"/>
-                <w:color w:val="000000"/>
-                <w:sz w:val="18"/>
-                <w:lang w:val="es-MX"/>
-              </w:rPr>
-              <w:br/>
-              <w:t xml:space="preserve">GROUP BY </w:t>
-            </w:r>
-            <w:proofErr w:type="spellStart"/>
-            <w:r>
-              <w:rPr>
-                <w:rFonts w:ascii="Courier New" w:hAnsi="Courier New"/>
-                <w:color w:val="000000"/>
-                <w:sz w:val="18"/>
-                <w:lang w:val="es-MX"/>
-              </w:rPr>
-              <w:t>cve_entidad</w:t>
-            </w:r>
-            <w:proofErr w:type="spellEnd"/>
-            <w:r>
-              <w:rPr>
-                <w:rFonts w:ascii="Courier New" w:hAnsi="Courier New"/>
-                <w:color w:val="000000"/>
-                <w:sz w:val="18"/>
-                <w:lang w:val="es-MX"/>
-              </w:rPr>
-              <w:br/>
-              <w:t xml:space="preserve">ORDER BY </w:t>
-            </w:r>
-            <w:proofErr w:type="spellStart"/>
-            <w:r>
-              <w:rPr>
-                <w:rFonts w:ascii="Courier New" w:hAnsi="Courier New"/>
-                <w:color w:val="000000"/>
-                <w:sz w:val="18"/>
-                <w:lang w:val="es-MX"/>
-              </w:rPr>
-              <w:t>total_asegurados</w:t>
-            </w:r>
-            <w:proofErr w:type="spellEnd"/>
-            <w:r>
-              <w:rPr>
-                <w:rFonts w:ascii="Courier New" w:hAnsi="Courier New"/>
-                <w:color w:val="000000"/>
-                <w:sz w:val="18"/>
-                <w:lang w:val="es-MX"/>
-              </w:rPr>
-              <w:t xml:space="preserve"> DESC;</w:t>
+              <w:t>6 rows selected</w:t>
             </w:r>
           </w:p>
         </w:tc>
@@ -5314,491 +1182,92 @@
     <w:p>
       <w:pPr>
         <w:spacing w:after="40"/>
-        <w:rPr>
-          <w:lang w:val="es-MX"/>
-        </w:rPr>
       </w:pPr>
     </w:p>
     <w:p>
       <w:pPr>
         <w:spacing w:before="40" w:after="160"/>
-        <w:rPr>
-          <w:lang w:val="es-MX"/>
-        </w:rPr>
+        <w:jc w:val="left"/>
       </w:pPr>
       <w:r>
         <w:rPr>
+          <w:rFonts w:ascii="Calibri" w:hAnsi="Calibri"/>
+          <w:b w:val="0"/>
           <w:i/>
           <w:color w:val="404040"/>
           <w:sz w:val="18"/>
-          <w:lang w:val="es-MX"/>
         </w:rPr>
-        <w:lastRenderedPageBreak/>
-        <w:t>Consulta de prueba — filtro sobre partición mes='03', agrupación por entidad federativa</w:t>
+        <w:t>Las seis particiones fueron detectadas y registradas correctamente en el metastore</w:t>
+      </w:r>
+    </w:p>
+    <w:p>
+      <w:pPr>
+        <w:spacing w:before="160" w:after="80"/>
+        <w:jc w:val="left"/>
+      </w:pPr>
+      <w:r>
+        <w:rPr>
+          <w:rFonts w:ascii="Calibri" w:hAnsi="Calibri"/>
+          <w:b/>
+          <w:i w:val="0"/>
+          <w:color w:val="1F497D"/>
+          <w:sz w:val="22"/>
+        </w:rPr>
+        <w:t>2.5  Consulta de prueba — asegurados por entidad, marzo 2025</w:t>
+      </w:r>
+    </w:p>
+    <w:p>
+      <w:pPr>
+        <w:spacing w:before="0" w:after="80"/>
+        <w:jc w:val="left"/>
+      </w:pPr>
+      <w:r>
+        <w:rPr>
+          <w:rFonts w:ascii="Calibri" w:hAnsi="Calibri"/>
+          <w:b w:val="0"/>
+          <w:i w:val="0"/>
+          <w:sz w:val="20"/>
+        </w:rPr>
+        <w:t>Se ejecuta la consulta de validación sobre la partición mes='03'. Hive aplica partition pruning y procesa únicamente el archivo de marzo, sin leer los otros cinco meses:</w:t>
       </w:r>
     </w:p>
     <w:tbl>
       <w:tblPr>
         <w:tblStyle w:val="TableGrid"/>
-        <w:tblW w:w="0" w:type="auto"/>
-        <w:tblLook w:val="04A0" w:firstRow="1" w:lastRow="0" w:firstColumn="1" w:lastColumn="0" w:noHBand="0" w:noVBand="1"/>
+        <w:tblW w:type="auto" w:w="0"/>
+        <w:tblLook w:firstColumn="1" w:firstRow="1" w:lastColumn="0" w:lastRow="0" w:noHBand="0" w:noVBand="1" w:val="04A0"/>
       </w:tblPr>
       <w:tblGrid>
-        <w:gridCol w:w="10070"/>
+        <w:gridCol w:w="10080"/>
       </w:tblGrid>
       <w:tr>
         <w:tc>
           <w:tcPr>
-            <w:tcW w:w="10080" w:type="dxa"/>
-            <w:shd w:val="clear" w:color="auto" w:fill="E8E8E8"/>
+            <w:tcW w:type="dxa" w:w="10080"/>
+            <w:shd w:val="clear" w:color="auto" w:fill="F2F2F2"/>
           </w:tcPr>
           <w:p>
             <w:pPr>
               <w:spacing w:before="40" w:after="40"/>
-              <w:rPr>
-                <w:lang w:val="es-MX"/>
-              </w:rPr>
             </w:pPr>
             <w:r>
               <w:rPr>
                 <w:rFonts w:ascii="Courier New" w:hAnsi="Courier New"/>
                 <w:color w:val="000000"/>
-                <w:sz w:val="16"/>
-                <w:lang w:val="es-MX"/>
+                <w:sz w:val="18"/>
               </w:rPr>
-              <w:t>+--------------+-------------------+</w:t>
+              <w:t>SELECT cve_entidad,</w:t>
+              <w:br/>
+              <w:t xml:space="preserve">       SUM(CAST(asegurados AS BIGINT)) AS total_asegurados</w:t>
+              <w:br/>
+              <w:t>FROM empleo</w:t>
+              <w:br/>
+              <w:t>WHERE mes = '03'</w:t>
+              <w:br/>
+              <w:t>GROUP BY cve_entidad</w:t>
+              <w:br/>
+              <w:t>ORDER BY total_asegurados DESC;</w:t>
             </w:r>
-            <w:r>
-              <w:rPr>
-                <w:rFonts w:ascii="Courier New" w:hAnsi="Courier New"/>
-                <w:color w:val="000000"/>
-                <w:sz w:val="16"/>
-                <w:lang w:val="es-MX"/>
-              </w:rPr>
-              <w:br/>
-              <w:t xml:space="preserve">| </w:t>
-            </w:r>
-            <w:proofErr w:type="spellStart"/>
-            <w:r>
-              <w:rPr>
-                <w:rFonts w:ascii="Courier New" w:hAnsi="Courier New"/>
-                <w:color w:val="000000"/>
-                <w:sz w:val="16"/>
-                <w:lang w:val="es-MX"/>
-              </w:rPr>
-              <w:t>cve_entidad</w:t>
-            </w:r>
-            <w:proofErr w:type="spellEnd"/>
-            <w:r>
-              <w:rPr>
-                <w:rFonts w:ascii="Courier New" w:hAnsi="Courier New"/>
-                <w:color w:val="000000"/>
-                <w:sz w:val="16"/>
-                <w:lang w:val="es-MX"/>
-              </w:rPr>
-              <w:t xml:space="preserve">  | </w:t>
-            </w:r>
-            <w:proofErr w:type="spellStart"/>
-            <w:r>
-              <w:rPr>
-                <w:rFonts w:ascii="Courier New" w:hAnsi="Courier New"/>
-                <w:color w:val="000000"/>
-                <w:sz w:val="16"/>
-                <w:lang w:val="es-MX"/>
-              </w:rPr>
-              <w:t>total_asegurados</w:t>
-            </w:r>
-            <w:proofErr w:type="spellEnd"/>
-            <w:r>
-              <w:rPr>
-                <w:rFonts w:ascii="Courier New" w:hAnsi="Courier New"/>
-                <w:color w:val="000000"/>
-                <w:sz w:val="16"/>
-                <w:lang w:val="es-MX"/>
-              </w:rPr>
-              <w:t xml:space="preserve">  |</w:t>
-            </w:r>
-            <w:r>
-              <w:rPr>
-                <w:rFonts w:ascii="Courier New" w:hAnsi="Courier New"/>
-                <w:color w:val="000000"/>
-                <w:sz w:val="16"/>
-                <w:lang w:val="es-MX"/>
-              </w:rPr>
-              <w:br/>
-              <w:t>+--------------+-------------------+</w:t>
-            </w:r>
-            <w:r>
-              <w:rPr>
-                <w:rFonts w:ascii="Courier New" w:hAnsi="Courier New"/>
-                <w:color w:val="000000"/>
-                <w:sz w:val="16"/>
-                <w:lang w:val="es-MX"/>
-              </w:rPr>
-              <w:br/>
-              <w:t>| 9            |         4,787,763 |</w:t>
-            </w:r>
-            <w:r>
-              <w:rPr>
-                <w:rFonts w:ascii="Courier New" w:hAnsi="Courier New"/>
-                <w:color w:val="000000"/>
-                <w:sz w:val="16"/>
-                <w:lang w:val="es-MX"/>
-              </w:rPr>
-              <w:br/>
-              <w:t>| 15           |         2,906,089 |</w:t>
-            </w:r>
-            <w:r>
-              <w:rPr>
-                <w:rFonts w:ascii="Courier New" w:hAnsi="Courier New"/>
-                <w:color w:val="000000"/>
-                <w:sz w:val="16"/>
-                <w:lang w:val="es-MX"/>
-              </w:rPr>
-              <w:br/>
-              <w:t>| 14           |         2,673,316 |</w:t>
-            </w:r>
-            <w:r>
-              <w:rPr>
-                <w:rFonts w:ascii="Courier New" w:hAnsi="Courier New"/>
-                <w:color w:val="000000"/>
-                <w:sz w:val="16"/>
-                <w:lang w:val="es-MX"/>
-              </w:rPr>
-              <w:br/>
-              <w:t>| 19           |         2,218,222 |</w:t>
-            </w:r>
-            <w:r>
-              <w:rPr>
-                <w:rFonts w:ascii="Courier New" w:hAnsi="Courier New"/>
-                <w:color w:val="000000"/>
-                <w:sz w:val="16"/>
-                <w:lang w:val="es-MX"/>
-              </w:rPr>
-              <w:br/>
-              <w:t>| 11           |         1,419,876 |</w:t>
-            </w:r>
-            <w:r>
-              <w:rPr>
-                <w:rFonts w:ascii="Courier New" w:hAnsi="Courier New"/>
-                <w:color w:val="000000"/>
-                <w:sz w:val="16"/>
-                <w:lang w:val="es-MX"/>
-              </w:rPr>
-              <w:br/>
-              <w:t>| 30           |         1,243,637 |</w:t>
-            </w:r>
-            <w:r>
-              <w:rPr>
-                <w:rFonts w:ascii="Courier New" w:hAnsi="Courier New"/>
-                <w:color w:val="000000"/>
-                <w:sz w:val="16"/>
-                <w:lang w:val="es-MX"/>
-              </w:rPr>
-              <w:br/>
-              <w:t>| 2            |         1,223,245 |</w:t>
-            </w:r>
-            <w:r>
-              <w:rPr>
-                <w:rFonts w:ascii="Courier New" w:hAnsi="Courier New"/>
-                <w:color w:val="000000"/>
-                <w:sz w:val="16"/>
-                <w:lang w:val="es-MX"/>
-              </w:rPr>
-              <w:br/>
-              <w:t>| 8            |         1,194,937 |</w:t>
-            </w:r>
-            <w:r>
-              <w:rPr>
-                <w:rFonts w:ascii="Courier New" w:hAnsi="Courier New"/>
-                <w:color w:val="000000"/>
-                <w:sz w:val="16"/>
-                <w:lang w:val="es-MX"/>
-              </w:rPr>
-              <w:br/>
-              <w:t>| 21           |         1,154,123 |</w:t>
-            </w:r>
-            <w:r>
-              <w:rPr>
-                <w:rFonts w:ascii="Courier New" w:hAnsi="Courier New"/>
-                <w:color w:val="000000"/>
-                <w:sz w:val="16"/>
-                <w:lang w:val="es-MX"/>
-              </w:rPr>
-              <w:br/>
-              <w:t>| 5            |         1,007,865 |</w:t>
-            </w:r>
-            <w:r>
-              <w:rPr>
-                <w:rFonts w:ascii="Courier New" w:hAnsi="Courier New"/>
-                <w:color w:val="000000"/>
-                <w:sz w:val="16"/>
-                <w:lang w:val="es-MX"/>
-              </w:rPr>
-              <w:br/>
-              <w:t>| 22           |           898,634 |</w:t>
-            </w:r>
-            <w:r>
-              <w:rPr>
-                <w:rFonts w:ascii="Courier New" w:hAnsi="Courier New"/>
-                <w:color w:val="000000"/>
-                <w:sz w:val="16"/>
-                <w:lang w:val="es-MX"/>
-              </w:rPr>
-              <w:br/>
-              <w:t>| 26           |           891,216 |</w:t>
-            </w:r>
-            <w:r>
-              <w:rPr>
-                <w:rFonts w:ascii="Courier New" w:hAnsi="Courier New"/>
-                <w:color w:val="000000"/>
-                <w:sz w:val="16"/>
-                <w:lang w:val="es-MX"/>
-              </w:rPr>
-              <w:br/>
-              <w:t>| 28           |           888,986 |</w:t>
-            </w:r>
-            <w:r>
-              <w:rPr>
-                <w:rFonts w:ascii="Courier New" w:hAnsi="Courier New"/>
-                <w:color w:val="000000"/>
-                <w:sz w:val="16"/>
-                <w:lang w:val="es-MX"/>
-              </w:rPr>
-              <w:br/>
-              <w:t>| 25           |           872,715 |</w:t>
-            </w:r>
-            <w:r>
-              <w:rPr>
-                <w:rFonts w:ascii="Courier New" w:hAnsi="Courier New"/>
-                <w:color w:val="000000"/>
-                <w:sz w:val="16"/>
-                <w:lang w:val="es-MX"/>
-              </w:rPr>
-              <w:br/>
-              <w:t>| 16           |           764,014 |</w:t>
-            </w:r>
-            <w:r>
-              <w:rPr>
-                <w:rFonts w:ascii="Courier New" w:hAnsi="Courier New"/>
-                <w:color w:val="000000"/>
-                <w:sz w:val="16"/>
-                <w:lang w:val="es-MX"/>
-              </w:rPr>
-              <w:br/>
-              <w:t>| 24           |           651,159 |</w:t>
-            </w:r>
-            <w:r>
-              <w:rPr>
-                <w:rFonts w:ascii="Courier New" w:hAnsi="Courier New"/>
-                <w:color w:val="000000"/>
-                <w:sz w:val="16"/>
-                <w:lang w:val="es-MX"/>
-              </w:rPr>
-              <w:br/>
-              <w:t>| 23           |           643,716 |</w:t>
-            </w:r>
-            <w:r>
-              <w:rPr>
-                <w:rFonts w:ascii="Courier New" w:hAnsi="Courier New"/>
-                <w:color w:val="000000"/>
-                <w:sz w:val="16"/>
-                <w:lang w:val="es-MX"/>
-              </w:rPr>
-              <w:br/>
-              <w:t>| 31           |           584,517 |</w:t>
-            </w:r>
-            <w:r>
-              <w:rPr>
-                <w:rFonts w:ascii="Courier New" w:hAnsi="Courier New"/>
-                <w:color w:val="000000"/>
-                <w:sz w:val="16"/>
-                <w:lang w:val="es-MX"/>
-              </w:rPr>
-              <w:br/>
-              <w:t>| 7            |           551,163 |</w:t>
-            </w:r>
-            <w:r>
-              <w:rPr>
-                <w:rFonts w:ascii="Courier New" w:hAnsi="Courier New"/>
-                <w:color w:val="000000"/>
-                <w:sz w:val="16"/>
-                <w:lang w:val="es-MX"/>
-              </w:rPr>
-              <w:br/>
-              <w:t>| 13           |           517,319 |</w:t>
-            </w:r>
-            <w:r>
-              <w:rPr>
-                <w:rFonts w:ascii="Courier New" w:hAnsi="Courier New"/>
-                <w:color w:val="000000"/>
-                <w:sz w:val="16"/>
-                <w:lang w:val="es-MX"/>
-              </w:rPr>
-              <w:br/>
-              <w:t>| 1            |           485,794 |</w:t>
-            </w:r>
-            <w:r>
-              <w:rPr>
-                <w:rFonts w:ascii="Courier New" w:hAnsi="Courier New"/>
-                <w:color w:val="000000"/>
-                <w:sz w:val="16"/>
-                <w:lang w:val="es-MX"/>
-              </w:rPr>
-              <w:br/>
-              <w:t>| 20           |           426,939 |</w:t>
-            </w:r>
-            <w:r>
-              <w:rPr>
-                <w:rFonts w:ascii="Courier New" w:hAnsi="Courier New"/>
-                <w:color w:val="000000"/>
-                <w:sz w:val="16"/>
-                <w:lang w:val="es-MX"/>
-              </w:rPr>
-              <w:br/>
-              <w:t>| 27           |           380,691 |</w:t>
-            </w:r>
-            <w:r>
-              <w:rPr>
-                <w:rFonts w:ascii="Courier New" w:hAnsi="Courier New"/>
-                <w:color w:val="000000"/>
-                <w:sz w:val="16"/>
-                <w:lang w:val="es-MX"/>
-              </w:rPr>
-              <w:br/>
-              <w:t>| 12           |           346,279 |</w:t>
-            </w:r>
-            <w:r>
-              <w:rPr>
-                <w:rFonts w:ascii="Courier New" w:hAnsi="Courier New"/>
-                <w:color w:val="000000"/>
-                <w:sz w:val="16"/>
-                <w:lang w:val="es-MX"/>
-              </w:rPr>
-              <w:br/>
-              <w:t>| 17           |           338,220 |</w:t>
-            </w:r>
-            <w:r>
-              <w:rPr>
-                <w:rFonts w:ascii="Courier New" w:hAnsi="Courier New"/>
-                <w:color w:val="000000"/>
-                <w:sz w:val="16"/>
-                <w:lang w:val="es-MX"/>
-              </w:rPr>
-              <w:br/>
-              <w:t>| 10           |           334,954 |</w:t>
-            </w:r>
-            <w:r>
-              <w:rPr>
-                <w:rFonts w:ascii="Courier New" w:hAnsi="Courier New"/>
-                <w:color w:val="000000"/>
-                <w:sz w:val="16"/>
-                <w:lang w:val="es-MX"/>
-              </w:rPr>
-              <w:br/>
-              <w:t>| 32           |           302,789 |</w:t>
-            </w:r>
-            <w:r>
-              <w:rPr>
-                <w:rFonts w:ascii="Courier New" w:hAnsi="Courier New"/>
-                <w:color w:val="000000"/>
-                <w:sz w:val="16"/>
-                <w:lang w:val="es-MX"/>
-              </w:rPr>
-              <w:br/>
-              <w:t>| 3            |           280,072 |</w:t>
-            </w:r>
-            <w:r>
-              <w:rPr>
-                <w:rFonts w:ascii="Courier New" w:hAnsi="Courier New"/>
-                <w:color w:val="000000"/>
-                <w:sz w:val="16"/>
-                <w:lang w:val="es-MX"/>
-              </w:rPr>
-              <w:br/>
-              <w:t>| 18           |           272,889 |</w:t>
-            </w:r>
-            <w:r>
-              <w:rPr>
-                <w:rFonts w:ascii="Courier New" w:hAnsi="Courier New"/>
-                <w:color w:val="000000"/>
-                <w:sz w:val="16"/>
-                <w:lang w:val="es-MX"/>
-              </w:rPr>
-              <w:br/>
-              <w:t>| 29           |           218,975 |</w:t>
-            </w:r>
-            <w:r>
-              <w:rPr>
-                <w:rFonts w:ascii="Courier New" w:hAnsi="Courier New"/>
-                <w:color w:val="000000"/>
-                <w:sz w:val="16"/>
-                <w:lang w:val="es-MX"/>
-              </w:rPr>
-              <w:br/>
-              <w:t>| 6            |           213,200 |</w:t>
-            </w:r>
-            <w:r>
-              <w:rPr>
-                <w:rFonts w:ascii="Courier New" w:hAnsi="Courier New"/>
-                <w:color w:val="000000"/>
-                <w:sz w:val="16"/>
-                <w:lang w:val="es-MX"/>
-              </w:rPr>
-              <w:br/>
-              <w:t>| 4            |           205,643 |</w:t>
-            </w:r>
-            <w:r>
-              <w:rPr>
-                <w:rFonts w:ascii="Courier New" w:hAnsi="Courier New"/>
-                <w:color w:val="000000"/>
-                <w:sz w:val="16"/>
-                <w:lang w:val="es-MX"/>
-              </w:rPr>
-              <w:br/>
-              <w:t>+--------------+-------------------+</w:t>
-            </w:r>
-            <w:r>
-              <w:rPr>
-                <w:rFonts w:ascii="Courier New" w:hAnsi="Courier New"/>
-                <w:color w:val="000000"/>
-                <w:sz w:val="16"/>
-                <w:lang w:val="es-MX"/>
-              </w:rPr>
-              <w:br/>
-              <w:t xml:space="preserve">32 </w:t>
-            </w:r>
-            <w:proofErr w:type="spellStart"/>
-            <w:r>
-              <w:rPr>
-                <w:rFonts w:ascii="Courier New" w:hAnsi="Courier New"/>
-                <w:color w:val="000000"/>
-                <w:sz w:val="16"/>
-                <w:lang w:val="es-MX"/>
-              </w:rPr>
-              <w:t>rows</w:t>
-            </w:r>
-            <w:proofErr w:type="spellEnd"/>
-            <w:r>
-              <w:rPr>
-                <w:rFonts w:ascii="Courier New" w:hAnsi="Courier New"/>
-                <w:color w:val="000000"/>
-                <w:sz w:val="16"/>
-                <w:lang w:val="es-MX"/>
-              </w:rPr>
-              <w:t xml:space="preserve"> </w:t>
-            </w:r>
-            <w:proofErr w:type="spellStart"/>
-            <w:r>
-              <w:rPr>
-                <w:rFonts w:ascii="Courier New" w:hAnsi="Courier New"/>
-                <w:color w:val="000000"/>
-                <w:sz w:val="16"/>
-                <w:lang w:val="es-MX"/>
-              </w:rPr>
-              <w:t>selected</w:t>
-            </w:r>
-            <w:proofErr w:type="spellEnd"/>
           </w:p>
         </w:tc>
       </w:tr>
@@ -5806,57 +1275,176 @@
     <w:p>
       <w:pPr>
         <w:spacing w:after="40"/>
-        <w:rPr>
-          <w:lang w:val="es-MX"/>
-        </w:rPr>
       </w:pPr>
     </w:p>
     <w:p>
       <w:pPr>
         <w:spacing w:before="40" w:after="160"/>
-        <w:rPr>
-          <w:lang w:val="es-MX"/>
-        </w:rPr>
+        <w:jc w:val="left"/>
       </w:pPr>
       <w:r>
         <w:rPr>
+          <w:rFonts w:ascii="Calibri" w:hAnsi="Calibri"/>
+          <w:b w:val="0"/>
           <w:i/>
           <w:color w:val="404040"/>
           <w:sz w:val="18"/>
-          <w:lang w:val="es-MX"/>
+        </w:rPr>
+        <w:t>Consulta de prueba — filtro sobre partición mes='03', agrupación por entidad federativa</w:t>
+      </w:r>
+    </w:p>
+    <w:tbl>
+      <w:tblPr>
+        <w:tblStyle w:val="TableGrid"/>
+        <w:tblW w:type="auto" w:w="0"/>
+        <w:tblLook w:firstColumn="1" w:firstRow="1" w:lastColumn="0" w:lastRow="0" w:noHBand="0" w:noVBand="1" w:val="04A0"/>
+      </w:tblPr>
+      <w:tblGrid>
+        <w:gridCol w:w="10080"/>
+      </w:tblGrid>
+      <w:tr>
+        <w:tc>
+          <w:tcPr>
+            <w:tcW w:type="dxa" w:w="10080"/>
+            <w:shd w:val="clear" w:color="auto" w:fill="E8E8E8"/>
+          </w:tcPr>
+          <w:p>
+            <w:pPr>
+              <w:spacing w:before="40" w:after="40"/>
+            </w:pPr>
+            <w:r>
+              <w:rPr>
+                <w:rFonts w:ascii="Courier New" w:hAnsi="Courier New"/>
+                <w:color w:val="000000"/>
+                <w:sz w:val="16"/>
+              </w:rPr>
+              <w:t>+--------------+-------------------+</w:t>
+              <w:br/>
+              <w:t>| cve_entidad  | total_asegurados  |</w:t>
+              <w:br/>
+              <w:t>+--------------+-------------------+</w:t>
+              <w:br/>
+              <w:t>| 9            |         4,787,763 |</w:t>
+              <w:br/>
+              <w:t>| 15           |         2,906,089 |</w:t>
+              <w:br/>
+              <w:t>| 14           |         2,673,316 |</w:t>
+              <w:br/>
+              <w:t>| 19           |         2,218,222 |</w:t>
+              <w:br/>
+              <w:t>| 11           |         1,419,876 |</w:t>
+              <w:br/>
+              <w:t>| 30           |         1,243,637 |</w:t>
+              <w:br/>
+              <w:t>| 2            |         1,223,245 |</w:t>
+              <w:br/>
+              <w:t>| 8            |         1,194,937 |</w:t>
+              <w:br/>
+              <w:t>| 21           |         1,154,123 |</w:t>
+              <w:br/>
+              <w:t>| 5            |         1,007,865 |</w:t>
+              <w:br/>
+              <w:t>| 22           |           898,634 |</w:t>
+              <w:br/>
+              <w:t>| 26           |           891,216 |</w:t>
+              <w:br/>
+              <w:t>| 28           |           888,986 |</w:t>
+              <w:br/>
+              <w:t>| 25           |           872,715 |</w:t>
+              <w:br/>
+              <w:t>| 16           |           764,014 |</w:t>
+              <w:br/>
+              <w:t>| 24           |           651,159 |</w:t>
+              <w:br/>
+              <w:t>| 23           |           643,716 |</w:t>
+              <w:br/>
+              <w:t>| 31           |           584,517 |</w:t>
+              <w:br/>
+              <w:t>| 7            |           551,163 |</w:t>
+              <w:br/>
+              <w:t>| 13           |           517,319 |</w:t>
+              <w:br/>
+              <w:t>| 1            |           485,794 |</w:t>
+              <w:br/>
+              <w:t>| 20           |           426,939 |</w:t>
+              <w:br/>
+              <w:t>| 27           |           380,691 |</w:t>
+              <w:br/>
+              <w:t>| 12           |           346,279 |</w:t>
+              <w:br/>
+              <w:t>| 17           |           338,220 |</w:t>
+              <w:br/>
+              <w:t>| 10           |           334,954 |</w:t>
+              <w:br/>
+              <w:t>| 32           |           302,789 |</w:t>
+              <w:br/>
+              <w:t>| 3            |           280,072 |</w:t>
+              <w:br/>
+              <w:t>| 18           |           272,889 |</w:t>
+              <w:br/>
+              <w:t>| 29           |           218,975 |</w:t>
+              <w:br/>
+              <w:t>| 6            |           213,200 |</w:t>
+              <w:br/>
+              <w:t>| 4            |           205,643 |</w:t>
+              <w:br/>
+              <w:t>+--------------+-------------------+</w:t>
+              <w:br/>
+              <w:t>32 rows selected</w:t>
+            </w:r>
+          </w:p>
+        </w:tc>
+      </w:tr>
+    </w:tbl>
+    <w:p>
+      <w:pPr>
+        <w:spacing w:after="40"/>
+      </w:pPr>
+    </w:p>
+    <w:p>
+      <w:pPr>
+        <w:spacing w:before="40" w:after="160"/>
+        <w:jc w:val="left"/>
+      </w:pPr>
+      <w:r>
+        <w:rPr>
+          <w:rFonts w:ascii="Calibri" w:hAnsi="Calibri"/>
+          <w:b w:val="0"/>
+          <w:i/>
+          <w:color w:val="404040"/>
+          <w:sz w:val="18"/>
         </w:rPr>
         <w:t>Resultado — 32 entidades federativas con total de asegurados en marzo 2025</w:t>
       </w:r>
     </w:p>
     <w:p>
       <w:pPr>
-        <w:spacing w:before="240"/>
-        <w:rPr>
-          <w:lang w:val="es-MX"/>
-        </w:rPr>
+        <w:spacing w:before="240" w:after="80"/>
+        <w:jc w:val="left"/>
       </w:pPr>
       <w:r>
         <w:rPr>
+          <w:rFonts w:ascii="Calibri" w:hAnsi="Calibri"/>
           <w:b/>
+          <w:i w:val="0"/>
           <w:color w:val="1F497D"/>
           <w:sz w:val="26"/>
-          <w:lang w:val="es-MX"/>
         </w:rPr>
         <w:t>3. Resultados</w:t>
       </w:r>
     </w:p>
     <w:p>
       <w:pPr>
-        <w:spacing w:before="160"/>
-        <w:rPr>
-          <w:lang w:val="es-MX"/>
-        </w:rPr>
+        <w:spacing w:before="160" w:after="80"/>
+        <w:jc w:val="left"/>
       </w:pPr>
       <w:r>
         <w:rPr>
+          <w:rFonts w:ascii="Calibri" w:hAnsi="Calibri"/>
           <w:b/>
+          <w:i w:val="0"/>
           <w:color w:val="1F497D"/>
-          <w:lang w:val="es-MX"/>
+          <w:sz w:val="22"/>
         </w:rPr>
         <w:t>Tabla 1 — Estructura de particionado en HDFS</w:t>
       </w:r>
@@ -5864,43 +1452,19 @@
     <w:tbl>
       <w:tblPr>
         <w:tblStyle w:val="TableGrid"/>
-        <w:tblW w:w="0" w:type="auto"/>
+        <w:tblW w:type="auto" w:w="0"/>
         <w:jc w:val="center"/>
-        <w:tblLook w:val="04A0" w:firstRow="1" w:lastRow="0" w:firstColumn="1" w:lastColumn="0" w:noHBand="0" w:noVBand="1"/>
+        <w:tblLook w:firstColumn="1" w:firstRow="1" w:lastColumn="0" w:lastRow="0" w:noHBand="0" w:noVBand="1" w:val="04A0"/>
       </w:tblPr>
       <w:tblGrid>
-        <w:gridCol w:w="3357"/>
-        <w:gridCol w:w="3356"/>
-        <w:gridCol w:w="3357"/>
+        <w:gridCol w:w="3360"/>
+        <w:gridCol w:w="3360"/>
+        <w:gridCol w:w="3360"/>
       </w:tblGrid>
       <w:tr>
-        <w:trPr>
-          <w:jc w:val="center"/>
-        </w:trPr>
         <w:tc>
           <w:tcPr>
-            <w:tcW w:w="3360" w:type="dxa"/>
-            <w:shd w:val="clear" w:color="auto" w:fill="1F497D"/>
-          </w:tcPr>
-          <w:p>
-            <w:pPr>
-              <w:jc w:val="center"/>
-            </w:pPr>
-            <w:proofErr w:type="spellStart"/>
-            <w:r>
-              <w:rPr>
-                <w:b/>
-                <w:color w:val="FFFFFF"/>
-                <w:sz w:val="18"/>
-              </w:rPr>
-              <w:t>Partición</w:t>
-            </w:r>
-            <w:proofErr w:type="spellEnd"/>
-          </w:p>
-        </w:tc>
-        <w:tc>
-          <w:tcPr>
-            <w:tcW w:w="3360" w:type="dxa"/>
+            <w:tcW w:type="dxa" w:w="3360"/>
             <w:shd w:val="clear" w:color="auto" w:fill="1F497D"/>
           </w:tcPr>
           <w:p>
@@ -5909,6 +1473,27 @@
             </w:pPr>
             <w:r>
               <w:rPr>
+                <w:rFonts w:ascii="Calibri" w:hAnsi="Calibri"/>
+                <w:b/>
+                <w:color w:val="FFFFFF"/>
+                <w:sz w:val="18"/>
+              </w:rPr>
+              <w:t>Partición</w:t>
+            </w:r>
+          </w:p>
+        </w:tc>
+        <w:tc>
+          <w:tcPr>
+            <w:tcW w:type="dxa" w:w="3360"/>
+            <w:shd w:val="clear" w:color="auto" w:fill="1F497D"/>
+          </w:tcPr>
+          <w:p>
+            <w:pPr>
+              <w:jc w:val="center"/>
+            </w:pPr>
+            <w:r>
+              <w:rPr>
+                <w:rFonts w:ascii="Calibri" w:hAnsi="Calibri"/>
                 <w:b/>
                 <w:color w:val="FFFFFF"/>
                 <w:sz w:val="18"/>
@@ -5919,7 +1504,7 @@
         </w:tc>
         <w:tc>
           <w:tcPr>
-            <w:tcW w:w="3360" w:type="dxa"/>
+            <w:tcW w:type="dxa" w:w="3360"/>
             <w:shd w:val="clear" w:color="auto" w:fill="1F497D"/>
           </w:tcPr>
           <w:p>
@@ -5928,6 +1513,7 @@
             </w:pPr>
             <w:r>
               <w:rPr>
+                <w:rFonts w:ascii="Calibri" w:hAnsi="Calibri"/>
                 <w:b/>
                 <w:color w:val="FFFFFF"/>
                 <w:sz w:val="18"/>
@@ -5938,17 +1524,18 @@
         </w:tc>
       </w:tr>
       <w:tr>
-        <w:trPr>
-          <w:jc w:val="center"/>
-        </w:trPr>
         <w:tc>
           <w:tcPr>
-            <w:tcW w:w="3360" w:type="dxa"/>
+            <w:tcW w:type="dxa" w:w="3360"/>
             <w:shd w:val="clear" w:color="auto" w:fill="FFFFFF"/>
           </w:tcPr>
           <w:p>
+            <w:pPr>
+              <w:jc w:val="left"/>
+            </w:pPr>
             <w:r>
               <w:rPr>
+                <w:rFonts w:ascii="Calibri" w:hAnsi="Calibri"/>
                 <w:sz w:val="18"/>
               </w:rPr>
               <w:t>mes=01</w:t>
@@ -5957,7 +1544,7 @@
         </w:tc>
         <w:tc>
           <w:tcPr>
-            <w:tcW w:w="3360" w:type="dxa"/>
+            <w:tcW w:type="dxa" w:w="3360"/>
             <w:shd w:val="clear" w:color="auto" w:fill="FFFFFF"/>
           </w:tcPr>
           <w:p>
@@ -5966,6 +1553,7 @@
             </w:pPr>
             <w:r>
               <w:rPr>
+                <w:rFonts w:ascii="Calibri" w:hAnsi="Calibri"/>
                 <w:sz w:val="18"/>
               </w:rPr>
               <w:t>asg-2025-01-31.csv</w:t>
@@ -5974,7 +1562,7 @@
         </w:tc>
         <w:tc>
           <w:tcPr>
-            <w:tcW w:w="3360" w:type="dxa"/>
+            <w:tcW w:type="dxa" w:w="3360"/>
             <w:shd w:val="clear" w:color="auto" w:fill="FFFFFF"/>
           </w:tcPr>
           <w:p>
@@ -5983,6 +1571,7 @@
             </w:pPr>
             <w:r>
               <w:rPr>
+                <w:rFonts w:ascii="Calibri" w:hAnsi="Calibri"/>
                 <w:sz w:val="18"/>
               </w:rPr>
               <w:t>385,793,272</w:t>
@@ -5991,17 +1580,18 @@
         </w:tc>
       </w:tr>
       <w:tr>
-        <w:trPr>
-          <w:jc w:val="center"/>
-        </w:trPr>
         <w:tc>
           <w:tcPr>
-            <w:tcW w:w="3360" w:type="dxa"/>
+            <w:tcW w:type="dxa" w:w="3360"/>
             <w:shd w:val="clear" w:color="auto" w:fill="F2F2F2"/>
           </w:tcPr>
           <w:p>
+            <w:pPr>
+              <w:jc w:val="left"/>
+            </w:pPr>
             <w:r>
               <w:rPr>
+                <w:rFonts w:ascii="Calibri" w:hAnsi="Calibri"/>
                 <w:sz w:val="18"/>
               </w:rPr>
               <w:t>mes=02</w:t>
@@ -6010,7 +1600,7 @@
         </w:tc>
         <w:tc>
           <w:tcPr>
-            <w:tcW w:w="3360" w:type="dxa"/>
+            <w:tcW w:type="dxa" w:w="3360"/>
             <w:shd w:val="clear" w:color="auto" w:fill="F2F2F2"/>
           </w:tcPr>
           <w:p>
@@ -6019,6 +1609,7 @@
             </w:pPr>
             <w:r>
               <w:rPr>
+                <w:rFonts w:ascii="Calibri" w:hAnsi="Calibri"/>
                 <w:sz w:val="18"/>
               </w:rPr>
               <w:t>asg-2025-02-28.csv</w:t>
@@ -6027,7 +1618,7 @@
         </w:tc>
         <w:tc>
           <w:tcPr>
-            <w:tcW w:w="3360" w:type="dxa"/>
+            <w:tcW w:type="dxa" w:w="3360"/>
             <w:shd w:val="clear" w:color="auto" w:fill="F2F2F2"/>
           </w:tcPr>
           <w:p>
@@ -6036,6 +1627,7 @@
             </w:pPr>
             <w:r>
               <w:rPr>
+                <w:rFonts w:ascii="Calibri" w:hAnsi="Calibri"/>
                 <w:sz w:val="18"/>
               </w:rPr>
               <w:t>382,721,784</w:t>
@@ -6044,17 +1636,18 @@
         </w:tc>
       </w:tr>
       <w:tr>
-        <w:trPr>
-          <w:jc w:val="center"/>
-        </w:trPr>
         <w:tc>
           <w:tcPr>
-            <w:tcW w:w="3360" w:type="dxa"/>
+            <w:tcW w:type="dxa" w:w="3360"/>
             <w:shd w:val="clear" w:color="auto" w:fill="FFFFFF"/>
           </w:tcPr>
           <w:p>
+            <w:pPr>
+              <w:jc w:val="left"/>
+            </w:pPr>
             <w:r>
               <w:rPr>
+                <w:rFonts w:ascii="Calibri" w:hAnsi="Calibri"/>
                 <w:sz w:val="18"/>
               </w:rPr>
               <w:t>mes=03</w:t>
@@ -6063,7 +1656,7 @@
         </w:tc>
         <w:tc>
           <w:tcPr>
-            <w:tcW w:w="3360" w:type="dxa"/>
+            <w:tcW w:type="dxa" w:w="3360"/>
             <w:shd w:val="clear" w:color="auto" w:fill="FFFFFF"/>
           </w:tcPr>
           <w:p>
@@ -6072,6 +1665,7 @@
             </w:pPr>
             <w:r>
               <w:rPr>
+                <w:rFonts w:ascii="Calibri" w:hAnsi="Calibri"/>
                 <w:sz w:val="18"/>
               </w:rPr>
               <w:t>asg-2025-03-31.csv</w:t>
@@ -6080,7 +1674,7 @@
         </w:tc>
         <w:tc>
           <w:tcPr>
-            <w:tcW w:w="3360" w:type="dxa"/>
+            <w:tcW w:type="dxa" w:w="3360"/>
             <w:shd w:val="clear" w:color="auto" w:fill="FFFFFF"/>
           </w:tcPr>
           <w:p>
@@ -6089,6 +1683,7 @@
             </w:pPr>
             <w:r>
               <w:rPr>
+                <w:rFonts w:ascii="Calibri" w:hAnsi="Calibri"/>
                 <w:sz w:val="18"/>
               </w:rPr>
               <w:t>382,210,436</w:t>
@@ -6097,17 +1692,18 @@
         </w:tc>
       </w:tr>
       <w:tr>
-        <w:trPr>
-          <w:jc w:val="center"/>
-        </w:trPr>
         <w:tc>
           <w:tcPr>
-            <w:tcW w:w="3360" w:type="dxa"/>
+            <w:tcW w:type="dxa" w:w="3360"/>
             <w:shd w:val="clear" w:color="auto" w:fill="F2F2F2"/>
           </w:tcPr>
           <w:p>
+            <w:pPr>
+              <w:jc w:val="left"/>
+            </w:pPr>
             <w:r>
               <w:rPr>
+                <w:rFonts w:ascii="Calibri" w:hAnsi="Calibri"/>
                 <w:sz w:val="18"/>
               </w:rPr>
               <w:t>mes=04</w:t>
@@ -6116,7 +1712,7 @@
         </w:tc>
         <w:tc>
           <w:tcPr>
-            <w:tcW w:w="3360" w:type="dxa"/>
+            <w:tcW w:type="dxa" w:w="3360"/>
             <w:shd w:val="clear" w:color="auto" w:fill="F2F2F2"/>
           </w:tcPr>
           <w:p>
@@ -6125,6 +1721,7 @@
             </w:pPr>
             <w:r>
               <w:rPr>
+                <w:rFonts w:ascii="Calibri" w:hAnsi="Calibri"/>
                 <w:sz w:val="18"/>
               </w:rPr>
               <w:t>asg-2025-04-30.csv</w:t>
@@ -6133,7 +1730,7 @@
         </w:tc>
         <w:tc>
           <w:tcPr>
-            <w:tcW w:w="3360" w:type="dxa"/>
+            <w:tcW w:type="dxa" w:w="3360"/>
             <w:shd w:val="clear" w:color="auto" w:fill="F2F2F2"/>
           </w:tcPr>
           <w:p>
@@ -6142,6 +1739,7 @@
             </w:pPr>
             <w:r>
               <w:rPr>
+                <w:rFonts w:ascii="Calibri" w:hAnsi="Calibri"/>
                 <w:sz w:val="18"/>
               </w:rPr>
               <w:t>378,943,970</w:t>
@@ -6150,17 +1748,18 @@
         </w:tc>
       </w:tr>
       <w:tr>
-        <w:trPr>
-          <w:jc w:val="center"/>
-        </w:trPr>
         <w:tc>
           <w:tcPr>
-            <w:tcW w:w="3360" w:type="dxa"/>
+            <w:tcW w:type="dxa" w:w="3360"/>
             <w:shd w:val="clear" w:color="auto" w:fill="FFFFFF"/>
           </w:tcPr>
           <w:p>
+            <w:pPr>
+              <w:jc w:val="left"/>
+            </w:pPr>
             <w:r>
               <w:rPr>
+                <w:rFonts w:ascii="Calibri" w:hAnsi="Calibri"/>
                 <w:sz w:val="18"/>
               </w:rPr>
               <w:t>mes=05</w:t>
@@ -6169,7 +1768,7 @@
         </w:tc>
         <w:tc>
           <w:tcPr>
-            <w:tcW w:w="3360" w:type="dxa"/>
+            <w:tcW w:type="dxa" w:w="3360"/>
             <w:shd w:val="clear" w:color="auto" w:fill="FFFFFF"/>
           </w:tcPr>
           <w:p>
@@ -6178,6 +1777,7 @@
             </w:pPr>
             <w:r>
               <w:rPr>
+                <w:rFonts w:ascii="Calibri" w:hAnsi="Calibri"/>
                 <w:sz w:val="18"/>
               </w:rPr>
               <w:t>asg-2025-05-31.csv</w:t>
@@ -6186,7 +1786,7 @@
         </w:tc>
         <w:tc>
           <w:tcPr>
-            <w:tcW w:w="3360" w:type="dxa"/>
+            <w:tcW w:type="dxa" w:w="3360"/>
             <w:shd w:val="clear" w:color="auto" w:fill="FFFFFF"/>
           </w:tcPr>
           <w:p>
@@ -6195,6 +1795,7 @@
             </w:pPr>
             <w:r>
               <w:rPr>
+                <w:rFonts w:ascii="Calibri" w:hAnsi="Calibri"/>
                 <w:sz w:val="18"/>
               </w:rPr>
               <w:t>383,776,233</w:t>
@@ -6203,17 +1804,18 @@
         </w:tc>
       </w:tr>
       <w:tr>
-        <w:trPr>
-          <w:jc w:val="center"/>
-        </w:trPr>
         <w:tc>
           <w:tcPr>
-            <w:tcW w:w="3360" w:type="dxa"/>
+            <w:tcW w:type="dxa" w:w="3360"/>
             <w:shd w:val="clear" w:color="auto" w:fill="F2F2F2"/>
           </w:tcPr>
           <w:p>
+            <w:pPr>
+              <w:jc w:val="left"/>
+            </w:pPr>
             <w:r>
               <w:rPr>
+                <w:rFonts w:ascii="Calibri" w:hAnsi="Calibri"/>
                 <w:sz w:val="18"/>
               </w:rPr>
               <w:t>mes=06</w:t>
@@ -6222,7 +1824,7 @@
         </w:tc>
         <w:tc>
           <w:tcPr>
-            <w:tcW w:w="3360" w:type="dxa"/>
+            <w:tcW w:type="dxa" w:w="3360"/>
             <w:shd w:val="clear" w:color="auto" w:fill="F2F2F2"/>
           </w:tcPr>
           <w:p>
@@ -6231,6 +1833,7 @@
             </w:pPr>
             <w:r>
               <w:rPr>
+                <w:rFonts w:ascii="Calibri" w:hAnsi="Calibri"/>
                 <w:sz w:val="18"/>
               </w:rPr>
               <w:t>asg-2025-06-30.csv</w:t>
@@ -6239,7 +1842,7 @@
         </w:tc>
         <w:tc>
           <w:tcPr>
-            <w:tcW w:w="3360" w:type="dxa"/>
+            <w:tcW w:type="dxa" w:w="3360"/>
             <w:shd w:val="clear" w:color="auto" w:fill="F2F2F2"/>
           </w:tcPr>
           <w:p>
@@ -6248,6 +1851,7 @@
             </w:pPr>
             <w:r>
               <w:rPr>
+                <w:rFonts w:ascii="Calibri" w:hAnsi="Calibri"/>
                 <w:sz w:val="18"/>
               </w:rPr>
               <w:t>383,951,720</w:t>
@@ -6259,32 +1863,31 @@
     <w:p>
       <w:pPr>
         <w:spacing w:before="40" w:after="160"/>
-        <w:rPr>
-          <w:lang w:val="es-MX"/>
-        </w:rPr>
+        <w:jc w:val="left"/>
       </w:pPr>
       <w:r>
         <w:rPr>
+          <w:rFonts w:ascii="Calibri" w:hAnsi="Calibri"/>
+          <w:b w:val="0"/>
           <w:i/>
           <w:color w:val="404040"/>
           <w:sz w:val="18"/>
-          <w:lang w:val="es-MX"/>
         </w:rPr>
         <w:t>Tabla 1. Estructura de particionado: un archivo por mes en su subdirectorio HDFS correspondiente.</w:t>
       </w:r>
     </w:p>
     <w:p>
       <w:pPr>
-        <w:spacing w:before="160"/>
-        <w:rPr>
-          <w:lang w:val="es-MX"/>
-        </w:rPr>
+        <w:spacing w:before="160" w:after="80"/>
+        <w:jc w:val="left"/>
       </w:pPr>
       <w:r>
         <w:rPr>
+          <w:rFonts w:ascii="Calibri" w:hAnsi="Calibri"/>
           <w:b/>
+          <w:i w:val="0"/>
           <w:color w:val="1F497D"/>
-          <w:lang w:val="es-MX"/>
+          <w:sz w:val="22"/>
         </w:rPr>
         <w:t>Tabla 2 — Asegurados por entidad federativa, marzo 2025 (top 10)</w:t>
       </w:r>
@@ -6292,23 +1895,20 @@
     <w:tbl>
       <w:tblPr>
         <w:tblStyle w:val="TableGrid"/>
-        <w:tblW w:w="0" w:type="auto"/>
+        <w:tblW w:type="auto" w:w="0"/>
         <w:jc w:val="center"/>
-        <w:tblLook w:val="04A0" w:firstRow="1" w:lastRow="0" w:firstColumn="1" w:lastColumn="0" w:noHBand="0" w:noVBand="1"/>
+        <w:tblLook w:firstColumn="1" w:firstRow="1" w:lastColumn="0" w:lastRow="0" w:noHBand="0" w:noVBand="1" w:val="04A0"/>
       </w:tblPr>
       <w:tblGrid>
-        <w:gridCol w:w="2517"/>
-        <w:gridCol w:w="2517"/>
-        <w:gridCol w:w="2518"/>
-        <w:gridCol w:w="2518"/>
+        <w:gridCol w:w="2520"/>
+        <w:gridCol w:w="2520"/>
+        <w:gridCol w:w="2520"/>
+        <w:gridCol w:w="2520"/>
       </w:tblGrid>
       <w:tr>
-        <w:trPr>
-          <w:jc w:val="center"/>
-        </w:trPr>
         <w:tc>
           <w:tcPr>
-            <w:tcW w:w="2520" w:type="dxa"/>
+            <w:tcW w:type="dxa" w:w="2520"/>
             <w:shd w:val="clear" w:color="auto" w:fill="1F497D"/>
           </w:tcPr>
           <w:p>
@@ -6317,6 +1917,7 @@
             </w:pPr>
             <w:r>
               <w:rPr>
+                <w:rFonts w:ascii="Calibri" w:hAnsi="Calibri"/>
                 <w:b/>
                 <w:color w:val="FFFFFF"/>
                 <w:sz w:val="18"/>
@@ -6327,7 +1928,7 @@
         </w:tc>
         <w:tc>
           <w:tcPr>
-            <w:tcW w:w="2520" w:type="dxa"/>
+            <w:tcW w:type="dxa" w:w="2520"/>
             <w:shd w:val="clear" w:color="auto" w:fill="1F497D"/>
           </w:tcPr>
           <w:p>
@@ -6336,6 +1937,7 @@
             </w:pPr>
             <w:r>
               <w:rPr>
+                <w:rFonts w:ascii="Calibri" w:hAnsi="Calibri"/>
                 <w:b/>
                 <w:color w:val="FFFFFF"/>
                 <w:sz w:val="18"/>
@@ -6346,7 +1948,7 @@
         </w:tc>
         <w:tc>
           <w:tcPr>
-            <w:tcW w:w="2520" w:type="dxa"/>
+            <w:tcW w:type="dxa" w:w="2520"/>
             <w:shd w:val="clear" w:color="auto" w:fill="1F497D"/>
           </w:tcPr>
           <w:p>
@@ -6355,6 +1957,7 @@
             </w:pPr>
             <w:r>
               <w:rPr>
+                <w:rFonts w:ascii="Calibri" w:hAnsi="Calibri"/>
                 <w:b/>
                 <w:color w:val="FFFFFF"/>
                 <w:sz w:val="18"/>
@@ -6365,7 +1968,7 @@
         </w:tc>
         <w:tc>
           <w:tcPr>
-            <w:tcW w:w="2520" w:type="dxa"/>
+            <w:tcW w:type="dxa" w:w="2520"/>
             <w:shd w:val="clear" w:color="auto" w:fill="1F497D"/>
           </w:tcPr>
           <w:p>
@@ -6374,6 +1977,7 @@
             </w:pPr>
             <w:r>
               <w:rPr>
+                <w:rFonts w:ascii="Calibri" w:hAnsi="Calibri"/>
                 <w:b/>
                 <w:color w:val="FFFFFF"/>
                 <w:sz w:val="18"/>
@@ -6384,17 +1988,18 @@
         </w:tc>
       </w:tr>
       <w:tr>
-        <w:trPr>
-          <w:jc w:val="center"/>
-        </w:trPr>
         <w:tc>
           <w:tcPr>
-            <w:tcW w:w="2520" w:type="dxa"/>
+            <w:tcW w:type="dxa" w:w="2520"/>
             <w:shd w:val="clear" w:color="auto" w:fill="FFFFFF"/>
           </w:tcPr>
           <w:p>
+            <w:pPr>
+              <w:jc w:val="left"/>
+            </w:pPr>
             <w:r>
               <w:rPr>
+                <w:rFonts w:ascii="Calibri" w:hAnsi="Calibri"/>
                 <w:sz w:val="18"/>
               </w:rPr>
               <w:t>1</w:t>
@@ -6403,7 +2008,7 @@
         </w:tc>
         <w:tc>
           <w:tcPr>
-            <w:tcW w:w="2520" w:type="dxa"/>
+            <w:tcW w:type="dxa" w:w="2520"/>
             <w:shd w:val="clear" w:color="auto" w:fill="FFFFFF"/>
           </w:tcPr>
           <w:p>
@@ -6412,6 +2017,7 @@
             </w:pPr>
             <w:r>
               <w:rPr>
+                <w:rFonts w:ascii="Calibri" w:hAnsi="Calibri"/>
                 <w:sz w:val="18"/>
               </w:rPr>
               <w:t>9</w:t>
@@ -6420,7 +2026,7 @@
         </w:tc>
         <w:tc>
           <w:tcPr>
-            <w:tcW w:w="2520" w:type="dxa"/>
+            <w:tcW w:type="dxa" w:w="2520"/>
             <w:shd w:val="clear" w:color="auto" w:fill="FFFFFF"/>
           </w:tcPr>
           <w:p>
@@ -6429,6 +2035,7 @@
             </w:pPr>
             <w:r>
               <w:rPr>
+                <w:rFonts w:ascii="Calibri" w:hAnsi="Calibri"/>
                 <w:sz w:val="18"/>
               </w:rPr>
               <w:t>Ciudad de México</w:t>
@@ -6437,7 +2044,7 @@
         </w:tc>
         <w:tc>
           <w:tcPr>
-            <w:tcW w:w="2520" w:type="dxa"/>
+            <w:tcW w:type="dxa" w:w="2520"/>
             <w:shd w:val="clear" w:color="auto" w:fill="FFFFFF"/>
           </w:tcPr>
           <w:p>
@@ -6446,6 +2053,7 @@
             </w:pPr>
             <w:r>
               <w:rPr>
+                <w:rFonts w:ascii="Calibri" w:hAnsi="Calibri"/>
                 <w:sz w:val="18"/>
               </w:rPr>
               <w:t>4,787,763</w:t>
@@ -6454,17 +2062,18 @@
         </w:tc>
       </w:tr>
       <w:tr>
-        <w:trPr>
-          <w:jc w:val="center"/>
-        </w:trPr>
         <w:tc>
           <w:tcPr>
-            <w:tcW w:w="2520" w:type="dxa"/>
+            <w:tcW w:type="dxa" w:w="2520"/>
             <w:shd w:val="clear" w:color="auto" w:fill="F2F2F2"/>
           </w:tcPr>
           <w:p>
+            <w:pPr>
+              <w:jc w:val="left"/>
+            </w:pPr>
             <w:r>
               <w:rPr>
+                <w:rFonts w:ascii="Calibri" w:hAnsi="Calibri"/>
                 <w:sz w:val="18"/>
               </w:rPr>
               <w:t>2</w:t>
@@ -6473,7 +2082,7 @@
         </w:tc>
         <w:tc>
           <w:tcPr>
-            <w:tcW w:w="2520" w:type="dxa"/>
+            <w:tcW w:type="dxa" w:w="2520"/>
             <w:shd w:val="clear" w:color="auto" w:fill="F2F2F2"/>
           </w:tcPr>
           <w:p>
@@ -6482,6 +2091,7 @@
             </w:pPr>
             <w:r>
               <w:rPr>
+                <w:rFonts w:ascii="Calibri" w:hAnsi="Calibri"/>
                 <w:sz w:val="18"/>
               </w:rPr>
               <w:t>15</w:t>
@@ -6490,7 +2100,7 @@
         </w:tc>
         <w:tc>
           <w:tcPr>
-            <w:tcW w:w="2520" w:type="dxa"/>
+            <w:tcW w:type="dxa" w:w="2520"/>
             <w:shd w:val="clear" w:color="auto" w:fill="F2F2F2"/>
           </w:tcPr>
           <w:p>
@@ -6499,6 +2109,7 @@
             </w:pPr>
             <w:r>
               <w:rPr>
+                <w:rFonts w:ascii="Calibri" w:hAnsi="Calibri"/>
                 <w:sz w:val="18"/>
               </w:rPr>
               <w:t>Estado de México</w:t>
@@ -6507,7 +2118,7 @@
         </w:tc>
         <w:tc>
           <w:tcPr>
-            <w:tcW w:w="2520" w:type="dxa"/>
+            <w:tcW w:type="dxa" w:w="2520"/>
             <w:shd w:val="clear" w:color="auto" w:fill="F2F2F2"/>
           </w:tcPr>
           <w:p>
@@ -6516,6 +2127,7 @@
             </w:pPr>
             <w:r>
               <w:rPr>
+                <w:rFonts w:ascii="Calibri" w:hAnsi="Calibri"/>
                 <w:sz w:val="18"/>
               </w:rPr>
               <w:t>2,906,089</w:t>
@@ -6524,17 +2136,18 @@
         </w:tc>
       </w:tr>
       <w:tr>
-        <w:trPr>
-          <w:jc w:val="center"/>
-        </w:trPr>
         <w:tc>
           <w:tcPr>
-            <w:tcW w:w="2520" w:type="dxa"/>
+            <w:tcW w:type="dxa" w:w="2520"/>
             <w:shd w:val="clear" w:color="auto" w:fill="FFFFFF"/>
           </w:tcPr>
           <w:p>
+            <w:pPr>
+              <w:jc w:val="left"/>
+            </w:pPr>
             <w:r>
               <w:rPr>
+                <w:rFonts w:ascii="Calibri" w:hAnsi="Calibri"/>
                 <w:sz w:val="18"/>
               </w:rPr>
               <w:t>3</w:t>
@@ -6543,7 +2156,7 @@
         </w:tc>
         <w:tc>
           <w:tcPr>
-            <w:tcW w:w="2520" w:type="dxa"/>
+            <w:tcW w:type="dxa" w:w="2520"/>
             <w:shd w:val="clear" w:color="auto" w:fill="FFFFFF"/>
           </w:tcPr>
           <w:p>
@@ -6552,6 +2165,7 @@
             </w:pPr>
             <w:r>
               <w:rPr>
+                <w:rFonts w:ascii="Calibri" w:hAnsi="Calibri"/>
                 <w:sz w:val="18"/>
               </w:rPr>
               <w:t>14</w:t>
@@ -6560,7 +2174,7 @@
         </w:tc>
         <w:tc>
           <w:tcPr>
-            <w:tcW w:w="2520" w:type="dxa"/>
+            <w:tcW w:type="dxa" w:w="2520"/>
             <w:shd w:val="clear" w:color="auto" w:fill="FFFFFF"/>
           </w:tcPr>
           <w:p>
@@ -6569,6 +2183,7 @@
             </w:pPr>
             <w:r>
               <w:rPr>
+                <w:rFonts w:ascii="Calibri" w:hAnsi="Calibri"/>
                 <w:sz w:val="18"/>
               </w:rPr>
               <w:t>Jalisco</w:t>
@@ -6577,7 +2192,7 @@
         </w:tc>
         <w:tc>
           <w:tcPr>
-            <w:tcW w:w="2520" w:type="dxa"/>
+            <w:tcW w:type="dxa" w:w="2520"/>
             <w:shd w:val="clear" w:color="auto" w:fill="FFFFFF"/>
           </w:tcPr>
           <w:p>
@@ -6586,6 +2201,7 @@
             </w:pPr>
             <w:r>
               <w:rPr>
+                <w:rFonts w:ascii="Calibri" w:hAnsi="Calibri"/>
                 <w:sz w:val="18"/>
               </w:rPr>
               <w:t>2,673,316</w:t>
@@ -6594,17 +2210,18 @@
         </w:tc>
       </w:tr>
       <w:tr>
-        <w:trPr>
-          <w:jc w:val="center"/>
-        </w:trPr>
         <w:tc>
           <w:tcPr>
-            <w:tcW w:w="2520" w:type="dxa"/>
+            <w:tcW w:type="dxa" w:w="2520"/>
             <w:shd w:val="clear" w:color="auto" w:fill="F2F2F2"/>
           </w:tcPr>
           <w:p>
+            <w:pPr>
+              <w:jc w:val="left"/>
+            </w:pPr>
             <w:r>
               <w:rPr>
+                <w:rFonts w:ascii="Calibri" w:hAnsi="Calibri"/>
                 <w:sz w:val="18"/>
               </w:rPr>
               <w:t>4</w:t>
@@ -6613,7 +2230,7 @@
         </w:tc>
         <w:tc>
           <w:tcPr>
-            <w:tcW w:w="2520" w:type="dxa"/>
+            <w:tcW w:type="dxa" w:w="2520"/>
             <w:shd w:val="clear" w:color="auto" w:fill="F2F2F2"/>
           </w:tcPr>
           <w:p>
@@ -6622,6 +2239,7 @@
             </w:pPr>
             <w:r>
               <w:rPr>
+                <w:rFonts w:ascii="Calibri" w:hAnsi="Calibri"/>
                 <w:sz w:val="18"/>
               </w:rPr>
               <w:t>19</w:t>
@@ -6630,7 +2248,7 @@
         </w:tc>
         <w:tc>
           <w:tcPr>
-            <w:tcW w:w="2520" w:type="dxa"/>
+            <w:tcW w:type="dxa" w:w="2520"/>
             <w:shd w:val="clear" w:color="auto" w:fill="F2F2F2"/>
           </w:tcPr>
           <w:p>
@@ -6639,6 +2257,7 @@
             </w:pPr>
             <w:r>
               <w:rPr>
+                <w:rFonts w:ascii="Calibri" w:hAnsi="Calibri"/>
                 <w:sz w:val="18"/>
               </w:rPr>
               <w:t>Nuevo León</w:t>
@@ -6647,7 +2266,7 @@
         </w:tc>
         <w:tc>
           <w:tcPr>
-            <w:tcW w:w="2520" w:type="dxa"/>
+            <w:tcW w:type="dxa" w:w="2520"/>
             <w:shd w:val="clear" w:color="auto" w:fill="F2F2F2"/>
           </w:tcPr>
           <w:p>
@@ -6656,6 +2275,7 @@
             </w:pPr>
             <w:r>
               <w:rPr>
+                <w:rFonts w:ascii="Calibri" w:hAnsi="Calibri"/>
                 <w:sz w:val="18"/>
               </w:rPr>
               <w:t>2,218,222</w:t>
@@ -6664,27 +2284,27 @@
         </w:tc>
       </w:tr>
       <w:tr>
-        <w:trPr>
-          <w:jc w:val="center"/>
-        </w:trPr>
         <w:tc>
           <w:tcPr>
-            <w:tcW w:w="2520" w:type="dxa"/>
+            <w:tcW w:type="dxa" w:w="2520"/>
             <w:shd w:val="clear" w:color="auto" w:fill="FFFFFF"/>
           </w:tcPr>
           <w:p>
+            <w:pPr>
+              <w:jc w:val="left"/>
+            </w:pPr>
             <w:r>
               <w:rPr>
+                <w:rFonts w:ascii="Calibri" w:hAnsi="Calibri"/>
                 <w:sz w:val="18"/>
               </w:rPr>
-              <w:lastRenderedPageBreak/>
               <w:t>5</w:t>
             </w:r>
           </w:p>
         </w:tc>
         <w:tc>
           <w:tcPr>
-            <w:tcW w:w="2520" w:type="dxa"/>
+            <w:tcW w:type="dxa" w:w="2520"/>
             <w:shd w:val="clear" w:color="auto" w:fill="FFFFFF"/>
           </w:tcPr>
           <w:p>
@@ -6693,6 +2313,7 @@
             </w:pPr>
             <w:r>
               <w:rPr>
+                <w:rFonts w:ascii="Calibri" w:hAnsi="Calibri"/>
                 <w:sz w:val="18"/>
               </w:rPr>
               <w:t>11</w:t>
@@ -6701,7 +2322,7 @@
         </w:tc>
         <w:tc>
           <w:tcPr>
-            <w:tcW w:w="2520" w:type="dxa"/>
+            <w:tcW w:type="dxa" w:w="2520"/>
             <w:shd w:val="clear" w:color="auto" w:fill="FFFFFF"/>
           </w:tcPr>
           <w:p>
@@ -6710,6 +2331,7 @@
             </w:pPr>
             <w:r>
               <w:rPr>
+                <w:rFonts w:ascii="Calibri" w:hAnsi="Calibri"/>
                 <w:sz w:val="18"/>
               </w:rPr>
               <w:t>Guanajuato</w:t>
@@ -6718,7 +2340,7 @@
         </w:tc>
         <w:tc>
           <w:tcPr>
-            <w:tcW w:w="2520" w:type="dxa"/>
+            <w:tcW w:type="dxa" w:w="2520"/>
             <w:shd w:val="clear" w:color="auto" w:fill="FFFFFF"/>
           </w:tcPr>
           <w:p>
@@ -6727,6 +2349,7 @@
             </w:pPr>
             <w:r>
               <w:rPr>
+                <w:rFonts w:ascii="Calibri" w:hAnsi="Calibri"/>
                 <w:sz w:val="18"/>
               </w:rPr>
               <w:t>1,419,876</w:t>
@@ -6735,17 +2358,18 @@
         </w:tc>
       </w:tr>
       <w:tr>
-        <w:trPr>
-          <w:jc w:val="center"/>
-        </w:trPr>
         <w:tc>
           <w:tcPr>
-            <w:tcW w:w="2520" w:type="dxa"/>
+            <w:tcW w:type="dxa" w:w="2520"/>
             <w:shd w:val="clear" w:color="auto" w:fill="F2F2F2"/>
           </w:tcPr>
           <w:p>
+            <w:pPr>
+              <w:jc w:val="left"/>
+            </w:pPr>
             <w:r>
               <w:rPr>
+                <w:rFonts w:ascii="Calibri" w:hAnsi="Calibri"/>
                 <w:sz w:val="18"/>
               </w:rPr>
               <w:t>6</w:t>
@@ -6754,7 +2378,7 @@
         </w:tc>
         <w:tc>
           <w:tcPr>
-            <w:tcW w:w="2520" w:type="dxa"/>
+            <w:tcW w:type="dxa" w:w="2520"/>
             <w:shd w:val="clear" w:color="auto" w:fill="F2F2F2"/>
           </w:tcPr>
           <w:p>
@@ -6763,6 +2387,7 @@
             </w:pPr>
             <w:r>
               <w:rPr>
+                <w:rFonts w:ascii="Calibri" w:hAnsi="Calibri"/>
                 <w:sz w:val="18"/>
               </w:rPr>
               <w:t>30</w:t>
@@ -6771,7 +2396,7 @@
         </w:tc>
         <w:tc>
           <w:tcPr>
-            <w:tcW w:w="2520" w:type="dxa"/>
+            <w:tcW w:type="dxa" w:w="2520"/>
             <w:shd w:val="clear" w:color="auto" w:fill="F2F2F2"/>
           </w:tcPr>
           <w:p>
@@ -6780,6 +2405,7 @@
             </w:pPr>
             <w:r>
               <w:rPr>
+                <w:rFonts w:ascii="Calibri" w:hAnsi="Calibri"/>
                 <w:sz w:val="18"/>
               </w:rPr>
               <w:t>Veracruz</w:t>
@@ -6788,7 +2414,7 @@
         </w:tc>
         <w:tc>
           <w:tcPr>
-            <w:tcW w:w="2520" w:type="dxa"/>
+            <w:tcW w:type="dxa" w:w="2520"/>
             <w:shd w:val="clear" w:color="auto" w:fill="F2F2F2"/>
           </w:tcPr>
           <w:p>
@@ -6797,6 +2423,7 @@
             </w:pPr>
             <w:r>
               <w:rPr>
+                <w:rFonts w:ascii="Calibri" w:hAnsi="Calibri"/>
                 <w:sz w:val="18"/>
               </w:rPr>
               <w:t>1,243,637</w:t>
@@ -6805,17 +2432,18 @@
         </w:tc>
       </w:tr>
       <w:tr>
-        <w:trPr>
-          <w:jc w:val="center"/>
-        </w:trPr>
         <w:tc>
           <w:tcPr>
-            <w:tcW w:w="2520" w:type="dxa"/>
+            <w:tcW w:type="dxa" w:w="2520"/>
             <w:shd w:val="clear" w:color="auto" w:fill="FFFFFF"/>
           </w:tcPr>
           <w:p>
+            <w:pPr>
+              <w:jc w:val="left"/>
+            </w:pPr>
             <w:r>
               <w:rPr>
+                <w:rFonts w:ascii="Calibri" w:hAnsi="Calibri"/>
                 <w:sz w:val="18"/>
               </w:rPr>
               <w:t>7</w:t>
@@ -6824,7 +2452,7 @@
         </w:tc>
         <w:tc>
           <w:tcPr>
-            <w:tcW w:w="2520" w:type="dxa"/>
+            <w:tcW w:type="dxa" w:w="2520"/>
             <w:shd w:val="clear" w:color="auto" w:fill="FFFFFF"/>
           </w:tcPr>
           <w:p>
@@ -6833,6 +2461,7 @@
             </w:pPr>
             <w:r>
               <w:rPr>
+                <w:rFonts w:ascii="Calibri" w:hAnsi="Calibri"/>
                 <w:sz w:val="18"/>
               </w:rPr>
               <w:t>2</w:t>
@@ -6841,7 +2470,7 @@
         </w:tc>
         <w:tc>
           <w:tcPr>
-            <w:tcW w:w="2520" w:type="dxa"/>
+            <w:tcW w:type="dxa" w:w="2520"/>
             <w:shd w:val="clear" w:color="auto" w:fill="FFFFFF"/>
           </w:tcPr>
           <w:p>
@@ -6850,6 +2479,7 @@
             </w:pPr>
             <w:r>
               <w:rPr>
+                <w:rFonts w:ascii="Calibri" w:hAnsi="Calibri"/>
                 <w:sz w:val="18"/>
               </w:rPr>
               <w:t>Baja California</w:t>
@@ -6858,7 +2488,7 @@
         </w:tc>
         <w:tc>
           <w:tcPr>
-            <w:tcW w:w="2520" w:type="dxa"/>
+            <w:tcW w:type="dxa" w:w="2520"/>
             <w:shd w:val="clear" w:color="auto" w:fill="FFFFFF"/>
           </w:tcPr>
           <w:p>
@@ -6867,6 +2497,7 @@
             </w:pPr>
             <w:r>
               <w:rPr>
+                <w:rFonts w:ascii="Calibri" w:hAnsi="Calibri"/>
                 <w:sz w:val="18"/>
               </w:rPr>
               <w:t>1,223,245</w:t>
@@ -6875,17 +2506,18 @@
         </w:tc>
       </w:tr>
       <w:tr>
-        <w:trPr>
-          <w:jc w:val="center"/>
-        </w:trPr>
         <w:tc>
           <w:tcPr>
-            <w:tcW w:w="2520" w:type="dxa"/>
+            <w:tcW w:type="dxa" w:w="2520"/>
             <w:shd w:val="clear" w:color="auto" w:fill="F2F2F2"/>
           </w:tcPr>
           <w:p>
+            <w:pPr>
+              <w:jc w:val="left"/>
+            </w:pPr>
             <w:r>
               <w:rPr>
+                <w:rFonts w:ascii="Calibri" w:hAnsi="Calibri"/>
                 <w:sz w:val="18"/>
               </w:rPr>
               <w:t>8</w:t>
@@ -6894,7 +2526,7 @@
         </w:tc>
         <w:tc>
           <w:tcPr>
-            <w:tcW w:w="2520" w:type="dxa"/>
+            <w:tcW w:type="dxa" w:w="2520"/>
             <w:shd w:val="clear" w:color="auto" w:fill="F2F2F2"/>
           </w:tcPr>
           <w:p>
@@ -6903,6 +2535,7 @@
             </w:pPr>
             <w:r>
               <w:rPr>
+                <w:rFonts w:ascii="Calibri" w:hAnsi="Calibri"/>
                 <w:sz w:val="18"/>
               </w:rPr>
               <w:t>8</w:t>
@@ -6911,7 +2544,7 @@
         </w:tc>
         <w:tc>
           <w:tcPr>
-            <w:tcW w:w="2520" w:type="dxa"/>
+            <w:tcW w:type="dxa" w:w="2520"/>
             <w:shd w:val="clear" w:color="auto" w:fill="F2F2F2"/>
           </w:tcPr>
           <w:p>
@@ -6920,6 +2553,7 @@
             </w:pPr>
             <w:r>
               <w:rPr>
+                <w:rFonts w:ascii="Calibri" w:hAnsi="Calibri"/>
                 <w:sz w:val="18"/>
               </w:rPr>
               <w:t>Chihuahua</w:t>
@@ -6928,7 +2562,7 @@
         </w:tc>
         <w:tc>
           <w:tcPr>
-            <w:tcW w:w="2520" w:type="dxa"/>
+            <w:tcW w:type="dxa" w:w="2520"/>
             <w:shd w:val="clear" w:color="auto" w:fill="F2F2F2"/>
           </w:tcPr>
           <w:p>
@@ -6937,6 +2571,7 @@
             </w:pPr>
             <w:r>
               <w:rPr>
+                <w:rFonts w:ascii="Calibri" w:hAnsi="Calibri"/>
                 <w:sz w:val="18"/>
               </w:rPr>
               <w:t>1,194,937</w:t>
@@ -6945,17 +2580,18 @@
         </w:tc>
       </w:tr>
       <w:tr>
-        <w:trPr>
-          <w:jc w:val="center"/>
-        </w:trPr>
         <w:tc>
           <w:tcPr>
-            <w:tcW w:w="2520" w:type="dxa"/>
+            <w:tcW w:type="dxa" w:w="2520"/>
             <w:shd w:val="clear" w:color="auto" w:fill="FFFFFF"/>
           </w:tcPr>
           <w:p>
+            <w:pPr>
+              <w:jc w:val="left"/>
+            </w:pPr>
             <w:r>
               <w:rPr>
+                <w:rFonts w:ascii="Calibri" w:hAnsi="Calibri"/>
                 <w:sz w:val="18"/>
               </w:rPr>
               <w:t>9</w:t>
@@ -6964,7 +2600,7 @@
         </w:tc>
         <w:tc>
           <w:tcPr>
-            <w:tcW w:w="2520" w:type="dxa"/>
+            <w:tcW w:type="dxa" w:w="2520"/>
             <w:shd w:val="clear" w:color="auto" w:fill="FFFFFF"/>
           </w:tcPr>
           <w:p>
@@ -6973,6 +2609,7 @@
             </w:pPr>
             <w:r>
               <w:rPr>
+                <w:rFonts w:ascii="Calibri" w:hAnsi="Calibri"/>
                 <w:sz w:val="18"/>
               </w:rPr>
               <w:t>21</w:t>
@@ -6981,7 +2618,7 @@
         </w:tc>
         <w:tc>
           <w:tcPr>
-            <w:tcW w:w="2520" w:type="dxa"/>
+            <w:tcW w:type="dxa" w:w="2520"/>
             <w:shd w:val="clear" w:color="auto" w:fill="FFFFFF"/>
           </w:tcPr>
           <w:p>
@@ -6990,6 +2627,7 @@
             </w:pPr>
             <w:r>
               <w:rPr>
+                <w:rFonts w:ascii="Calibri" w:hAnsi="Calibri"/>
                 <w:sz w:val="18"/>
               </w:rPr>
               <w:t>Puebla</w:t>
@@ -6998,7 +2636,7 @@
         </w:tc>
         <w:tc>
           <w:tcPr>
-            <w:tcW w:w="2520" w:type="dxa"/>
+            <w:tcW w:type="dxa" w:w="2520"/>
             <w:shd w:val="clear" w:color="auto" w:fill="FFFFFF"/>
           </w:tcPr>
           <w:p>
@@ -7007,6 +2645,7 @@
             </w:pPr>
             <w:r>
               <w:rPr>
+                <w:rFonts w:ascii="Calibri" w:hAnsi="Calibri"/>
                 <w:sz w:val="18"/>
               </w:rPr>
               <w:t>1,154,123</w:t>
@@ -7015,17 +2654,18 @@
         </w:tc>
       </w:tr>
       <w:tr>
-        <w:trPr>
-          <w:jc w:val="center"/>
-        </w:trPr>
         <w:tc>
           <w:tcPr>
-            <w:tcW w:w="2520" w:type="dxa"/>
+            <w:tcW w:type="dxa" w:w="2520"/>
             <w:shd w:val="clear" w:color="auto" w:fill="F2F2F2"/>
           </w:tcPr>
           <w:p>
+            <w:pPr>
+              <w:jc w:val="left"/>
+            </w:pPr>
             <w:r>
               <w:rPr>
+                <w:rFonts w:ascii="Calibri" w:hAnsi="Calibri"/>
                 <w:sz w:val="18"/>
               </w:rPr>
               <w:t>10</w:t>
@@ -7034,7 +2674,7 @@
         </w:tc>
         <w:tc>
           <w:tcPr>
-            <w:tcW w:w="2520" w:type="dxa"/>
+            <w:tcW w:type="dxa" w:w="2520"/>
             <w:shd w:val="clear" w:color="auto" w:fill="F2F2F2"/>
           </w:tcPr>
           <w:p>
@@ -7043,6 +2683,7 @@
             </w:pPr>
             <w:r>
               <w:rPr>
+                <w:rFonts w:ascii="Calibri" w:hAnsi="Calibri"/>
                 <w:sz w:val="18"/>
               </w:rPr>
               <w:t>5</w:t>
@@ -7051,7 +2692,7 @@
         </w:tc>
         <w:tc>
           <w:tcPr>
-            <w:tcW w:w="2520" w:type="dxa"/>
+            <w:tcW w:type="dxa" w:w="2520"/>
             <w:shd w:val="clear" w:color="auto" w:fill="F2F2F2"/>
           </w:tcPr>
           <w:p>
@@ -7060,6 +2701,7 @@
             </w:pPr>
             <w:r>
               <w:rPr>
+                <w:rFonts w:ascii="Calibri" w:hAnsi="Calibri"/>
                 <w:sz w:val="18"/>
               </w:rPr>
               <w:t>Coahuila</w:t>
@@ -7068,7 +2710,7 @@
         </w:tc>
         <w:tc>
           <w:tcPr>
-            <w:tcW w:w="2520" w:type="dxa"/>
+            <w:tcW w:type="dxa" w:w="2520"/>
             <w:shd w:val="clear" w:color="auto" w:fill="F2F2F2"/>
           </w:tcPr>
           <w:p>
@@ -7077,6 +2719,7 @@
             </w:pPr>
             <w:r>
               <w:rPr>
+                <w:rFonts w:ascii="Calibri" w:hAnsi="Calibri"/>
                 <w:sz w:val="18"/>
               </w:rPr>
               <w:t>1,007,865</w:t>
@@ -7088,173 +2731,105 @@
     <w:p>
       <w:pPr>
         <w:spacing w:before="40" w:after="160"/>
-        <w:rPr>
-          <w:lang w:val="es-MX"/>
-        </w:rPr>
+        <w:jc w:val="left"/>
       </w:pPr>
       <w:r>
         <w:rPr>
+          <w:rFonts w:ascii="Calibri" w:hAnsi="Calibri"/>
+          <w:b w:val="0"/>
           <w:i/>
           <w:color w:val="404040"/>
           <w:sz w:val="18"/>
-          <w:lang w:val="es-MX"/>
         </w:rPr>
         <w:t>Tabla 2. Top 10 entidades por número de asegurados en marzo 2025. Fuente: IMSS ASG 2025.</w:t>
       </w:r>
     </w:p>
     <w:p>
       <w:pPr>
-        <w:spacing w:after="120"/>
-        <w:rPr>
-          <w:lang w:val="es-MX"/>
-        </w:rPr>
+        <w:spacing w:before="0" w:after="120"/>
+        <w:jc w:val="left"/>
       </w:pPr>
       <w:r>
         <w:rPr>
+          <w:rFonts w:ascii="Calibri" w:hAnsi="Calibri"/>
+          <w:b w:val="0"/>
+          <w:i w:val="0"/>
           <w:sz w:val="20"/>
-          <w:lang w:val="es-MX"/>
         </w:rPr>
         <w:t>Ciudad de México concentra el mayor número de asegurados con 4.8 millones, seguida por Estado de México (2.9M) y Jalisco (2.7M). Las tres entidades representan en conjunto el 39% del total de asegurados a nivel nacional en marzo de 2025, lo que refleja la alta concentración del empleo formal en los principales centros económicos del país.</w:t>
       </w:r>
     </w:p>
     <w:p>
       <w:pPr>
-        <w:spacing w:before="240"/>
-        <w:rPr>
-          <w:lang w:val="es-MX"/>
-        </w:rPr>
+        <w:spacing w:before="240" w:after="80"/>
+        <w:jc w:val="left"/>
       </w:pPr>
       <w:r>
         <w:rPr>
+          <w:rFonts w:ascii="Calibri" w:hAnsi="Calibri"/>
           <w:b/>
+          <w:i w:val="0"/>
           <w:color w:val="1F497D"/>
           <w:sz w:val="26"/>
-          <w:lang w:val="es-MX"/>
         </w:rPr>
         <w:t>4. Conclusiones</w:t>
       </w:r>
     </w:p>
     <w:p>
       <w:pPr>
-        <w:rPr>
-          <w:lang w:val="es-MX"/>
-        </w:rPr>
+        <w:spacing w:before="0" w:after="80"/>
+        <w:jc w:val="left"/>
       </w:pPr>
       <w:r>
         <w:rPr>
+          <w:rFonts w:ascii="Calibri" w:hAnsi="Calibri"/>
+          <w:b w:val="0"/>
+          <w:i w:val="0"/>
           <w:sz w:val="20"/>
-          <w:lang w:val="es-MX"/>
         </w:rPr>
-        <w:t xml:space="preserve">La implementación del particionado por mes sobre la tabla empleo demuestra las ventajas de esta técnica de optimización en </w:t>
-      </w:r>
-      <w:proofErr w:type="spellStart"/>
-      <w:r>
-        <w:rPr>
-          <w:sz w:val="20"/>
-          <w:lang w:val="es-MX"/>
-        </w:rPr>
-        <w:t>Hive</w:t>
-      </w:r>
-      <w:proofErr w:type="spellEnd"/>
-      <w:r>
-        <w:rPr>
-          <w:sz w:val="20"/>
-          <w:lang w:val="es-MX"/>
-        </w:rPr>
-        <w:t>:</w:t>
+        <w:t>La implementación del particionado por mes sobre la tabla empleo demuestra las ventajas de esta técnica de optimización en Hive:</w:t>
       </w:r>
     </w:p>
     <w:p>
       <w:pPr>
         <w:pStyle w:val="ListBullet"/>
-        <w:rPr>
-          <w:lang w:val="es-MX"/>
-        </w:rPr>
+        <w:spacing w:after="80"/>
       </w:pPr>
-      <w:proofErr w:type="spellStart"/>
       <w:r>
         <w:rPr>
+          <w:rFonts w:ascii="Calibri" w:hAnsi="Calibri"/>
           <w:b/>
           <w:color w:val="1F497D"/>
           <w:sz w:val="20"/>
-          <w:lang w:val="es-MX"/>
         </w:rPr>
-        <w:t>Partition</w:t>
-      </w:r>
-      <w:proofErr w:type="spellEnd"/>
-      <w:r>
-        <w:rPr>
-          <w:b/>
-          <w:color w:val="1F497D"/>
-          <w:sz w:val="20"/>
-          <w:lang w:val="es-MX"/>
-        </w:rPr>
-        <w:t xml:space="preserve"> </w:t>
-      </w:r>
-      <w:proofErr w:type="spellStart"/>
-      <w:r>
-        <w:rPr>
-          <w:b/>
-          <w:color w:val="1F497D"/>
-          <w:sz w:val="20"/>
-          <w:lang w:val="es-MX"/>
-        </w:rPr>
-        <w:t>pruning</w:t>
-      </w:r>
-      <w:proofErr w:type="spellEnd"/>
-      <w:r>
-        <w:rPr>
-          <w:b/>
-          <w:color w:val="1F497D"/>
-          <w:sz w:val="20"/>
-          <w:lang w:val="es-MX"/>
-        </w:rPr>
-        <w:t xml:space="preserve"> efectivo. </w:t>
+        <w:t xml:space="preserve">Partition pruning efectivo. </w:t>
       </w:r>
       <w:r>
         <w:rPr>
+          <w:rFonts w:ascii="Calibri" w:hAnsi="Calibri"/>
           <w:sz w:val="20"/>
-          <w:lang w:val="es-MX"/>
         </w:rPr>
-        <w:t xml:space="preserve">Al filtrar por mes='03', </w:t>
-      </w:r>
-      <w:proofErr w:type="spellStart"/>
-      <w:r>
-        <w:rPr>
-          <w:sz w:val="20"/>
-          <w:lang w:val="es-MX"/>
-        </w:rPr>
-        <w:t>Hive</w:t>
-      </w:r>
-      <w:proofErr w:type="spellEnd"/>
-      <w:r>
-        <w:rPr>
-          <w:sz w:val="20"/>
-          <w:lang w:val="es-MX"/>
-        </w:rPr>
-        <w:t xml:space="preserve"> procesa únicamente el archivo de marzo (382 MB) en lugar de los 2.3 GB del semestre completo, reduciendo la lectura de datos en un 83%.</w:t>
+        <w:t>Al filtrar por mes='03', Hive procesa únicamente el archivo de marzo (382 MB) en lugar de los 2.3 GB del semestre completo, reduciendo la lectura de datos en un 83%.</w:t>
       </w:r>
     </w:p>
     <w:p>
       <w:pPr>
         <w:pStyle w:val="ListBullet"/>
-        <w:rPr>
-          <w:lang w:val="es-MX"/>
-        </w:rPr>
+        <w:spacing w:after="80"/>
       </w:pPr>
       <w:r>
         <w:rPr>
+          <w:rFonts w:ascii="Calibri" w:hAnsi="Calibri"/>
           <w:b/>
           <w:color w:val="1F497D"/>
           <w:sz w:val="20"/>
-          <w:lang w:val="es-MX"/>
         </w:rPr>
         <w:t xml:space="preserve">Convención de nombres estándar. </w:t>
       </w:r>
       <w:r>
         <w:rPr>
+          <w:rFonts w:ascii="Calibri" w:hAnsi="Calibri"/>
           <w:sz w:val="20"/>
-          <w:lang w:val="es-MX"/>
         </w:rPr>
         <w:t>El formato mes=NN en los nombres de los subdirectorios permite que MSCK REPAIR TABLE detecte y registre automáticamente las seis particiones sin necesidad de definirlas manualmente con ALTER TABLE.</w:t>
       </w:r>
@@ -7262,74 +2837,43 @@
     <w:p>
       <w:pPr>
         <w:pStyle w:val="ListBullet"/>
-        <w:rPr>
-          <w:lang w:val="es-MX"/>
-        </w:rPr>
+        <w:spacing w:after="80"/>
       </w:pPr>
-      <w:proofErr w:type="spellStart"/>
       <w:r>
         <w:rPr>
+          <w:rFonts w:ascii="Calibri" w:hAnsi="Calibri"/>
           <w:b/>
           <w:color w:val="1F497D"/>
           <w:sz w:val="20"/>
-          <w:lang w:val="es-MX"/>
         </w:rPr>
-        <w:t>Escabilidad</w:t>
-      </w:r>
-      <w:proofErr w:type="spellEnd"/>
-      <w:r>
-        <w:rPr>
-          <w:b/>
-          <w:color w:val="1F497D"/>
-          <w:sz w:val="20"/>
-          <w:lang w:val="es-MX"/>
-        </w:rPr>
-        <w:t xml:space="preserve">. </w:t>
+        <w:t xml:space="preserve">Escabilidad. </w:t>
       </w:r>
       <w:r>
         <w:rPr>
+          <w:rFonts w:ascii="Calibri" w:hAnsi="Calibri"/>
           <w:sz w:val="20"/>
-          <w:lang w:val="es-MX"/>
         </w:rPr>
-        <w:t xml:space="preserve">La estructura particionada facilita agregar nuevos meses sin modificar la definición de la tabla: basta con crear el subdirectorio mes=07/ y ejecutar MSCK REPAIR TABLE para que </w:t>
-      </w:r>
-      <w:proofErr w:type="spellStart"/>
-      <w:r>
-        <w:rPr>
-          <w:sz w:val="20"/>
-          <w:lang w:val="es-MX"/>
-        </w:rPr>
-        <w:t>Hive</w:t>
-      </w:r>
-      <w:proofErr w:type="spellEnd"/>
-      <w:r>
-        <w:rPr>
-          <w:sz w:val="20"/>
-          <w:lang w:val="es-MX"/>
-        </w:rPr>
-        <w:t xml:space="preserve"> lo reconozca.</w:t>
+        <w:t>La estructura particionada facilita agregar nuevos meses sin modificar la definición de la tabla: basta con crear el subdirectorio mes=07/ y ejecutar MSCK REPAIR TABLE para que Hive lo reconozca.</w:t>
       </w:r>
     </w:p>
     <w:p>
       <w:pPr>
         <w:pStyle w:val="ListBullet"/>
-        <w:rPr>
-          <w:lang w:val="es-MX"/>
-        </w:rPr>
+        <w:spacing w:after="80"/>
       </w:pPr>
       <w:r>
         <w:rPr>
+          <w:rFonts w:ascii="Calibri" w:hAnsi="Calibri"/>
           <w:b/>
           <w:color w:val="1F497D"/>
           <w:sz w:val="20"/>
-          <w:lang w:val="es-MX"/>
         </w:rPr>
         <w:t xml:space="preserve">Validación correcta. </w:t>
       </w:r>
       <w:r>
         <w:rPr>
+          <w:rFonts w:ascii="Calibri" w:hAnsi="Calibri"/>
           <w:sz w:val="20"/>
-          <w:lang w:val="es-MX"/>
         </w:rPr>
         <w:t>La consulta de prueba retornó resultados para las 32 entidades federativas de México, confirmando que el particionado, el delimitador pipe y el salto de encabezado están configurados correctamente.</w:t>
       </w:r>
@@ -7337,9 +2881,7 @@
     <w:p>
       <w:pPr>
         <w:spacing w:before="160" w:after="0"/>
-        <w:rPr>
-          <w:lang w:val="es-MX"/>
-        </w:rPr>
+        <w:jc w:val="left"/>
       </w:pPr>
     </w:p>
     <w:sectPr>
